--- a/zht/docx/155.content.docx
+++ b/zht/docx/155.content.docx
@@ -149,7 +149,7 @@
         <w:rPr>
           <w:lang w:val="zh_TW" w:bidi="zh_TW"/>
         </w:rPr>
-        <w:t>xiao</w:t>
+        <w:t>wu</w:t>
       </w:r>
       <w:r>
         <w:rPr>
@@ -212,7 +212,7 @@
         <w:rPr>
           <w:lang w:val="zh_TW" w:bidi="zh_TW"/>
         </w:rPr>
-        <w:t>小錢</w:t>
+        <w:t>烏斯（Huz）</w:t>
       </w:r>
       <w:r>
         <w:rPr>
@@ -231,7 +231,7 @@
         <w:rPr>
           <w:lang w:val="zh_TW" w:bidi="zh_TW"/>
         </w:rPr>
-        <w:t>一種小型青銅幣或銅幣，其價值不到一分錢。</w:t>
+        <w:t>在</w:t>
       </w:r>
       <w:hyperlink r:id="rId13">
         <w:r>
@@ -242,85 +242,14 @@
             <w:color w:val="0000EE"/>
             <w:u w:val="single"/>
           </w:rPr>
-          <w:t>馬可福音十二章42節</w:t>
+          <w:t>創世記二十二章21節</w:t>
         </w:r>
       </w:hyperlink>
       <w:r>
         <w:rPr>
           <w:lang w:val="zh_TW" w:bidi="zh_TW"/>
         </w:rPr>
-        <w:t>中使用了這個詞。</w:t>
-      </w:r>
-      <w:r>
-        <w:rPr>
-          <w:i/>
-          <w:lang w:val="zh_TW" w:bidi="zh_TW"/>
-        </w:rPr>
-        <w:t>參</w:t>
-      </w:r>
-      <w:r>
-        <w:rPr>
-          <w:lang w:val="zh_TW" w:bidi="zh_TW"/>
-        </w:rPr>
-        <w:t xml:space="preserve">： </w:t>
-      </w:r>
-      <w:r>
-        <w:rPr>
-          <w:lang w:val="zh_TW" w:bidi="zh_TW"/>
-        </w:rPr>
-        <w:t>硬幣</w:t>
-      </w:r>
-      <w:r>
-        <w:rPr>
-          <w:lang w:val="zh_TW" w:bidi="zh_TW"/>
-        </w:rPr>
-        <w:t>；</w:t>
-      </w:r>
-      <w:r>
-        <w:rPr>
-          <w:lang w:val="zh_TW" w:bidi="zh_TW"/>
-        </w:rPr>
-        <w:t>金錢</w:t>
-      </w:r>
-      <w:r>
-        <w:rPr>
-          <w:lang w:val="zh_TW" w:bidi="zh_TW"/>
-        </w:rPr>
-        <w:t>。</w:t>
-      </w:r>
-      <w:r>
-        <w:rPr>
-          <w:lang w:val="zh_TW" w:bidi="zh_TW"/>
-        </w:rPr>
-      </w:r>
-      <w:r>
-        <w:rPr>
-          <w:lang w:val="zh_TW" w:bidi="zh_TW"/>
-        </w:rPr>
-      </w:r>
-    </w:p>
-    <w:p>
-      <w:pPr/>
-      <w:r>
-        <w:rPr>
-          <w:lang w:val="zh_TW" w:bidi="zh_TW"/>
-        </w:rPr>
-      </w:r>
-    </w:p>
-    <w:p>
-      <w:pPr>
-        <w:pStyle w:val="Heading2"/>
-      </w:pPr>
-      <w:r>
-        <w:rPr>
-          <w:lang w:val="zh_TW" w:bidi="zh_TW"/>
-        </w:rPr>
-        <w:t>笑</w:t>
-      </w:r>
-      <w:r>
-        <w:rPr>
-          <w:lang w:val="zh_TW" w:bidi="zh_TW"/>
-        </w:rPr>
+        <w:t>中，有些英文譯本將「烏斯（Uz）」譯為「胡斯（Huz）」，指的是拿鶴的兒子烏斯。</w:t>
       </w:r>
     </w:p>
     <w:p>
@@ -332,415 +261,22 @@
       </w:r>
       <w:r>
         <w:rPr>
+          <w:i/>
           <w:lang w:val="zh_TW" w:bidi="zh_TW"/>
         </w:rPr>
-        <w:t>各種情緒的表達。笑能表達極其喜樂的快樂，當環境轉好時也是如此，例如猶大人從被擄歸回的時候（</w:t>
-      </w:r>
-      <w:hyperlink r:id="rId14">
-        <w:r>
-          <w:rPr>
-            <w:lang w:val="zh_TW" w:bidi="zh_TW"/>
-          </w:rPr>
-          <w:rPr>
-            <w:color w:val="0000EE"/>
-            <w:u w:val="single"/>
-          </w:rPr>
-          <w:t>詩126:2</w:t>
-        </w:r>
-      </w:hyperlink>
-      <w:r>
-        <w:rPr>
-          <w:lang w:val="zh_TW" w:bidi="zh_TW"/>
-        </w:rPr>
-        <w:t>）。約伯的一位安慰者也真誠卻又輕易地將這樣的喜樂送給約伯（</w:t>
-      </w:r>
-      <w:hyperlink r:id="rId15">
-        <w:r>
-          <w:rPr>
-            <w:lang w:val="zh_TW" w:bidi="zh_TW"/>
-          </w:rPr>
-          <w:rPr>
-            <w:color w:val="0000EE"/>
-            <w:u w:val="single"/>
-          </w:rPr>
-          <w:t>伯8:21</w:t>
-        </w:r>
-      </w:hyperlink>
-      <w:r>
-        <w:rPr>
-          <w:lang w:val="zh_TW" w:bidi="zh_TW"/>
-        </w:rPr>
-        <w:t>）。為了鼓勵其他人，笑也可以是帶著善意與友善的（</w:t>
-      </w:r>
-      <w:hyperlink r:id="rId16">
-        <w:r>
-          <w:rPr>
-            <w:lang w:val="zh_TW" w:bidi="zh_TW"/>
-          </w:rPr>
-          <w:rPr>
-            <w:color w:val="0000EE"/>
-            <w:u w:val="single"/>
-          </w:rPr>
-          <w:t>29:24</w:t>
-        </w:r>
-      </w:hyperlink>
-      <w:r>
-        <w:rPr>
-          <w:lang w:val="zh_TW" w:bidi="zh_TW"/>
-        </w:rPr>
-        <w:t>）。雖然「哭有時，笑有時」（</w:t>
-      </w:r>
-      <w:hyperlink r:id="rId17">
-        <w:r>
-          <w:rPr>
-            <w:lang w:val="zh_TW" w:bidi="zh_TW"/>
-          </w:rPr>
-          <w:rPr>
-            <w:color w:val="0000EE"/>
-            <w:u w:val="single"/>
-          </w:rPr>
-          <w:t>傳3:4</w:t>
-        </w:r>
-      </w:hyperlink>
-      <w:r>
-        <w:rPr>
-          <w:lang w:val="zh_TW" w:bidi="zh_TW"/>
-        </w:rPr>
-        <w:t>），但傳道者心裡存著疑問：人生不是一件可笑的事，憂愁反而能成為更好的教師（</w:t>
-      </w:r>
-      <w:hyperlink r:id="rId18">
-        <w:r>
-          <w:rPr>
-            <w:lang w:val="zh_TW" w:bidi="zh_TW"/>
-          </w:rPr>
-          <w:rPr>
-            <w:color w:val="0000EE"/>
-            <w:u w:val="single"/>
-          </w:rPr>
-          <w:t>2:2</w:t>
-        </w:r>
-      </w:hyperlink>
-      <w:r>
-        <w:rPr>
-          <w:lang w:val="zh_TW" w:bidi="zh_TW"/>
-        </w:rPr>
-        <w:t>，</w:t>
-      </w:r>
-      <w:hyperlink r:id="rId19">
-        <w:r>
-          <w:rPr>
-            <w:lang w:val="zh_TW" w:bidi="zh_TW"/>
-          </w:rPr>
-          <w:rPr>
-            <w:color w:val="0000EE"/>
-            <w:u w:val="single"/>
-          </w:rPr>
-          <w:t>7:3</w:t>
-        </w:r>
-      </w:hyperlink>
-      <w:r>
-        <w:rPr>
-          <w:lang w:val="zh_TW" w:bidi="zh_TW"/>
-        </w:rPr>
-        <w:t>）。然而，人能夠不把某些事太當真，也是好的。那位預備周全的賢德婦人「想到日後的景況就喜笑」（</w:t>
-      </w:r>
-      <w:hyperlink r:id="rId20">
-        <w:r>
-          <w:rPr>
-            <w:lang w:val="zh_TW" w:bidi="zh_TW"/>
-          </w:rPr>
-          <w:rPr>
-            <w:color w:val="0000EE"/>
-            <w:u w:val="single"/>
-          </w:rPr>
-          <w:t>箴31:25</w:t>
-        </w:r>
-      </w:hyperlink>
-      <w:r>
-        <w:rPr>
-          <w:lang w:val="zh_TW" w:bidi="zh_TW"/>
-        </w:rPr>
-        <w:t>）。約伯也得著了不必擔心爭戰和饑荒的應許（</w:t>
-      </w:r>
-      <w:hyperlink r:id="rId21">
-        <w:r>
-          <w:rPr>
-            <w:lang w:val="zh_TW" w:bidi="zh_TW"/>
-          </w:rPr>
-          <w:rPr>
-            <w:color w:val="0000EE"/>
-            <w:u w:val="single"/>
-          </w:rPr>
-          <w:t>伯5:22</w:t>
-        </w:r>
-      </w:hyperlink>
-      <w:r>
-        <w:rPr>
-          <w:lang w:val="zh_TW" w:bidi="zh_TW"/>
-        </w:rPr>
-        <w:t>；參</w:t>
-      </w:r>
-      <w:hyperlink r:id="rId22">
-        <w:r>
-          <w:rPr>
-            <w:lang w:val="zh_TW" w:bidi="zh_TW"/>
-          </w:rPr>
-          <w:rPr>
-            <w:color w:val="0000EE"/>
-            <w:u w:val="single"/>
-          </w:rPr>
-          <w:t>哈1:9</w:t>
-        </w:r>
-      </w:hyperlink>
-      <w:r>
-        <w:rPr>
-          <w:lang w:val="zh_TW" w:bidi="zh_TW"/>
-        </w:rPr>
-        <w:t>）。</w:t>
-      </w:r>
-    </w:p>
-    <w:p>
-      <w:pPr/>
-      <w:r>
-        <w:rPr>
-          <w:lang w:val="zh_TW" w:bidi="zh_TW"/>
-        </w:rPr>
+        <w:t xml:space="preserve">見 </w:t>
       </w:r>
       <w:r>
         <w:rPr>
           <w:lang w:val="zh_TW" w:bidi="zh_TW"/>
         </w:rPr>
-        <w:t>笑也帶著負面、嘲諷的意味。我們會嘲笑別人，也會笑他們受到羞辱。這個層面在舊約聖經裡特別突出。約伯和耶利米都抱怨自己成了笑柄（</w:t>
-      </w:r>
-      <w:hyperlink r:id="rId23">
-        <w:r>
-          <w:rPr>
-            <w:lang w:val="zh_TW" w:bidi="zh_TW"/>
-          </w:rPr>
-          <w:rPr>
-            <w:color w:val="0000EE"/>
-            <w:u w:val="single"/>
-          </w:rPr>
-          <w:t>伯12:4</w:t>
-        </w:r>
-      </w:hyperlink>
-      <w:r>
-        <w:rPr>
-          <w:lang w:val="zh_TW" w:bidi="zh_TW"/>
-        </w:rPr>
-        <w:t>；</w:t>
-      </w:r>
-      <w:hyperlink r:id="rId24">
-        <w:r>
-          <w:rPr>
-            <w:lang w:val="zh_TW" w:bidi="zh_TW"/>
-          </w:rPr>
-          <w:rPr>
-            <w:color w:val="0000EE"/>
-            <w:u w:val="single"/>
-          </w:rPr>
-          <w:t>耶20:7</w:t>
-        </w:r>
-      </w:hyperlink>
-      <w:r>
-        <w:rPr>
-          <w:lang w:val="zh_TW" w:bidi="zh_TW"/>
-        </w:rPr>
-        <w:t>）。以色列這個民族也抱怨，仇敵在他們的患難中譏笑他們（</w:t>
-      </w:r>
-      <w:hyperlink r:id="rId25">
-        <w:r>
-          <w:rPr>
-            <w:lang w:val="zh_TW" w:bidi="zh_TW"/>
-          </w:rPr>
-          <w:rPr>
-            <w:color w:val="0000EE"/>
-            <w:u w:val="single"/>
-          </w:rPr>
-          <w:t>詩80:6</w:t>
-        </w:r>
-      </w:hyperlink>
-      <w:r>
-        <w:rPr>
-          <w:lang w:val="zh_TW" w:bidi="zh_TW"/>
-        </w:rPr>
-        <w:t>；參</w:t>
-      </w:r>
-      <w:hyperlink r:id="rId26">
-        <w:r>
-          <w:rPr>
-            <w:lang w:val="zh_TW" w:bidi="zh_TW"/>
-          </w:rPr>
-          <w:rPr>
-            <w:color w:val="0000EE"/>
-            <w:u w:val="single"/>
-          </w:rPr>
-          <w:t>代下30:10</w:t>
-        </w:r>
-      </w:hyperlink>
-      <w:r>
-        <w:rPr>
-          <w:lang w:val="zh_TW" w:bidi="zh_TW"/>
-        </w:rPr>
-        <w:t>）。有時這樣的笑確實有其理由。在</w:t>
-      </w:r>
-      <w:hyperlink r:id="rId27">
-        <w:r>
-          <w:rPr>
-            <w:lang w:val="zh_TW" w:bidi="zh_TW"/>
-          </w:rPr>
-          <w:rPr>
-            <w:color w:val="0000EE"/>
-            <w:u w:val="single"/>
-          </w:rPr>
-          <w:t>詩篇五十二篇6節</w:t>
-        </w:r>
-      </w:hyperlink>
-      <w:r>
-        <w:rPr>
-          <w:lang w:val="zh_TW" w:bidi="zh_TW"/>
-        </w:rPr>
-        <w:t>中，義人得著應許：他們終究會笑到最後，而被嘲笑的是那惡人、不信的人——他以為自己可以將神排除在生命之外。在</w:t>
-      </w:r>
-      <w:hyperlink r:id="rId28">
-        <w:r>
-          <w:rPr>
-            <w:lang w:val="zh_TW" w:bidi="zh_TW"/>
-          </w:rPr>
-          <w:rPr>
-            <w:color w:val="0000EE"/>
-            <w:u w:val="single"/>
-          </w:rPr>
-          <w:t>箴言一章26節</w:t>
-        </w:r>
-      </w:hyperlink>
-      <w:r>
-        <w:rPr>
-          <w:lang w:val="zh_TW" w:bidi="zh_TW"/>
-        </w:rPr>
-        <w:t>，擬人化的智慧警告說：她要在那些拒絕聽從她勸告之人的災難中發笑；那會是他們罪有應得的結果。在這個意義上，詩篇有三處將笑描寫為神的反應。神嗤笑那些策劃敵擋他受膏君王的列邦（</w:t>
-      </w:r>
-      <w:hyperlink r:id="rId29">
-        <w:r>
-          <w:rPr>
-            <w:lang w:val="zh_TW" w:bidi="zh_TW"/>
-          </w:rPr>
-          <w:rPr>
-            <w:color w:val="0000EE"/>
-            <w:u w:val="single"/>
-          </w:rPr>
-          <w:t>詩2:4</w:t>
-        </w:r>
-      </w:hyperlink>
-      <w:r>
-        <w:rPr>
-          <w:lang w:val="zh_TW" w:bidi="zh_TW"/>
-        </w:rPr>
-        <w:t>）。他嗤笑惡人，因為他知道他們正走向災禍（</w:t>
-      </w:r>
-      <w:hyperlink r:id="rId30">
-        <w:r>
-          <w:rPr>
-            <w:lang w:val="zh_TW" w:bidi="zh_TW"/>
-          </w:rPr>
-          <w:rPr>
-            <w:color w:val="0000EE"/>
-            <w:u w:val="single"/>
-          </w:rPr>
-          <w:t>37:13</w:t>
-        </w:r>
-      </w:hyperlink>
-      <w:r>
-        <w:rPr>
-          <w:lang w:val="zh_TW" w:bidi="zh_TW"/>
-        </w:rPr>
-        <w:t>）。詩人也邀請神嗤笑他的仇敵（</w:t>
-      </w:r>
-      <w:hyperlink r:id="rId31">
-        <w:r>
-          <w:rPr>
-            <w:lang w:val="zh_TW" w:bidi="zh_TW"/>
-          </w:rPr>
-          <w:rPr>
-            <w:color w:val="0000EE"/>
-            <w:u w:val="single"/>
-          </w:rPr>
-          <w:t>59:8</w:t>
-        </w:r>
-      </w:hyperlink>
-      <w:r>
-        <w:rPr>
-          <w:lang w:val="zh_TW" w:bidi="zh_TW"/>
-        </w:rPr>
-        <w:t>）。這種屬神的笑是用來表達：真理終究必然得勝。</w:t>
-      </w:r>
-    </w:p>
-    <w:p>
-      <w:pPr/>
-      <w:r>
-        <w:rPr>
-          <w:lang w:val="zh_TW" w:bidi="zh_TW"/>
-        </w:rPr>
+        <w:t>烏斯（人物）#2</w:t>
       </w:r>
       <w:r>
         <w:rPr>
           <w:lang w:val="zh_TW" w:bidi="zh_TW"/>
         </w:rPr>
-        <w:t>笑在亞伯拉罕的敘事裡佔有一個特別的位置。它被用在他兒子以撒的名字上；這名字的意思是「他笑」，或「願（神）（向他）微笑」。希伯來的故事喜歡將字詞的意思表達出來，所以人對以撒——這個承載神對族長應許的管道——出生的反應就用笑來描述。這在神學上很重要，因為它往往與信心形成對比。在</w:t>
-      </w:r>
-      <w:hyperlink r:id="rId32">
-        <w:r>
-          <w:rPr>
-            <w:lang w:val="zh_TW" w:bidi="zh_TW"/>
-          </w:rPr>
-          <w:rPr>
-            <w:color w:val="0000EE"/>
-            <w:u w:val="single"/>
-          </w:rPr>
-          <w:t>創世記十七章17節</w:t>
-        </w:r>
-      </w:hyperlink>
-      <w:r>
-        <w:rPr>
-          <w:lang w:val="zh_TW" w:bidi="zh_TW"/>
-        </w:rPr>
-        <w:t>中，由於撒拉已年老，亞伯拉罕的笑是他對神那看來不切實際、要賜他一個兒子的應許所作出的難以置信的回應。在</w:t>
-      </w:r>
-      <w:hyperlink r:id="rId33">
-        <w:r>
-          <w:rPr>
-            <w:lang w:val="zh_TW" w:bidi="zh_TW"/>
-          </w:rPr>
-          <w:rPr>
-            <w:color w:val="0000EE"/>
-            <w:u w:val="single"/>
-          </w:rPr>
-          <w:t>創世記十八章12節</w:t>
-        </w:r>
-      </w:hyperlink>
-      <w:r>
-        <w:rPr>
-          <w:lang w:val="zh_TW" w:bidi="zh_TW"/>
-        </w:rPr>
-        <w:t>中，撒拉在偷聽的時候無法壓住她的笑——她九十多歲還會懷孕，實在太荒謬了。但到了最後，</w:t>
-      </w:r>
-      <w:hyperlink r:id="rId34">
-        <w:r>
-          <w:rPr>
-            <w:lang w:val="zh_TW" w:bidi="zh_TW"/>
-          </w:rPr>
-          <w:rPr>
-            <w:color w:val="0000EE"/>
-            <w:u w:val="single"/>
-          </w:rPr>
-          <w:t>創世記二十一章6節</w:t>
-        </w:r>
-      </w:hyperlink>
-      <w:r>
-        <w:rPr>
-          <w:lang w:val="zh_TW" w:bidi="zh_TW"/>
-        </w:rPr>
-        <w:t>記載，當不可能變成真實，撒拉的笑就成了神所賜喜樂的記號。</w:t>
+        <w:t>。</w:t>
       </w:r>
       <w:r>
         <w:rPr>

--- a/zht/docx/155.content.docx
+++ b/zht/docx/155.content.docx
@@ -149,7 +149,7 @@
         <w:rPr>
           <w:lang w:val="zh_TW" w:bidi="zh_TW"/>
         </w:rPr>
-        <w:t>wu</w:t>
+        <w:t>ti</w:t>
       </w:r>
       <w:r>
         <w:rPr>
@@ -212,7 +212,7 @@
         <w:rPr>
           <w:lang w:val="zh_TW" w:bidi="zh_TW"/>
         </w:rPr>
-        <w:t>烏斯（Huz）</w:t>
+        <w:t>提八（人物）</w:t>
       </w:r>
       <w:r>
         <w:rPr>
@@ -231,7 +231,7 @@
         <w:rPr>
           <w:lang w:val="zh_TW" w:bidi="zh_TW"/>
         </w:rPr>
-        <w:t>在</w:t>
+        <w:t>亞伯拉罕的兄弟拿鶴的兒子（</w:t>
       </w:r>
       <w:hyperlink r:id="rId13">
         <w:r>
@@ -242,14 +242,24 @@
             <w:color w:val="0000EE"/>
             <w:u w:val="single"/>
           </w:rPr>
-          <w:t>創世記二十二章21節</w:t>
-        </w:r>
-      </w:hyperlink>
-      <w:r>
-        <w:rPr>
-          <w:lang w:val="zh_TW" w:bidi="zh_TW"/>
-        </w:rPr>
-        <w:t>中，有些英文譯本將「烏斯（Uz）」譯為「胡斯（Huz）」，指的是拿鶴的兒子烏斯。</w:t>
+          <w:t>創22:24</w:t>
+        </w:r>
+      </w:hyperlink>
+      <w:r>
+        <w:rPr>
+          <w:lang w:val="zh_TW" w:bidi="zh_TW"/>
+        </w:rPr>
+        <w:t>）。他的母親是拿鶴的妾流瑪。</w:t>
+      </w:r>
+      <w:r>
+        <w:rPr>
+          <w:lang w:val="zh_TW" w:bidi="zh_TW"/>
+        </w:rPr>
+      </w:r>
+      <w:r>
+        <w:rPr>
+          <w:lang w:val="zh_TW" w:bidi="zh_TW"/>
+        </w:rPr>
       </w:r>
     </w:p>
     <w:p>
@@ -259,18 +269,3251 @@
           <w:lang w:val="zh_TW" w:bidi="zh_TW"/>
         </w:rPr>
       </w:r>
+    </w:p>
+    <w:p>
+      <w:pPr>
+        <w:pStyle w:val="Heading2"/>
+      </w:pPr>
+      <w:r>
+        <w:rPr>
+          <w:lang w:val="zh_TW" w:bidi="zh_TW"/>
+        </w:rPr>
+        <w:t>提達</w:t>
+      </w:r>
+      <w:r>
+        <w:rPr>
+          <w:lang w:val="zh_TW" w:bidi="zh_TW"/>
+        </w:rPr>
+      </w:r>
+    </w:p>
+    <w:p>
+      <w:pPr/>
+      <w:r>
+        <w:rPr>
+          <w:lang w:val="zh_TW" w:bidi="zh_TW"/>
+        </w:rPr>
+      </w:r>
+      <w:r>
+        <w:rPr>
+          <w:lang w:val="zh_TW" w:bidi="zh_TW"/>
+        </w:rPr>
+        <w:t>這是戈印王，他曾加入</w:t>
+      </w:r>
+      <w:r>
+        <w:rPr>
+          <w:lang w:val="zh_TW" w:bidi="zh_TW"/>
+        </w:rPr>
+        <w:t>基大老瑪</w:t>
+      </w:r>
+      <w:r>
+        <w:rPr>
+          <w:lang w:val="zh_TW" w:bidi="zh_TW"/>
+        </w:rPr>
+        <w:t>的聯軍，參與對抗所多瑪及其盟友的戰役（</w:t>
+      </w:r>
+      <w:hyperlink r:id="rId14">
+        <w:r>
+          <w:rPr>
+            <w:lang w:val="zh_TW" w:bidi="zh_TW"/>
+          </w:rPr>
+          <w:rPr>
+            <w:color w:val="0000EE"/>
+            <w:u w:val="single"/>
+          </w:rPr>
+          <w:t>創14:1–9</w:t>
+        </w:r>
+      </w:hyperlink>
+      <w:r>
+        <w:rPr>
+          <w:lang w:val="zh_TW" w:bidi="zh_TW"/>
+        </w:rPr>
+        <w:t>）。</w:t>
+      </w:r>
+      <w:r>
+        <w:rPr>
+          <w:lang w:val="zh_TW" w:bidi="zh_TW"/>
+        </w:rPr>
+      </w:r>
+      <w:r>
+        <w:rPr>
+          <w:lang w:val="zh_TW" w:bidi="zh_TW"/>
+        </w:rPr>
+      </w:r>
+    </w:p>
+    <w:p>
+      <w:pPr/>
+      <w:r>
+        <w:rPr>
+          <w:lang w:val="zh_TW" w:bidi="zh_TW"/>
+        </w:rPr>
+      </w:r>
+    </w:p>
+    <w:p>
+      <w:pPr>
+        <w:pStyle w:val="Heading2"/>
+      </w:pPr>
+      <w:r>
+        <w:rPr>
+          <w:lang w:val="zh_TW" w:bidi="zh_TW"/>
+        </w:rPr>
+        <w:t>提多（人物）</w:t>
+      </w:r>
+      <w:r>
+        <w:rPr>
+          <w:lang w:val="zh_TW" w:bidi="zh_TW"/>
+        </w:rPr>
+      </w:r>
+    </w:p>
+    <w:p>
+      <w:pPr>
+        <w:pStyle w:val="ListNumber"/>
+        <w:numPr>
+          <w:ilvl w:val="0"/>
+          <w:numId w:val="14"/>
+        </w:numPr>
+        <w:spacing w:line="240" w:lineRule="auto"/>
+        <w:ind w:left="720"/>
+      </w:pPr>
+      <w:r>
+        <w:rPr>
+          <w:lang w:val="zh_TW" w:bidi="zh_TW"/>
+        </w:rPr>
+      </w:r>
+      <w:r>
+        <w:rPr>
+          <w:lang w:val="zh_TW" w:bidi="zh_TW"/>
+        </w:rPr>
+        <w:t>保羅的門徒之一——「照著我們共信之道作我真兒子的」（</w:t>
+      </w:r>
+      <w:hyperlink r:id="rId15">
+        <w:r>
+          <w:rPr>
+            <w:lang w:val="zh_TW" w:bidi="zh_TW"/>
+          </w:rPr>
+          <w:rPr>
+            <w:color w:val="0000EE"/>
+            <w:u w:val="single"/>
+          </w:rPr>
+          <w:t>提後1:4</w:t>
+        </w:r>
+      </w:hyperlink>
+      <w:r>
+        <w:rPr>
+          <w:lang w:val="zh_TW" w:bidi="zh_TW"/>
+        </w:rPr>
+        <w:t>）。提多是保羅的門徒和親密朋友，幫助保羅將基督教傳遍地中海世界（</w:t>
+      </w:r>
+      <w:hyperlink r:id="rId16">
+        <w:r>
+          <w:rPr>
+            <w:lang w:val="zh_TW" w:bidi="zh_TW"/>
+          </w:rPr>
+          <w:rPr>
+            <w:color w:val="0000EE"/>
+            <w:u w:val="single"/>
+          </w:rPr>
+          <w:t>林後8:23</w:t>
+        </w:r>
+      </w:hyperlink>
+      <w:r>
+        <w:rPr>
+          <w:lang w:val="zh_TW" w:bidi="zh_TW"/>
+        </w:rPr>
+        <w:t>；</w:t>
+      </w:r>
+      <w:hyperlink r:id="rId17">
+        <w:r>
+          <w:rPr>
+            <w:lang w:val="zh_TW" w:bidi="zh_TW"/>
+          </w:rPr>
+          <w:rPr>
+            <w:color w:val="0000EE"/>
+            <w:u w:val="single"/>
+          </w:rPr>
+          <w:t>提後4:10</w:t>
+        </w:r>
+      </w:hyperlink>
+      <w:r>
+        <w:rPr>
+          <w:lang w:val="zh_TW" w:bidi="zh_TW"/>
+        </w:rPr>
+        <w:t>；</w:t>
+      </w:r>
+      <w:hyperlink r:id="rId18">
+        <w:r>
+          <w:rPr>
+            <w:lang w:val="zh_TW" w:bidi="zh_TW"/>
+          </w:rPr>
+          <w:rPr>
+            <w:color w:val="0000EE"/>
+            <w:u w:val="single"/>
+          </w:rPr>
+          <w:t>多1:4–5</w:t>
+        </w:r>
+      </w:hyperlink>
+      <w:r>
+        <w:rPr>
+          <w:lang w:val="zh_TW" w:bidi="zh_TW"/>
+        </w:rPr>
+        <w:t>）。保羅在他的信中多次提到提多（在哥林多後書提到八次，在加拉太書提到兩次，在提摩太後書和提多書各提到一次）。使徒行傳沒有提及提多，學者對此原因不詳。有些人推測他是使徒行傳的作者路加的兄弟。</w:t>
+        <w:br/>
+      </w:r>
+      <w:r>
+        <w:rPr>
+          <w:lang w:val="zh_TW" w:bidi="zh_TW"/>
+        </w:rPr>
+        <w:t>提多與提摩太不同，提摩太有一位猶太母親，而提多由非猶太父母所生。我們不知道提多如何成為基督徒或如何遇見保羅。第一次提到提多，是在他與保羅和巴拿巴一起前往耶路撒冷的時候（</w:t>
+      </w:r>
+      <w:hyperlink r:id="rId19">
+        <w:r>
+          <w:rPr>
+            <w:lang w:val="zh_TW" w:bidi="zh_TW"/>
+          </w:rPr>
+          <w:rPr>
+            <w:color w:val="0000EE"/>
+            <w:u w:val="single"/>
+          </w:rPr>
+          <w:t>加2:3</w:t>
+        </w:r>
+      </w:hyperlink>
+      <w:r>
+        <w:rPr>
+          <w:lang w:val="zh_TW" w:bidi="zh_TW"/>
+        </w:rPr>
+        <w:t>）。這大概是在公元50年左右，當時教會領袖在耶路撒冷會議上討論重要問題（</w:t>
+      </w:r>
+      <w:hyperlink r:id="rId20">
+        <w:r>
+          <w:rPr>
+            <w:lang w:val="zh_TW" w:bidi="zh_TW"/>
+          </w:rPr>
+          <w:rPr>
+            <w:color w:val="0000EE"/>
+            <w:u w:val="single"/>
+          </w:rPr>
+          <w:t>徒15章</w:t>
+        </w:r>
+      </w:hyperlink>
+      <w:r>
+        <w:rPr>
+          <w:lang w:val="zh_TW" w:bidi="zh_TW"/>
+        </w:rPr>
+        <w:t>）。在保羅第一次宣教旅行之後不久，安提阿教會就差遣保羅和巴拿巴參加這次會議。</w:t>
+        <w:br/>
+      </w:r>
+      <w:r>
+        <w:rPr>
+          <w:lang w:val="zh_TW" w:bidi="zh_TW"/>
+        </w:rPr>
+        <w:t>當時，一些基督徒認為新的信徒如果不是猶太人（即不是出生於猶太信仰之家），就應該遵循猶太習俗。保羅不同意這個觀點，他帶來了不是猶太人的提多，以證明成為基督徒不需要遵循猶太習俗。教會領袖同意保羅的觀點。他們接受提多為基督徒，而不要求他遵循猶太習俗。這一決定幫助早期教會歡迎更多非猶太人。</w:t>
+        <w:br/>
+      </w:r>
+      <w:r>
+        <w:rPr>
+          <w:lang w:val="zh_TW" w:bidi="zh_TW"/>
+        </w:rPr>
+        <w:t>提多可能在此之後與保羅一起旅行，但直到保羅與哥林多教會發生問題時，我們才再次聽到提多的名字，這發生在保羅第三次宣教旅程中分享耶穌的信息時。</w:t>
+        <w:br/>
+        <w:br/>
+      </w:r>
+      <w:r>
+        <w:rPr>
+          <w:lang w:val="zh_TW" w:bidi="zh_TW"/>
+        </w:rPr>
+        <w:t>根據哥林多後書，保羅在以弗所教導了很長一段時間。在此期間，他聽說哥林多的基督徒對他感到不滿。他們不再接受保羅作為神所揀選的領袖（使徒）。保羅試圖與他們和好，但並未成功。所以保羅派提多去哥林多幫助修復關係。後來，提多在馬其頓（希臘的一個地區）見到保羅，並帶來了好消息。他說哥林多的基督徒已經改變心意，他們現在重新愛戴和尊重保羅（</w:t>
+      </w:r>
+      <w:hyperlink r:id="rId21">
+        <w:r>
+          <w:rPr>
+            <w:lang w:val="zh_TW" w:bidi="zh_TW"/>
+          </w:rPr>
+          <w:rPr>
+            <w:color w:val="0000EE"/>
+            <w:u w:val="single"/>
+          </w:rPr>
+          <w:t>林後7:6–7</w:t>
+        </w:r>
+      </w:hyperlink>
+      <w:r>
+        <w:rPr>
+          <w:lang w:val="zh_TW" w:bidi="zh_TW"/>
+        </w:rPr>
+        <w:t>）。因此，保羅讓提多帶著哥林多後書返回哥林多。這封信包括為猶太地區貧困的基督徒籌集資金的指示（</w:t>
+      </w:r>
+      <w:hyperlink r:id="rId22">
+        <w:r>
+          <w:rPr>
+            <w:lang w:val="zh_TW" w:bidi="zh_TW"/>
+          </w:rPr>
+          <w:rPr>
+            <w:color w:val="0000EE"/>
+            <w:u w:val="single"/>
+          </w:rPr>
+          <w:t>8:6、16</w:t>
+        </w:r>
+      </w:hyperlink>
+      <w:r>
+        <w:rPr>
+          <w:lang w:val="zh_TW" w:bidi="zh_TW"/>
+        </w:rPr>
+        <w:t>）。提多也成功完成了這項任務（</w:t>
+      </w:r>
+      <w:hyperlink r:id="rId23">
+        <w:r>
+          <w:rPr>
+            <w:lang w:val="zh_TW" w:bidi="zh_TW"/>
+          </w:rPr>
+          <w:rPr>
+            <w:color w:val="0000EE"/>
+            <w:u w:val="single"/>
+          </w:rPr>
+          <w:t>羅15:25–6</w:t>
+        </w:r>
+      </w:hyperlink>
+      <w:r>
+        <w:rPr>
+          <w:lang w:val="zh_TW" w:bidi="zh_TW"/>
+        </w:rPr>
+        <w:t>）。</w:t>
+        <w:br/>
+      </w:r>
+      <w:r>
+        <w:rPr>
+          <w:lang w:val="zh_TW" w:bidi="zh_TW"/>
+        </w:rPr>
+        <w:t>有些人認為保羅在羅馬監禁後被釋放。如果這是真的，提多可能與保羅一起前往克里特島。當保羅離開克里特時，他要求提多留下來幫助那裡的新基督徒群體變得更堅固（</w:t>
+      </w:r>
+      <w:hyperlink r:id="rId24">
+        <w:r>
+          <w:rPr>
+            <w:lang w:val="zh_TW" w:bidi="zh_TW"/>
+          </w:rPr>
+          <w:rPr>
+            <w:color w:val="0000EE"/>
+            <w:u w:val="single"/>
+          </w:rPr>
+          <w:t>多1:5</w:t>
+        </w:r>
+      </w:hyperlink>
+      <w:r>
+        <w:rPr>
+          <w:lang w:val="zh_TW" w:bidi="zh_TW"/>
+        </w:rPr>
+        <w:t>）。這項工作並不容易，因為克里特人難以管理，並且有假教師在給新基督徒製造麻煩（</w:t>
+      </w:r>
+      <w:hyperlink r:id="rId25">
+        <w:r>
+          <w:rPr>
+            <w:lang w:val="zh_TW" w:bidi="zh_TW"/>
+          </w:rPr>
+          <w:rPr>
+            <w:color w:val="0000EE"/>
+            <w:u w:val="single"/>
+          </w:rPr>
+          <w:t>10–16節</w:t>
+        </w:r>
+      </w:hyperlink>
+      <w:r>
+        <w:rPr>
+          <w:lang w:val="zh_TW" w:bidi="zh_TW"/>
+        </w:rPr>
+        <w:t>）。但保羅知道提多能夠應付這個困難的任務。</w:t>
+        <w:br/>
+      </w:r>
+      <w:r>
+        <w:rPr>
+          <w:lang w:val="zh_TW" w:bidi="zh_TW"/>
+        </w:rPr>
+        <w:t>後來，保羅寫了一封信給提多。這封信是保羅的三封教牧書信之一（寫給教會領袖的信）。保羅寫這封信是為了鼓勵提多在克里特與基督徒的工作。保羅在信的結尾吩咐提多在尼哥坡里與他會合，這是一個位於希臘西海岸的城，保羅計劃在那裡過冬（</w:t>
+      </w:r>
+      <w:hyperlink r:id="rId26">
+        <w:r>
+          <w:rPr>
+            <w:lang w:val="zh_TW" w:bidi="zh_TW"/>
+          </w:rPr>
+          <w:rPr>
+            <w:color w:val="0000EE"/>
+            <w:u w:val="single"/>
+          </w:rPr>
+          <w:t>多3:12</w:t>
+        </w:r>
+      </w:hyperlink>
+      <w:r>
+        <w:rPr>
+          <w:lang w:val="zh_TW" w:bidi="zh_TW"/>
+        </w:rPr>
+        <w:t>）。保羅可能從尼哥坡里派提多去撻馬太執行任務，或者保羅稍後在羅馬再次被監禁時差遣提多（見</w:t>
+      </w:r>
+      <w:hyperlink r:id="rId17">
+        <w:r>
+          <w:rPr>
+            <w:lang w:val="zh_TW" w:bidi="zh_TW"/>
+          </w:rPr>
+          <w:rPr>
+            <w:color w:val="0000EE"/>
+            <w:u w:val="single"/>
+          </w:rPr>
+          <w:t>提後4:10</w:t>
+        </w:r>
+      </w:hyperlink>
+      <w:r>
+        <w:rPr>
+          <w:lang w:val="zh_TW" w:bidi="zh_TW"/>
+        </w:rPr>
+        <w:t>）。撻馬太是現在克羅地亞的一個地區。如果後來的傳統資料是正確的話，提多後來回到克里特，並在那裡擔任監督（教會領袖）直到老年。</w:t>
+        <w:br/>
+      </w:r>
       <w:r>
         <w:rPr>
           <w:i/>
           <w:lang w:val="zh_TW" w:bidi="zh_TW"/>
         </w:rPr>
+        <w:t>另見</w:t>
+      </w:r>
+      <w:r>
+        <w:rPr>
+          <w:lang w:val="zh_TW" w:bidi="zh_TW"/>
+        </w:rPr>
+        <w:t xml:space="preserve"> </w:t>
+      </w:r>
+      <w:r>
+        <w:rPr>
+          <w:lang w:val="zh_TW" w:bidi="zh_TW"/>
+        </w:rPr>
+        <w:t>提多書</w:t>
+      </w:r>
+      <w:r>
+        <w:rPr>
+          <w:lang w:val="zh_TW" w:bidi="zh_TW"/>
+        </w:rPr>
+        <w:t>。</w:t>
+      </w:r>
+    </w:p>
+    <w:p>
+      <w:pPr>
+        <w:pStyle w:val="ListNumber"/>
+        <w:spacing w:line="240" w:lineRule="auto"/>
+        <w:ind w:left="720"/>
+      </w:pPr>
+      <w:r>
+        <w:rPr>
+          <w:lang w:val="zh_TW" w:bidi="zh_TW"/>
+        </w:rPr>
+      </w:r>
+      <w:r>
+        <w:rPr>
+          <w:lang w:val="zh_TW" w:bidi="zh_TW"/>
+        </w:rPr>
+        <w:t>哥林多一位外邦歸信者的名字的另一種拼寫。當猶太群體拒絕保羅的信息時，保羅前往這個人的家（</w:t>
+      </w:r>
+      <w:hyperlink r:id="rId27">
+        <w:r>
+          <w:rPr>
+            <w:lang w:val="zh_TW" w:bidi="zh_TW"/>
+          </w:rPr>
+          <w:rPr>
+            <w:color w:val="0000EE"/>
+            <w:u w:val="single"/>
+          </w:rPr>
+          <w:t>徒18:7</w:t>
+        </w:r>
+      </w:hyperlink>
+      <w:r>
+        <w:rPr>
+          <w:lang w:val="zh_TW" w:bidi="zh_TW"/>
+        </w:rPr>
+        <w:t>）。更好的抄本證據稱他為提多‧猶士都。</w:t>
+      </w:r>
+      <w:r>
+        <w:rPr>
+          <w:i/>
+          <w:lang w:val="zh_TW" w:bidi="zh_TW"/>
+        </w:rPr>
+        <w:t>另見</w:t>
+      </w:r>
+      <w:r>
+        <w:rPr>
+          <w:lang w:val="zh_TW" w:bidi="zh_TW"/>
+        </w:rPr>
+        <w:t xml:space="preserve"> </w:t>
+      </w:r>
+      <w:r>
+        <w:rPr>
+          <w:lang w:val="zh_TW" w:bidi="zh_TW"/>
+        </w:rPr>
+        <w:t>猶士都#2</w:t>
+      </w:r>
+      <w:r>
+        <w:rPr>
+          <w:lang w:val="zh_TW" w:bidi="zh_TW"/>
+        </w:rPr>
+        <w:t>。</w:t>
+      </w:r>
+    </w:p>
+    <w:p>
+      <w:pPr>
+        <w:pStyle w:val="ListNumber"/>
+        <w:spacing w:line="240" w:lineRule="auto"/>
+        <w:ind w:left="720"/>
+      </w:pPr>
+      <w:r>
+        <w:rPr>
+          <w:lang w:val="zh_TW" w:bidi="zh_TW"/>
+        </w:rPr>
+      </w:r>
+      <w:r>
+        <w:rPr>
+          <w:lang w:val="zh_TW" w:bidi="zh_TW"/>
+        </w:rPr>
+        <w:t>維斯帕先（Vespasian）的兒子。他是公元79年至81年的羅馬皇帝。</w:t>
+      </w:r>
+      <w:r>
+        <w:rPr>
+          <w:i/>
+          <w:lang w:val="zh_TW" w:bidi="zh_TW"/>
+        </w:rPr>
+        <w:t>另見</w:t>
+      </w:r>
+      <w:r>
+        <w:rPr>
+          <w:lang w:val="zh_TW" w:bidi="zh_TW"/>
+        </w:rPr>
+        <w:t xml:space="preserve"> </w:t>
+      </w:r>
+      <w:r>
+        <w:rPr>
+          <w:lang w:val="zh_TW" w:bidi="zh_TW"/>
+        </w:rPr>
+        <w:t>凱撒</w:t>
+      </w:r>
+      <w:r>
+        <w:rPr>
+          <w:lang w:val="zh_TW" w:bidi="zh_TW"/>
+        </w:rPr>
+        <w:t>。</w:t>
+      </w:r>
+      <w:r>
+        <w:rPr>
+          <w:lang w:val="zh_TW" w:bidi="zh_TW"/>
+        </w:rPr>
+      </w:r>
+      <w:r>
+        <w:rPr>
+          <w:lang w:val="zh_TW" w:bidi="zh_TW"/>
+        </w:rPr>
+      </w:r>
+    </w:p>
+    <w:p>
+      <w:pPr/>
+      <w:r>
+        <w:rPr>
+          <w:lang w:val="zh_TW" w:bidi="zh_TW"/>
+        </w:rPr>
+      </w:r>
+    </w:p>
+    <w:p>
+      <w:pPr>
+        <w:pStyle w:val="Heading2"/>
+      </w:pPr>
+      <w:r>
+        <w:rPr>
+          <w:lang w:val="zh_TW" w:bidi="zh_TW"/>
+        </w:rPr>
+        <w:t>提多書，信件至</w:t>
+      </w:r>
+      <w:r>
+        <w:rPr>
+          <w:lang w:val="zh_TW" w:bidi="zh_TW"/>
+        </w:rPr>
+      </w:r>
+    </w:p>
+    <w:p>
+      <w:pPr/>
+      <w:r>
+        <w:rPr>
+          <w:lang w:val="zh_TW" w:bidi="zh_TW"/>
+        </w:rPr>
+      </w:r>
+      <w:r>
+        <w:rPr>
+          <w:lang w:val="zh_TW" w:bidi="zh_TW"/>
+        </w:rPr>
+        <w:t>保羅寫給他同工提多的書信。</w:t>
+      </w:r>
+    </w:p>
+    <w:p>
+      <w:pPr/>
+      <w:r>
+        <w:rPr>
+          <w:lang w:val="zh_TW" w:bidi="zh_TW"/>
+        </w:rPr>
+      </w:r>
+      <w:r>
+        <w:rPr>
+          <w:lang w:val="zh_TW" w:bidi="zh_TW"/>
+        </w:rPr>
+        <w:t>概述</w:t>
+      </w:r>
+    </w:p>
+    <w:p>
+      <w:pPr>
+        <w:pStyle w:val="ListBullet"/>
+        <w:spacing w:line="240" w:lineRule="auto"/>
+        <w:ind w:left="720"/>
+      </w:pPr>
+      <w:r>
+        <w:rPr>
+          <w:lang w:val="zh_TW" w:bidi="zh_TW"/>
+        </w:rPr>
+      </w:r>
+      <w:r>
+        <w:rPr>
+          <w:lang w:val="zh_TW" w:bidi="zh_TW"/>
+        </w:rPr>
+        <w:t>作者</w:t>
+      </w:r>
+    </w:p>
+    <w:p>
+      <w:pPr>
+        <w:pStyle w:val="ListBullet"/>
+        <w:spacing w:line="240" w:lineRule="auto"/>
+        <w:ind w:left="720"/>
+      </w:pPr>
+      <w:r>
+        <w:rPr>
+          <w:lang w:val="zh_TW" w:bidi="zh_TW"/>
+        </w:rPr>
+      </w:r>
+      <w:r>
+        <w:rPr>
+          <w:lang w:val="zh_TW" w:bidi="zh_TW"/>
+        </w:rPr>
+        <w:t>收信人</w:t>
+      </w:r>
+    </w:p>
+    <w:p>
+      <w:pPr>
+        <w:pStyle w:val="ListBullet"/>
+        <w:spacing w:line="240" w:lineRule="auto"/>
+        <w:ind w:left="720"/>
+      </w:pPr>
+      <w:r>
+        <w:rPr>
+          <w:lang w:val="zh_TW" w:bidi="zh_TW"/>
+        </w:rPr>
+      </w:r>
+      <w:r>
+        <w:rPr>
+          <w:lang w:val="zh_TW" w:bidi="zh_TW"/>
+        </w:rPr>
+        <w:t>日期</w:t>
+      </w:r>
+    </w:p>
+    <w:p>
+      <w:pPr>
+        <w:pStyle w:val="ListBullet"/>
+        <w:spacing w:line="240" w:lineRule="auto"/>
+        <w:ind w:left="720"/>
+      </w:pPr>
+      <w:r>
+        <w:rPr>
+          <w:lang w:val="zh_TW" w:bidi="zh_TW"/>
+        </w:rPr>
+      </w:r>
+      <w:r>
+        <w:rPr>
+          <w:lang w:val="zh_TW" w:bidi="zh_TW"/>
+        </w:rPr>
+        <w:t>目的和教導</w:t>
+      </w:r>
+    </w:p>
+    <w:p>
+      <w:pPr>
+        <w:pStyle w:val="ListBullet"/>
+        <w:spacing w:line="240" w:lineRule="auto"/>
+        <w:ind w:left="720"/>
+      </w:pPr>
+      <w:r>
+        <w:rPr>
+          <w:lang w:val="zh_TW" w:bidi="zh_TW"/>
+        </w:rPr>
+      </w:r>
+      <w:r>
+        <w:rPr>
+          <w:lang w:val="zh_TW" w:bidi="zh_TW"/>
+        </w:rPr>
+        <w:t>內容</w:t>
+      </w:r>
+    </w:p>
+    <w:p>
+      <w:pPr>
+        <w:pStyle w:val="Heading3"/>
+      </w:pPr>
+      <w:r>
+        <w:rPr>
+          <w:lang w:val="zh_TW" w:bidi="zh_TW"/>
+        </w:rPr>
+        <w:t>作者</w:t>
+      </w:r>
+    </w:p>
+    <w:p>
+      <w:pPr/>
+      <w:r>
+        <w:rPr>
+          <w:lang w:val="zh_TW" w:bidi="zh_TW"/>
+        </w:rPr>
+      </w:r>
+      <w:r>
+        <w:rPr>
+          <w:lang w:val="zh_TW" w:bidi="zh_TW"/>
+        </w:rPr>
+        <w:t>雖然這封信以保羅的名字和問候開始（</w:t>
+      </w:r>
+      <w:hyperlink r:id="rId28">
+        <w:r>
+          <w:rPr>
+            <w:lang w:val="zh_TW" w:bidi="zh_TW"/>
+          </w:rPr>
+          <w:rPr>
+            <w:color w:val="0000EE"/>
+            <w:u w:val="single"/>
+          </w:rPr>
+          <w:t>多1:1–3</w:t>
+        </w:r>
+      </w:hyperlink>
+      <w:r>
+        <w:rPr>
+          <w:lang w:val="zh_TW" w:bidi="zh_TW"/>
+        </w:rPr>
+        <w:t>），但現代學者基於其措辭和風格、所呈現的教會情況以及其闡述基督教教義的方式，對保羅的作者身份提出質疑。但是，著名學者和細心的研究者堅決捍衛保羅的作者身份，他們認為沒有理由假設這封書信是由其他人在保羅去世後使用保羅的名義寫的。這封書信與保羅其它書信的差異已在先前「提摩太前書」的「作者」部分中做了解釋。</w:t>
+      </w:r>
+    </w:p>
+    <w:p>
+      <w:pPr>
+        <w:pStyle w:val="Heading3"/>
+      </w:pPr>
+      <w:r>
+        <w:rPr>
+          <w:lang w:val="zh_TW" w:bidi="zh_TW"/>
+        </w:rPr>
+        <w:t>收信人</w:t>
+      </w:r>
+    </w:p>
+    <w:p>
+      <w:pPr/>
+      <w:r>
+        <w:rPr>
+          <w:lang w:val="zh_TW" w:bidi="zh_TW"/>
+        </w:rPr>
+      </w:r>
+      <w:r>
+        <w:rPr>
+          <w:lang w:val="zh_TW" w:bidi="zh_TW"/>
+        </w:rPr>
+        <w:t>提多似乎是保羅最信任和最寶貴的同工之一。保羅提到他（</w:t>
+      </w:r>
+      <w:hyperlink r:id="rId16">
+        <w:r>
+          <w:rPr>
+            <w:lang w:val="zh_TW" w:bidi="zh_TW"/>
+          </w:rPr>
+          <w:rPr>
+            <w:color w:val="0000EE"/>
+            <w:u w:val="single"/>
+          </w:rPr>
+          <w:t>林後8:23</w:t>
+        </w:r>
+      </w:hyperlink>
+      <w:r>
+        <w:rPr>
+          <w:lang w:val="zh_TW" w:bidi="zh_TW"/>
+        </w:rPr>
+        <w:t>）是「我的同伴，一同為你們勞碌的」。根據</w:t>
+      </w:r>
+      <w:hyperlink r:id="rId15">
+        <w:r>
+          <w:rPr>
+            <w:lang w:val="zh_TW" w:bidi="zh_TW"/>
+          </w:rPr>
+          <w:rPr>
+            <w:color w:val="0000EE"/>
+            <w:u w:val="single"/>
+          </w:rPr>
+          <w:t>提多書一章4節，</w:t>
+        </w:r>
+      </w:hyperlink>
+      <w:r>
+        <w:rPr>
+          <w:lang w:val="zh_TW" w:bidi="zh_TW"/>
+        </w:rPr>
+        <w:t>提多因保羅的工作而信主。很明顯從</w:t>
+      </w:r>
+      <w:hyperlink r:id="rId29">
+        <w:r>
+          <w:rPr>
+            <w:lang w:val="zh_TW" w:bidi="zh_TW"/>
+          </w:rPr>
+          <w:rPr>
+            <w:color w:val="0000EE"/>
+            <w:u w:val="single"/>
+          </w:rPr>
+          <w:t>加拉太書二章1至4節</w:t>
+        </w:r>
+      </w:hyperlink>
+      <w:r>
+        <w:rPr>
+          <w:lang w:val="zh_TW" w:bidi="zh_TW"/>
+        </w:rPr>
+        <w:t>可以看出提多是外邦人，他成為外邦基督徒是否應受割禮的試金石。那時提多與保羅和巴拿巴在耶路撒冷。後來，在保羅第三次宣教旅程中，提多為保羅在哥林多執行了兩項艱鉅的任務：第一項任務涉及保羅與哥林多教會之間的緊張關係；第二項任務與為耶路撒冷教會收集外邦人的奉獻有關（</w:t>
+      </w:r>
+      <w:hyperlink r:id="rId30">
+        <w:r>
+          <w:rPr>
+            <w:lang w:val="zh_TW" w:bidi="zh_TW"/>
+          </w:rPr>
+          <w:rPr>
+            <w:color w:val="0000EE"/>
+            <w:u w:val="single"/>
+          </w:rPr>
+          <w:t>林後2:12–13，</w:t>
+        </w:r>
+      </w:hyperlink>
+      <w:hyperlink r:id="rId31">
+        <w:r>
+          <w:rPr>
+            <w:lang w:val="zh_TW" w:bidi="zh_TW"/>
+          </w:rPr>
+          <w:rPr>
+            <w:color w:val="0000EE"/>
+            <w:u w:val="single"/>
+          </w:rPr>
+          <w:t>7:5–16，</w:t>
+        </w:r>
+      </w:hyperlink>
+      <w:hyperlink r:id="rId32">
+        <w:r>
+          <w:rPr>
+            <w:lang w:val="zh_TW" w:bidi="zh_TW"/>
+          </w:rPr>
+          <w:rPr>
+            <w:color w:val="0000EE"/>
+            <w:u w:val="single"/>
+          </w:rPr>
+          <w:t>8:1–24</w:t>
+        </w:r>
+      </w:hyperlink>
+      <w:r>
+        <w:rPr>
+          <w:lang w:val="zh_TW" w:bidi="zh_TW"/>
+        </w:rPr>
+        <w:t>）。如果</w:t>
+      </w:r>
+      <w:hyperlink r:id="rId33">
+        <w:r>
+          <w:rPr>
+            <w:lang w:val="zh_TW" w:bidi="zh_TW"/>
+          </w:rPr>
+          <w:rPr>
+            <w:color w:val="0000EE"/>
+            <w:u w:val="single"/>
+          </w:rPr>
+          <w:t>提摩太後書四章9至18節</w:t>
+        </w:r>
+      </w:hyperlink>
+      <w:r>
+        <w:rPr>
+          <w:lang w:val="zh_TW" w:bidi="zh_TW"/>
+        </w:rPr>
+        <w:t>保羅在晚年所寫，那麼提多在此信寫成後前往撻馬太。</w:t>
+      </w:r>
+    </w:p>
+    <w:p>
+      <w:pPr>
+        <w:pStyle w:val="Heading3"/>
+      </w:pPr>
+      <w:r>
+        <w:rPr>
+          <w:lang w:val="zh_TW" w:bidi="zh_TW"/>
+        </w:rPr>
+        <w:t>日期</w:t>
+      </w:r>
+    </w:p>
+    <w:p>
+      <w:pPr/>
+      <w:r>
+        <w:rPr>
+          <w:lang w:val="zh_TW" w:bidi="zh_TW"/>
+        </w:rPr>
+      </w:r>
+      <w:r>
+        <w:rPr>
+          <w:lang w:val="zh_TW" w:bidi="zh_TW"/>
+        </w:rPr>
+        <w:t>要準確地確定這封信的日期並不容易。保羅吩咐提多留在克里特繼續他的工作（</w:t>
+      </w:r>
+      <w:hyperlink r:id="rId24">
+        <w:r>
+          <w:rPr>
+            <w:lang w:val="zh_TW" w:bidi="zh_TW"/>
+          </w:rPr>
+          <w:rPr>
+            <w:color w:val="0000EE"/>
+            <w:u w:val="single"/>
+          </w:rPr>
+          <w:t>多1:5</w:t>
+        </w:r>
+      </w:hyperlink>
+      <w:r>
+        <w:rPr>
+          <w:lang w:val="zh_TW" w:bidi="zh_TW"/>
+        </w:rPr>
+        <w:t>）。保羅曾在前往羅馬的途中短暫停留在克里特（</w:t>
+      </w:r>
+      <w:hyperlink r:id="rId34">
+        <w:r>
+          <w:rPr>
+            <w:lang w:val="zh_TW" w:bidi="zh_TW"/>
+          </w:rPr>
+          <w:rPr>
+            <w:color w:val="0000EE"/>
+            <w:u w:val="single"/>
+          </w:rPr>
+          <w:t>徒27:7–13</w:t>
+        </w:r>
+      </w:hyperlink>
+      <w:r>
+        <w:rPr>
+          <w:lang w:val="zh_TW" w:bidi="zh_TW"/>
+        </w:rPr>
+        <w:t>），但這並不是信中提到的事件。在</w:t>
+      </w:r>
+      <w:hyperlink r:id="rId26">
+        <w:r>
+          <w:rPr>
+            <w:lang w:val="zh_TW" w:bidi="zh_TW"/>
+          </w:rPr>
+          <w:rPr>
+            <w:color w:val="0000EE"/>
+            <w:u w:val="single"/>
+          </w:rPr>
+          <w:t>提多書三章12節</w:t>
+        </w:r>
+      </w:hyperlink>
+      <w:r>
+        <w:rPr>
+          <w:lang w:val="zh_TW" w:bidi="zh_TW"/>
+        </w:rPr>
+        <w:t>，提多被召來到尼哥坡里（可能是希臘伊庇魯斯〔Epirus〕的尼哥坡里），因為保羅決定在那裡過冬。許多學者認為，保羅在羅馬的第一次監禁結束後（</w:t>
+      </w:r>
+      <w:hyperlink r:id="rId35">
+        <w:r>
+          <w:rPr>
+            <w:lang w:val="zh_TW" w:bidi="zh_TW"/>
+          </w:rPr>
+          <w:rPr>
+            <w:color w:val="0000EE"/>
+            <w:u w:val="single"/>
+          </w:rPr>
+          <w:t>徒28:16–31</w:t>
+        </w:r>
+      </w:hyperlink>
+      <w:r>
+        <w:rPr>
+          <w:lang w:val="zh_TW" w:bidi="zh_TW"/>
+        </w:rPr>
+        <w:t>），他被釋放並繼續在各地（包括西班牙、克里特和希臘）進行事工，然後被逮捕，第二次被監禁，最後被處死。那些不接受保羅為提多書作者的人，則認為這封信與提摩太前書及提摩太後書一樣，都是保羅死後的那一代所寫的。</w:t>
+      </w:r>
+    </w:p>
+    <w:p>
+      <w:pPr>
+        <w:pStyle w:val="Heading3"/>
+      </w:pPr>
+      <w:r>
+        <w:rPr>
+          <w:lang w:val="zh_TW" w:bidi="zh_TW"/>
+        </w:rPr>
+        <w:t>目的和教導</w:t>
+      </w:r>
+    </w:p>
+    <w:p>
+      <w:pPr/>
+      <w:r>
+        <w:rPr>
+          <w:lang w:val="zh_TW" w:bidi="zh_TW"/>
+        </w:rPr>
+      </w:r>
+      <w:r>
+        <w:rPr>
+          <w:lang w:val="zh_TW" w:bidi="zh_TW"/>
+        </w:rPr>
+        <w:t>雖然這封信是寫給保羅的一位同工，但其中個人的提及和勸勉極少。保羅的主要關注點是克里特教會的成長和發展，這些教會當時遭受一些虛假教導的困擾，這些教導似乎帶有猶太元素、禁欲主義傾向，以及大量的推測性討論（</w:t>
+      </w:r>
+      <w:hyperlink r:id="rId36">
+        <w:r>
+          <w:rPr>
+            <w:lang w:val="zh_TW" w:bidi="zh_TW"/>
+          </w:rPr>
+          <w:rPr>
+            <w:color w:val="0000EE"/>
+            <w:u w:val="single"/>
+          </w:rPr>
+          <w:t>多1:10、14–15，</w:t>
+        </w:r>
+      </w:hyperlink>
+      <w:hyperlink r:id="rId37">
+        <w:r>
+          <w:rPr>
+            <w:lang w:val="zh_TW" w:bidi="zh_TW"/>
+          </w:rPr>
+          <w:rPr>
+            <w:color w:val="0000EE"/>
+            <w:u w:val="single"/>
+          </w:rPr>
+          <w:t>3:9</w:t>
+        </w:r>
+      </w:hyperlink>
+      <w:r>
+        <w:rPr>
+          <w:lang w:val="zh_TW" w:bidi="zh_TW"/>
+        </w:rPr>
+        <w:t>）。總的來說，這些教會似乎面臨著一種早期猶太形式的諾斯底主義的感脅。這些教導的提倡者是為了「貪不義之財」（</w:t>
+      </w:r>
+      <w:hyperlink r:id="rId38">
+        <w:r>
+          <w:rPr>
+            <w:lang w:val="zh_TW" w:bidi="zh_TW"/>
+          </w:rPr>
+          <w:rPr>
+            <w:color w:val="0000EE"/>
+            <w:u w:val="single"/>
+          </w:rPr>
+          <w:t>1:11</w:t>
+        </w:r>
+      </w:hyperlink>
+      <w:r>
+        <w:rPr>
+          <w:lang w:val="zh_TW" w:bidi="zh_TW"/>
+        </w:rPr>
+        <w:t>）。保羅吩咐提多和他要任命的長老們駁斥錯誤教導，並為信徒提供正確的教義（</w:t>
+      </w:r>
+      <w:hyperlink r:id="rId39">
+        <w:r>
+          <w:rPr>
+            <w:lang w:val="zh_TW" w:bidi="zh_TW"/>
+          </w:rPr>
+          <w:rPr>
+            <w:color w:val="0000EE"/>
+            <w:u w:val="single"/>
+          </w:rPr>
+          <w:t>9</w:t>
+        </w:r>
+      </w:hyperlink>
+      <w:r>
+        <w:rPr>
+          <w:lang w:val="zh_TW" w:bidi="zh_TW"/>
+        </w:rPr>
+        <w:t>節）。雖然這些正確的教義並未明確說明，但它必定涉及神在基督裡的救恩、聖靈更新的工作，以及主耶穌的再來（</w:t>
+      </w:r>
+      <w:hyperlink r:id="rId40">
+        <w:r>
+          <w:rPr>
+            <w:lang w:val="zh_TW" w:bidi="zh_TW"/>
+          </w:rPr>
+          <w:rPr>
+            <w:color w:val="0000EE"/>
+            <w:u w:val="single"/>
+          </w:rPr>
+          <w:t>2:11–13，</w:t>
+        </w:r>
+      </w:hyperlink>
+      <w:hyperlink r:id="rId41">
+        <w:r>
+          <w:rPr>
+            <w:lang w:val="zh_TW" w:bidi="zh_TW"/>
+          </w:rPr>
+          <w:rPr>
+            <w:color w:val="0000EE"/>
+            <w:u w:val="single"/>
+          </w:rPr>
+          <w:t>3:4–7</w:t>
+        </w:r>
+      </w:hyperlink>
+      <w:r>
+        <w:rPr>
+          <w:lang w:val="zh_TW" w:bidi="zh_TW"/>
+        </w:rPr>
+        <w:t>）。 在這封信中，不斷強調一種與福音相稱的生活方式——應用於基督教社區中的不同群體：年長的男女、年輕的男女和奴隸。</w:t>
+      </w:r>
+    </w:p>
+    <w:p>
+      <w:pPr>
+        <w:pStyle w:val="Heading3"/>
+      </w:pPr>
+      <w:r>
+        <w:rPr>
+          <w:lang w:val="zh_TW" w:bidi="zh_TW"/>
+        </w:rPr>
+        <w:t>內容</w:t>
+      </w:r>
+    </w:p>
+    <w:p>
+      <w:pPr>
+        <w:pStyle w:val="Heading4"/>
+      </w:pPr>
+      <w:r>
+        <w:rPr>
+          <w:lang w:val="zh_TW" w:bidi="zh_TW"/>
+        </w:rPr>
+        <w:t>問安（</w:t>
+      </w:r>
+      <w:hyperlink r:id="rId42">
+        <w:r>
+          <w:rPr>
+            <w:lang w:val="zh_TW" w:bidi="zh_TW"/>
+          </w:rPr>
+          <w:rPr>
+            <w:color w:val="0000EE"/>
+            <w:u w:val="single"/>
+          </w:rPr>
+          <w:t>1:1–4</w:t>
+        </w:r>
+      </w:hyperlink>
+      <w:r>
+        <w:rPr>
+          <w:lang w:val="zh_TW" w:bidi="zh_TW"/>
+        </w:rPr>
+        <w:t>）</w:t>
+      </w:r>
+    </w:p>
+    <w:p>
+      <w:pPr/>
+      <w:r>
+        <w:rPr>
+          <w:lang w:val="zh_TW" w:bidi="zh_TW"/>
+        </w:rPr>
+      </w:r>
+      <w:r>
+        <w:rPr>
+          <w:lang w:val="zh_TW" w:bidi="zh_TW"/>
+        </w:rPr>
+        <w:t>問安來自保羅——他的使徒職分被描述為作為福音的管家，這促進了信仰並加強了對真理的認識、永生的盼望和敬虔的生活——給提多，他被稱為「共信之道作我真兒子的」。</w:t>
+      </w:r>
+    </w:p>
+    <w:p>
+      <w:pPr>
+        <w:pStyle w:val="Heading4"/>
+      </w:pPr>
+      <w:r>
+        <w:rPr>
+          <w:lang w:val="zh_TW" w:bidi="zh_TW"/>
+        </w:rPr>
+        <w:t>提多在克里特的工作（</w:t>
+      </w:r>
+      <w:hyperlink r:id="rId43">
+        <w:r>
+          <w:rPr>
+            <w:lang w:val="zh_TW" w:bidi="zh_TW"/>
+          </w:rPr>
+          <w:rPr>
+            <w:color w:val="0000EE"/>
+            <w:u w:val="single"/>
+          </w:rPr>
+          <w:t>1:5–9</w:t>
+        </w:r>
+      </w:hyperlink>
+      <w:r>
+        <w:rPr>
+          <w:lang w:val="zh_TW" w:bidi="zh_TW"/>
+        </w:rPr>
+        <w:t>）</w:t>
+      </w:r>
+    </w:p>
+    <w:p>
+      <w:pPr/>
+      <w:r>
+        <w:rPr>
+          <w:lang w:val="zh_TW" w:bidi="zh_TW"/>
+        </w:rPr>
+      </w:r>
+      <w:r>
+        <w:rPr>
+          <w:lang w:val="zh_TW" w:bidi="zh_TW"/>
+        </w:rPr>
+        <w:t>提多留在克里特以繼續保羅的工作，並在各教會中選立長老（參</w:t>
+      </w:r>
+      <w:hyperlink r:id="rId44">
+        <w:r>
+          <w:rPr>
+            <w:lang w:val="zh_TW" w:bidi="zh_TW"/>
+          </w:rPr>
+          <w:rPr>
+            <w:color w:val="0000EE"/>
+            <w:u w:val="single"/>
+          </w:rPr>
+          <w:t>徒14:23</w:t>
+        </w:r>
+      </w:hyperlink>
+      <w:r>
+        <w:rPr>
+          <w:lang w:val="zh_TW" w:bidi="zh_TW"/>
+        </w:rPr>
+        <w:t>）。這些長老也被稱為監督（參</w:t>
+      </w:r>
+      <w:hyperlink r:id="rId45">
+        <w:r>
+          <w:rPr>
+            <w:lang w:val="zh_TW" w:bidi="zh_TW"/>
+          </w:rPr>
+          <w:rPr>
+            <w:color w:val="0000EE"/>
+            <w:u w:val="single"/>
+          </w:rPr>
+          <w:t>20:17、28</w:t>
+        </w:r>
+      </w:hyperlink>
+      <w:r>
+        <w:rPr>
+          <w:lang w:val="zh_TW" w:bidi="zh_TW"/>
+        </w:rPr>
+        <w:t>）——也就是那些負責照管教會的人。保羅在這裡描述了這些領袖應具備的生活品質（參照</w:t>
+      </w:r>
+      <w:hyperlink r:id="rId46">
+        <w:r>
+          <w:rPr>
+            <w:lang w:val="zh_TW" w:bidi="zh_TW"/>
+          </w:rPr>
+          <w:rPr>
+            <w:color w:val="0000EE"/>
+            <w:u w:val="single"/>
+          </w:rPr>
+          <w:t>提前3:2–7</w:t>
+        </w:r>
+      </w:hyperlink>
+      <w:r>
+        <w:rPr>
+          <w:lang w:val="zh_TW" w:bidi="zh_TW"/>
+        </w:rPr>
+        <w:t>）。</w:t>
+      </w:r>
+    </w:p>
+    <w:p>
+      <w:pPr>
+        <w:pStyle w:val="Heading4"/>
+      </w:pPr>
+      <w:r>
+        <w:rPr>
+          <w:lang w:val="zh_TW" w:bidi="zh_TW"/>
+        </w:rPr>
+        <w:t>處理錯誤教導（</w:t>
+      </w:r>
+      <w:hyperlink r:id="rId25">
+        <w:r>
+          <w:rPr>
+            <w:lang w:val="zh_TW" w:bidi="zh_TW"/>
+          </w:rPr>
+          <w:rPr>
+            <w:color w:val="0000EE"/>
+            <w:u w:val="single"/>
+          </w:rPr>
+          <w:t>1:10–16</w:t>
+        </w:r>
+      </w:hyperlink>
+      <w:r>
+        <w:rPr>
+          <w:lang w:val="zh_TW" w:bidi="zh_TW"/>
+        </w:rPr>
+        <w:t>）</w:t>
+      </w:r>
+    </w:p>
+    <w:p>
+      <w:pPr/>
+      <w:r>
+        <w:rPr>
+          <w:lang w:val="zh_TW" w:bidi="zh_TW"/>
+        </w:rPr>
+      </w:r>
+      <w:r>
+        <w:rPr>
+          <w:lang w:val="zh_TW" w:bidi="zh_TW"/>
+        </w:rPr>
+        <w:t>上一部分結束時提到長老們的責任：「將純正的教訓勸化人，又能把爭辯的人駁倒」。反對者透過錯誤的教導擾亂了「全家人」，保羅以貶損的語氣形容這些假教師，指出他們的生活與他們所宣稱認識的神並不相符。</w:t>
+      </w:r>
+    </w:p>
+    <w:p>
+      <w:pPr>
+        <w:pStyle w:val="Heading4"/>
+      </w:pPr>
+      <w:r>
+        <w:rPr>
+          <w:lang w:val="zh_TW" w:bidi="zh_TW"/>
+        </w:rPr>
+        <w:t>推廣正確的教導（</w:t>
+      </w:r>
+      <w:hyperlink r:id="rId47">
+        <w:r>
+          <w:rPr>
+            <w:lang w:val="zh_TW" w:bidi="zh_TW"/>
+          </w:rPr>
+          <w:rPr>
+            <w:color w:val="0000EE"/>
+            <w:u w:val="single"/>
+          </w:rPr>
+          <w:t>2:1–10</w:t>
+        </w:r>
+      </w:hyperlink>
+      <w:r>
+        <w:rPr>
+          <w:lang w:val="zh_TW" w:bidi="zh_TW"/>
+        </w:rPr>
+        <w:t>）</w:t>
+      </w:r>
+    </w:p>
+    <w:p>
+      <w:pPr/>
+      <w:r>
+        <w:rPr>
+          <w:lang w:val="zh_TW" w:bidi="zh_TW"/>
+        </w:rPr>
+      </w:r>
+      <w:r>
+        <w:rPr>
+          <w:lang w:val="zh_TW" w:bidi="zh_TW"/>
+        </w:rPr>
+        <w:t>提多有責任「講的總要合乎那純正的道理」。保羅託付他要勸誡年長的男人保持節制（</w:t>
+      </w:r>
+      <w:hyperlink r:id="rId48">
+        <w:r>
+          <w:rPr>
+            <w:lang w:val="zh_TW" w:bidi="zh_TW"/>
+          </w:rPr>
+          <w:rPr>
+            <w:color w:val="0000EE"/>
+            <w:u w:val="single"/>
+          </w:rPr>
+          <w:t>2:2</w:t>
+        </w:r>
+      </w:hyperlink>
+      <w:r>
+        <w:rPr>
+          <w:lang w:val="zh_TW" w:bidi="zh_TW"/>
+        </w:rPr>
+        <w:t>），並教導年長的婦女過敬虔的生活（</w:t>
+      </w:r>
+      <w:hyperlink r:id="rId49">
+        <w:r>
+          <w:rPr>
+            <w:lang w:val="zh_TW" w:bidi="zh_TW"/>
+          </w:rPr>
+          <w:rPr>
+            <w:color w:val="0000EE"/>
+            <w:u w:val="single"/>
+          </w:rPr>
+          <w:t>3節</w:t>
+        </w:r>
+      </w:hyperlink>
+      <w:r>
+        <w:rPr>
+          <w:lang w:val="zh_TW" w:bidi="zh_TW"/>
+        </w:rPr>
+        <w:t>）。這些年長的婦女則應教導年輕的婦女在家庭中過純潔且充滿愛的生活，這樣才能避免神的道被毀謗（</w:t>
+      </w:r>
+      <w:hyperlink r:id="rId50">
+        <w:r>
+          <w:rPr>
+            <w:lang w:val="zh_TW" w:bidi="zh_TW"/>
+          </w:rPr>
+          <w:rPr>
+            <w:color w:val="0000EE"/>
+            <w:u w:val="single"/>
+          </w:rPr>
+          <w:t>4–5節</w:t>
+        </w:r>
+      </w:hyperlink>
+      <w:r>
+        <w:rPr>
+          <w:lang w:val="zh_TW" w:bidi="zh_TW"/>
+        </w:rPr>
+        <w:t>）。年輕人則要保持節制（</w:t>
+      </w:r>
+      <w:hyperlink r:id="rId51">
+        <w:r>
+          <w:rPr>
+            <w:lang w:val="zh_TW" w:bidi="zh_TW"/>
+          </w:rPr>
+          <w:rPr>
+            <w:color w:val="0000EE"/>
+            <w:u w:val="single"/>
+          </w:rPr>
+          <w:t>6</w:t>
+        </w:r>
+      </w:hyperlink>
+      <w:r>
+        <w:rPr>
+          <w:lang w:val="zh_TW" w:bidi="zh_TW"/>
+        </w:rPr>
+        <w:t>節），而提多本身也應在言語和行為上做榜樣，以使反對者無可指責（</w:t>
+      </w:r>
+      <w:hyperlink r:id="rId52">
+        <w:r>
+          <w:rPr>
+            <w:lang w:val="zh_TW" w:bidi="zh_TW"/>
+          </w:rPr>
+          <w:rPr>
+            <w:color w:val="0000EE"/>
+            <w:u w:val="single"/>
+          </w:rPr>
+          <w:t>7–8</w:t>
+        </w:r>
+      </w:hyperlink>
+      <w:r>
+        <w:rPr>
+          <w:lang w:val="zh_TW" w:bidi="zh_TW"/>
+        </w:rPr>
+        <w:t>節）。最後，奴僕們應順服主人，誠實工作，目的是「以致凡事尊榮我們救主—神的道」（</w:t>
+      </w:r>
+      <w:hyperlink r:id="rId53">
+        <w:r>
+          <w:rPr>
+            <w:lang w:val="zh_TW" w:bidi="zh_TW"/>
+          </w:rPr>
+          <w:rPr>
+            <w:color w:val="0000EE"/>
+            <w:u w:val="single"/>
+          </w:rPr>
+          <w:t>10</w:t>
+        </w:r>
+      </w:hyperlink>
+      <w:r>
+        <w:rPr>
+          <w:lang w:val="zh_TW" w:bidi="zh_TW"/>
+        </w:rPr>
+        <w:t>節）。</w:t>
+      </w:r>
+    </w:p>
+    <w:p>
+      <w:pPr>
+        <w:pStyle w:val="Heading4"/>
+      </w:pPr>
+      <w:r>
+        <w:rPr>
+          <w:lang w:val="zh_TW" w:bidi="zh_TW"/>
+        </w:rPr>
+        <w:t>神的恩典（</w:t>
+      </w:r>
+      <w:hyperlink r:id="rId54">
+        <w:r>
+          <w:rPr>
+            <w:lang w:val="zh_TW" w:bidi="zh_TW"/>
+          </w:rPr>
+          <w:rPr>
+            <w:color w:val="0000EE"/>
+            <w:u w:val="single"/>
+          </w:rPr>
+          <w:t>2:11–15</w:t>
+        </w:r>
+      </w:hyperlink>
+      <w:r>
+        <w:rPr>
+          <w:lang w:val="zh_TW" w:bidi="zh_TW"/>
+        </w:rPr>
+        <w:t>）</w:t>
+      </w:r>
+    </w:p>
+    <w:p>
+      <w:pPr/>
+      <w:r>
+        <w:rPr>
+          <w:lang w:val="zh_TW" w:bidi="zh_TW"/>
+        </w:rPr>
+      </w:r>
+      <w:r>
+        <w:rPr>
+          <w:lang w:val="zh_TW" w:bidi="zh_TW"/>
+        </w:rPr>
+        <w:t>保羅接著闡述了神在耶穌基督裡恩典的啟示：目的是將救恩帶給所有人，使他們與不敬虔和世俗的情慾徹底決裂，並過正直的生活，同時常常期待「至大的神和我們救主耶穌基督」的再來。他們的生活將表明他們是屬於神的子民，總是渴望熱心行善。</w:t>
+      </w:r>
+    </w:p>
+    <w:p>
+      <w:pPr>
+        <w:pStyle w:val="Heading4"/>
+      </w:pPr>
+      <w:r>
+        <w:rPr>
+          <w:lang w:val="zh_TW" w:bidi="zh_TW"/>
+        </w:rPr>
+        <w:t>行善（</w:t>
+      </w:r>
+      <w:hyperlink r:id="rId55">
+        <w:r>
+          <w:rPr>
+            <w:lang w:val="zh_TW" w:bidi="zh_TW"/>
+          </w:rPr>
+          <w:rPr>
+            <w:color w:val="0000EE"/>
+            <w:u w:val="single"/>
+          </w:rPr>
+          <w:t>3:1–8</w:t>
+        </w:r>
+      </w:hyperlink>
+      <w:r>
+        <w:rPr>
+          <w:lang w:val="zh_TW" w:bidi="zh_TW"/>
+        </w:rPr>
+        <w:t>）</w:t>
+      </w:r>
+    </w:p>
+    <w:p>
+      <w:pPr/>
+      <w:r>
+        <w:rPr>
+          <w:lang w:val="zh_TW" w:bidi="zh_TW"/>
+        </w:rPr>
+      </w:r>
+      <w:r>
+        <w:rPr>
+          <w:lang w:val="zh_TW" w:bidi="zh_TW"/>
+        </w:rPr>
+        <w:t>在這部分，保羅勸告提多要提醒克里特的基督徒順服執政掌權者（參</w:t>
+      </w:r>
+      <w:hyperlink r:id="rId56">
+        <w:r>
+          <w:rPr>
+            <w:lang w:val="zh_TW" w:bidi="zh_TW"/>
+          </w:rPr>
+          <w:rPr>
+            <w:color w:val="0000EE"/>
+            <w:u w:val="single"/>
+          </w:rPr>
+          <w:t>羅13:1–7</w:t>
+        </w:r>
+      </w:hyperlink>
+      <w:r>
+        <w:rPr>
+          <w:lang w:val="zh_TW" w:bidi="zh_TW"/>
+        </w:rPr>
+        <w:t>；</w:t>
+      </w:r>
+      <w:hyperlink r:id="rId57">
+        <w:r>
+          <w:rPr>
+            <w:lang w:val="zh_TW" w:bidi="zh_TW"/>
+          </w:rPr>
+          <w:rPr>
+            <w:color w:val="0000EE"/>
+            <w:u w:val="single"/>
+          </w:rPr>
+          <w:t>彼前2:13–17</w:t>
+        </w:r>
+      </w:hyperlink>
+      <w:r>
+        <w:rPr>
+          <w:lang w:val="zh_TW" w:bidi="zh_TW"/>
+        </w:rPr>
+        <w:t>），積極參與社區中的工作並且要誠實地工作。保羅再次強調了生活的品質，尤其是禮貌和渴望與他人和平相處的態度。這種生活方式來自於靈命的更新，而這樣的更新是基於基督的救贖工作，這不是我們配得的，而是完全出於祂的憐憫。祂帶來了罪的潔淨，「藉著聖靈的重生和更新」。</w:t>
+      </w:r>
+    </w:p>
+    <w:p>
+      <w:pPr>
+        <w:pStyle w:val="Heading4"/>
+      </w:pPr>
+      <w:r>
+        <w:rPr>
+          <w:lang w:val="zh_TW" w:bidi="zh_TW"/>
+        </w:rPr>
+        <w:t>保羅的最後勸誡和問安（</w:t>
+      </w:r>
+      <w:hyperlink r:id="rId58">
+        <w:r>
+          <w:rPr>
+            <w:lang w:val="zh_TW" w:bidi="zh_TW"/>
+          </w:rPr>
+          <w:rPr>
+            <w:color w:val="0000EE"/>
+            <w:u w:val="single"/>
+          </w:rPr>
+          <w:t>3:9–15</w:t>
+        </w:r>
+      </w:hyperlink>
+      <w:r>
+        <w:rPr>
+          <w:lang w:val="zh_TW" w:bidi="zh_TW"/>
+        </w:rPr>
+        <w:t>）</w:t>
+      </w:r>
+    </w:p>
+    <w:p>
+      <w:pPr/>
+      <w:r>
+        <w:rPr>
+          <w:lang w:val="zh_TW" w:bidi="zh_TW"/>
+        </w:rPr>
+      </w:r>
+      <w:r>
+        <w:rPr>
+          <w:lang w:val="zh_TW" w:bidi="zh_TW"/>
+        </w:rPr>
+        <w:t>在最後的部分，保羅勸告提多要避開那些喜歡為了辯論而辯論宗教的人，並指導提多如何處理那些製造紛爭的人。</w:t>
+      </w:r>
+    </w:p>
+    <w:p>
+      <w:pPr/>
+      <w:r>
+        <w:rPr>
+          <w:lang w:val="zh_TW" w:bidi="zh_TW"/>
+        </w:rPr>
+      </w:r>
+      <w:r>
+        <w:rPr>
+          <w:lang w:val="zh_TW" w:bidi="zh_TW"/>
+        </w:rPr>
+        <w:t>接著，保羅告訴提多他將派亞提馬（在新約中未曾提及）或推基古來見他，並勸提多，若阿波羅和西納路過克里特，要好好照顧他們。提多自己則應在冬天之前到尼哥坡里見保羅。</w:t>
+      </w:r>
+    </w:p>
+    <w:p>
+      <w:pPr/>
+      <w:r>
+        <w:rPr>
+          <w:lang w:val="zh_TW" w:bidi="zh_TW"/>
+        </w:rPr>
+      </w:r>
+      <w:r>
+        <w:rPr>
+          <w:lang w:val="zh_TW" w:bidi="zh_TW"/>
+        </w:rPr>
+        <w:t>這封書信以對「行善」和屬靈上豐盛的生活的勸誡作結。</w:t>
+      </w:r>
+    </w:p>
+    <w:p>
+      <w:pPr/>
+      <w:r>
+        <w:rPr>
+          <w:lang w:val="zh_TW" w:bidi="zh_TW"/>
+        </w:rPr>
+      </w:r>
+      <w:r>
+        <w:rPr>
+          <w:i/>
+          <w:lang w:val="zh_TW" w:bidi="zh_TW"/>
+        </w:rPr>
+        <w:t>另見</w:t>
+      </w:r>
+      <w:r>
+        <w:rPr>
+          <w:lang w:val="zh_TW" w:bidi="zh_TW"/>
+        </w:rPr>
+        <w:t xml:space="preserve"> </w:t>
+      </w:r>
+      <w:r>
+        <w:rPr>
+          <w:lang w:val="zh_TW" w:bidi="zh_TW"/>
+        </w:rPr>
+        <w:t>使徒保羅</w:t>
+      </w:r>
+      <w:r>
+        <w:rPr>
+          <w:lang w:val="zh_TW" w:bidi="zh_TW"/>
+        </w:rPr>
+        <w:t>；</w:t>
+      </w:r>
+      <w:r>
+        <w:rPr>
+          <w:lang w:val="zh_TW" w:bidi="zh_TW"/>
+        </w:rPr>
+        <w:t>提摩太前書</w:t>
+      </w:r>
+      <w:r>
+        <w:rPr>
+          <w:lang w:val="zh_TW" w:bidi="zh_TW"/>
+        </w:rPr>
+        <w:t>；</w:t>
+      </w:r>
+      <w:r>
+        <w:rPr>
+          <w:lang w:val="zh_TW" w:bidi="zh_TW"/>
+        </w:rPr>
+        <w:t>提摩太後書</w:t>
+      </w:r>
+      <w:r>
+        <w:rPr>
+          <w:lang w:val="zh_TW" w:bidi="zh_TW"/>
+        </w:rPr>
+        <w:t>；</w:t>
+      </w:r>
+      <w:r>
+        <w:rPr>
+          <w:lang w:val="zh_TW" w:bidi="zh_TW"/>
+        </w:rPr>
+        <w:t>提多（人物）#1</w:t>
+      </w:r>
+      <w:r>
+        <w:rPr>
+          <w:lang w:val="zh_TW" w:bidi="zh_TW"/>
+        </w:rPr>
+        <w:t>。</w:t>
+      </w:r>
+      <w:r>
+        <w:rPr>
+          <w:lang w:val="zh_TW" w:bidi="zh_TW"/>
+        </w:rPr>
+      </w:r>
+      <w:r>
+        <w:rPr>
+          <w:lang w:val="zh_TW" w:bidi="zh_TW"/>
+        </w:rPr>
+      </w:r>
+    </w:p>
+    <w:p>
+      <w:pPr/>
+      <w:r>
+        <w:rPr>
+          <w:lang w:val="zh_TW" w:bidi="zh_TW"/>
+        </w:rPr>
+      </w:r>
+    </w:p>
+    <w:p>
+      <w:pPr>
+        <w:pStyle w:val="Heading2"/>
+      </w:pPr>
+      <w:r>
+        <w:rPr>
+          <w:lang w:val="zh_TW" w:bidi="zh_TW"/>
+        </w:rPr>
+        <w:t>提拉</w:t>
+      </w:r>
+      <w:r>
+        <w:rPr>
+          <w:lang w:val="zh_TW" w:bidi="zh_TW"/>
+        </w:rPr>
+      </w:r>
+    </w:p>
+    <w:p>
+      <w:pPr/>
+      <w:r>
+        <w:rPr>
+          <w:lang w:val="zh_TW" w:bidi="zh_TW"/>
+        </w:rPr>
+      </w:r>
+      <w:r>
+        <w:rPr>
+          <w:lang w:val="zh_TW" w:bidi="zh_TW"/>
+        </w:rPr>
+        <w:t>在「列國表（table of nations）」中，提拉被列為雅弗的第七個兒子（</w:t>
+      </w:r>
+      <w:hyperlink r:id="rId59">
+        <w:r>
+          <w:rPr>
+            <w:lang w:val="zh_TW" w:bidi="zh_TW"/>
+          </w:rPr>
+          <w:rPr>
+            <w:color w:val="0000EE"/>
+            <w:u w:val="single"/>
+          </w:rPr>
+          <w:t>創10:2</w:t>
+        </w:r>
+      </w:hyperlink>
+      <w:r>
+        <w:rPr>
+          <w:lang w:val="zh_TW" w:bidi="zh_TW"/>
+        </w:rPr>
+        <w:t>；</w:t>
+      </w:r>
+      <w:hyperlink r:id="rId60">
+        <w:r>
+          <w:rPr>
+            <w:lang w:val="zh_TW" w:bidi="zh_TW"/>
+          </w:rPr>
+          <w:rPr>
+            <w:color w:val="0000EE"/>
+            <w:u w:val="single"/>
+          </w:rPr>
+          <w:t>代上1:5</w:t>
+        </w:r>
+      </w:hyperlink>
+      <w:r>
+        <w:rPr>
+          <w:lang w:val="zh_TW" w:bidi="zh_TW"/>
+        </w:rPr>
+        <w:t>）。他的後裔曾分別與色雷斯人（Thracians）、阿加瑟西人（Agathyrsi）、托魯斯（Taurus）山區的部落，以及海上的第勒尼安人（Tyrrheni）聯繫起來，但所有這些認定都純屬推測。</w:t>
+      </w:r>
+      <w:r>
+        <w:rPr>
+          <w:lang w:val="zh_TW" w:bidi="zh_TW"/>
+        </w:rPr>
+      </w:r>
+      <w:r>
+        <w:rPr>
+          <w:lang w:val="zh_TW" w:bidi="zh_TW"/>
+        </w:rPr>
+      </w:r>
+    </w:p>
+    <w:p>
+      <w:pPr/>
+      <w:r>
+        <w:rPr>
+          <w:lang w:val="zh_TW" w:bidi="zh_TW"/>
+        </w:rPr>
+      </w:r>
+    </w:p>
+    <w:p>
+      <w:pPr>
+        <w:pStyle w:val="Heading2"/>
+      </w:pPr>
+      <w:r>
+        <w:rPr>
+          <w:lang w:val="zh_TW" w:bidi="zh_TW"/>
+        </w:rPr>
+        <w:t>提瑪（人物）</w:t>
+      </w:r>
+      <w:r>
+        <w:rPr>
+          <w:lang w:val="zh_TW" w:bidi="zh_TW"/>
+        </w:rPr>
+      </w:r>
+    </w:p>
+    <w:p>
+      <w:pPr/>
+      <w:r>
+        <w:rPr>
+          <w:lang w:val="zh_TW" w:bidi="zh_TW"/>
+        </w:rPr>
+      </w:r>
+      <w:r>
+        <w:rPr>
+          <w:lang w:val="zh_TW" w:bidi="zh_TW"/>
+        </w:rPr>
+        <w:t>以實瑪利的第九個兒子，後成為北阿拉伯曠野中一個強大游牧部落的首領（</w:t>
+      </w:r>
+      <w:hyperlink r:id="rId61">
+        <w:r>
+          <w:rPr>
+            <w:lang w:val="zh_TW" w:bidi="zh_TW"/>
+          </w:rPr>
+          <w:rPr>
+            <w:color w:val="0000EE"/>
+            <w:u w:val="single"/>
+          </w:rPr>
+          <w:t>創25:15</w:t>
+        </w:r>
+      </w:hyperlink>
+      <w:r>
+        <w:rPr>
+          <w:lang w:val="zh_TW" w:bidi="zh_TW"/>
+        </w:rPr>
+        <w:t>；</w:t>
+      </w:r>
+      <w:hyperlink r:id="rId62">
+        <w:r>
+          <w:rPr>
+            <w:lang w:val="zh_TW" w:bidi="zh_TW"/>
+          </w:rPr>
+          <w:rPr>
+            <w:color w:val="0000EE"/>
+            <w:u w:val="single"/>
+          </w:rPr>
+          <w:t>代上1:30</w:t>
+        </w:r>
+      </w:hyperlink>
+      <w:r>
+        <w:rPr>
+          <w:lang w:val="zh_TW" w:bidi="zh_TW"/>
+        </w:rPr>
+        <w:t>；</w:t>
+      </w:r>
+      <w:hyperlink r:id="rId63">
+        <w:r>
+          <w:rPr>
+            <w:lang w:val="zh_TW" w:bidi="zh_TW"/>
+          </w:rPr>
+          <w:rPr>
+            <w:color w:val="0000EE"/>
+            <w:u w:val="single"/>
+          </w:rPr>
+          <w:t>耶25:23</w:t>
+        </w:r>
+      </w:hyperlink>
+      <w:r>
+        <w:rPr>
+          <w:lang w:val="zh_TW" w:bidi="zh_TW"/>
+        </w:rPr>
+        <w:t>）。提瑪的後裔主要是控制曠野重要路線的商隊貿易者（</w:t>
+      </w:r>
+      <w:hyperlink r:id="rId64">
+        <w:r>
+          <w:rPr>
+            <w:lang w:val="zh_TW" w:bidi="zh_TW"/>
+          </w:rPr>
+          <w:rPr>
+            <w:color w:val="0000EE"/>
+            <w:u w:val="single"/>
+          </w:rPr>
+          <w:t>伯6:19</w:t>
+        </w:r>
+      </w:hyperlink>
+      <w:r>
+        <w:rPr>
+          <w:lang w:val="zh_TW" w:bidi="zh_TW"/>
+        </w:rPr>
+        <w:t>）。提瑪也與一個地區和一個城市有關聯。</w:t>
+      </w:r>
+    </w:p>
+    <w:p>
+      <w:pPr/>
+      <w:r>
+        <w:rPr>
+          <w:lang w:val="zh_TW" w:bidi="zh_TW"/>
+        </w:rPr>
+      </w:r>
+      <w:r>
+        <w:rPr>
+          <w:i/>
+          <w:lang w:val="zh_TW" w:bidi="zh_TW"/>
+        </w:rPr>
         <w:t xml:space="preserve">見 </w:t>
       </w:r>
       <w:r>
         <w:rPr>
           <w:lang w:val="zh_TW" w:bidi="zh_TW"/>
         </w:rPr>
-        <w:t>烏斯（人物）#2</w:t>
+        <w:t>提瑪（地點）</w:t>
+      </w:r>
+      <w:r>
+        <w:rPr>
+          <w:lang w:val="zh_TW" w:bidi="zh_TW"/>
+        </w:rPr>
+        <w:t>。</w:t>
+      </w:r>
+      <w:r>
+        <w:rPr>
+          <w:lang w:val="zh_TW" w:bidi="zh_TW"/>
+        </w:rPr>
+      </w:r>
+      <w:r>
+        <w:rPr>
+          <w:lang w:val="zh_TW" w:bidi="zh_TW"/>
+        </w:rPr>
+      </w:r>
+    </w:p>
+    <w:p>
+      <w:pPr/>
+      <w:r>
+        <w:rPr>
+          <w:lang w:val="zh_TW" w:bidi="zh_TW"/>
+        </w:rPr>
+      </w:r>
+    </w:p>
+    <w:p>
+      <w:pPr>
+        <w:pStyle w:val="Heading2"/>
+      </w:pPr>
+      <w:r>
+        <w:rPr>
+          <w:lang w:val="zh_TW" w:bidi="zh_TW"/>
+        </w:rPr>
+        <w:t>提摩太前書</w:t>
+      </w:r>
+      <w:r>
+        <w:rPr>
+          <w:lang w:val="zh_TW" w:bidi="zh_TW"/>
+        </w:rPr>
+      </w:r>
+    </w:p>
+    <w:p>
+      <w:pPr/>
+      <w:r>
+        <w:rPr>
+          <w:lang w:val="zh_TW" w:bidi="zh_TW"/>
+        </w:rPr>
+      </w:r>
+      <w:r>
+        <w:rPr>
+          <w:lang w:val="zh_TW" w:bidi="zh_TW"/>
+        </w:rPr>
+        <w:t>保羅寫給他年輕同工提摩太的第一封書信。</w:t>
+      </w:r>
+    </w:p>
+    <w:p>
+      <w:pPr/>
+      <w:r>
+        <w:rPr>
+          <w:lang w:val="zh_TW" w:bidi="zh_TW"/>
+        </w:rPr>
+      </w:r>
+      <w:r>
+        <w:rPr>
+          <w:lang w:val="zh_TW" w:bidi="zh_TW"/>
+        </w:rPr>
+        <w:t>提摩太前書的作者、日期和背景必須與其他兩封教牧書信提摩太後書和提多書一起考慮，這些書信是寫給保羅的兩位年輕同工，幫助他們處理以弗所和克里特教會的牧養問題。</w:t>
+      </w:r>
+    </w:p>
+    <w:p>
+      <w:pPr/>
+      <w:r>
+        <w:rPr>
+          <w:lang w:val="zh_TW" w:bidi="zh_TW"/>
+        </w:rPr>
+      </w:r>
+      <w:r>
+        <w:rPr>
+          <w:lang w:val="zh_TW" w:bidi="zh_TW"/>
+        </w:rPr>
+        <w:t>概述</w:t>
+      </w:r>
+    </w:p>
+    <w:p>
+      <w:pPr>
+        <w:pStyle w:val="ListBullet"/>
+        <w:spacing w:line="240" w:lineRule="auto"/>
+        <w:ind w:left="720"/>
+      </w:pPr>
+      <w:r>
+        <w:rPr>
+          <w:lang w:val="zh_TW" w:bidi="zh_TW"/>
+        </w:rPr>
+      </w:r>
+      <w:r>
+        <w:rPr>
+          <w:lang w:val="zh_TW" w:bidi="zh_TW"/>
+        </w:rPr>
+        <w:t>作者</w:t>
+      </w:r>
+    </w:p>
+    <w:p>
+      <w:pPr>
+        <w:pStyle w:val="ListBullet"/>
+        <w:spacing w:line="240" w:lineRule="auto"/>
+        <w:ind w:left="720"/>
+      </w:pPr>
+      <w:r>
+        <w:rPr>
+          <w:lang w:val="zh_TW" w:bidi="zh_TW"/>
+        </w:rPr>
+      </w:r>
+      <w:r>
+        <w:rPr>
+          <w:lang w:val="zh_TW" w:bidi="zh_TW"/>
+        </w:rPr>
+        <w:t>日期</w:t>
+      </w:r>
+    </w:p>
+    <w:p>
+      <w:pPr>
+        <w:pStyle w:val="ListBullet"/>
+        <w:spacing w:line="240" w:lineRule="auto"/>
+        <w:ind w:left="720"/>
+      </w:pPr>
+      <w:r>
+        <w:rPr>
+          <w:lang w:val="zh_TW" w:bidi="zh_TW"/>
+        </w:rPr>
+      </w:r>
+      <w:r>
+        <w:rPr>
+          <w:lang w:val="zh_TW" w:bidi="zh_TW"/>
+        </w:rPr>
+        <w:t>背景</w:t>
+      </w:r>
+    </w:p>
+    <w:p>
+      <w:pPr>
+        <w:pStyle w:val="ListBullet"/>
+        <w:spacing w:line="240" w:lineRule="auto"/>
+        <w:ind w:left="720"/>
+      </w:pPr>
+      <w:r>
+        <w:rPr>
+          <w:lang w:val="zh_TW" w:bidi="zh_TW"/>
+        </w:rPr>
+      </w:r>
+      <w:r>
+        <w:rPr>
+          <w:lang w:val="zh_TW" w:bidi="zh_TW"/>
+        </w:rPr>
+        <w:t>神學</w:t>
+      </w:r>
+    </w:p>
+    <w:p>
+      <w:pPr>
+        <w:pStyle w:val="ListBullet"/>
+        <w:spacing w:line="240" w:lineRule="auto"/>
+        <w:ind w:left="720"/>
+      </w:pPr>
+      <w:r>
+        <w:rPr>
+          <w:lang w:val="zh_TW" w:bidi="zh_TW"/>
+        </w:rPr>
+      </w:r>
+      <w:r>
+        <w:rPr>
+          <w:lang w:val="zh_TW" w:bidi="zh_TW"/>
+        </w:rPr>
+        <w:t>內容</w:t>
+      </w:r>
+    </w:p>
+    <w:p>
+      <w:pPr>
+        <w:pStyle w:val="Heading3"/>
+      </w:pPr>
+      <w:r>
+        <w:rPr>
+          <w:lang w:val="zh_TW" w:bidi="zh_TW"/>
+        </w:rPr>
+        <w:t>作者</w:t>
+      </w:r>
+    </w:p>
+    <w:p>
+      <w:pPr/>
+      <w:r>
+        <w:rPr>
+          <w:lang w:val="zh_TW" w:bidi="zh_TW"/>
+        </w:rPr>
+      </w:r>
+      <w:r>
+        <w:rPr>
+          <w:lang w:val="zh_TW" w:bidi="zh_TW"/>
+        </w:rPr>
+        <w:t>在提摩太前書中，如同提摩太後書和提多書一樣，保羅在第一節就被指名為作者。自愛任紐（Irenaeus）時期（大約公元185年）以來，在早期教會的傳統中，保羅始終是這三封信唯一被認定為作者的人。這三封信中包含了許多保羅生平的個人細節，這些都強有力地證明了保羅是真正的作者。</w:t>
+      </w:r>
+    </w:p>
+    <w:p>
+      <w:pPr/>
+      <w:r>
+        <w:rPr>
+          <w:lang w:val="zh_TW" w:bidi="zh_TW"/>
+        </w:rPr>
+      </w:r>
+      <w:r>
+        <w:rPr>
+          <w:lang w:val="zh_TW" w:bidi="zh_TW"/>
+        </w:rPr>
+        <w:t>然而，一些學者基於以下理由質疑保羅的作者身份：</w:t>
+      </w:r>
+    </w:p>
+    <w:p>
+      <w:pPr>
+        <w:pStyle w:val="ListNumber"/>
+        <w:numPr>
+          <w:ilvl w:val="0"/>
+          <w:numId w:val="15"/>
+        </w:numPr>
+        <w:spacing w:line="240" w:lineRule="auto"/>
+        <w:ind w:left="720"/>
+      </w:pPr>
+      <w:r>
+        <w:rPr>
+          <w:lang w:val="zh_TW" w:bidi="zh_TW"/>
+        </w:rPr>
+      </w:r>
+      <w:r>
+        <w:rPr>
+          <w:lang w:val="zh_TW" w:bidi="zh_TW"/>
+        </w:rPr>
+        <w:t>希臘文詞彙包含大量在其它保羅書信中未出現的詞彙。</w:t>
+        <w:br/>
+        <w:br/>
+      </w:r>
+      <w:r>
+        <w:rPr>
+          <w:lang w:val="zh_TW" w:bidi="zh_TW"/>
+        </w:rPr>
+        <w:t>但這些書信中的主題並不相同。在教牧書信中，作者所處理的是教會組織和紀律方面較為技術性的問題——是一位教會領袖寫信給其他領袖。保羅是一位受過高等教育的人，詞彙豐富。教牧書信中特有的詞彙並不會超出保羅所能使用的詞彙範圍。如果這些詞彙不是出自保羅本人，也可能來自經常幫助保羅撰寫書信的文士。</w:t>
+      </w:r>
+    </w:p>
+    <w:p>
+      <w:pPr>
+        <w:pStyle w:val="ListNumber"/>
+        <w:spacing w:line="240" w:lineRule="auto"/>
+        <w:ind w:left="720"/>
+      </w:pPr>
+      <w:r>
+        <w:rPr>
+          <w:lang w:val="zh_TW" w:bidi="zh_TW"/>
+        </w:rPr>
+      </w:r>
+      <w:r>
+        <w:rPr>
+          <w:lang w:val="zh_TW" w:bidi="zh_TW"/>
+        </w:rPr>
+        <w:t>有關保羅行程的記載，與使徒行傳中所描述的旅程不符。</w:t>
+        <w:br/>
+        <w:br/>
+      </w:r>
+      <w:r>
+        <w:rPr>
+          <w:lang w:val="zh_TW" w:bidi="zh_TW"/>
+        </w:rPr>
+        <w:t>如果相信保羅寫了教牧書信，並且完成了書信中所描述的事，那麼他必須是在羅馬被監禁後獲釋，並且前往了克里特、以弗所和馬其頓。使徒行傳中的記述以保羅在羅馬被囚禁為結尾，因此這些後來的行程可能沒有被提及。有法律證據表明，如果保羅在兩年內沒有被定罪，他應該會自動獲釋。</w:t>
+      </w:r>
+    </w:p>
+    <w:p>
+      <w:pPr>
+        <w:pStyle w:val="ListNumber"/>
+        <w:spacing w:line="240" w:lineRule="auto"/>
+        <w:ind w:left="720"/>
+      </w:pPr>
+      <w:r>
+        <w:rPr>
+          <w:lang w:val="zh_TW" w:bidi="zh_TW"/>
+        </w:rPr>
+      </w:r>
+      <w:r>
+        <w:rPr>
+          <w:lang w:val="zh_TW" w:bidi="zh_TW"/>
+        </w:rPr>
+        <w:t>教牧書信中提到的教會進步發展（如長老、監督和執事），證明其日期晚於保羅的生平。</w:t>
+        <w:br/>
+        <w:br/>
+      </w:r>
+      <w:r>
+        <w:rPr>
+          <w:lang w:val="zh_TW" w:bidi="zh_TW"/>
+        </w:rPr>
+        <w:t>然而，長老在舊約時代就已存在，而作為地方教會職員的監督，幾乎可以肯定與長老是同一職分。此外，保羅在他的其它書信中也提到執事，例如</w:t>
+      </w:r>
+      <w:hyperlink r:id="rId65">
+        <w:r>
+          <w:rPr>
+            <w:lang w:val="zh_TW" w:bidi="zh_TW"/>
+          </w:rPr>
+          <w:rPr>
+            <w:color w:val="0000EE"/>
+            <w:u w:val="single"/>
+          </w:rPr>
+          <w:t>腓立比書一章1節</w:t>
+        </w:r>
+      </w:hyperlink>
+      <w:r>
+        <w:rPr>
+          <w:lang w:val="zh_TW" w:bidi="zh_TW"/>
+        </w:rPr>
+        <w:t>。</w:t>
+      </w:r>
+    </w:p>
+    <w:p>
+      <w:pPr/>
+      <w:r>
+        <w:rPr>
+          <w:lang w:val="zh_TW" w:bidi="zh_TW"/>
+        </w:rPr>
+      </w:r>
+      <w:r>
+        <w:rPr>
+          <w:lang w:val="zh_TW" w:bidi="zh_TW"/>
+        </w:rPr>
+        <w:t>大多數保守派學者及許多其他學者強烈認為，保羅確實寫了這三封教牧書信。</w:t>
+      </w:r>
+    </w:p>
+    <w:p>
+      <w:pPr>
+        <w:pStyle w:val="Heading3"/>
+      </w:pPr>
+      <w:r>
+        <w:rPr>
+          <w:lang w:val="zh_TW" w:bidi="zh_TW"/>
+        </w:rPr>
+        <w:t>日期</w:t>
+      </w:r>
+    </w:p>
+    <w:p>
+      <w:pPr/>
+      <w:r>
+        <w:rPr>
+          <w:lang w:val="zh_TW" w:bidi="zh_TW"/>
+        </w:rPr>
+      </w:r>
+      <w:r>
+        <w:rPr>
+          <w:lang w:val="zh_TW" w:bidi="zh_TW"/>
+        </w:rPr>
+        <w:t>假設保羅寫了教牧書信，提摩太前書應該寫於他第一次羅馬監禁釋放後，大約公元61或62年，並在他第二次羅馬監禁之前，大約在64至67年間，即尼祿去世的日期。至於地點，保羅將提摩太留在以弗所，然後前往馬其頓（</w:t>
+      </w:r>
+      <w:hyperlink r:id="rId66">
+        <w:r>
+          <w:rPr>
+            <w:lang w:val="zh_TW" w:bidi="zh_TW"/>
+          </w:rPr>
+          <w:rPr>
+            <w:color w:val="0000EE"/>
+            <w:u w:val="single"/>
+          </w:rPr>
+          <w:t>提前1:3</w:t>
+        </w:r>
+      </w:hyperlink>
+      <w:r>
+        <w:rPr>
+          <w:lang w:val="zh_TW" w:bidi="zh_TW"/>
+        </w:rPr>
+        <w:t>），他可能在那裡寫了提摩太前書。這封信當然是寫給在以弗所的提摩太的。</w:t>
+      </w:r>
+    </w:p>
+    <w:p>
+      <w:pPr>
+        <w:pStyle w:val="Heading3"/>
+      </w:pPr>
+      <w:r>
+        <w:rPr>
+          <w:lang w:val="zh_TW" w:bidi="zh_TW"/>
+        </w:rPr>
+        <w:t>背景</w:t>
+      </w:r>
+    </w:p>
+    <w:p>
+      <w:pPr/>
+      <w:r>
+        <w:rPr>
+          <w:lang w:val="zh_TW" w:bidi="zh_TW"/>
+        </w:rPr>
+      </w:r>
+      <w:r>
+        <w:rPr>
+          <w:lang w:val="zh_TW" w:bidi="zh_TW"/>
+        </w:rPr>
+        <w:t>保羅把以弗所的教會交給提摩太管理（</w:t>
+      </w:r>
+      <w:hyperlink r:id="rId67">
+        <w:r>
+          <w:rPr>
+            <w:lang w:val="zh_TW" w:bidi="zh_TW"/>
+          </w:rPr>
+          <w:rPr>
+            <w:color w:val="0000EE"/>
+            <w:u w:val="single"/>
+          </w:rPr>
+          <w:t>1:2–3</w:t>
+        </w:r>
+      </w:hyperlink>
+      <w:r>
+        <w:rPr>
+          <w:lang w:val="zh_TW" w:bidi="zh_TW"/>
+        </w:rPr>
+        <w:t>）。保羅在第二次宣教旅程中想去羅馬的亞細亞省（以弗是其主要的城），但聖靈不允許他這樣做。他繼續前往馬其頓和希臘（</w:t>
+      </w:r>
+      <w:hyperlink r:id="rId68">
+        <w:r>
+          <w:rPr>
+            <w:lang w:val="zh_TW" w:bidi="zh_TW"/>
+          </w:rPr>
+          <w:rPr>
+            <w:color w:val="0000EE"/>
+            <w:u w:val="single"/>
+          </w:rPr>
+          <w:t>徒16:6</w:t>
+        </w:r>
+      </w:hyperlink>
+      <w:r>
+        <w:rPr>
+          <w:lang w:val="zh_TW" w:bidi="zh_TW"/>
+        </w:rPr>
+        <w:t>）。他在完成第二次旅程時短暫到訪以弗所（</w:t>
+      </w:r>
+      <w:hyperlink r:id="rId69">
+        <w:r>
+          <w:rPr>
+            <w:lang w:val="zh_TW" w:bidi="zh_TW"/>
+          </w:rPr>
+          <w:rPr>
+            <w:color w:val="0000EE"/>
+            <w:u w:val="single"/>
+          </w:rPr>
+          <w:t>18:19–20</w:t>
+        </w:r>
+      </w:hyperlink>
+      <w:r>
+        <w:rPr>
+          <w:lang w:val="zh_TW" w:bidi="zh_TW"/>
+        </w:rPr>
+        <w:t>）。然後在他的第三次旅程中，他以以弗所為活動中心，並在那裡度過了三年（</w:t>
+      </w:r>
+      <w:hyperlink r:id="rId70">
+        <w:r>
+          <w:rPr>
+            <w:lang w:val="zh_TW" w:bidi="zh_TW"/>
+          </w:rPr>
+          <w:rPr>
+            <w:color w:val="0000EE"/>
+            <w:u w:val="single"/>
+          </w:rPr>
+          <w:t>19:1–20:1</w:t>
+        </w:r>
+      </w:hyperlink>
+      <w:r>
+        <w:rPr>
+          <w:lang w:val="zh_TW" w:bidi="zh_TW"/>
+        </w:rPr>
+        <w:t>）。在他第一次被囚禁於羅馬期間，他寫了一封通函給以弗所和附近的教會。僅僅幾年後，他在以弗所寫了提摩太前書給提摩太。</w:t>
+      </w:r>
+    </w:p>
+    <w:p>
+      <w:pPr>
+        <w:pStyle w:val="Heading3"/>
+      </w:pPr>
+      <w:r>
+        <w:rPr>
+          <w:lang w:val="zh_TW" w:bidi="zh_TW"/>
+        </w:rPr>
+        <w:t>神學</w:t>
+      </w:r>
+    </w:p>
+    <w:p>
+      <w:pPr/>
+      <w:r>
+        <w:rPr>
+          <w:lang w:val="zh_TW" w:bidi="zh_TW"/>
+        </w:rPr>
+      </w:r>
+      <w:r>
+        <w:rPr>
+          <w:lang w:val="zh_TW" w:bidi="zh_TW"/>
+        </w:rPr>
+        <w:t>總的來說，提摩太前書的神學與其它保羅書信以及整個新約的神學一致。神的主權和愛在這封信中一再被清楚呈現。耶穌總是被描繪為真正的神以及人。救恩是藉著基督對神的信心而得的。律法不能拯救人，因為所有人都違背了律法。然而，律法是好的，是神給得救之人的指引，引導他們過討神喜悅的生活。</w:t>
+      </w:r>
+    </w:p>
+    <w:p>
+      <w:pPr/>
+      <w:r>
+        <w:rPr>
+          <w:lang w:val="zh_TW" w:bidi="zh_TW"/>
+        </w:rPr>
+      </w:r>
+      <w:r>
+        <w:rPr>
+          <w:lang w:val="zh_TW" w:bidi="zh_TW"/>
+        </w:rPr>
+        <w:t>教會在這封信中佔有重要地位。所有基督徒都應該成為教會的一部分。他們從教會中獲得了大量關於培養基督徒品格的資源，並且他們在教會中服事神可以比獨自一人服事神有效得多。教會需要組織才能有效地完成其工作。教會必須時刻努力避免異端，並教導福音的真理。</w:t>
+      </w:r>
+    </w:p>
+    <w:p>
+      <w:pPr>
+        <w:pStyle w:val="Heading3"/>
+      </w:pPr>
+      <w:r>
+        <w:rPr>
+          <w:lang w:val="zh_TW" w:bidi="zh_TW"/>
+        </w:rPr>
+        <w:t>內容</w:t>
+      </w:r>
+    </w:p>
+    <w:p>
+      <w:pPr>
+        <w:pStyle w:val="Heading4"/>
+      </w:pPr>
+      <w:r>
+        <w:rPr>
+          <w:lang w:val="zh_TW" w:bidi="zh_TW"/>
+        </w:rPr>
+        <w:t>問安（</w:t>
+      </w:r>
+      <w:hyperlink r:id="rId71">
+        <w:r>
+          <w:rPr>
+            <w:lang w:val="zh_TW" w:bidi="zh_TW"/>
+          </w:rPr>
+          <w:rPr>
+            <w:color w:val="0000EE"/>
+            <w:u w:val="single"/>
+          </w:rPr>
+          <w:t>1:1–2</w:t>
+        </w:r>
+      </w:hyperlink>
+      <w:r>
+        <w:rPr>
+          <w:lang w:val="zh_TW" w:bidi="zh_TW"/>
+        </w:rPr>
+        <w:t>）</w:t>
+      </w:r>
+    </w:p>
+    <w:p>
+      <w:pPr/>
+      <w:r>
+        <w:rPr>
+          <w:lang w:val="zh_TW" w:bidi="zh_TW"/>
+        </w:rPr>
+      </w:r>
+      <w:r>
+        <w:rPr>
+          <w:lang w:val="zh_TW" w:bidi="zh_TW"/>
+        </w:rPr>
+        <w:t>作者自稱保羅，並描述自己是由神揀選並由父神和祂的兒子基督耶穌授權的使徒。保羅有權對年輕的牧者和教會說權威的話語。</w:t>
+      </w:r>
+    </w:p>
+    <w:p>
+      <w:pPr/>
+      <w:r>
+        <w:rPr>
+          <w:lang w:val="zh_TW" w:bidi="zh_TW"/>
+        </w:rPr>
+      </w:r>
+      <w:r>
+        <w:rPr>
+          <w:lang w:val="zh_TW" w:bidi="zh_TW"/>
+        </w:rPr>
+        <w:t>這封信是寫給提摩太的，保羅所親愛的屬靈孩子，保羅給他三重祝福——從神而來的恩惠、憐憫、平安。</w:t>
+      </w:r>
+    </w:p>
+    <w:p>
+      <w:pPr>
+        <w:pStyle w:val="Heading4"/>
+      </w:pPr>
+      <w:r>
+        <w:rPr>
+          <w:lang w:val="zh_TW" w:bidi="zh_TW"/>
+        </w:rPr>
+        <w:t>處理異端（</w:t>
+      </w:r>
+      <w:hyperlink r:id="rId72">
+        <w:r>
+          <w:rPr>
+            <w:lang w:val="zh_TW" w:bidi="zh_TW"/>
+          </w:rPr>
+          <w:rPr>
+            <w:color w:val="0000EE"/>
+            <w:u w:val="single"/>
+          </w:rPr>
+          <w:t>1:3–20</w:t>
+        </w:r>
+      </w:hyperlink>
+      <w:r>
+        <w:rPr>
+          <w:lang w:val="zh_TW" w:bidi="zh_TW"/>
+        </w:rPr>
+        <w:t>）</w:t>
+      </w:r>
+    </w:p>
+    <w:p>
+      <w:pPr/>
+      <w:r>
+        <w:rPr>
+          <w:lang w:val="zh_TW" w:bidi="zh_TW"/>
+        </w:rPr>
+      </w:r>
+      <w:r>
+        <w:rPr>
+          <w:lang w:val="zh_TW" w:bidi="zh_TW"/>
+        </w:rPr>
+        <w:t>保羅留下提摩太在以弗所的原因之一是希望他「囑咐那幾個人不可傳異教」（</w:t>
+      </w:r>
+      <w:hyperlink r:id="rId66">
+        <w:r>
+          <w:rPr>
+            <w:lang w:val="zh_TW" w:bidi="zh_TW"/>
+          </w:rPr>
+          <w:rPr>
+            <w:color w:val="0000EE"/>
+            <w:u w:val="single"/>
+          </w:rPr>
+          <w:t>1:3</w:t>
+        </w:r>
+      </w:hyperlink>
+      <w:r>
+        <w:rPr>
+          <w:lang w:val="zh_TW" w:bidi="zh_TW"/>
+        </w:rPr>
+        <w:t>）。保羅相信一個人所信的和他所做的一樣重要。這裡的異端被描述為一種早期諾斯底主義異端，這是一種危險的異端，困擾教會已有數個世紀。</w:t>
+      </w:r>
+    </w:p>
+    <w:p>
+      <w:pPr/>
+      <w:r>
+        <w:rPr>
+          <w:lang w:val="zh_TW" w:bidi="zh_TW"/>
+        </w:rPr>
+      </w:r>
+      <w:r>
+        <w:rPr>
+          <w:lang w:val="zh_TW" w:bidi="zh_TW"/>
+        </w:rPr>
+        <w:t>這些早期的諾斯底主義者聲稱比普通基督徒對真理擁有更深的洞見。他們將神視為靈，將人視為物質，並將神和人區分開來。他們認為兩者之間的橋樑不是耶穌基督這位唯一的中保，而是由無數不同等級的天使、化身、伊安（aeons）等等所構成。他們爭論神話和虛構的事，他們尋求救恩的方法是試圖取悅一連串無窮無盡的天使鎖鏈來獲得拯救，而不是藉著信心接受神所賜的救恩。但保羅深知，唯有神的恩典才能拯救罪人。</w:t>
+      </w:r>
+    </w:p>
+    <w:p>
+      <w:pPr>
+        <w:pStyle w:val="Heading4"/>
+      </w:pPr>
+      <w:r>
+        <w:rPr>
+          <w:lang w:val="zh_TW" w:bidi="zh_TW"/>
+        </w:rPr>
+        <w:t>教會中的正確敬拜（</w:t>
+      </w:r>
+      <w:hyperlink r:id="rId73">
+        <w:r>
+          <w:rPr>
+            <w:lang w:val="zh_TW" w:bidi="zh_TW"/>
+          </w:rPr>
+          <w:rPr>
+            <w:color w:val="0000EE"/>
+            <w:u w:val="single"/>
+          </w:rPr>
+          <w:t>2:1–15</w:t>
+        </w:r>
+      </w:hyperlink>
+      <w:r>
+        <w:rPr>
+          <w:lang w:val="zh_TW" w:bidi="zh_TW"/>
+        </w:rPr>
+        <w:t>）</w:t>
+      </w:r>
+    </w:p>
+    <w:p>
+      <w:pPr/>
+      <w:r>
+        <w:rPr>
+          <w:lang w:val="zh_TW" w:bidi="zh_TW"/>
+        </w:rPr>
+      </w:r>
+      <w:r>
+        <w:rPr>
+          <w:lang w:val="zh_TW" w:bidi="zh_TW"/>
+        </w:rPr>
+        <w:t>「我勸你，第一要為萬人懇求、禱告、代求、祝謝」（</w:t>
+      </w:r>
+      <w:hyperlink r:id="rId74">
+        <w:r>
+          <w:rPr>
+            <w:lang w:val="zh_TW" w:bidi="zh_TW"/>
+          </w:rPr>
+          <w:rPr>
+            <w:color w:val="0000EE"/>
+            <w:u w:val="single"/>
+          </w:rPr>
+          <w:t>2:1</w:t>
+        </w:r>
+      </w:hyperlink>
+      <w:r>
+        <w:rPr>
+          <w:lang w:val="zh_TW" w:bidi="zh_TW"/>
+        </w:rPr>
+        <w:t>）。禱告是基督教會敬拜中極其重要的一部分。保羅強調為國家中高位上的人作特別禱告的重要性（即使國是以尼祿為皇帝的羅馬帝國）。保羅在</w:t>
+      </w:r>
+      <w:hyperlink r:id="rId75">
+        <w:r>
+          <w:rPr>
+            <w:lang w:val="zh_TW" w:bidi="zh_TW"/>
+          </w:rPr>
+          <w:rPr>
+            <w:color w:val="0000EE"/>
+            <w:u w:val="single"/>
+          </w:rPr>
+          <w:t>羅馬書第十三章</w:t>
+        </w:r>
+      </w:hyperlink>
+      <w:r>
+        <w:rPr>
+          <w:lang w:val="zh_TW" w:bidi="zh_TW"/>
+        </w:rPr>
+        <w:t>中清楚地教導這一點，而耶穌也告訴祂的門徒要把屬於凱撒的東西交給凱撒（</w:t>
+      </w:r>
+      <w:hyperlink r:id="rId76">
+        <w:r>
+          <w:rPr>
+            <w:lang w:val="zh_TW" w:bidi="zh_TW"/>
+          </w:rPr>
+          <w:rPr>
+            <w:color w:val="0000EE"/>
+            <w:u w:val="single"/>
+          </w:rPr>
+          <w:t>太22:17</w:t>
+        </w:r>
+      </w:hyperlink>
+      <w:r>
+        <w:rPr>
+          <w:lang w:val="zh_TW" w:bidi="zh_TW"/>
+        </w:rPr>
+        <w:t>）。</w:t>
+      </w:r>
+    </w:p>
+    <w:p>
+      <w:pPr/>
+      <w:r>
+        <w:rPr>
+          <w:lang w:val="zh_TW" w:bidi="zh_TW"/>
+        </w:rPr>
+      </w:r>
+      <w:r>
+        <w:rPr>
+          <w:lang w:val="zh_TW" w:bidi="zh_TW"/>
+        </w:rPr>
+        <w:t>基督徒男女應該向神祈禱，舉起聖潔的手，這些手應當遠離罪、怒氣和怨恨。保羅特別勸誡姊妹們：「又願女人廉恥、自守，以正派衣裳為妝飾，不以編髮、黃金、珍珠，和貴價的衣裳為妝飾，只要有善行，這才與自稱是敬神的女人相宜。」（</w:t>
+      </w:r>
+      <w:hyperlink r:id="rId77">
+        <w:r>
+          <w:rPr>
+            <w:lang w:val="zh_TW" w:bidi="zh_TW"/>
+          </w:rPr>
+          <w:rPr>
+            <w:color w:val="0000EE"/>
+            <w:u w:val="single"/>
+          </w:rPr>
+          <w:t>提前2:9–10</w:t>
+        </w:r>
+      </w:hyperlink>
+      <w:r>
+        <w:rPr>
+          <w:lang w:val="zh_TW" w:bidi="zh_TW"/>
+        </w:rPr>
+        <w:t>）。然後保羅說：「不許女人講道，也不許她轄管男人，只要沉靜」（</w:t>
+      </w:r>
+      <w:hyperlink r:id="rId78">
+        <w:r>
+          <w:rPr>
+            <w:lang w:val="zh_TW" w:bidi="zh_TW"/>
+          </w:rPr>
+          <w:rPr>
+            <w:color w:val="0000EE"/>
+            <w:u w:val="single"/>
+          </w:rPr>
+          <w:t>12</w:t>
+        </w:r>
+      </w:hyperlink>
+      <w:r>
+        <w:rPr>
+          <w:lang w:val="zh_TW" w:bidi="zh_TW"/>
+        </w:rPr>
+        <w:t>節）。這並不意味著他們不能在教會聚會中發言。使徒行傳和哥林多前書清楚表明，婦女可以在教會聚會中禱告、說預言和作見證。但教導的職責是由男性擔任，因為作為長老（男性）的職責就是教導。因此，教導和行使權柄是密不可分的。</w:t>
+      </w:r>
+    </w:p>
+    <w:p>
+      <w:pPr>
+        <w:pStyle w:val="Heading4"/>
+      </w:pPr>
+      <w:r>
+        <w:rPr>
+          <w:lang w:val="zh_TW" w:bidi="zh_TW"/>
+        </w:rPr>
+        <w:t>教會中的適當組織（</w:t>
+      </w:r>
+      <w:hyperlink r:id="rId79">
+        <w:r>
+          <w:rPr>
+            <w:lang w:val="zh_TW" w:bidi="zh_TW"/>
+          </w:rPr>
+          <w:rPr>
+            <w:color w:val="0000EE"/>
+            <w:u w:val="single"/>
+          </w:rPr>
+          <w:t>3:1–5:25</w:t>
+        </w:r>
+      </w:hyperlink>
+      <w:r>
+        <w:rPr>
+          <w:lang w:val="zh_TW" w:bidi="zh_TW"/>
+        </w:rPr>
+        <w:t>）</w:t>
+      </w:r>
+    </w:p>
+    <w:p>
+      <w:pPr/>
+      <w:r>
+        <w:rPr>
+          <w:lang w:val="zh_TW" w:bidi="zh_TW"/>
+        </w:rPr>
+      </w:r>
+      <w:r>
+        <w:rPr>
+          <w:lang w:val="zh_TW" w:bidi="zh_TW"/>
+        </w:rPr>
+        <w:t>關於早期教會的組織，首要問題是誰是監督。這處經文的第一節是：「人若想要得監督的職分，就是羨慕善工」（</w:t>
+      </w:r>
+      <w:hyperlink r:id="rId80">
+        <w:r>
+          <w:rPr>
+            <w:lang w:val="zh_TW" w:bidi="zh_TW"/>
+          </w:rPr>
+          <w:rPr>
+            <w:color w:val="0000EE"/>
+            <w:u w:val="single"/>
+          </w:rPr>
+          <w:t>3:1）</w:t>
+        </w:r>
+      </w:hyperlink>
+      <w:r>
+        <w:rPr>
+          <w:lang w:val="zh_TW" w:bidi="zh_TW"/>
+        </w:rPr>
+        <w:t>。在所有教牧書信中，監督顯然是地方教會內的一個職分，而不是一個管理多個教會的職員，例如在公元二世紀初期發展起來的主教職位。而且根據</w:t>
+      </w:r>
+      <w:hyperlink r:id="rId81">
+        <w:r>
+          <w:rPr>
+            <w:lang w:val="zh_TW" w:bidi="zh_TW"/>
+          </w:rPr>
+          <w:rPr>
+            <w:color w:val="0000EE"/>
+            <w:u w:val="single"/>
+          </w:rPr>
+          <w:t>提多書一章4至6節</w:t>
+        </w:r>
+      </w:hyperlink>
+      <w:r>
+        <w:rPr>
+          <w:lang w:val="zh_TW" w:bidi="zh_TW"/>
+        </w:rPr>
+        <w:t>，保羅將長老和監督這兩個詞交替使用，因此大多數學者相信保羅認為這兩者是可以互換的。提摩太自己是教會中類似現代牧師的角色，並且有長老（監督）和執事幫助他管理教會。</w:t>
+      </w:r>
+    </w:p>
+    <w:p>
+      <w:pPr/>
+      <w:r>
+        <w:rPr>
+          <w:lang w:val="zh_TW" w:bidi="zh_TW"/>
+        </w:rPr>
+      </w:r>
+      <w:r>
+        <w:rPr>
+          <w:lang w:val="zh_TW" w:bidi="zh_TW"/>
+        </w:rPr>
+        <w:t>在教會中成為長老是一個值得追求的目標。但是，一個人必須具備高資格才能當選這樣負責任的職位。他應該受到教會其他成員和教會外部人士的尊重。大多數的資格都很清楚，但其中幾個值得特別注意。</w:t>
+      </w:r>
+    </w:p>
+    <w:p>
+      <w:pPr/>
+      <w:r>
+        <w:rPr>
+          <w:lang w:val="zh_TW" w:bidi="zh_TW"/>
+        </w:rPr>
+      </w:r>
+      <w:r>
+        <w:rPr>
+          <w:lang w:val="zh_TW" w:bidi="zh_TW"/>
+        </w:rPr>
+        <w:t>「作監督的，必須無可指責，只作一個婦人的丈夫」（</w:t>
+      </w:r>
+      <w:hyperlink r:id="rId82">
+        <w:r>
+          <w:rPr>
+            <w:lang w:val="zh_TW" w:bidi="zh_TW"/>
+          </w:rPr>
+          <w:rPr>
+            <w:color w:val="0000EE"/>
+            <w:u w:val="single"/>
+          </w:rPr>
+          <w:t>3:2</w:t>
+        </w:r>
+      </w:hyperlink>
+      <w:r>
+        <w:rPr>
+          <w:lang w:val="zh_TW" w:bidi="zh_TW"/>
+        </w:rPr>
+        <w:t>）。希臘文的字面意思是「一個女人的男人」。這顯然禁止一夫多妻制，並排除對妻子不忠的男人。它可能不會排除一個離婚後再婚的男人，也不會排除一個從未有過妻子的單身男子。教會應該堅持其領袖在性道德上有很高的標準。</w:t>
+      </w:r>
+    </w:p>
+    <w:p>
+      <w:pPr/>
+      <w:r>
+        <w:rPr>
+          <w:lang w:val="zh_TW" w:bidi="zh_TW"/>
+        </w:rPr>
+      </w:r>
+      <w:r>
+        <w:rPr>
+          <w:lang w:val="zh_TW" w:bidi="zh_TW"/>
+        </w:rPr>
+        <w:t>如果一個人無法管理好自己的家庭，他也無法在教會中行使紀律。這個人也不應該酗酒。保羅並未要求完全禁酒，但他明確要求長老不可被烈酒支配。而且擔任長老高職的人不應該是新信徒（字面意義為初信者），以免因驕傲而失去做長老的資格。總的來說，只有品格優良的人才能當選為教會的長老或監督。</w:t>
+      </w:r>
+    </w:p>
+    <w:p>
+      <w:pPr/>
+      <w:r>
+        <w:rPr>
+          <w:lang w:val="zh_TW" w:bidi="zh_TW"/>
+        </w:rPr>
+      </w:r>
+      <w:r>
+        <w:rPr>
+          <w:lang w:val="zh_TW" w:bidi="zh_TW"/>
+        </w:rPr>
+        <w:t>接著，保羅繼續談到執事的職分：「作執事的，也是如此：必須端莊，不一口兩舌，不好喝酒，不貪不義之財」（</w:t>
+      </w:r>
+      <w:hyperlink r:id="rId83">
+        <w:r>
+          <w:rPr>
+            <w:lang w:val="zh_TW" w:bidi="zh_TW"/>
+          </w:rPr>
+          <w:rPr>
+            <w:color w:val="0000EE"/>
+            <w:u w:val="single"/>
+          </w:rPr>
+          <w:t>3:8</w:t>
+        </w:r>
+      </w:hyperlink>
+      <w:r>
+        <w:rPr>
+          <w:lang w:val="zh_TW" w:bidi="zh_TW"/>
+        </w:rPr>
+        <w:t>）。執事的資格幾乎與長老的資格相同。在被選為執事之前，他們應該有教會工作的經驗。</w:t>
+      </w:r>
+      <w:hyperlink r:id="rId84">
+        <w:r>
+          <w:rPr>
+            <w:lang w:val="zh_TW" w:bidi="zh_TW"/>
+          </w:rPr>
+          <w:rPr>
+            <w:color w:val="0000EE"/>
+            <w:u w:val="single"/>
+          </w:rPr>
+          <w:t>提摩太前書三章11節</w:t>
+        </w:r>
+      </w:hyperlink>
+      <w:r>
+        <w:rPr>
+          <w:lang w:val="zh_TW" w:bidi="zh_TW"/>
+        </w:rPr>
+        <w:t>將相同的資格應用於有志成為執事的婦女和/或執事的妻子。第</w:t>
+      </w:r>
+      <w:hyperlink r:id="rId85">
+        <w:r>
+          <w:rPr>
+            <w:lang w:val="zh_TW" w:bidi="zh_TW"/>
+          </w:rPr>
+          <w:rPr>
+            <w:color w:val="0000EE"/>
+            <w:u w:val="single"/>
+          </w:rPr>
+          <w:t>12節</w:t>
+        </w:r>
+      </w:hyperlink>
+      <w:r>
+        <w:rPr>
+          <w:lang w:val="zh_TW" w:bidi="zh_TW"/>
+        </w:rPr>
+        <w:t>繼續說明執事的資格。</w:t>
+      </w:r>
+    </w:p>
+    <w:p>
+      <w:pPr/>
+      <w:r>
+        <w:rPr>
+          <w:lang w:val="zh_TW" w:bidi="zh_TW"/>
+        </w:rPr>
+      </w:r>
+      <w:r>
+        <w:rPr>
+          <w:lang w:val="zh_TW" w:bidi="zh_TW"/>
+        </w:rPr>
+        <w:t>在第</w:t>
+      </w:r>
+      <w:hyperlink r:id="rId86">
+        <w:r>
+          <w:rPr>
+            <w:lang w:val="zh_TW" w:bidi="zh_TW"/>
+          </w:rPr>
+          <w:rPr>
+            <w:color w:val="0000EE"/>
+            <w:u w:val="single"/>
+          </w:rPr>
+          <w:t>四</w:t>
+        </w:r>
+      </w:hyperlink>
+      <w:r>
+        <w:rPr>
+          <w:lang w:val="zh_TW" w:bidi="zh_TW"/>
+        </w:rPr>
+        <w:t>章中，保羅敦促提摩太在教會中發揮他的領導作用，特別是在他與異端的關係上。一些諾斯底異端教導一種虛假的禁欲主義，禁止婚姻和某些食物。但神賜給我們這些東西是為了使用和享受，以榮耀神。提摩太的牧職責任是教導人神的真理，不要讓自己捲入異端無神和荒謬傳說的爭論中（</w:t>
+      </w:r>
+      <w:hyperlink r:id="rId87">
+        <w:r>
+          <w:rPr>
+            <w:lang w:val="zh_TW" w:bidi="zh_TW"/>
+          </w:rPr>
+          <w:rPr>
+            <w:color w:val="0000EE"/>
+            <w:u w:val="single"/>
+          </w:rPr>
+          <w:t>4:7</w:t>
+        </w:r>
+      </w:hyperlink>
+      <w:r>
+        <w:rPr>
+          <w:lang w:val="zh_TW" w:bidi="zh_TW"/>
+        </w:rPr>
+        <w:t>）。保羅敦促提摩太通過不斷的靈性操練來保持靈性健壯，這比鍛鍊身體更重要。</w:t>
+      </w:r>
+    </w:p>
+    <w:p>
+      <w:pPr/>
+      <w:r>
+        <w:rPr>
+          <w:lang w:val="zh_TW" w:bidi="zh_TW"/>
+        </w:rPr>
+      </w:r>
+      <w:r>
+        <w:rPr>
+          <w:lang w:val="zh_TW" w:bidi="zh_TW"/>
+        </w:rPr>
+        <w:t>保羅認識到提摩太是一個年輕人，一些年長的基督徒可能會因為他年輕而看輕他。提摩太應該更加努力以贏得他們的尊重——「在言語、行為、愛心、信心、清潔上，都作信徒的榜樣」（</w:t>
+      </w:r>
+      <w:hyperlink r:id="rId88">
+        <w:r>
+          <w:rPr>
+            <w:lang w:val="zh_TW" w:bidi="zh_TW"/>
+          </w:rPr>
+          <w:rPr>
+            <w:color w:val="0000EE"/>
+            <w:u w:val="single"/>
+          </w:rPr>
+          <w:t>4:12</w:t>
+        </w:r>
+      </w:hyperlink>
+      <w:r>
+        <w:rPr>
+          <w:lang w:val="zh_TW" w:bidi="zh_TW"/>
+        </w:rPr>
+        <w:t>）。因為神已經呼召提摩太，並且教會藉按手禮任命了他，提摩太應該努力履行這些崇高的責任。</w:t>
+      </w:r>
+    </w:p>
+    <w:p>
+      <w:pPr/>
+      <w:r>
+        <w:rPr>
+          <w:lang w:val="zh_TW" w:bidi="zh_TW"/>
+        </w:rPr>
+      </w:r>
+      <w:r>
+        <w:rPr>
+          <w:lang w:val="zh_TW" w:bidi="zh_TW"/>
+        </w:rPr>
+        <w:t>保羅給了提摩太一些實際的建議，告訴他一個年輕的傳道人應該如何處理教會中不同年齡和性別的群體。他應該像對待自己的父親一樣對待年長的男人，像對待自己的母親一樣對待年長的女人，像對待自己的兄弟一樣對待年輕的男人，像對待自己的姐妹一樣對待年輕的女人——並特別強調：「總要清清潔潔的」（</w:t>
+      </w:r>
+      <w:hyperlink r:id="rId89">
+        <w:r>
+          <w:rPr>
+            <w:lang w:val="zh_TW" w:bidi="zh_TW"/>
+          </w:rPr>
+          <w:rPr>
+            <w:color w:val="0000EE"/>
+            <w:u w:val="single"/>
+          </w:rPr>
+          <w:t>5:2</w:t>
+        </w:r>
+      </w:hyperlink>
+      <w:r>
+        <w:rPr>
+          <w:lang w:val="zh_TW" w:bidi="zh_TW"/>
+        </w:rPr>
+        <w:t>）。</w:t>
+      </w:r>
+    </w:p>
+    <w:p>
+      <w:pPr/>
+      <w:r>
+        <w:rPr>
+          <w:lang w:val="zh_TW" w:bidi="zh_TW"/>
+        </w:rPr>
+      </w:r>
+      <w:r>
+        <w:rPr>
+          <w:lang w:val="zh_TW" w:bidi="zh_TW"/>
+        </w:rPr>
+        <w:t>保羅還告訴提摩太如何處理寡婦的問題。在那個時候，極少婦女可以工作，且當時還沒有保險和社會保障，失去丈夫的婦女往往陷入絕望的境地。早期教會制定了一個寡婦名冊，以便能夠照顧她們的需要。年輕的寡婦應該被勸勉再婚，讓新的丈夫來支持她們。有能力的家庭應該認識到他們有責任照顧自己有需要的親人。教會因此有責任照顧那些沒有家人照顧的年長寡婦。教會在履行其慈善義務時，必須明智、公平，妥善分配有限的資源，以達到最大的益處。</w:t>
+      </w:r>
+    </w:p>
+    <w:p>
+      <w:pPr/>
+      <w:r>
+        <w:rPr>
+          <w:lang w:val="zh_TW" w:bidi="zh_TW"/>
+        </w:rPr>
+      </w:r>
+      <w:r>
+        <w:rPr>
+          <w:lang w:val="zh_TW" w:bidi="zh_TW"/>
+        </w:rPr>
+        <w:t>即使在早期教會，教會領袖也因其工作而獲得報酬。保羅說他們應該「當以為配受加倍的敬奉」（</w:t>
+      </w:r>
+      <w:hyperlink r:id="rId90">
+        <w:r>
+          <w:rPr>
+            <w:lang w:val="zh_TW" w:bidi="zh_TW"/>
+          </w:rPr>
+          <w:rPr>
+            <w:color w:val="0000EE"/>
+            <w:u w:val="single"/>
+          </w:rPr>
+          <w:t>5:17</w:t>
+        </w:r>
+      </w:hyperlink>
+      <w:r>
+        <w:rPr>
+          <w:lang w:val="zh_TW" w:bidi="zh_TW"/>
+        </w:rPr>
+        <w:t>）。教會的領袖不應該被選立得太快，他們的罪過也不應被忽視。即便是提摩太本人，也被警告要遠離罪惡。這處經文最後再次討論了教會領袖的罪（</w:t>
+      </w:r>
+      <w:hyperlink r:id="rId91">
+        <w:r>
+          <w:rPr>
+            <w:lang w:val="zh_TW" w:bidi="zh_TW"/>
+          </w:rPr>
+          <w:rPr>
+            <w:color w:val="0000EE"/>
+            <w:u w:val="single"/>
+          </w:rPr>
+          <w:t>24–25節</w:t>
+        </w:r>
+      </w:hyperlink>
+      <w:r>
+        <w:rPr>
+          <w:lang w:val="zh_TW" w:bidi="zh_TW"/>
+        </w:rPr>
+        <w:t>）。當一個人的罪行明顯時，罪人必須由教會懲戒。有時候，一個人的罪可能不被其他人發現，但神知道並會處理。相反，領袖們的許多善行也是如此。</w:t>
+      </w:r>
+    </w:p>
+    <w:p>
+      <w:pPr>
+        <w:pStyle w:val="Heading4"/>
+      </w:pPr>
+      <w:r>
+        <w:rPr>
+          <w:lang w:val="zh_TW" w:bidi="zh_TW"/>
+        </w:rPr>
+        <w:t>一些關於基督徒生活的實際教導（</w:t>
+      </w:r>
+      <w:hyperlink r:id="rId92">
+        <w:r>
+          <w:rPr>
+            <w:lang w:val="zh_TW" w:bidi="zh_TW"/>
+          </w:rPr>
+          <w:rPr>
+            <w:color w:val="0000EE"/>
+            <w:u w:val="single"/>
+          </w:rPr>
+          <w:t>6:1–21</w:t>
+        </w:r>
+      </w:hyperlink>
+      <w:r>
+        <w:rPr>
+          <w:lang w:val="zh_TW" w:bidi="zh_TW"/>
+        </w:rPr>
+        <w:t>）</w:t>
+      </w:r>
+    </w:p>
+    <w:p>
+      <w:pPr/>
+      <w:r>
+        <w:rPr>
+          <w:lang w:val="zh_TW" w:bidi="zh_TW"/>
+        </w:rPr>
+      </w:r>
+      <w:r>
+        <w:rPr>
+          <w:lang w:val="zh_TW" w:bidi="zh_TW"/>
+        </w:rPr>
+        <w:t>奴隸制度在當時是被普遍接受的制度。保羅教導基督徒奴隸要做忠實的奴隸，而基督徒主人也應該做良善的主人。在許多世紀後，基督教的原則最終會導致奴隸制度的終結，但在保羅的時代，無論是保羅還是其他人，都不可能發起一場廢除奴隸制的運動。</w:t>
+      </w:r>
+    </w:p>
+    <w:p>
+      <w:pPr/>
+      <w:r>
+        <w:rPr>
+          <w:lang w:val="zh_TW" w:bidi="zh_TW"/>
+        </w:rPr>
+      </w:r>
+      <w:r>
+        <w:rPr>
+          <w:lang w:val="zh_TW" w:bidi="zh_TW"/>
+        </w:rPr>
+        <w:t>保羅敦促提摩太遠離異端的教導，堅守傳揚福音的真理。</w:t>
+      </w:r>
+    </w:p>
+    <w:p>
+      <w:pPr/>
+      <w:r>
+        <w:rPr>
+          <w:lang w:val="zh_TW" w:bidi="zh_TW"/>
+        </w:rPr>
+      </w:r>
+      <w:r>
+        <w:rPr>
+          <w:lang w:val="zh_TW" w:bidi="zh_TW"/>
+        </w:rPr>
+        <w:t>有兩個部分（</w:t>
+      </w:r>
+      <w:hyperlink r:id="rId93">
+        <w:r>
+          <w:rPr>
+            <w:lang w:val="zh_TW" w:bidi="zh_TW"/>
+          </w:rPr>
+          <w:rPr>
+            <w:color w:val="0000EE"/>
+            <w:u w:val="single"/>
+          </w:rPr>
+          <w:t>6:6–10、17–19</w:t>
+        </w:r>
+      </w:hyperlink>
+      <w:r>
+        <w:rPr>
+          <w:lang w:val="zh_TW" w:bidi="zh_TW"/>
+        </w:rPr>
+        <w:t>）討論基督徒對財富的態度。在這裡，保羅緊密遵循耶穌的教導。金錢可能會成為人們心中的偶像，帶來各種罪惡，但它也可以用來事奉神，成為積存在天上的財寶。</w:t>
+      </w:r>
+    </w:p>
+    <w:p>
+      <w:pPr/>
+      <w:r>
+        <w:rPr>
+          <w:lang w:val="zh_TW" w:bidi="zh_TW"/>
+        </w:rPr>
+      </w:r>
+      <w:r>
+        <w:rPr>
+          <w:lang w:val="zh_TW" w:bidi="zh_TW"/>
+        </w:rPr>
+        <w:t>最後，保羅在另外兩個部分（</w:t>
+      </w:r>
+      <w:hyperlink r:id="rId94">
+        <w:r>
+          <w:rPr>
+            <w:lang w:val="zh_TW" w:bidi="zh_TW"/>
+          </w:rPr>
+          <w:rPr>
+            <w:color w:val="0000EE"/>
+            <w:u w:val="single"/>
+          </w:rPr>
+          <w:t>6:11–16，20–21</w:t>
+        </w:r>
+      </w:hyperlink>
+      <w:r>
+        <w:rPr>
+          <w:lang w:val="zh_TW" w:bidi="zh_TW"/>
+        </w:rPr>
+        <w:t>），鼓勵提摩太要竭盡全力，成為真正屬於神的人。他應該像神的士兵一樣打那美好的仗。這一生往往是艱難的，但提摩太應該將他的眼目定睛在榮耀基督的再來上。</w:t>
+      </w:r>
+    </w:p>
+    <w:p>
+      <w:pPr/>
+      <w:r>
+        <w:rPr>
+          <w:lang w:val="zh_TW" w:bidi="zh_TW"/>
+        </w:rPr>
+      </w:r>
+      <w:r>
+        <w:rPr>
+          <w:i/>
+          <w:lang w:val="zh_TW" w:bidi="zh_TW"/>
+        </w:rPr>
+        <w:t>另見</w:t>
+      </w:r>
+      <w:r>
+        <w:rPr>
+          <w:lang w:val="zh_TW" w:bidi="zh_TW"/>
+        </w:rPr>
+        <w:t xml:space="preserve"> </w:t>
+      </w:r>
+      <w:r>
+        <w:rPr>
+          <w:lang w:val="zh_TW" w:bidi="zh_TW"/>
+        </w:rPr>
+        <w:t>提摩太後書</w:t>
+      </w:r>
+      <w:r>
+        <w:rPr>
+          <w:lang w:val="zh_TW" w:bidi="zh_TW"/>
+        </w:rPr>
+        <w:t>；</w:t>
+      </w:r>
+      <w:r>
+        <w:rPr>
+          <w:lang w:val="zh_TW" w:bidi="zh_TW"/>
+        </w:rPr>
+        <w:t>提多書</w:t>
       </w:r>
       <w:r>
         <w:rPr>
@@ -2178,6 +5421,18 @@
   </w:num>
   <w:num w:numId="13" w16cid:durableId="592781308">
     <w:abstractNumId w:val="11"/>
+  </w:num>
+  <w:num w:numId="14">
+    <w:abstractNumId w:val="3"/>
+    <w:lvlOverride w:ilvl="0">
+      <w:startOverride w:val="1"/>
+    </w:lvlOverride>
+  </w:num>
+  <w:num w:numId="15">
+    <w:abstractNumId w:val="3"/>
+    <w:lvlOverride w:ilvl="0">
+      <w:startOverride w:val="1"/>
+    </w:lvlOverride>
   </w:num>
   <w:numIdMacAtCleanup w:val="10"/>
 </w:numbering>

--- a/zht/docx/155.content.docx
+++ b/zht/docx/155.content.docx
@@ -19,7 +19,7 @@
         <w:rPr>
           <w:lang w:val="zh_TW" w:bidi="zh_TW"/>
         </w:rPr>
-        <w:t>Resource: Tyndale Open Bible Dictionary</w:t>
+        <w:t>Resource: Aquifer Open Bible Dictionary</w:t>
       </w:r>
       <w:r>
         <w:rPr>
@@ -112,7 +112,7 @@
         <w:rPr>
           <w:lang w:val="zh_TW" w:bidi="zh_TW"/>
         </w:rPr>
-        <w:t>Tyndale Open Bible Dictionary</w:t>
+        <w:t>Aquifer Open Bible Dictionary</w:t>
       </w:r>
     </w:p>
     <w:p>
@@ -149,7 +149,7 @@
         <w:rPr>
           <w:lang w:val="zh_TW" w:bidi="zh_TW"/>
         </w:rPr>
-        <w:t>ti</w:t>
+        <w:t>te</w:t>
       </w:r>
       <w:r>
         <w:rPr>
@@ -212,7 +212,7 @@
         <w:rPr>
           <w:lang w:val="zh_TW" w:bidi="zh_TW"/>
         </w:rPr>
-        <w:t>提八（人物）</w:t>
+        <w:t>特拉可尼</w:t>
       </w:r>
       <w:r>
         <w:rPr>
@@ -231,7 +231,7 @@
         <w:rPr>
           <w:lang w:val="zh_TW" w:bidi="zh_TW"/>
         </w:rPr>
-        <w:t>亞伯拉罕的兄弟拿鶴的兒子（</w:t>
+        <w:t>這是約旦河以東五個羅馬的省之一。其它四個省位於約旦河東的省分別為：巴坦尼亞（Batanea）、高拉尼提斯（Gaulanitis）、奧拉尼提斯（Auranitis）和以土利亞（Iturea）。該地區可能包括高拉尼提斯、巴坦尼亞和奧拉尼提斯的部分區域，是希律的兄弟腓力所管轄的分封王領地的一部分（</w:t>
       </w:r>
       <w:hyperlink r:id="rId13">
         <w:r>
@@ -242,48 +242,14 @@
             <w:color w:val="0000EE"/>
             <w:u w:val="single"/>
           </w:rPr>
-          <w:t>創22:24</w:t>
+          <w:t>路3:1</w:t>
         </w:r>
       </w:hyperlink>
       <w:r>
         <w:rPr>
           <w:lang w:val="zh_TW" w:bidi="zh_TW"/>
         </w:rPr>
-        <w:t>）。他的母親是拿鶴的妾流瑪。</w:t>
-      </w:r>
-      <w:r>
-        <w:rPr>
-          <w:lang w:val="zh_TW" w:bidi="zh_TW"/>
-        </w:rPr>
-      </w:r>
-      <w:r>
-        <w:rPr>
-          <w:lang w:val="zh_TW" w:bidi="zh_TW"/>
-        </w:rPr>
-      </w:r>
-    </w:p>
-    <w:p>
-      <w:pPr/>
-      <w:r>
-        <w:rPr>
-          <w:lang w:val="zh_TW" w:bidi="zh_TW"/>
-        </w:rPr>
-      </w:r>
-    </w:p>
-    <w:p>
-      <w:pPr>
-        <w:pStyle w:val="Heading2"/>
-      </w:pPr>
-      <w:r>
-        <w:rPr>
-          <w:lang w:val="zh_TW" w:bidi="zh_TW"/>
-        </w:rPr>
-        <w:t>提達</w:t>
-      </w:r>
-      <w:r>
-        <w:rPr>
-          <w:lang w:val="zh_TW" w:bidi="zh_TW"/>
-        </w:rPr>
+        <w:t>）。特拉可尼是一片位於加利利海東北部的荒涼地帶。在亞蘭文中，它被稱為「亞珥歌伯（Argob）」，意思為「石堆」，這精確描述了當地崎嶇多石的地形。</w:t>
       </w:r>
     </w:p>
     <w:p>
@@ -297,19 +263,7 @@
         <w:rPr>
           <w:lang w:val="zh_TW" w:bidi="zh_TW"/>
         </w:rPr>
-        <w:t>這是戈印王，他曾加入</w:t>
-      </w:r>
-      <w:r>
-        <w:rPr>
-          <w:lang w:val="zh_TW" w:bidi="zh_TW"/>
-        </w:rPr>
-        <w:t>基大老瑪</w:t>
-      </w:r>
-      <w:r>
-        <w:rPr>
-          <w:lang w:val="zh_TW" w:bidi="zh_TW"/>
-        </w:rPr>
-        <w:t>的聯軍，參與對抗所多瑪及其盟友的戰役（</w:t>
+        <w:t>除了路加福音的記載之外，特拉可尼在歷史文獻中鮮少被提及。猶太歷史學家約瑟夫（Josephus）指出，亞蘭的兒子烏斯（參</w:t>
       </w:r>
       <w:hyperlink r:id="rId14">
         <w:r>
@@ -320,511 +274,14 @@
             <w:color w:val="0000EE"/>
             <w:u w:val="single"/>
           </w:rPr>
-          <w:t>創14:1–9</w:t>
+          <w:t>創10:23</w:t>
         </w:r>
       </w:hyperlink>
       <w:r>
         <w:rPr>
           <w:lang w:val="zh_TW" w:bidi="zh_TW"/>
         </w:rPr>
-        <w:t>）。</w:t>
-      </w:r>
-      <w:r>
-        <w:rPr>
-          <w:lang w:val="zh_TW" w:bidi="zh_TW"/>
-        </w:rPr>
-      </w:r>
-      <w:r>
-        <w:rPr>
-          <w:lang w:val="zh_TW" w:bidi="zh_TW"/>
-        </w:rPr>
-      </w:r>
-    </w:p>
-    <w:p>
-      <w:pPr/>
-      <w:r>
-        <w:rPr>
-          <w:lang w:val="zh_TW" w:bidi="zh_TW"/>
-        </w:rPr>
-      </w:r>
-    </w:p>
-    <w:p>
-      <w:pPr>
-        <w:pStyle w:val="Heading2"/>
-      </w:pPr>
-      <w:r>
-        <w:rPr>
-          <w:lang w:val="zh_TW" w:bidi="zh_TW"/>
-        </w:rPr>
-        <w:t>提多（人物）</w:t>
-      </w:r>
-      <w:r>
-        <w:rPr>
-          <w:lang w:val="zh_TW" w:bidi="zh_TW"/>
-        </w:rPr>
-      </w:r>
-    </w:p>
-    <w:p>
-      <w:pPr>
-        <w:pStyle w:val="ListNumber"/>
-        <w:numPr>
-          <w:ilvl w:val="0"/>
-          <w:numId w:val="14"/>
-        </w:numPr>
-        <w:spacing w:line="240" w:lineRule="auto"/>
-        <w:ind w:left="720"/>
-      </w:pPr>
-      <w:r>
-        <w:rPr>
-          <w:lang w:val="zh_TW" w:bidi="zh_TW"/>
-        </w:rPr>
-      </w:r>
-      <w:r>
-        <w:rPr>
-          <w:lang w:val="zh_TW" w:bidi="zh_TW"/>
-        </w:rPr>
-        <w:t>保羅的門徒之一——「照著我們共信之道作我真兒子的」（</w:t>
-      </w:r>
-      <w:hyperlink r:id="rId15">
-        <w:r>
-          <w:rPr>
-            <w:lang w:val="zh_TW" w:bidi="zh_TW"/>
-          </w:rPr>
-          <w:rPr>
-            <w:color w:val="0000EE"/>
-            <w:u w:val="single"/>
-          </w:rPr>
-          <w:t>提後1:4</w:t>
-        </w:r>
-      </w:hyperlink>
-      <w:r>
-        <w:rPr>
-          <w:lang w:val="zh_TW" w:bidi="zh_TW"/>
-        </w:rPr>
-        <w:t>）。提多是保羅的門徒和親密朋友，幫助保羅將基督教傳遍地中海世界（</w:t>
-      </w:r>
-      <w:hyperlink r:id="rId16">
-        <w:r>
-          <w:rPr>
-            <w:lang w:val="zh_TW" w:bidi="zh_TW"/>
-          </w:rPr>
-          <w:rPr>
-            <w:color w:val="0000EE"/>
-            <w:u w:val="single"/>
-          </w:rPr>
-          <w:t>林後8:23</w:t>
-        </w:r>
-      </w:hyperlink>
-      <w:r>
-        <w:rPr>
-          <w:lang w:val="zh_TW" w:bidi="zh_TW"/>
-        </w:rPr>
-        <w:t>；</w:t>
-      </w:r>
-      <w:hyperlink r:id="rId17">
-        <w:r>
-          <w:rPr>
-            <w:lang w:val="zh_TW" w:bidi="zh_TW"/>
-          </w:rPr>
-          <w:rPr>
-            <w:color w:val="0000EE"/>
-            <w:u w:val="single"/>
-          </w:rPr>
-          <w:t>提後4:10</w:t>
-        </w:r>
-      </w:hyperlink>
-      <w:r>
-        <w:rPr>
-          <w:lang w:val="zh_TW" w:bidi="zh_TW"/>
-        </w:rPr>
-        <w:t>；</w:t>
-      </w:r>
-      <w:hyperlink r:id="rId18">
-        <w:r>
-          <w:rPr>
-            <w:lang w:val="zh_TW" w:bidi="zh_TW"/>
-          </w:rPr>
-          <w:rPr>
-            <w:color w:val="0000EE"/>
-            <w:u w:val="single"/>
-          </w:rPr>
-          <w:t>多1:4–5</w:t>
-        </w:r>
-      </w:hyperlink>
-      <w:r>
-        <w:rPr>
-          <w:lang w:val="zh_TW" w:bidi="zh_TW"/>
-        </w:rPr>
-        <w:t>）。保羅在他的信中多次提到提多（在哥林多後書提到八次，在加拉太書提到兩次，在提摩太後書和提多書各提到一次）。使徒行傳沒有提及提多，學者對此原因不詳。有些人推測他是使徒行傳的作者路加的兄弟。</w:t>
-        <w:br/>
-      </w:r>
-      <w:r>
-        <w:rPr>
-          <w:lang w:val="zh_TW" w:bidi="zh_TW"/>
-        </w:rPr>
-        <w:t>提多與提摩太不同，提摩太有一位猶太母親，而提多由非猶太父母所生。我們不知道提多如何成為基督徒或如何遇見保羅。第一次提到提多，是在他與保羅和巴拿巴一起前往耶路撒冷的時候（</w:t>
-      </w:r>
-      <w:hyperlink r:id="rId19">
-        <w:r>
-          <w:rPr>
-            <w:lang w:val="zh_TW" w:bidi="zh_TW"/>
-          </w:rPr>
-          <w:rPr>
-            <w:color w:val="0000EE"/>
-            <w:u w:val="single"/>
-          </w:rPr>
-          <w:t>加2:3</w:t>
-        </w:r>
-      </w:hyperlink>
-      <w:r>
-        <w:rPr>
-          <w:lang w:val="zh_TW" w:bidi="zh_TW"/>
-        </w:rPr>
-        <w:t>）。這大概是在公元50年左右，當時教會領袖在耶路撒冷會議上討論重要問題（</w:t>
-      </w:r>
-      <w:hyperlink r:id="rId20">
-        <w:r>
-          <w:rPr>
-            <w:lang w:val="zh_TW" w:bidi="zh_TW"/>
-          </w:rPr>
-          <w:rPr>
-            <w:color w:val="0000EE"/>
-            <w:u w:val="single"/>
-          </w:rPr>
-          <w:t>徒15章</w:t>
-        </w:r>
-      </w:hyperlink>
-      <w:r>
-        <w:rPr>
-          <w:lang w:val="zh_TW" w:bidi="zh_TW"/>
-        </w:rPr>
-        <w:t>）。在保羅第一次宣教旅行之後不久，安提阿教會就差遣保羅和巴拿巴參加這次會議。</w:t>
-        <w:br/>
-      </w:r>
-      <w:r>
-        <w:rPr>
-          <w:lang w:val="zh_TW" w:bidi="zh_TW"/>
-        </w:rPr>
-        <w:t>當時，一些基督徒認為新的信徒如果不是猶太人（即不是出生於猶太信仰之家），就應該遵循猶太習俗。保羅不同意這個觀點，他帶來了不是猶太人的提多，以證明成為基督徒不需要遵循猶太習俗。教會領袖同意保羅的觀點。他們接受提多為基督徒，而不要求他遵循猶太習俗。這一決定幫助早期教會歡迎更多非猶太人。</w:t>
-        <w:br/>
-      </w:r>
-      <w:r>
-        <w:rPr>
-          <w:lang w:val="zh_TW" w:bidi="zh_TW"/>
-        </w:rPr>
-        <w:t>提多可能在此之後與保羅一起旅行，但直到保羅與哥林多教會發生問題時，我們才再次聽到提多的名字，這發生在保羅第三次宣教旅程中分享耶穌的信息時。</w:t>
-        <w:br/>
-        <w:br/>
-      </w:r>
-      <w:r>
-        <w:rPr>
-          <w:lang w:val="zh_TW" w:bidi="zh_TW"/>
-        </w:rPr>
-        <w:t>根據哥林多後書，保羅在以弗所教導了很長一段時間。在此期間，他聽說哥林多的基督徒對他感到不滿。他們不再接受保羅作為神所揀選的領袖（使徒）。保羅試圖與他們和好，但並未成功。所以保羅派提多去哥林多幫助修復關係。後來，提多在馬其頓（希臘的一個地區）見到保羅，並帶來了好消息。他說哥林多的基督徒已經改變心意，他們現在重新愛戴和尊重保羅（</w:t>
-      </w:r>
-      <w:hyperlink r:id="rId21">
-        <w:r>
-          <w:rPr>
-            <w:lang w:val="zh_TW" w:bidi="zh_TW"/>
-          </w:rPr>
-          <w:rPr>
-            <w:color w:val="0000EE"/>
-            <w:u w:val="single"/>
-          </w:rPr>
-          <w:t>林後7:6–7</w:t>
-        </w:r>
-      </w:hyperlink>
-      <w:r>
-        <w:rPr>
-          <w:lang w:val="zh_TW" w:bidi="zh_TW"/>
-        </w:rPr>
-        <w:t>）。因此，保羅讓提多帶著哥林多後書返回哥林多。這封信包括為猶太地區貧困的基督徒籌集資金的指示（</w:t>
-      </w:r>
-      <w:hyperlink r:id="rId22">
-        <w:r>
-          <w:rPr>
-            <w:lang w:val="zh_TW" w:bidi="zh_TW"/>
-          </w:rPr>
-          <w:rPr>
-            <w:color w:val="0000EE"/>
-            <w:u w:val="single"/>
-          </w:rPr>
-          <w:t>8:6、16</w:t>
-        </w:r>
-      </w:hyperlink>
-      <w:r>
-        <w:rPr>
-          <w:lang w:val="zh_TW" w:bidi="zh_TW"/>
-        </w:rPr>
-        <w:t>）。提多也成功完成了這項任務（</w:t>
-      </w:r>
-      <w:hyperlink r:id="rId23">
-        <w:r>
-          <w:rPr>
-            <w:lang w:val="zh_TW" w:bidi="zh_TW"/>
-          </w:rPr>
-          <w:rPr>
-            <w:color w:val="0000EE"/>
-            <w:u w:val="single"/>
-          </w:rPr>
-          <w:t>羅15:25–6</w:t>
-        </w:r>
-      </w:hyperlink>
-      <w:r>
-        <w:rPr>
-          <w:lang w:val="zh_TW" w:bidi="zh_TW"/>
-        </w:rPr>
-        <w:t>）。</w:t>
-        <w:br/>
-      </w:r>
-      <w:r>
-        <w:rPr>
-          <w:lang w:val="zh_TW" w:bidi="zh_TW"/>
-        </w:rPr>
-        <w:t>有些人認為保羅在羅馬監禁後被釋放。如果這是真的，提多可能與保羅一起前往克里特島。當保羅離開克里特時，他要求提多留下來幫助那裡的新基督徒群體變得更堅固（</w:t>
-      </w:r>
-      <w:hyperlink r:id="rId24">
-        <w:r>
-          <w:rPr>
-            <w:lang w:val="zh_TW" w:bidi="zh_TW"/>
-          </w:rPr>
-          <w:rPr>
-            <w:color w:val="0000EE"/>
-            <w:u w:val="single"/>
-          </w:rPr>
-          <w:t>多1:5</w:t>
-        </w:r>
-      </w:hyperlink>
-      <w:r>
-        <w:rPr>
-          <w:lang w:val="zh_TW" w:bidi="zh_TW"/>
-        </w:rPr>
-        <w:t>）。這項工作並不容易，因為克里特人難以管理，並且有假教師在給新基督徒製造麻煩（</w:t>
-      </w:r>
-      <w:hyperlink r:id="rId25">
-        <w:r>
-          <w:rPr>
-            <w:lang w:val="zh_TW" w:bidi="zh_TW"/>
-          </w:rPr>
-          <w:rPr>
-            <w:color w:val="0000EE"/>
-            <w:u w:val="single"/>
-          </w:rPr>
-          <w:t>10–16節</w:t>
-        </w:r>
-      </w:hyperlink>
-      <w:r>
-        <w:rPr>
-          <w:lang w:val="zh_TW" w:bidi="zh_TW"/>
-        </w:rPr>
-        <w:t>）。但保羅知道提多能夠應付這個困難的任務。</w:t>
-        <w:br/>
-      </w:r>
-      <w:r>
-        <w:rPr>
-          <w:lang w:val="zh_TW" w:bidi="zh_TW"/>
-        </w:rPr>
-        <w:t>後來，保羅寫了一封信給提多。這封信是保羅的三封教牧書信之一（寫給教會領袖的信）。保羅寫這封信是為了鼓勵提多在克里特與基督徒的工作。保羅在信的結尾吩咐提多在尼哥坡里與他會合，這是一個位於希臘西海岸的城，保羅計劃在那裡過冬（</w:t>
-      </w:r>
-      <w:hyperlink r:id="rId26">
-        <w:r>
-          <w:rPr>
-            <w:lang w:val="zh_TW" w:bidi="zh_TW"/>
-          </w:rPr>
-          <w:rPr>
-            <w:color w:val="0000EE"/>
-            <w:u w:val="single"/>
-          </w:rPr>
-          <w:t>多3:12</w:t>
-        </w:r>
-      </w:hyperlink>
-      <w:r>
-        <w:rPr>
-          <w:lang w:val="zh_TW" w:bidi="zh_TW"/>
-        </w:rPr>
-        <w:t>）。保羅可能從尼哥坡里派提多去撻馬太執行任務，或者保羅稍後在羅馬再次被監禁時差遣提多（見</w:t>
-      </w:r>
-      <w:hyperlink r:id="rId17">
-        <w:r>
-          <w:rPr>
-            <w:lang w:val="zh_TW" w:bidi="zh_TW"/>
-          </w:rPr>
-          <w:rPr>
-            <w:color w:val="0000EE"/>
-            <w:u w:val="single"/>
-          </w:rPr>
-          <w:t>提後4:10</w:t>
-        </w:r>
-      </w:hyperlink>
-      <w:r>
-        <w:rPr>
-          <w:lang w:val="zh_TW" w:bidi="zh_TW"/>
-        </w:rPr>
-        <w:t>）。撻馬太是現在克羅地亞的一個地區。如果後來的傳統資料是正確的話，提多後來回到克里特，並在那裡擔任監督（教會領袖）直到老年。</w:t>
-        <w:br/>
-      </w:r>
-      <w:r>
-        <w:rPr>
-          <w:i/>
-          <w:lang w:val="zh_TW" w:bidi="zh_TW"/>
-        </w:rPr>
-        <w:t>另見</w:t>
-      </w:r>
-      <w:r>
-        <w:rPr>
-          <w:lang w:val="zh_TW" w:bidi="zh_TW"/>
-        </w:rPr>
-        <w:t xml:space="preserve"> </w:t>
-      </w:r>
-      <w:r>
-        <w:rPr>
-          <w:lang w:val="zh_TW" w:bidi="zh_TW"/>
-        </w:rPr>
-        <w:t>提多書</w:t>
-      </w:r>
-      <w:r>
-        <w:rPr>
-          <w:lang w:val="zh_TW" w:bidi="zh_TW"/>
-        </w:rPr>
-        <w:t>。</w:t>
-      </w:r>
-    </w:p>
-    <w:p>
-      <w:pPr>
-        <w:pStyle w:val="ListNumber"/>
-        <w:spacing w:line="240" w:lineRule="auto"/>
-        <w:ind w:left="720"/>
-      </w:pPr>
-      <w:r>
-        <w:rPr>
-          <w:lang w:val="zh_TW" w:bidi="zh_TW"/>
-        </w:rPr>
-      </w:r>
-      <w:r>
-        <w:rPr>
-          <w:lang w:val="zh_TW" w:bidi="zh_TW"/>
-        </w:rPr>
-        <w:t>哥林多一位外邦歸信者的名字的另一種拼寫。當猶太群體拒絕保羅的信息時，保羅前往這個人的家（</w:t>
-      </w:r>
-      <w:hyperlink r:id="rId27">
-        <w:r>
-          <w:rPr>
-            <w:lang w:val="zh_TW" w:bidi="zh_TW"/>
-          </w:rPr>
-          <w:rPr>
-            <w:color w:val="0000EE"/>
-            <w:u w:val="single"/>
-          </w:rPr>
-          <w:t>徒18:7</w:t>
-        </w:r>
-      </w:hyperlink>
-      <w:r>
-        <w:rPr>
-          <w:lang w:val="zh_TW" w:bidi="zh_TW"/>
-        </w:rPr>
-        <w:t>）。更好的抄本證據稱他為提多‧猶士都。</w:t>
-      </w:r>
-      <w:r>
-        <w:rPr>
-          <w:i/>
-          <w:lang w:val="zh_TW" w:bidi="zh_TW"/>
-        </w:rPr>
-        <w:t>另見</w:t>
-      </w:r>
-      <w:r>
-        <w:rPr>
-          <w:lang w:val="zh_TW" w:bidi="zh_TW"/>
-        </w:rPr>
-        <w:t xml:space="preserve"> </w:t>
-      </w:r>
-      <w:r>
-        <w:rPr>
-          <w:lang w:val="zh_TW" w:bidi="zh_TW"/>
-        </w:rPr>
-        <w:t>猶士都#2</w:t>
-      </w:r>
-      <w:r>
-        <w:rPr>
-          <w:lang w:val="zh_TW" w:bidi="zh_TW"/>
-        </w:rPr>
-        <w:t>。</w:t>
-      </w:r>
-    </w:p>
-    <w:p>
-      <w:pPr>
-        <w:pStyle w:val="ListNumber"/>
-        <w:spacing w:line="240" w:lineRule="auto"/>
-        <w:ind w:left="720"/>
-      </w:pPr>
-      <w:r>
-        <w:rPr>
-          <w:lang w:val="zh_TW" w:bidi="zh_TW"/>
-        </w:rPr>
-      </w:r>
-      <w:r>
-        <w:rPr>
-          <w:lang w:val="zh_TW" w:bidi="zh_TW"/>
-        </w:rPr>
-        <w:t>維斯帕先（Vespasian）的兒子。他是公元79年至81年的羅馬皇帝。</w:t>
-      </w:r>
-      <w:r>
-        <w:rPr>
-          <w:i/>
-          <w:lang w:val="zh_TW" w:bidi="zh_TW"/>
-        </w:rPr>
-        <w:t>另見</w:t>
-      </w:r>
-      <w:r>
-        <w:rPr>
-          <w:lang w:val="zh_TW" w:bidi="zh_TW"/>
-        </w:rPr>
-        <w:t xml:space="preserve"> </w:t>
-      </w:r>
-      <w:r>
-        <w:rPr>
-          <w:lang w:val="zh_TW" w:bidi="zh_TW"/>
-        </w:rPr>
-        <w:t>凱撒</w:t>
-      </w:r>
-      <w:r>
-        <w:rPr>
-          <w:lang w:val="zh_TW" w:bidi="zh_TW"/>
-        </w:rPr>
-        <w:t>。</w:t>
-      </w:r>
-      <w:r>
-        <w:rPr>
-          <w:lang w:val="zh_TW" w:bidi="zh_TW"/>
-        </w:rPr>
-      </w:r>
-      <w:r>
-        <w:rPr>
-          <w:lang w:val="zh_TW" w:bidi="zh_TW"/>
-        </w:rPr>
-      </w:r>
-    </w:p>
-    <w:p>
-      <w:pPr/>
-      <w:r>
-        <w:rPr>
-          <w:lang w:val="zh_TW" w:bidi="zh_TW"/>
-        </w:rPr>
-      </w:r>
-    </w:p>
-    <w:p>
-      <w:pPr>
-        <w:pStyle w:val="Heading2"/>
-      </w:pPr>
-      <w:r>
-        <w:rPr>
-          <w:lang w:val="zh_TW" w:bidi="zh_TW"/>
-        </w:rPr>
-        <w:t>提多書，信件至</w:t>
-      </w:r>
-      <w:r>
-        <w:rPr>
-          <w:lang w:val="zh_TW" w:bidi="zh_TW"/>
-        </w:rPr>
+        <w:t>）曾殖民此地。羅馬人在奧古斯都擊敗當地的強盜首領西納德勒斯（Zenodorus）後取得了特拉可尼的控制權。隨後，奧古斯都將這片土地交給大希律，條件是他必須鎮壓當地的土匪。在大希律去世後，他的兒子腓力繼承了這片土地，但很可能僅在名義上擁有控制權。</w:t>
       </w:r>
     </w:p>
     <w:p>
@@ -838,2688 +295,20 @@
         <w:rPr>
           <w:lang w:val="zh_TW" w:bidi="zh_TW"/>
         </w:rPr>
-        <w:t>保羅寫給他同工提多的書信。</w:t>
-      </w:r>
-    </w:p>
-    <w:p>
-      <w:pPr/>
-      <w:r>
-        <w:rPr>
-          <w:lang w:val="zh_TW" w:bidi="zh_TW"/>
-        </w:rPr>
-      </w:r>
-      <w:r>
-        <w:rPr>
-          <w:lang w:val="zh_TW" w:bidi="zh_TW"/>
-        </w:rPr>
-        <w:t>概述</w:t>
-      </w:r>
-    </w:p>
-    <w:p>
-      <w:pPr>
-        <w:pStyle w:val="ListBullet"/>
-        <w:spacing w:line="240" w:lineRule="auto"/>
-        <w:ind w:left="720"/>
-      </w:pPr>
-      <w:r>
-        <w:rPr>
-          <w:lang w:val="zh_TW" w:bidi="zh_TW"/>
-        </w:rPr>
-      </w:r>
-      <w:r>
-        <w:rPr>
-          <w:lang w:val="zh_TW" w:bidi="zh_TW"/>
-        </w:rPr>
-        <w:t>作者</w:t>
-      </w:r>
-    </w:p>
-    <w:p>
-      <w:pPr>
-        <w:pStyle w:val="ListBullet"/>
-        <w:spacing w:line="240" w:lineRule="auto"/>
-        <w:ind w:left="720"/>
-      </w:pPr>
-      <w:r>
-        <w:rPr>
-          <w:lang w:val="zh_TW" w:bidi="zh_TW"/>
-        </w:rPr>
-      </w:r>
-      <w:r>
-        <w:rPr>
-          <w:lang w:val="zh_TW" w:bidi="zh_TW"/>
-        </w:rPr>
-        <w:t>收信人</w:t>
-      </w:r>
-    </w:p>
-    <w:p>
-      <w:pPr>
-        <w:pStyle w:val="ListBullet"/>
-        <w:spacing w:line="240" w:lineRule="auto"/>
-        <w:ind w:left="720"/>
-      </w:pPr>
-      <w:r>
-        <w:rPr>
-          <w:lang w:val="zh_TW" w:bidi="zh_TW"/>
-        </w:rPr>
-      </w:r>
-      <w:r>
-        <w:rPr>
-          <w:lang w:val="zh_TW" w:bidi="zh_TW"/>
-        </w:rPr>
-        <w:t>日期</w:t>
-      </w:r>
-    </w:p>
-    <w:p>
-      <w:pPr>
-        <w:pStyle w:val="ListBullet"/>
-        <w:spacing w:line="240" w:lineRule="auto"/>
-        <w:ind w:left="720"/>
-      </w:pPr>
-      <w:r>
-        <w:rPr>
-          <w:lang w:val="zh_TW" w:bidi="zh_TW"/>
-        </w:rPr>
-      </w:r>
-      <w:r>
-        <w:rPr>
-          <w:lang w:val="zh_TW" w:bidi="zh_TW"/>
-        </w:rPr>
-        <w:t>目的和教導</w:t>
-      </w:r>
-    </w:p>
-    <w:p>
-      <w:pPr>
-        <w:pStyle w:val="ListBullet"/>
-        <w:spacing w:line="240" w:lineRule="auto"/>
-        <w:ind w:left="720"/>
-      </w:pPr>
-      <w:r>
-        <w:rPr>
-          <w:lang w:val="zh_TW" w:bidi="zh_TW"/>
-        </w:rPr>
-      </w:r>
-      <w:r>
-        <w:rPr>
-          <w:lang w:val="zh_TW" w:bidi="zh_TW"/>
-        </w:rPr>
-        <w:t>內容</w:t>
-      </w:r>
-    </w:p>
-    <w:p>
-      <w:pPr>
-        <w:pStyle w:val="Heading3"/>
-      </w:pPr>
-      <w:r>
-        <w:rPr>
-          <w:lang w:val="zh_TW" w:bidi="zh_TW"/>
-        </w:rPr>
-        <w:t>作者</w:t>
-      </w:r>
-    </w:p>
-    <w:p>
-      <w:pPr/>
-      <w:r>
-        <w:rPr>
-          <w:lang w:val="zh_TW" w:bidi="zh_TW"/>
-        </w:rPr>
-      </w:r>
-      <w:r>
-        <w:rPr>
-          <w:lang w:val="zh_TW" w:bidi="zh_TW"/>
-        </w:rPr>
-        <w:t>雖然這封信以保羅的名字和問候開始（</w:t>
-      </w:r>
-      <w:hyperlink r:id="rId28">
-        <w:r>
-          <w:rPr>
-            <w:lang w:val="zh_TW" w:bidi="zh_TW"/>
-          </w:rPr>
-          <w:rPr>
-            <w:color w:val="0000EE"/>
-            <w:u w:val="single"/>
-          </w:rPr>
-          <w:t>多1:1–3</w:t>
-        </w:r>
-      </w:hyperlink>
-      <w:r>
-        <w:rPr>
-          <w:lang w:val="zh_TW" w:bidi="zh_TW"/>
-        </w:rPr>
-        <w:t>），但現代學者基於其措辭和風格、所呈現的教會情況以及其闡述基督教教義的方式，對保羅的作者身份提出質疑。但是，著名學者和細心的研究者堅決捍衛保羅的作者身份，他們認為沒有理由假設這封書信是由其他人在保羅去世後使用保羅的名義寫的。這封書信與保羅其它書信的差異已在先前「提摩太前書」的「作者」部分中做了解釋。</w:t>
-      </w:r>
-    </w:p>
-    <w:p>
-      <w:pPr>
-        <w:pStyle w:val="Heading3"/>
-      </w:pPr>
-      <w:r>
-        <w:rPr>
-          <w:lang w:val="zh_TW" w:bidi="zh_TW"/>
-        </w:rPr>
-        <w:t>收信人</w:t>
-      </w:r>
-    </w:p>
-    <w:p>
-      <w:pPr/>
-      <w:r>
-        <w:rPr>
-          <w:lang w:val="zh_TW" w:bidi="zh_TW"/>
-        </w:rPr>
-      </w:r>
-      <w:r>
-        <w:rPr>
-          <w:lang w:val="zh_TW" w:bidi="zh_TW"/>
-        </w:rPr>
-        <w:t>提多似乎是保羅最信任和最寶貴的同工之一。保羅提到他（</w:t>
-      </w:r>
-      <w:hyperlink r:id="rId16">
-        <w:r>
-          <w:rPr>
-            <w:lang w:val="zh_TW" w:bidi="zh_TW"/>
-          </w:rPr>
-          <w:rPr>
-            <w:color w:val="0000EE"/>
-            <w:u w:val="single"/>
-          </w:rPr>
-          <w:t>林後8:23</w:t>
-        </w:r>
-      </w:hyperlink>
-      <w:r>
-        <w:rPr>
-          <w:lang w:val="zh_TW" w:bidi="zh_TW"/>
-        </w:rPr>
-        <w:t>）是「我的同伴，一同為你們勞碌的」。根據</w:t>
-      </w:r>
-      <w:hyperlink r:id="rId15">
-        <w:r>
-          <w:rPr>
-            <w:lang w:val="zh_TW" w:bidi="zh_TW"/>
-          </w:rPr>
-          <w:rPr>
-            <w:color w:val="0000EE"/>
-            <w:u w:val="single"/>
-          </w:rPr>
-          <w:t>提多書一章4節，</w:t>
-        </w:r>
-      </w:hyperlink>
-      <w:r>
-        <w:rPr>
-          <w:lang w:val="zh_TW" w:bidi="zh_TW"/>
-        </w:rPr>
-        <w:t>提多因保羅的工作而信主。很明顯從</w:t>
-      </w:r>
-      <w:hyperlink r:id="rId29">
-        <w:r>
-          <w:rPr>
-            <w:lang w:val="zh_TW" w:bidi="zh_TW"/>
-          </w:rPr>
-          <w:rPr>
-            <w:color w:val="0000EE"/>
-            <w:u w:val="single"/>
-          </w:rPr>
-          <w:t>加拉太書二章1至4節</w:t>
-        </w:r>
-      </w:hyperlink>
-      <w:r>
-        <w:rPr>
-          <w:lang w:val="zh_TW" w:bidi="zh_TW"/>
-        </w:rPr>
-        <w:t>可以看出提多是外邦人，他成為外邦基督徒是否應受割禮的試金石。那時提多與保羅和巴拿巴在耶路撒冷。後來，在保羅第三次宣教旅程中，提多為保羅在哥林多執行了兩項艱鉅的任務：第一項任務涉及保羅與哥林多教會之間的緊張關係；第二項任務與為耶路撒冷教會收集外邦人的奉獻有關（</w:t>
-      </w:r>
-      <w:hyperlink r:id="rId30">
-        <w:r>
-          <w:rPr>
-            <w:lang w:val="zh_TW" w:bidi="zh_TW"/>
-          </w:rPr>
-          <w:rPr>
-            <w:color w:val="0000EE"/>
-            <w:u w:val="single"/>
-          </w:rPr>
-          <w:t>林後2:12–13，</w:t>
-        </w:r>
-      </w:hyperlink>
-      <w:hyperlink r:id="rId31">
-        <w:r>
-          <w:rPr>
-            <w:lang w:val="zh_TW" w:bidi="zh_TW"/>
-          </w:rPr>
-          <w:rPr>
-            <w:color w:val="0000EE"/>
-            <w:u w:val="single"/>
-          </w:rPr>
-          <w:t>7:5–16，</w:t>
-        </w:r>
-      </w:hyperlink>
-      <w:hyperlink r:id="rId32">
-        <w:r>
-          <w:rPr>
-            <w:lang w:val="zh_TW" w:bidi="zh_TW"/>
-          </w:rPr>
-          <w:rPr>
-            <w:color w:val="0000EE"/>
-            <w:u w:val="single"/>
-          </w:rPr>
-          <w:t>8:1–24</w:t>
-        </w:r>
-      </w:hyperlink>
-      <w:r>
-        <w:rPr>
-          <w:lang w:val="zh_TW" w:bidi="zh_TW"/>
-        </w:rPr>
-        <w:t>）。如果</w:t>
-      </w:r>
-      <w:hyperlink r:id="rId33">
-        <w:r>
-          <w:rPr>
-            <w:lang w:val="zh_TW" w:bidi="zh_TW"/>
-          </w:rPr>
-          <w:rPr>
-            <w:color w:val="0000EE"/>
-            <w:u w:val="single"/>
-          </w:rPr>
-          <w:t>提摩太後書四章9至18節</w:t>
-        </w:r>
-      </w:hyperlink>
-      <w:r>
-        <w:rPr>
-          <w:lang w:val="zh_TW" w:bidi="zh_TW"/>
-        </w:rPr>
-        <w:t>保羅在晚年所寫，那麼提多在此信寫成後前往撻馬太。</w:t>
-      </w:r>
-    </w:p>
-    <w:p>
-      <w:pPr>
-        <w:pStyle w:val="Heading3"/>
-      </w:pPr>
-      <w:r>
-        <w:rPr>
-          <w:lang w:val="zh_TW" w:bidi="zh_TW"/>
-        </w:rPr>
-        <w:t>日期</w:t>
-      </w:r>
-    </w:p>
-    <w:p>
-      <w:pPr/>
-      <w:r>
-        <w:rPr>
-          <w:lang w:val="zh_TW" w:bidi="zh_TW"/>
-        </w:rPr>
-      </w:r>
-      <w:r>
-        <w:rPr>
-          <w:lang w:val="zh_TW" w:bidi="zh_TW"/>
-        </w:rPr>
-        <w:t>要準確地確定這封信的日期並不容易。保羅吩咐提多留在克里特繼續他的工作（</w:t>
-      </w:r>
-      <w:hyperlink r:id="rId24">
-        <w:r>
-          <w:rPr>
-            <w:lang w:val="zh_TW" w:bidi="zh_TW"/>
-          </w:rPr>
-          <w:rPr>
-            <w:color w:val="0000EE"/>
-            <w:u w:val="single"/>
-          </w:rPr>
-          <w:t>多1:5</w:t>
-        </w:r>
-      </w:hyperlink>
-      <w:r>
-        <w:rPr>
-          <w:lang w:val="zh_TW" w:bidi="zh_TW"/>
-        </w:rPr>
-        <w:t>）。保羅曾在前往羅馬的途中短暫停留在克里特（</w:t>
-      </w:r>
-      <w:hyperlink r:id="rId34">
-        <w:r>
-          <w:rPr>
-            <w:lang w:val="zh_TW" w:bidi="zh_TW"/>
-          </w:rPr>
-          <w:rPr>
-            <w:color w:val="0000EE"/>
-            <w:u w:val="single"/>
-          </w:rPr>
-          <w:t>徒27:7–13</w:t>
-        </w:r>
-      </w:hyperlink>
-      <w:r>
-        <w:rPr>
-          <w:lang w:val="zh_TW" w:bidi="zh_TW"/>
-        </w:rPr>
-        <w:t>），但這並不是信中提到的事件。在</w:t>
-      </w:r>
-      <w:hyperlink r:id="rId26">
-        <w:r>
-          <w:rPr>
-            <w:lang w:val="zh_TW" w:bidi="zh_TW"/>
-          </w:rPr>
-          <w:rPr>
-            <w:color w:val="0000EE"/>
-            <w:u w:val="single"/>
-          </w:rPr>
-          <w:t>提多書三章12節</w:t>
-        </w:r>
-      </w:hyperlink>
-      <w:r>
-        <w:rPr>
-          <w:lang w:val="zh_TW" w:bidi="zh_TW"/>
-        </w:rPr>
-        <w:t>，提多被召來到尼哥坡里（可能是希臘伊庇魯斯〔Epirus〕的尼哥坡里），因為保羅決定在那裡過冬。許多學者認為，保羅在羅馬的第一次監禁結束後（</w:t>
-      </w:r>
-      <w:hyperlink r:id="rId35">
-        <w:r>
-          <w:rPr>
-            <w:lang w:val="zh_TW" w:bidi="zh_TW"/>
-          </w:rPr>
-          <w:rPr>
-            <w:color w:val="0000EE"/>
-            <w:u w:val="single"/>
-          </w:rPr>
-          <w:t>徒28:16–31</w:t>
-        </w:r>
-      </w:hyperlink>
-      <w:r>
-        <w:rPr>
-          <w:lang w:val="zh_TW" w:bidi="zh_TW"/>
-        </w:rPr>
-        <w:t>），他被釋放並繼續在各地（包括西班牙、克里特和希臘）進行事工，然後被逮捕，第二次被監禁，最後被處死。那些不接受保羅為提多書作者的人，則認為這封信與提摩太前書及提摩太後書一樣，都是保羅死後的那一代所寫的。</w:t>
-      </w:r>
-    </w:p>
-    <w:p>
-      <w:pPr>
-        <w:pStyle w:val="Heading3"/>
-      </w:pPr>
-      <w:r>
-        <w:rPr>
-          <w:lang w:val="zh_TW" w:bidi="zh_TW"/>
-        </w:rPr>
-        <w:t>目的和教導</w:t>
-      </w:r>
-    </w:p>
-    <w:p>
-      <w:pPr/>
-      <w:r>
-        <w:rPr>
-          <w:lang w:val="zh_TW" w:bidi="zh_TW"/>
-        </w:rPr>
-      </w:r>
-      <w:r>
-        <w:rPr>
-          <w:lang w:val="zh_TW" w:bidi="zh_TW"/>
-        </w:rPr>
-        <w:t>雖然這封信是寫給保羅的一位同工，但其中個人的提及和勸勉極少。保羅的主要關注點是克里特教會的成長和發展，這些教會當時遭受一些虛假教導的困擾，這些教導似乎帶有猶太元素、禁欲主義傾向，以及大量的推測性討論（</w:t>
-      </w:r>
-      <w:hyperlink r:id="rId36">
-        <w:r>
-          <w:rPr>
-            <w:lang w:val="zh_TW" w:bidi="zh_TW"/>
-          </w:rPr>
-          <w:rPr>
-            <w:color w:val="0000EE"/>
-            <w:u w:val="single"/>
-          </w:rPr>
-          <w:t>多1:10、14–15，</w:t>
-        </w:r>
-      </w:hyperlink>
-      <w:hyperlink r:id="rId37">
-        <w:r>
-          <w:rPr>
-            <w:lang w:val="zh_TW" w:bidi="zh_TW"/>
-          </w:rPr>
-          <w:rPr>
-            <w:color w:val="0000EE"/>
-            <w:u w:val="single"/>
-          </w:rPr>
-          <w:t>3:9</w:t>
-        </w:r>
-      </w:hyperlink>
-      <w:r>
-        <w:rPr>
-          <w:lang w:val="zh_TW" w:bidi="zh_TW"/>
-        </w:rPr>
-        <w:t>）。總的來說，這些教會似乎面臨著一種早期猶太形式的諾斯底主義的感脅。這些教導的提倡者是為了「貪不義之財」（</w:t>
-      </w:r>
-      <w:hyperlink r:id="rId38">
-        <w:r>
-          <w:rPr>
-            <w:lang w:val="zh_TW" w:bidi="zh_TW"/>
-          </w:rPr>
-          <w:rPr>
-            <w:color w:val="0000EE"/>
-            <w:u w:val="single"/>
-          </w:rPr>
-          <w:t>1:11</w:t>
-        </w:r>
-      </w:hyperlink>
-      <w:r>
-        <w:rPr>
-          <w:lang w:val="zh_TW" w:bidi="zh_TW"/>
-        </w:rPr>
-        <w:t>）。保羅吩咐提多和他要任命的長老們駁斥錯誤教導，並為信徒提供正確的教義（</w:t>
-      </w:r>
-      <w:hyperlink r:id="rId39">
-        <w:r>
-          <w:rPr>
-            <w:lang w:val="zh_TW" w:bidi="zh_TW"/>
-          </w:rPr>
-          <w:rPr>
-            <w:color w:val="0000EE"/>
-            <w:u w:val="single"/>
-          </w:rPr>
-          <w:t>9</w:t>
-        </w:r>
-      </w:hyperlink>
-      <w:r>
-        <w:rPr>
-          <w:lang w:val="zh_TW" w:bidi="zh_TW"/>
-        </w:rPr>
-        <w:t>節）。雖然這些正確的教義並未明確說明，但它必定涉及神在基督裡的救恩、聖靈更新的工作，以及主耶穌的再來（</w:t>
-      </w:r>
-      <w:hyperlink r:id="rId40">
-        <w:r>
-          <w:rPr>
-            <w:lang w:val="zh_TW" w:bidi="zh_TW"/>
-          </w:rPr>
-          <w:rPr>
-            <w:color w:val="0000EE"/>
-            <w:u w:val="single"/>
-          </w:rPr>
-          <w:t>2:11–13，</w:t>
-        </w:r>
-      </w:hyperlink>
-      <w:hyperlink r:id="rId41">
-        <w:r>
-          <w:rPr>
-            <w:lang w:val="zh_TW" w:bidi="zh_TW"/>
-          </w:rPr>
-          <w:rPr>
-            <w:color w:val="0000EE"/>
-            <w:u w:val="single"/>
-          </w:rPr>
-          <w:t>3:4–7</w:t>
-        </w:r>
-      </w:hyperlink>
-      <w:r>
-        <w:rPr>
-          <w:lang w:val="zh_TW" w:bidi="zh_TW"/>
-        </w:rPr>
-        <w:t>）。 在這封信中，不斷強調一種與福音相稱的生活方式——應用於基督教社區中的不同群體：年長的男女、年輕的男女和奴隸。</w:t>
-      </w:r>
-    </w:p>
-    <w:p>
-      <w:pPr>
-        <w:pStyle w:val="Heading3"/>
-      </w:pPr>
-      <w:r>
-        <w:rPr>
-          <w:lang w:val="zh_TW" w:bidi="zh_TW"/>
-        </w:rPr>
-        <w:t>內容</w:t>
-      </w:r>
-    </w:p>
-    <w:p>
-      <w:pPr>
-        <w:pStyle w:val="Heading4"/>
-      </w:pPr>
-      <w:r>
-        <w:rPr>
-          <w:lang w:val="zh_TW" w:bidi="zh_TW"/>
-        </w:rPr>
-        <w:t>問安（</w:t>
-      </w:r>
-      <w:hyperlink r:id="rId42">
-        <w:r>
-          <w:rPr>
-            <w:lang w:val="zh_TW" w:bidi="zh_TW"/>
-          </w:rPr>
-          <w:rPr>
-            <w:color w:val="0000EE"/>
-            <w:u w:val="single"/>
-          </w:rPr>
-          <w:t>1:1–4</w:t>
-        </w:r>
-      </w:hyperlink>
-      <w:r>
-        <w:rPr>
-          <w:lang w:val="zh_TW" w:bidi="zh_TW"/>
-        </w:rPr>
-        <w:t>）</w:t>
-      </w:r>
-    </w:p>
-    <w:p>
-      <w:pPr/>
-      <w:r>
-        <w:rPr>
-          <w:lang w:val="zh_TW" w:bidi="zh_TW"/>
-        </w:rPr>
-      </w:r>
-      <w:r>
-        <w:rPr>
-          <w:lang w:val="zh_TW" w:bidi="zh_TW"/>
-        </w:rPr>
-        <w:t>問安來自保羅——他的使徒職分被描述為作為福音的管家，這促進了信仰並加強了對真理的認識、永生的盼望和敬虔的生活——給提多，他被稱為「共信之道作我真兒子的」。</w:t>
-      </w:r>
-    </w:p>
-    <w:p>
-      <w:pPr>
-        <w:pStyle w:val="Heading4"/>
-      </w:pPr>
-      <w:r>
-        <w:rPr>
-          <w:lang w:val="zh_TW" w:bidi="zh_TW"/>
-        </w:rPr>
-        <w:t>提多在克里特的工作（</w:t>
-      </w:r>
-      <w:hyperlink r:id="rId43">
-        <w:r>
-          <w:rPr>
-            <w:lang w:val="zh_TW" w:bidi="zh_TW"/>
-          </w:rPr>
-          <w:rPr>
-            <w:color w:val="0000EE"/>
-            <w:u w:val="single"/>
-          </w:rPr>
-          <w:t>1:5–9</w:t>
-        </w:r>
-      </w:hyperlink>
-      <w:r>
-        <w:rPr>
-          <w:lang w:val="zh_TW" w:bidi="zh_TW"/>
-        </w:rPr>
-        <w:t>）</w:t>
-      </w:r>
-    </w:p>
-    <w:p>
-      <w:pPr/>
-      <w:r>
-        <w:rPr>
-          <w:lang w:val="zh_TW" w:bidi="zh_TW"/>
-        </w:rPr>
-      </w:r>
-      <w:r>
-        <w:rPr>
-          <w:lang w:val="zh_TW" w:bidi="zh_TW"/>
-        </w:rPr>
-        <w:t>提多留在克里特以繼續保羅的工作，並在各教會中選立長老（參</w:t>
-      </w:r>
-      <w:hyperlink r:id="rId44">
-        <w:r>
-          <w:rPr>
-            <w:lang w:val="zh_TW" w:bidi="zh_TW"/>
-          </w:rPr>
-          <w:rPr>
-            <w:color w:val="0000EE"/>
-            <w:u w:val="single"/>
-          </w:rPr>
-          <w:t>徒14:23</w:t>
-        </w:r>
-      </w:hyperlink>
-      <w:r>
-        <w:rPr>
-          <w:lang w:val="zh_TW" w:bidi="zh_TW"/>
-        </w:rPr>
-        <w:t>）。這些長老也被稱為監督（參</w:t>
-      </w:r>
-      <w:hyperlink r:id="rId45">
-        <w:r>
-          <w:rPr>
-            <w:lang w:val="zh_TW" w:bidi="zh_TW"/>
-          </w:rPr>
-          <w:rPr>
-            <w:color w:val="0000EE"/>
-            <w:u w:val="single"/>
-          </w:rPr>
-          <w:t>20:17、28</w:t>
-        </w:r>
-      </w:hyperlink>
-      <w:r>
-        <w:rPr>
-          <w:lang w:val="zh_TW" w:bidi="zh_TW"/>
-        </w:rPr>
-        <w:t>）——也就是那些負責照管教會的人。保羅在這裡描述了這些領袖應具備的生活品質（參照</w:t>
-      </w:r>
-      <w:hyperlink r:id="rId46">
-        <w:r>
-          <w:rPr>
-            <w:lang w:val="zh_TW" w:bidi="zh_TW"/>
-          </w:rPr>
-          <w:rPr>
-            <w:color w:val="0000EE"/>
-            <w:u w:val="single"/>
-          </w:rPr>
-          <w:t>提前3:2–7</w:t>
-        </w:r>
-      </w:hyperlink>
-      <w:r>
-        <w:rPr>
-          <w:lang w:val="zh_TW" w:bidi="zh_TW"/>
-        </w:rPr>
-        <w:t>）。</w:t>
-      </w:r>
-    </w:p>
-    <w:p>
-      <w:pPr>
-        <w:pStyle w:val="Heading4"/>
-      </w:pPr>
-      <w:r>
-        <w:rPr>
-          <w:lang w:val="zh_TW" w:bidi="zh_TW"/>
-        </w:rPr>
-        <w:t>處理錯誤教導（</w:t>
-      </w:r>
-      <w:hyperlink r:id="rId25">
-        <w:r>
-          <w:rPr>
-            <w:lang w:val="zh_TW" w:bidi="zh_TW"/>
-          </w:rPr>
-          <w:rPr>
-            <w:color w:val="0000EE"/>
-            <w:u w:val="single"/>
-          </w:rPr>
-          <w:t>1:10–16</w:t>
-        </w:r>
-      </w:hyperlink>
-      <w:r>
-        <w:rPr>
-          <w:lang w:val="zh_TW" w:bidi="zh_TW"/>
-        </w:rPr>
-        <w:t>）</w:t>
-      </w:r>
-    </w:p>
-    <w:p>
-      <w:pPr/>
-      <w:r>
-        <w:rPr>
-          <w:lang w:val="zh_TW" w:bidi="zh_TW"/>
-        </w:rPr>
-      </w:r>
-      <w:r>
-        <w:rPr>
-          <w:lang w:val="zh_TW" w:bidi="zh_TW"/>
-        </w:rPr>
-        <w:t>上一部分結束時提到長老們的責任：「將純正的教訓勸化人，又能把爭辯的人駁倒」。反對者透過錯誤的教導擾亂了「全家人」，保羅以貶損的語氣形容這些假教師，指出他們的生活與他們所宣稱認識的神並不相符。</w:t>
-      </w:r>
-    </w:p>
-    <w:p>
-      <w:pPr>
-        <w:pStyle w:val="Heading4"/>
-      </w:pPr>
-      <w:r>
-        <w:rPr>
-          <w:lang w:val="zh_TW" w:bidi="zh_TW"/>
-        </w:rPr>
-        <w:t>推廣正確的教導（</w:t>
-      </w:r>
-      <w:hyperlink r:id="rId47">
-        <w:r>
-          <w:rPr>
-            <w:lang w:val="zh_TW" w:bidi="zh_TW"/>
-          </w:rPr>
-          <w:rPr>
-            <w:color w:val="0000EE"/>
-            <w:u w:val="single"/>
-          </w:rPr>
-          <w:t>2:1–10</w:t>
-        </w:r>
-      </w:hyperlink>
-      <w:r>
-        <w:rPr>
-          <w:lang w:val="zh_TW" w:bidi="zh_TW"/>
-        </w:rPr>
-        <w:t>）</w:t>
-      </w:r>
-    </w:p>
-    <w:p>
-      <w:pPr/>
-      <w:r>
-        <w:rPr>
-          <w:lang w:val="zh_TW" w:bidi="zh_TW"/>
-        </w:rPr>
-      </w:r>
-      <w:r>
-        <w:rPr>
-          <w:lang w:val="zh_TW" w:bidi="zh_TW"/>
-        </w:rPr>
-        <w:t>提多有責任「講的總要合乎那純正的道理」。保羅託付他要勸誡年長的男人保持節制（</w:t>
-      </w:r>
-      <w:hyperlink r:id="rId48">
-        <w:r>
-          <w:rPr>
-            <w:lang w:val="zh_TW" w:bidi="zh_TW"/>
-          </w:rPr>
-          <w:rPr>
-            <w:color w:val="0000EE"/>
-            <w:u w:val="single"/>
-          </w:rPr>
-          <w:t>2:2</w:t>
-        </w:r>
-      </w:hyperlink>
-      <w:r>
-        <w:rPr>
-          <w:lang w:val="zh_TW" w:bidi="zh_TW"/>
-        </w:rPr>
-        <w:t>），並教導年長的婦女過敬虔的生活（</w:t>
-      </w:r>
-      <w:hyperlink r:id="rId49">
-        <w:r>
-          <w:rPr>
-            <w:lang w:val="zh_TW" w:bidi="zh_TW"/>
-          </w:rPr>
-          <w:rPr>
-            <w:color w:val="0000EE"/>
-            <w:u w:val="single"/>
-          </w:rPr>
-          <w:t>3節</w:t>
-        </w:r>
-      </w:hyperlink>
-      <w:r>
-        <w:rPr>
-          <w:lang w:val="zh_TW" w:bidi="zh_TW"/>
-        </w:rPr>
-        <w:t>）。這些年長的婦女則應教導年輕的婦女在家庭中過純潔且充滿愛的生活，這樣才能避免神的道被毀謗（</w:t>
-      </w:r>
-      <w:hyperlink r:id="rId50">
-        <w:r>
-          <w:rPr>
-            <w:lang w:val="zh_TW" w:bidi="zh_TW"/>
-          </w:rPr>
-          <w:rPr>
-            <w:color w:val="0000EE"/>
-            <w:u w:val="single"/>
-          </w:rPr>
-          <w:t>4–5節</w:t>
-        </w:r>
-      </w:hyperlink>
-      <w:r>
-        <w:rPr>
-          <w:lang w:val="zh_TW" w:bidi="zh_TW"/>
-        </w:rPr>
-        <w:t>）。年輕人則要保持節制（</w:t>
-      </w:r>
-      <w:hyperlink r:id="rId51">
-        <w:r>
-          <w:rPr>
-            <w:lang w:val="zh_TW" w:bidi="zh_TW"/>
-          </w:rPr>
-          <w:rPr>
-            <w:color w:val="0000EE"/>
-            <w:u w:val="single"/>
-          </w:rPr>
-          <w:t>6</w:t>
-        </w:r>
-      </w:hyperlink>
-      <w:r>
-        <w:rPr>
-          <w:lang w:val="zh_TW" w:bidi="zh_TW"/>
-        </w:rPr>
-        <w:t>節），而提多本身也應在言語和行為上做榜樣，以使反對者無可指責（</w:t>
-      </w:r>
-      <w:hyperlink r:id="rId52">
-        <w:r>
-          <w:rPr>
-            <w:lang w:val="zh_TW" w:bidi="zh_TW"/>
-          </w:rPr>
-          <w:rPr>
-            <w:color w:val="0000EE"/>
-            <w:u w:val="single"/>
-          </w:rPr>
-          <w:t>7–8</w:t>
-        </w:r>
-      </w:hyperlink>
-      <w:r>
-        <w:rPr>
-          <w:lang w:val="zh_TW" w:bidi="zh_TW"/>
-        </w:rPr>
-        <w:t>節）。最後，奴僕們應順服主人，誠實工作，目的是「以致凡事尊榮我們救主—神的道」（</w:t>
-      </w:r>
-      <w:hyperlink r:id="rId53">
-        <w:r>
-          <w:rPr>
-            <w:lang w:val="zh_TW" w:bidi="zh_TW"/>
-          </w:rPr>
-          <w:rPr>
-            <w:color w:val="0000EE"/>
-            <w:u w:val="single"/>
-          </w:rPr>
-          <w:t>10</w:t>
-        </w:r>
-      </w:hyperlink>
-      <w:r>
-        <w:rPr>
-          <w:lang w:val="zh_TW" w:bidi="zh_TW"/>
-        </w:rPr>
-        <w:t>節）。</w:t>
-      </w:r>
-    </w:p>
-    <w:p>
-      <w:pPr>
-        <w:pStyle w:val="Heading4"/>
-      </w:pPr>
-      <w:r>
-        <w:rPr>
-          <w:lang w:val="zh_TW" w:bidi="zh_TW"/>
-        </w:rPr>
-        <w:t>神的恩典（</w:t>
-      </w:r>
-      <w:hyperlink r:id="rId54">
-        <w:r>
-          <w:rPr>
-            <w:lang w:val="zh_TW" w:bidi="zh_TW"/>
-          </w:rPr>
-          <w:rPr>
-            <w:color w:val="0000EE"/>
-            <w:u w:val="single"/>
-          </w:rPr>
-          <w:t>2:11–15</w:t>
-        </w:r>
-      </w:hyperlink>
-      <w:r>
-        <w:rPr>
-          <w:lang w:val="zh_TW" w:bidi="zh_TW"/>
-        </w:rPr>
-        <w:t>）</w:t>
-      </w:r>
-    </w:p>
-    <w:p>
-      <w:pPr/>
-      <w:r>
-        <w:rPr>
-          <w:lang w:val="zh_TW" w:bidi="zh_TW"/>
-        </w:rPr>
-      </w:r>
-      <w:r>
-        <w:rPr>
-          <w:lang w:val="zh_TW" w:bidi="zh_TW"/>
-        </w:rPr>
-        <w:t>保羅接著闡述了神在耶穌基督裡恩典的啟示：目的是將救恩帶給所有人，使他們與不敬虔和世俗的情慾徹底決裂，並過正直的生活，同時常常期待「至大的神和我們救主耶穌基督」的再來。他們的生活將表明他們是屬於神的子民，總是渴望熱心行善。</w:t>
-      </w:r>
-    </w:p>
-    <w:p>
-      <w:pPr>
-        <w:pStyle w:val="Heading4"/>
-      </w:pPr>
-      <w:r>
-        <w:rPr>
-          <w:lang w:val="zh_TW" w:bidi="zh_TW"/>
-        </w:rPr>
-        <w:t>行善（</w:t>
-      </w:r>
-      <w:hyperlink r:id="rId55">
-        <w:r>
-          <w:rPr>
-            <w:lang w:val="zh_TW" w:bidi="zh_TW"/>
-          </w:rPr>
-          <w:rPr>
-            <w:color w:val="0000EE"/>
-            <w:u w:val="single"/>
-          </w:rPr>
-          <w:t>3:1–8</w:t>
-        </w:r>
-      </w:hyperlink>
-      <w:r>
-        <w:rPr>
-          <w:lang w:val="zh_TW" w:bidi="zh_TW"/>
-        </w:rPr>
-        <w:t>）</w:t>
-      </w:r>
-    </w:p>
-    <w:p>
-      <w:pPr/>
-      <w:r>
-        <w:rPr>
-          <w:lang w:val="zh_TW" w:bidi="zh_TW"/>
-        </w:rPr>
-      </w:r>
-      <w:r>
-        <w:rPr>
-          <w:lang w:val="zh_TW" w:bidi="zh_TW"/>
-        </w:rPr>
-        <w:t>在這部分，保羅勸告提多要提醒克里特的基督徒順服執政掌權者（參</w:t>
-      </w:r>
-      <w:hyperlink r:id="rId56">
-        <w:r>
-          <w:rPr>
-            <w:lang w:val="zh_TW" w:bidi="zh_TW"/>
-          </w:rPr>
-          <w:rPr>
-            <w:color w:val="0000EE"/>
-            <w:u w:val="single"/>
-          </w:rPr>
-          <w:t>羅13:1–7</w:t>
-        </w:r>
-      </w:hyperlink>
-      <w:r>
-        <w:rPr>
-          <w:lang w:val="zh_TW" w:bidi="zh_TW"/>
-        </w:rPr>
-        <w:t>；</w:t>
-      </w:r>
-      <w:hyperlink r:id="rId57">
-        <w:r>
-          <w:rPr>
-            <w:lang w:val="zh_TW" w:bidi="zh_TW"/>
-          </w:rPr>
-          <w:rPr>
-            <w:color w:val="0000EE"/>
-            <w:u w:val="single"/>
-          </w:rPr>
-          <w:t>彼前2:13–17</w:t>
-        </w:r>
-      </w:hyperlink>
-      <w:r>
-        <w:rPr>
-          <w:lang w:val="zh_TW" w:bidi="zh_TW"/>
-        </w:rPr>
-        <w:t>），積極參與社區中的工作並且要誠實地工作。保羅再次強調了生活的品質，尤其是禮貌和渴望與他人和平相處的態度。這種生活方式來自於靈命的更新，而這樣的更新是基於基督的救贖工作，這不是我們配得的，而是完全出於祂的憐憫。祂帶來了罪的潔淨，「藉著聖靈的重生和更新」。</w:t>
-      </w:r>
-    </w:p>
-    <w:p>
-      <w:pPr>
-        <w:pStyle w:val="Heading4"/>
-      </w:pPr>
-      <w:r>
-        <w:rPr>
-          <w:lang w:val="zh_TW" w:bidi="zh_TW"/>
-        </w:rPr>
-        <w:t>保羅的最後勸誡和問安（</w:t>
-      </w:r>
-      <w:hyperlink r:id="rId58">
-        <w:r>
-          <w:rPr>
-            <w:lang w:val="zh_TW" w:bidi="zh_TW"/>
-          </w:rPr>
-          <w:rPr>
-            <w:color w:val="0000EE"/>
-            <w:u w:val="single"/>
-          </w:rPr>
-          <w:t>3:9–15</w:t>
-        </w:r>
-      </w:hyperlink>
-      <w:r>
-        <w:rPr>
-          <w:lang w:val="zh_TW" w:bidi="zh_TW"/>
-        </w:rPr>
-        <w:t>）</w:t>
-      </w:r>
-    </w:p>
-    <w:p>
-      <w:pPr/>
-      <w:r>
-        <w:rPr>
-          <w:lang w:val="zh_TW" w:bidi="zh_TW"/>
-        </w:rPr>
-      </w:r>
-      <w:r>
-        <w:rPr>
-          <w:lang w:val="zh_TW" w:bidi="zh_TW"/>
-        </w:rPr>
-        <w:t>在最後的部分，保羅勸告提多要避開那些喜歡為了辯論而辯論宗教的人，並指導提多如何處理那些製造紛爭的人。</w:t>
-      </w:r>
-    </w:p>
-    <w:p>
-      <w:pPr/>
-      <w:r>
-        <w:rPr>
-          <w:lang w:val="zh_TW" w:bidi="zh_TW"/>
-        </w:rPr>
-      </w:r>
-      <w:r>
-        <w:rPr>
-          <w:lang w:val="zh_TW" w:bidi="zh_TW"/>
-        </w:rPr>
-        <w:t>接著，保羅告訴提多他將派亞提馬（在新約中未曾提及）或推基古來見他，並勸提多，若阿波羅和西納路過克里特，要好好照顧他們。提多自己則應在冬天之前到尼哥坡里見保羅。</w:t>
-      </w:r>
-    </w:p>
-    <w:p>
-      <w:pPr/>
-      <w:r>
-        <w:rPr>
-          <w:lang w:val="zh_TW" w:bidi="zh_TW"/>
-        </w:rPr>
-      </w:r>
-      <w:r>
-        <w:rPr>
-          <w:lang w:val="zh_TW" w:bidi="zh_TW"/>
-        </w:rPr>
-        <w:t>這封書信以對「行善」和屬靈上豐盛的生活的勸誡作結。</w:t>
-      </w:r>
-    </w:p>
-    <w:p>
-      <w:pPr/>
-      <w:r>
-        <w:rPr>
-          <w:lang w:val="zh_TW" w:bidi="zh_TW"/>
-        </w:rPr>
+        <w:t>今天，該地區被稱為</w:t>
       </w:r>
       <w:r>
         <w:rPr>
           <w:i/>
           <w:lang w:val="zh_TW" w:bidi="zh_TW"/>
         </w:rPr>
-        <w:t>另見</w:t>
+        <w:t>列賈（el-Lejah）</w:t>
       </w:r>
       <w:r>
         <w:rPr>
           <w:lang w:val="zh_TW" w:bidi="zh_TW"/>
         </w:rPr>
-        <w:t xml:space="preserve"> </w:t>
-      </w:r>
-      <w:r>
-        <w:rPr>
-          <w:lang w:val="zh_TW" w:bidi="zh_TW"/>
-        </w:rPr>
-        <w:t>使徒保羅</w:t>
-      </w:r>
-      <w:r>
-        <w:rPr>
-          <w:lang w:val="zh_TW" w:bidi="zh_TW"/>
-        </w:rPr>
-        <w:t>；</w:t>
-      </w:r>
-      <w:r>
-        <w:rPr>
-          <w:lang w:val="zh_TW" w:bidi="zh_TW"/>
-        </w:rPr>
-        <w:t>提摩太前書</w:t>
-      </w:r>
-      <w:r>
-        <w:rPr>
-          <w:lang w:val="zh_TW" w:bidi="zh_TW"/>
-        </w:rPr>
-        <w:t>；</w:t>
-      </w:r>
-      <w:r>
-        <w:rPr>
-          <w:lang w:val="zh_TW" w:bidi="zh_TW"/>
-        </w:rPr>
-        <w:t>提摩太後書</w:t>
-      </w:r>
-      <w:r>
-        <w:rPr>
-          <w:lang w:val="zh_TW" w:bidi="zh_TW"/>
-        </w:rPr>
-        <w:t>；</w:t>
-      </w:r>
-      <w:r>
-        <w:rPr>
-          <w:lang w:val="zh_TW" w:bidi="zh_TW"/>
-        </w:rPr>
-        <w:t>提多（人物）#1</w:t>
-      </w:r>
-      <w:r>
-        <w:rPr>
-          <w:lang w:val="zh_TW" w:bidi="zh_TW"/>
-        </w:rPr>
-        <w:t>。</w:t>
-      </w:r>
-      <w:r>
-        <w:rPr>
-          <w:lang w:val="zh_TW" w:bidi="zh_TW"/>
-        </w:rPr>
-      </w:r>
-      <w:r>
-        <w:rPr>
-          <w:lang w:val="zh_TW" w:bidi="zh_TW"/>
-        </w:rPr>
-      </w:r>
-    </w:p>
-    <w:p>
-      <w:pPr/>
-      <w:r>
-        <w:rPr>
-          <w:lang w:val="zh_TW" w:bidi="zh_TW"/>
-        </w:rPr>
-      </w:r>
-    </w:p>
-    <w:p>
-      <w:pPr>
-        <w:pStyle w:val="Heading2"/>
-      </w:pPr>
-      <w:r>
-        <w:rPr>
-          <w:lang w:val="zh_TW" w:bidi="zh_TW"/>
-        </w:rPr>
-        <w:t>提拉</w:t>
-      </w:r>
-      <w:r>
-        <w:rPr>
-          <w:lang w:val="zh_TW" w:bidi="zh_TW"/>
-        </w:rPr>
-      </w:r>
-    </w:p>
-    <w:p>
-      <w:pPr/>
-      <w:r>
-        <w:rPr>
-          <w:lang w:val="zh_TW" w:bidi="zh_TW"/>
-        </w:rPr>
-      </w:r>
-      <w:r>
-        <w:rPr>
-          <w:lang w:val="zh_TW" w:bidi="zh_TW"/>
-        </w:rPr>
-        <w:t>在「列國表（table of nations）」中，提拉被列為雅弗的第七個兒子（</w:t>
-      </w:r>
-      <w:hyperlink r:id="rId59">
-        <w:r>
-          <w:rPr>
-            <w:lang w:val="zh_TW" w:bidi="zh_TW"/>
-          </w:rPr>
-          <w:rPr>
-            <w:color w:val="0000EE"/>
-            <w:u w:val="single"/>
-          </w:rPr>
-          <w:t>創10:2</w:t>
-        </w:r>
-      </w:hyperlink>
-      <w:r>
-        <w:rPr>
-          <w:lang w:val="zh_TW" w:bidi="zh_TW"/>
-        </w:rPr>
-        <w:t>；</w:t>
-      </w:r>
-      <w:hyperlink r:id="rId60">
-        <w:r>
-          <w:rPr>
-            <w:lang w:val="zh_TW" w:bidi="zh_TW"/>
-          </w:rPr>
-          <w:rPr>
-            <w:color w:val="0000EE"/>
-            <w:u w:val="single"/>
-          </w:rPr>
-          <w:t>代上1:5</w:t>
-        </w:r>
-      </w:hyperlink>
-      <w:r>
-        <w:rPr>
-          <w:lang w:val="zh_TW" w:bidi="zh_TW"/>
-        </w:rPr>
-        <w:t>）。他的後裔曾分別與色雷斯人（Thracians）、阿加瑟西人（Agathyrsi）、托魯斯（Taurus）山區的部落，以及海上的第勒尼安人（Tyrrheni）聯繫起來，但所有這些認定都純屬推測。</w:t>
-      </w:r>
-      <w:r>
-        <w:rPr>
-          <w:lang w:val="zh_TW" w:bidi="zh_TW"/>
-        </w:rPr>
-      </w:r>
-      <w:r>
-        <w:rPr>
-          <w:lang w:val="zh_TW" w:bidi="zh_TW"/>
-        </w:rPr>
-      </w:r>
-    </w:p>
-    <w:p>
-      <w:pPr/>
-      <w:r>
-        <w:rPr>
-          <w:lang w:val="zh_TW" w:bidi="zh_TW"/>
-        </w:rPr>
-      </w:r>
-    </w:p>
-    <w:p>
-      <w:pPr>
-        <w:pStyle w:val="Heading2"/>
-      </w:pPr>
-      <w:r>
-        <w:rPr>
-          <w:lang w:val="zh_TW" w:bidi="zh_TW"/>
-        </w:rPr>
-        <w:t>提瑪（人物）</w:t>
-      </w:r>
-      <w:r>
-        <w:rPr>
-          <w:lang w:val="zh_TW" w:bidi="zh_TW"/>
-        </w:rPr>
-      </w:r>
-    </w:p>
-    <w:p>
-      <w:pPr/>
-      <w:r>
-        <w:rPr>
-          <w:lang w:val="zh_TW" w:bidi="zh_TW"/>
-        </w:rPr>
-      </w:r>
-      <w:r>
-        <w:rPr>
-          <w:lang w:val="zh_TW" w:bidi="zh_TW"/>
-        </w:rPr>
-        <w:t>以實瑪利的第九個兒子，後成為北阿拉伯曠野中一個強大游牧部落的首領（</w:t>
-      </w:r>
-      <w:hyperlink r:id="rId61">
-        <w:r>
-          <w:rPr>
-            <w:lang w:val="zh_TW" w:bidi="zh_TW"/>
-          </w:rPr>
-          <w:rPr>
-            <w:color w:val="0000EE"/>
-            <w:u w:val="single"/>
-          </w:rPr>
-          <w:t>創25:15</w:t>
-        </w:r>
-      </w:hyperlink>
-      <w:r>
-        <w:rPr>
-          <w:lang w:val="zh_TW" w:bidi="zh_TW"/>
-        </w:rPr>
-        <w:t>；</w:t>
-      </w:r>
-      <w:hyperlink r:id="rId62">
-        <w:r>
-          <w:rPr>
-            <w:lang w:val="zh_TW" w:bidi="zh_TW"/>
-          </w:rPr>
-          <w:rPr>
-            <w:color w:val="0000EE"/>
-            <w:u w:val="single"/>
-          </w:rPr>
-          <w:t>代上1:30</w:t>
-        </w:r>
-      </w:hyperlink>
-      <w:r>
-        <w:rPr>
-          <w:lang w:val="zh_TW" w:bidi="zh_TW"/>
-        </w:rPr>
-        <w:t>；</w:t>
-      </w:r>
-      <w:hyperlink r:id="rId63">
-        <w:r>
-          <w:rPr>
-            <w:lang w:val="zh_TW" w:bidi="zh_TW"/>
-          </w:rPr>
-          <w:rPr>
-            <w:color w:val="0000EE"/>
-            <w:u w:val="single"/>
-          </w:rPr>
-          <w:t>耶25:23</w:t>
-        </w:r>
-      </w:hyperlink>
-      <w:r>
-        <w:rPr>
-          <w:lang w:val="zh_TW" w:bidi="zh_TW"/>
-        </w:rPr>
-        <w:t>）。提瑪的後裔主要是控制曠野重要路線的商隊貿易者（</w:t>
-      </w:r>
-      <w:hyperlink r:id="rId64">
-        <w:r>
-          <w:rPr>
-            <w:lang w:val="zh_TW" w:bidi="zh_TW"/>
-          </w:rPr>
-          <w:rPr>
-            <w:color w:val="0000EE"/>
-            <w:u w:val="single"/>
-          </w:rPr>
-          <w:t>伯6:19</w:t>
-        </w:r>
-      </w:hyperlink>
-      <w:r>
-        <w:rPr>
-          <w:lang w:val="zh_TW" w:bidi="zh_TW"/>
-        </w:rPr>
-        <w:t>）。提瑪也與一個地區和一個城市有關聯。</w:t>
-      </w:r>
-    </w:p>
-    <w:p>
-      <w:pPr/>
-      <w:r>
-        <w:rPr>
-          <w:lang w:val="zh_TW" w:bidi="zh_TW"/>
-        </w:rPr>
-      </w:r>
-      <w:r>
-        <w:rPr>
-          <w:i/>
-          <w:lang w:val="zh_TW" w:bidi="zh_TW"/>
-        </w:rPr>
-        <w:t xml:space="preserve">見 </w:t>
-      </w:r>
-      <w:r>
-        <w:rPr>
-          <w:lang w:val="zh_TW" w:bidi="zh_TW"/>
-        </w:rPr>
-        <w:t>提瑪（地點）</w:t>
-      </w:r>
-      <w:r>
-        <w:rPr>
-          <w:lang w:val="zh_TW" w:bidi="zh_TW"/>
-        </w:rPr>
-        <w:t>。</w:t>
-      </w:r>
-      <w:r>
-        <w:rPr>
-          <w:lang w:val="zh_TW" w:bidi="zh_TW"/>
-        </w:rPr>
-      </w:r>
-      <w:r>
-        <w:rPr>
-          <w:lang w:val="zh_TW" w:bidi="zh_TW"/>
-        </w:rPr>
-      </w:r>
-    </w:p>
-    <w:p>
-      <w:pPr/>
-      <w:r>
-        <w:rPr>
-          <w:lang w:val="zh_TW" w:bidi="zh_TW"/>
-        </w:rPr>
-      </w:r>
-    </w:p>
-    <w:p>
-      <w:pPr>
-        <w:pStyle w:val="Heading2"/>
-      </w:pPr>
-      <w:r>
-        <w:rPr>
-          <w:lang w:val="zh_TW" w:bidi="zh_TW"/>
-        </w:rPr>
-        <w:t>提摩太前書</w:t>
-      </w:r>
-      <w:r>
-        <w:rPr>
-          <w:lang w:val="zh_TW" w:bidi="zh_TW"/>
-        </w:rPr>
-      </w:r>
-    </w:p>
-    <w:p>
-      <w:pPr/>
-      <w:r>
-        <w:rPr>
-          <w:lang w:val="zh_TW" w:bidi="zh_TW"/>
-        </w:rPr>
-      </w:r>
-      <w:r>
-        <w:rPr>
-          <w:lang w:val="zh_TW" w:bidi="zh_TW"/>
-        </w:rPr>
-        <w:t>保羅寫給他年輕同工提摩太的第一封書信。</w:t>
-      </w:r>
-    </w:p>
-    <w:p>
-      <w:pPr/>
-      <w:r>
-        <w:rPr>
-          <w:lang w:val="zh_TW" w:bidi="zh_TW"/>
-        </w:rPr>
-      </w:r>
-      <w:r>
-        <w:rPr>
-          <w:lang w:val="zh_TW" w:bidi="zh_TW"/>
-        </w:rPr>
-        <w:t>提摩太前書的作者、日期和背景必須與其他兩封教牧書信提摩太後書和提多書一起考慮，這些書信是寫給保羅的兩位年輕同工，幫助他們處理以弗所和克里特教會的牧養問題。</w:t>
-      </w:r>
-    </w:p>
-    <w:p>
-      <w:pPr/>
-      <w:r>
-        <w:rPr>
-          <w:lang w:val="zh_TW" w:bidi="zh_TW"/>
-        </w:rPr>
-      </w:r>
-      <w:r>
-        <w:rPr>
-          <w:lang w:val="zh_TW" w:bidi="zh_TW"/>
-        </w:rPr>
-        <w:t>概述</w:t>
-      </w:r>
-    </w:p>
-    <w:p>
-      <w:pPr>
-        <w:pStyle w:val="ListBullet"/>
-        <w:spacing w:line="240" w:lineRule="auto"/>
-        <w:ind w:left="720"/>
-      </w:pPr>
-      <w:r>
-        <w:rPr>
-          <w:lang w:val="zh_TW" w:bidi="zh_TW"/>
-        </w:rPr>
-      </w:r>
-      <w:r>
-        <w:rPr>
-          <w:lang w:val="zh_TW" w:bidi="zh_TW"/>
-        </w:rPr>
-        <w:t>作者</w:t>
-      </w:r>
-    </w:p>
-    <w:p>
-      <w:pPr>
-        <w:pStyle w:val="ListBullet"/>
-        <w:spacing w:line="240" w:lineRule="auto"/>
-        <w:ind w:left="720"/>
-      </w:pPr>
-      <w:r>
-        <w:rPr>
-          <w:lang w:val="zh_TW" w:bidi="zh_TW"/>
-        </w:rPr>
-      </w:r>
-      <w:r>
-        <w:rPr>
-          <w:lang w:val="zh_TW" w:bidi="zh_TW"/>
-        </w:rPr>
-        <w:t>日期</w:t>
-      </w:r>
-    </w:p>
-    <w:p>
-      <w:pPr>
-        <w:pStyle w:val="ListBullet"/>
-        <w:spacing w:line="240" w:lineRule="auto"/>
-        <w:ind w:left="720"/>
-      </w:pPr>
-      <w:r>
-        <w:rPr>
-          <w:lang w:val="zh_TW" w:bidi="zh_TW"/>
-        </w:rPr>
-      </w:r>
-      <w:r>
-        <w:rPr>
-          <w:lang w:val="zh_TW" w:bidi="zh_TW"/>
-        </w:rPr>
-        <w:t>背景</w:t>
-      </w:r>
-    </w:p>
-    <w:p>
-      <w:pPr>
-        <w:pStyle w:val="ListBullet"/>
-        <w:spacing w:line="240" w:lineRule="auto"/>
-        <w:ind w:left="720"/>
-      </w:pPr>
-      <w:r>
-        <w:rPr>
-          <w:lang w:val="zh_TW" w:bidi="zh_TW"/>
-        </w:rPr>
-      </w:r>
-      <w:r>
-        <w:rPr>
-          <w:lang w:val="zh_TW" w:bidi="zh_TW"/>
-        </w:rPr>
-        <w:t>神學</w:t>
-      </w:r>
-    </w:p>
-    <w:p>
-      <w:pPr>
-        <w:pStyle w:val="ListBullet"/>
-        <w:spacing w:line="240" w:lineRule="auto"/>
-        <w:ind w:left="720"/>
-      </w:pPr>
-      <w:r>
-        <w:rPr>
-          <w:lang w:val="zh_TW" w:bidi="zh_TW"/>
-        </w:rPr>
-      </w:r>
-      <w:r>
-        <w:rPr>
-          <w:lang w:val="zh_TW" w:bidi="zh_TW"/>
-        </w:rPr>
-        <w:t>內容</w:t>
-      </w:r>
-    </w:p>
-    <w:p>
-      <w:pPr>
-        <w:pStyle w:val="Heading3"/>
-      </w:pPr>
-      <w:r>
-        <w:rPr>
-          <w:lang w:val="zh_TW" w:bidi="zh_TW"/>
-        </w:rPr>
-        <w:t>作者</w:t>
-      </w:r>
-    </w:p>
-    <w:p>
-      <w:pPr/>
-      <w:r>
-        <w:rPr>
-          <w:lang w:val="zh_TW" w:bidi="zh_TW"/>
-        </w:rPr>
-      </w:r>
-      <w:r>
-        <w:rPr>
-          <w:lang w:val="zh_TW" w:bidi="zh_TW"/>
-        </w:rPr>
-        <w:t>在提摩太前書中，如同提摩太後書和提多書一樣，保羅在第一節就被指名為作者。自愛任紐（Irenaeus）時期（大約公元185年）以來，在早期教會的傳統中，保羅始終是這三封信唯一被認定為作者的人。這三封信中包含了許多保羅生平的個人細節，這些都強有力地證明了保羅是真正的作者。</w:t>
-      </w:r>
-    </w:p>
-    <w:p>
-      <w:pPr/>
-      <w:r>
-        <w:rPr>
-          <w:lang w:val="zh_TW" w:bidi="zh_TW"/>
-        </w:rPr>
-      </w:r>
-      <w:r>
-        <w:rPr>
-          <w:lang w:val="zh_TW" w:bidi="zh_TW"/>
-        </w:rPr>
-        <w:t>然而，一些學者基於以下理由質疑保羅的作者身份：</w:t>
-      </w:r>
-    </w:p>
-    <w:p>
-      <w:pPr>
-        <w:pStyle w:val="ListNumber"/>
-        <w:numPr>
-          <w:ilvl w:val="0"/>
-          <w:numId w:val="15"/>
-        </w:numPr>
-        <w:spacing w:line="240" w:lineRule="auto"/>
-        <w:ind w:left="720"/>
-      </w:pPr>
-      <w:r>
-        <w:rPr>
-          <w:lang w:val="zh_TW" w:bidi="zh_TW"/>
-        </w:rPr>
-      </w:r>
-      <w:r>
-        <w:rPr>
-          <w:lang w:val="zh_TW" w:bidi="zh_TW"/>
-        </w:rPr>
-        <w:t>希臘文詞彙包含大量在其它保羅書信中未出現的詞彙。</w:t>
-        <w:br/>
-        <w:br/>
-      </w:r>
-      <w:r>
-        <w:rPr>
-          <w:lang w:val="zh_TW" w:bidi="zh_TW"/>
-        </w:rPr>
-        <w:t>但這些書信中的主題並不相同。在教牧書信中，作者所處理的是教會組織和紀律方面較為技術性的問題——是一位教會領袖寫信給其他領袖。保羅是一位受過高等教育的人，詞彙豐富。教牧書信中特有的詞彙並不會超出保羅所能使用的詞彙範圍。如果這些詞彙不是出自保羅本人，也可能來自經常幫助保羅撰寫書信的文士。</w:t>
-      </w:r>
-    </w:p>
-    <w:p>
-      <w:pPr>
-        <w:pStyle w:val="ListNumber"/>
-        <w:spacing w:line="240" w:lineRule="auto"/>
-        <w:ind w:left="720"/>
-      </w:pPr>
-      <w:r>
-        <w:rPr>
-          <w:lang w:val="zh_TW" w:bidi="zh_TW"/>
-        </w:rPr>
-      </w:r>
-      <w:r>
-        <w:rPr>
-          <w:lang w:val="zh_TW" w:bidi="zh_TW"/>
-        </w:rPr>
-        <w:t>有關保羅行程的記載，與使徒行傳中所描述的旅程不符。</w:t>
-        <w:br/>
-        <w:br/>
-      </w:r>
-      <w:r>
-        <w:rPr>
-          <w:lang w:val="zh_TW" w:bidi="zh_TW"/>
-        </w:rPr>
-        <w:t>如果相信保羅寫了教牧書信，並且完成了書信中所描述的事，那麼他必須是在羅馬被監禁後獲釋，並且前往了克里特、以弗所和馬其頓。使徒行傳中的記述以保羅在羅馬被囚禁為結尾，因此這些後來的行程可能沒有被提及。有法律證據表明，如果保羅在兩年內沒有被定罪，他應該會自動獲釋。</w:t>
-      </w:r>
-    </w:p>
-    <w:p>
-      <w:pPr>
-        <w:pStyle w:val="ListNumber"/>
-        <w:spacing w:line="240" w:lineRule="auto"/>
-        <w:ind w:left="720"/>
-      </w:pPr>
-      <w:r>
-        <w:rPr>
-          <w:lang w:val="zh_TW" w:bidi="zh_TW"/>
-        </w:rPr>
-      </w:r>
-      <w:r>
-        <w:rPr>
-          <w:lang w:val="zh_TW" w:bidi="zh_TW"/>
-        </w:rPr>
-        <w:t>教牧書信中提到的教會進步發展（如長老、監督和執事），證明其日期晚於保羅的生平。</w:t>
-        <w:br/>
-        <w:br/>
-      </w:r>
-      <w:r>
-        <w:rPr>
-          <w:lang w:val="zh_TW" w:bidi="zh_TW"/>
-        </w:rPr>
-        <w:t>然而，長老在舊約時代就已存在，而作為地方教會職員的監督，幾乎可以肯定與長老是同一職分。此外，保羅在他的其它書信中也提到執事，例如</w:t>
-      </w:r>
-      <w:hyperlink r:id="rId65">
-        <w:r>
-          <w:rPr>
-            <w:lang w:val="zh_TW" w:bidi="zh_TW"/>
-          </w:rPr>
-          <w:rPr>
-            <w:color w:val="0000EE"/>
-            <w:u w:val="single"/>
-          </w:rPr>
-          <w:t>腓立比書一章1節</w:t>
-        </w:r>
-      </w:hyperlink>
-      <w:r>
-        <w:rPr>
-          <w:lang w:val="zh_TW" w:bidi="zh_TW"/>
-        </w:rPr>
-        <w:t>。</w:t>
-      </w:r>
-    </w:p>
-    <w:p>
-      <w:pPr/>
-      <w:r>
-        <w:rPr>
-          <w:lang w:val="zh_TW" w:bidi="zh_TW"/>
-        </w:rPr>
-      </w:r>
-      <w:r>
-        <w:rPr>
-          <w:lang w:val="zh_TW" w:bidi="zh_TW"/>
-        </w:rPr>
-        <w:t>大多數保守派學者及許多其他學者強烈認為，保羅確實寫了這三封教牧書信。</w:t>
-      </w:r>
-    </w:p>
-    <w:p>
-      <w:pPr>
-        <w:pStyle w:val="Heading3"/>
-      </w:pPr>
-      <w:r>
-        <w:rPr>
-          <w:lang w:val="zh_TW" w:bidi="zh_TW"/>
-        </w:rPr>
-        <w:t>日期</w:t>
-      </w:r>
-    </w:p>
-    <w:p>
-      <w:pPr/>
-      <w:r>
-        <w:rPr>
-          <w:lang w:val="zh_TW" w:bidi="zh_TW"/>
-        </w:rPr>
-      </w:r>
-      <w:r>
-        <w:rPr>
-          <w:lang w:val="zh_TW" w:bidi="zh_TW"/>
-        </w:rPr>
-        <w:t>假設保羅寫了教牧書信，提摩太前書應該寫於他第一次羅馬監禁釋放後，大約公元61或62年，並在他第二次羅馬監禁之前，大約在64至67年間，即尼祿去世的日期。至於地點，保羅將提摩太留在以弗所，然後前往馬其頓（</w:t>
-      </w:r>
-      <w:hyperlink r:id="rId66">
-        <w:r>
-          <w:rPr>
-            <w:lang w:val="zh_TW" w:bidi="zh_TW"/>
-          </w:rPr>
-          <w:rPr>
-            <w:color w:val="0000EE"/>
-            <w:u w:val="single"/>
-          </w:rPr>
-          <w:t>提前1:3</w:t>
-        </w:r>
-      </w:hyperlink>
-      <w:r>
-        <w:rPr>
-          <w:lang w:val="zh_TW" w:bidi="zh_TW"/>
-        </w:rPr>
-        <w:t>），他可能在那裡寫了提摩太前書。這封信當然是寫給在以弗所的提摩太的。</w:t>
-      </w:r>
-    </w:p>
-    <w:p>
-      <w:pPr>
-        <w:pStyle w:val="Heading3"/>
-      </w:pPr>
-      <w:r>
-        <w:rPr>
-          <w:lang w:val="zh_TW" w:bidi="zh_TW"/>
-        </w:rPr>
-        <w:t>背景</w:t>
-      </w:r>
-    </w:p>
-    <w:p>
-      <w:pPr/>
-      <w:r>
-        <w:rPr>
-          <w:lang w:val="zh_TW" w:bidi="zh_TW"/>
-        </w:rPr>
-      </w:r>
-      <w:r>
-        <w:rPr>
-          <w:lang w:val="zh_TW" w:bidi="zh_TW"/>
-        </w:rPr>
-        <w:t>保羅把以弗所的教會交給提摩太管理（</w:t>
-      </w:r>
-      <w:hyperlink r:id="rId67">
-        <w:r>
-          <w:rPr>
-            <w:lang w:val="zh_TW" w:bidi="zh_TW"/>
-          </w:rPr>
-          <w:rPr>
-            <w:color w:val="0000EE"/>
-            <w:u w:val="single"/>
-          </w:rPr>
-          <w:t>1:2–3</w:t>
-        </w:r>
-      </w:hyperlink>
-      <w:r>
-        <w:rPr>
-          <w:lang w:val="zh_TW" w:bidi="zh_TW"/>
-        </w:rPr>
-        <w:t>）。保羅在第二次宣教旅程中想去羅馬的亞細亞省（以弗是其主要的城），但聖靈不允許他這樣做。他繼續前往馬其頓和希臘（</w:t>
-      </w:r>
-      <w:hyperlink r:id="rId68">
-        <w:r>
-          <w:rPr>
-            <w:lang w:val="zh_TW" w:bidi="zh_TW"/>
-          </w:rPr>
-          <w:rPr>
-            <w:color w:val="0000EE"/>
-            <w:u w:val="single"/>
-          </w:rPr>
-          <w:t>徒16:6</w:t>
-        </w:r>
-      </w:hyperlink>
-      <w:r>
-        <w:rPr>
-          <w:lang w:val="zh_TW" w:bidi="zh_TW"/>
-        </w:rPr>
-        <w:t>）。他在完成第二次旅程時短暫到訪以弗所（</w:t>
-      </w:r>
-      <w:hyperlink r:id="rId69">
-        <w:r>
-          <w:rPr>
-            <w:lang w:val="zh_TW" w:bidi="zh_TW"/>
-          </w:rPr>
-          <w:rPr>
-            <w:color w:val="0000EE"/>
-            <w:u w:val="single"/>
-          </w:rPr>
-          <w:t>18:19–20</w:t>
-        </w:r>
-      </w:hyperlink>
-      <w:r>
-        <w:rPr>
-          <w:lang w:val="zh_TW" w:bidi="zh_TW"/>
-        </w:rPr>
-        <w:t>）。然後在他的第三次旅程中，他以以弗所為活動中心，並在那裡度過了三年（</w:t>
-      </w:r>
-      <w:hyperlink r:id="rId70">
-        <w:r>
-          <w:rPr>
-            <w:lang w:val="zh_TW" w:bidi="zh_TW"/>
-          </w:rPr>
-          <w:rPr>
-            <w:color w:val="0000EE"/>
-            <w:u w:val="single"/>
-          </w:rPr>
-          <w:t>19:1–20:1</w:t>
-        </w:r>
-      </w:hyperlink>
-      <w:r>
-        <w:rPr>
-          <w:lang w:val="zh_TW" w:bidi="zh_TW"/>
-        </w:rPr>
-        <w:t>）。在他第一次被囚禁於羅馬期間，他寫了一封通函給以弗所和附近的教會。僅僅幾年後，他在以弗所寫了提摩太前書給提摩太。</w:t>
-      </w:r>
-    </w:p>
-    <w:p>
-      <w:pPr>
-        <w:pStyle w:val="Heading3"/>
-      </w:pPr>
-      <w:r>
-        <w:rPr>
-          <w:lang w:val="zh_TW" w:bidi="zh_TW"/>
-        </w:rPr>
-        <w:t>神學</w:t>
-      </w:r>
-    </w:p>
-    <w:p>
-      <w:pPr/>
-      <w:r>
-        <w:rPr>
-          <w:lang w:val="zh_TW" w:bidi="zh_TW"/>
-        </w:rPr>
-      </w:r>
-      <w:r>
-        <w:rPr>
-          <w:lang w:val="zh_TW" w:bidi="zh_TW"/>
-        </w:rPr>
-        <w:t>總的來說，提摩太前書的神學與其它保羅書信以及整個新約的神學一致。神的主權和愛在這封信中一再被清楚呈現。耶穌總是被描繪為真正的神以及人。救恩是藉著基督對神的信心而得的。律法不能拯救人，因為所有人都違背了律法。然而，律法是好的，是神給得救之人的指引，引導他們過討神喜悅的生活。</w:t>
-      </w:r>
-    </w:p>
-    <w:p>
-      <w:pPr/>
-      <w:r>
-        <w:rPr>
-          <w:lang w:val="zh_TW" w:bidi="zh_TW"/>
-        </w:rPr>
-      </w:r>
-      <w:r>
-        <w:rPr>
-          <w:lang w:val="zh_TW" w:bidi="zh_TW"/>
-        </w:rPr>
-        <w:t>教會在這封信中佔有重要地位。所有基督徒都應該成為教會的一部分。他們從教會中獲得了大量關於培養基督徒品格的資源，並且他們在教會中服事神可以比獨自一人服事神有效得多。教會需要組織才能有效地完成其工作。教會必須時刻努力避免異端，並教導福音的真理。</w:t>
-      </w:r>
-    </w:p>
-    <w:p>
-      <w:pPr>
-        <w:pStyle w:val="Heading3"/>
-      </w:pPr>
-      <w:r>
-        <w:rPr>
-          <w:lang w:val="zh_TW" w:bidi="zh_TW"/>
-        </w:rPr>
-        <w:t>內容</w:t>
-      </w:r>
-    </w:p>
-    <w:p>
-      <w:pPr>
-        <w:pStyle w:val="Heading4"/>
-      </w:pPr>
-      <w:r>
-        <w:rPr>
-          <w:lang w:val="zh_TW" w:bidi="zh_TW"/>
-        </w:rPr>
-        <w:t>問安（</w:t>
-      </w:r>
-      <w:hyperlink r:id="rId71">
-        <w:r>
-          <w:rPr>
-            <w:lang w:val="zh_TW" w:bidi="zh_TW"/>
-          </w:rPr>
-          <w:rPr>
-            <w:color w:val="0000EE"/>
-            <w:u w:val="single"/>
-          </w:rPr>
-          <w:t>1:1–2</w:t>
-        </w:r>
-      </w:hyperlink>
-      <w:r>
-        <w:rPr>
-          <w:lang w:val="zh_TW" w:bidi="zh_TW"/>
-        </w:rPr>
-        <w:t>）</w:t>
-      </w:r>
-    </w:p>
-    <w:p>
-      <w:pPr/>
-      <w:r>
-        <w:rPr>
-          <w:lang w:val="zh_TW" w:bidi="zh_TW"/>
-        </w:rPr>
-      </w:r>
-      <w:r>
-        <w:rPr>
-          <w:lang w:val="zh_TW" w:bidi="zh_TW"/>
-        </w:rPr>
-        <w:t>作者自稱保羅，並描述自己是由神揀選並由父神和祂的兒子基督耶穌授權的使徒。保羅有權對年輕的牧者和教會說權威的話語。</w:t>
-      </w:r>
-    </w:p>
-    <w:p>
-      <w:pPr/>
-      <w:r>
-        <w:rPr>
-          <w:lang w:val="zh_TW" w:bidi="zh_TW"/>
-        </w:rPr>
-      </w:r>
-      <w:r>
-        <w:rPr>
-          <w:lang w:val="zh_TW" w:bidi="zh_TW"/>
-        </w:rPr>
-        <w:t>這封信是寫給提摩太的，保羅所親愛的屬靈孩子，保羅給他三重祝福——從神而來的恩惠、憐憫、平安。</w:t>
-      </w:r>
-    </w:p>
-    <w:p>
-      <w:pPr>
-        <w:pStyle w:val="Heading4"/>
-      </w:pPr>
-      <w:r>
-        <w:rPr>
-          <w:lang w:val="zh_TW" w:bidi="zh_TW"/>
-        </w:rPr>
-        <w:t>處理異端（</w:t>
-      </w:r>
-      <w:hyperlink r:id="rId72">
-        <w:r>
-          <w:rPr>
-            <w:lang w:val="zh_TW" w:bidi="zh_TW"/>
-          </w:rPr>
-          <w:rPr>
-            <w:color w:val="0000EE"/>
-            <w:u w:val="single"/>
-          </w:rPr>
-          <w:t>1:3–20</w:t>
-        </w:r>
-      </w:hyperlink>
-      <w:r>
-        <w:rPr>
-          <w:lang w:val="zh_TW" w:bidi="zh_TW"/>
-        </w:rPr>
-        <w:t>）</w:t>
-      </w:r>
-    </w:p>
-    <w:p>
-      <w:pPr/>
-      <w:r>
-        <w:rPr>
-          <w:lang w:val="zh_TW" w:bidi="zh_TW"/>
-        </w:rPr>
-      </w:r>
-      <w:r>
-        <w:rPr>
-          <w:lang w:val="zh_TW" w:bidi="zh_TW"/>
-        </w:rPr>
-        <w:t>保羅留下提摩太在以弗所的原因之一是希望他「囑咐那幾個人不可傳異教」（</w:t>
-      </w:r>
-      <w:hyperlink r:id="rId66">
-        <w:r>
-          <w:rPr>
-            <w:lang w:val="zh_TW" w:bidi="zh_TW"/>
-          </w:rPr>
-          <w:rPr>
-            <w:color w:val="0000EE"/>
-            <w:u w:val="single"/>
-          </w:rPr>
-          <w:t>1:3</w:t>
-        </w:r>
-      </w:hyperlink>
-      <w:r>
-        <w:rPr>
-          <w:lang w:val="zh_TW" w:bidi="zh_TW"/>
-        </w:rPr>
-        <w:t>）。保羅相信一個人所信的和他所做的一樣重要。這裡的異端被描述為一種早期諾斯底主義異端，這是一種危險的異端，困擾教會已有數個世紀。</w:t>
-      </w:r>
-    </w:p>
-    <w:p>
-      <w:pPr/>
-      <w:r>
-        <w:rPr>
-          <w:lang w:val="zh_TW" w:bidi="zh_TW"/>
-        </w:rPr>
-      </w:r>
-      <w:r>
-        <w:rPr>
-          <w:lang w:val="zh_TW" w:bidi="zh_TW"/>
-        </w:rPr>
-        <w:t>這些早期的諾斯底主義者聲稱比普通基督徒對真理擁有更深的洞見。他們將神視為靈，將人視為物質，並將神和人區分開來。他們認為兩者之間的橋樑不是耶穌基督這位唯一的中保，而是由無數不同等級的天使、化身、伊安（aeons）等等所構成。他們爭論神話和虛構的事，他們尋求救恩的方法是試圖取悅一連串無窮無盡的天使鎖鏈來獲得拯救，而不是藉著信心接受神所賜的救恩。但保羅深知，唯有神的恩典才能拯救罪人。</w:t>
-      </w:r>
-    </w:p>
-    <w:p>
-      <w:pPr>
-        <w:pStyle w:val="Heading4"/>
-      </w:pPr>
-      <w:r>
-        <w:rPr>
-          <w:lang w:val="zh_TW" w:bidi="zh_TW"/>
-        </w:rPr>
-        <w:t>教會中的正確敬拜（</w:t>
-      </w:r>
-      <w:hyperlink r:id="rId73">
-        <w:r>
-          <w:rPr>
-            <w:lang w:val="zh_TW" w:bidi="zh_TW"/>
-          </w:rPr>
-          <w:rPr>
-            <w:color w:val="0000EE"/>
-            <w:u w:val="single"/>
-          </w:rPr>
-          <w:t>2:1–15</w:t>
-        </w:r>
-      </w:hyperlink>
-      <w:r>
-        <w:rPr>
-          <w:lang w:val="zh_TW" w:bidi="zh_TW"/>
-        </w:rPr>
-        <w:t>）</w:t>
-      </w:r>
-    </w:p>
-    <w:p>
-      <w:pPr/>
-      <w:r>
-        <w:rPr>
-          <w:lang w:val="zh_TW" w:bidi="zh_TW"/>
-        </w:rPr>
-      </w:r>
-      <w:r>
-        <w:rPr>
-          <w:lang w:val="zh_TW" w:bidi="zh_TW"/>
-        </w:rPr>
-        <w:t>「我勸你，第一要為萬人懇求、禱告、代求、祝謝」（</w:t>
-      </w:r>
-      <w:hyperlink r:id="rId74">
-        <w:r>
-          <w:rPr>
-            <w:lang w:val="zh_TW" w:bidi="zh_TW"/>
-          </w:rPr>
-          <w:rPr>
-            <w:color w:val="0000EE"/>
-            <w:u w:val="single"/>
-          </w:rPr>
-          <w:t>2:1</w:t>
-        </w:r>
-      </w:hyperlink>
-      <w:r>
-        <w:rPr>
-          <w:lang w:val="zh_TW" w:bidi="zh_TW"/>
-        </w:rPr>
-        <w:t>）。禱告是基督教會敬拜中極其重要的一部分。保羅強調為國家中高位上的人作特別禱告的重要性（即使國是以尼祿為皇帝的羅馬帝國）。保羅在</w:t>
-      </w:r>
-      <w:hyperlink r:id="rId75">
-        <w:r>
-          <w:rPr>
-            <w:lang w:val="zh_TW" w:bidi="zh_TW"/>
-          </w:rPr>
-          <w:rPr>
-            <w:color w:val="0000EE"/>
-            <w:u w:val="single"/>
-          </w:rPr>
-          <w:t>羅馬書第十三章</w:t>
-        </w:r>
-      </w:hyperlink>
-      <w:r>
-        <w:rPr>
-          <w:lang w:val="zh_TW" w:bidi="zh_TW"/>
-        </w:rPr>
-        <w:t>中清楚地教導這一點，而耶穌也告訴祂的門徒要把屬於凱撒的東西交給凱撒（</w:t>
-      </w:r>
-      <w:hyperlink r:id="rId76">
-        <w:r>
-          <w:rPr>
-            <w:lang w:val="zh_TW" w:bidi="zh_TW"/>
-          </w:rPr>
-          <w:rPr>
-            <w:color w:val="0000EE"/>
-            <w:u w:val="single"/>
-          </w:rPr>
-          <w:t>太22:17</w:t>
-        </w:r>
-      </w:hyperlink>
-      <w:r>
-        <w:rPr>
-          <w:lang w:val="zh_TW" w:bidi="zh_TW"/>
-        </w:rPr>
-        <w:t>）。</w:t>
-      </w:r>
-    </w:p>
-    <w:p>
-      <w:pPr/>
-      <w:r>
-        <w:rPr>
-          <w:lang w:val="zh_TW" w:bidi="zh_TW"/>
-        </w:rPr>
-      </w:r>
-      <w:r>
-        <w:rPr>
-          <w:lang w:val="zh_TW" w:bidi="zh_TW"/>
-        </w:rPr>
-        <w:t>基督徒男女應該向神祈禱，舉起聖潔的手，這些手應當遠離罪、怒氣和怨恨。保羅特別勸誡姊妹們：「又願女人廉恥、自守，以正派衣裳為妝飾，不以編髮、黃金、珍珠，和貴價的衣裳為妝飾，只要有善行，這才與自稱是敬神的女人相宜。」（</w:t>
-      </w:r>
-      <w:hyperlink r:id="rId77">
-        <w:r>
-          <w:rPr>
-            <w:lang w:val="zh_TW" w:bidi="zh_TW"/>
-          </w:rPr>
-          <w:rPr>
-            <w:color w:val="0000EE"/>
-            <w:u w:val="single"/>
-          </w:rPr>
-          <w:t>提前2:9–10</w:t>
-        </w:r>
-      </w:hyperlink>
-      <w:r>
-        <w:rPr>
-          <w:lang w:val="zh_TW" w:bidi="zh_TW"/>
-        </w:rPr>
-        <w:t>）。然後保羅說：「不許女人講道，也不許她轄管男人，只要沉靜」（</w:t>
-      </w:r>
-      <w:hyperlink r:id="rId78">
-        <w:r>
-          <w:rPr>
-            <w:lang w:val="zh_TW" w:bidi="zh_TW"/>
-          </w:rPr>
-          <w:rPr>
-            <w:color w:val="0000EE"/>
-            <w:u w:val="single"/>
-          </w:rPr>
-          <w:t>12</w:t>
-        </w:r>
-      </w:hyperlink>
-      <w:r>
-        <w:rPr>
-          <w:lang w:val="zh_TW" w:bidi="zh_TW"/>
-        </w:rPr>
-        <w:t>節）。這並不意味著他們不能在教會聚會中發言。使徒行傳和哥林多前書清楚表明，婦女可以在教會聚會中禱告、說預言和作見證。但教導的職責是由男性擔任，因為作為長老（男性）的職責就是教導。因此，教導和行使權柄是密不可分的。</w:t>
-      </w:r>
-    </w:p>
-    <w:p>
-      <w:pPr>
-        <w:pStyle w:val="Heading4"/>
-      </w:pPr>
-      <w:r>
-        <w:rPr>
-          <w:lang w:val="zh_TW" w:bidi="zh_TW"/>
-        </w:rPr>
-        <w:t>教會中的適當組織（</w:t>
-      </w:r>
-      <w:hyperlink r:id="rId79">
-        <w:r>
-          <w:rPr>
-            <w:lang w:val="zh_TW" w:bidi="zh_TW"/>
-          </w:rPr>
-          <w:rPr>
-            <w:color w:val="0000EE"/>
-            <w:u w:val="single"/>
-          </w:rPr>
-          <w:t>3:1–5:25</w:t>
-        </w:r>
-      </w:hyperlink>
-      <w:r>
-        <w:rPr>
-          <w:lang w:val="zh_TW" w:bidi="zh_TW"/>
-        </w:rPr>
-        <w:t>）</w:t>
-      </w:r>
-    </w:p>
-    <w:p>
-      <w:pPr/>
-      <w:r>
-        <w:rPr>
-          <w:lang w:val="zh_TW" w:bidi="zh_TW"/>
-        </w:rPr>
-      </w:r>
-      <w:r>
-        <w:rPr>
-          <w:lang w:val="zh_TW" w:bidi="zh_TW"/>
-        </w:rPr>
-        <w:t>關於早期教會的組織，首要問題是誰是監督。這處經文的第一節是：「人若想要得監督的職分，就是羨慕善工」（</w:t>
-      </w:r>
-      <w:hyperlink r:id="rId80">
-        <w:r>
-          <w:rPr>
-            <w:lang w:val="zh_TW" w:bidi="zh_TW"/>
-          </w:rPr>
-          <w:rPr>
-            <w:color w:val="0000EE"/>
-            <w:u w:val="single"/>
-          </w:rPr>
-          <w:t>3:1）</w:t>
-        </w:r>
-      </w:hyperlink>
-      <w:r>
-        <w:rPr>
-          <w:lang w:val="zh_TW" w:bidi="zh_TW"/>
-        </w:rPr>
-        <w:t>。在所有教牧書信中，監督顯然是地方教會內的一個職分，而不是一個管理多個教會的職員，例如在公元二世紀初期發展起來的主教職位。而且根據</w:t>
-      </w:r>
-      <w:hyperlink r:id="rId81">
-        <w:r>
-          <w:rPr>
-            <w:lang w:val="zh_TW" w:bidi="zh_TW"/>
-          </w:rPr>
-          <w:rPr>
-            <w:color w:val="0000EE"/>
-            <w:u w:val="single"/>
-          </w:rPr>
-          <w:t>提多書一章4至6節</w:t>
-        </w:r>
-      </w:hyperlink>
-      <w:r>
-        <w:rPr>
-          <w:lang w:val="zh_TW" w:bidi="zh_TW"/>
-        </w:rPr>
-        <w:t>，保羅將長老和監督這兩個詞交替使用，因此大多數學者相信保羅認為這兩者是可以互換的。提摩太自己是教會中類似現代牧師的角色，並且有長老（監督）和執事幫助他管理教會。</w:t>
-      </w:r>
-    </w:p>
-    <w:p>
-      <w:pPr/>
-      <w:r>
-        <w:rPr>
-          <w:lang w:val="zh_TW" w:bidi="zh_TW"/>
-        </w:rPr>
-      </w:r>
-      <w:r>
-        <w:rPr>
-          <w:lang w:val="zh_TW" w:bidi="zh_TW"/>
-        </w:rPr>
-        <w:t>在教會中成為長老是一個值得追求的目標。但是，一個人必須具備高資格才能當選這樣負責任的職位。他應該受到教會其他成員和教會外部人士的尊重。大多數的資格都很清楚，但其中幾個值得特別注意。</w:t>
-      </w:r>
-    </w:p>
-    <w:p>
-      <w:pPr/>
-      <w:r>
-        <w:rPr>
-          <w:lang w:val="zh_TW" w:bidi="zh_TW"/>
-        </w:rPr>
-      </w:r>
-      <w:r>
-        <w:rPr>
-          <w:lang w:val="zh_TW" w:bidi="zh_TW"/>
-        </w:rPr>
-        <w:t>「作監督的，必須無可指責，只作一個婦人的丈夫」（</w:t>
-      </w:r>
-      <w:hyperlink r:id="rId82">
-        <w:r>
-          <w:rPr>
-            <w:lang w:val="zh_TW" w:bidi="zh_TW"/>
-          </w:rPr>
-          <w:rPr>
-            <w:color w:val="0000EE"/>
-            <w:u w:val="single"/>
-          </w:rPr>
-          <w:t>3:2</w:t>
-        </w:r>
-      </w:hyperlink>
-      <w:r>
-        <w:rPr>
-          <w:lang w:val="zh_TW" w:bidi="zh_TW"/>
-        </w:rPr>
-        <w:t>）。希臘文的字面意思是「一個女人的男人」。這顯然禁止一夫多妻制，並排除對妻子不忠的男人。它可能不會排除一個離婚後再婚的男人，也不會排除一個從未有過妻子的單身男子。教會應該堅持其領袖在性道德上有很高的標準。</w:t>
-      </w:r>
-    </w:p>
-    <w:p>
-      <w:pPr/>
-      <w:r>
-        <w:rPr>
-          <w:lang w:val="zh_TW" w:bidi="zh_TW"/>
-        </w:rPr>
-      </w:r>
-      <w:r>
-        <w:rPr>
-          <w:lang w:val="zh_TW" w:bidi="zh_TW"/>
-        </w:rPr>
-        <w:t>如果一個人無法管理好自己的家庭，他也無法在教會中行使紀律。這個人也不應該酗酒。保羅並未要求完全禁酒，但他明確要求長老不可被烈酒支配。而且擔任長老高職的人不應該是新信徒（字面意義為初信者），以免因驕傲而失去做長老的資格。總的來說，只有品格優良的人才能當選為教會的長老或監督。</w:t>
-      </w:r>
-    </w:p>
-    <w:p>
-      <w:pPr/>
-      <w:r>
-        <w:rPr>
-          <w:lang w:val="zh_TW" w:bidi="zh_TW"/>
-        </w:rPr>
-      </w:r>
-      <w:r>
-        <w:rPr>
-          <w:lang w:val="zh_TW" w:bidi="zh_TW"/>
-        </w:rPr>
-        <w:t>接著，保羅繼續談到執事的職分：「作執事的，也是如此：必須端莊，不一口兩舌，不好喝酒，不貪不義之財」（</w:t>
-      </w:r>
-      <w:hyperlink r:id="rId83">
-        <w:r>
-          <w:rPr>
-            <w:lang w:val="zh_TW" w:bidi="zh_TW"/>
-          </w:rPr>
-          <w:rPr>
-            <w:color w:val="0000EE"/>
-            <w:u w:val="single"/>
-          </w:rPr>
-          <w:t>3:8</w:t>
-        </w:r>
-      </w:hyperlink>
-      <w:r>
-        <w:rPr>
-          <w:lang w:val="zh_TW" w:bidi="zh_TW"/>
-        </w:rPr>
-        <w:t>）。執事的資格幾乎與長老的資格相同。在被選為執事之前，他們應該有教會工作的經驗。</w:t>
-      </w:r>
-      <w:hyperlink r:id="rId84">
-        <w:r>
-          <w:rPr>
-            <w:lang w:val="zh_TW" w:bidi="zh_TW"/>
-          </w:rPr>
-          <w:rPr>
-            <w:color w:val="0000EE"/>
-            <w:u w:val="single"/>
-          </w:rPr>
-          <w:t>提摩太前書三章11節</w:t>
-        </w:r>
-      </w:hyperlink>
-      <w:r>
-        <w:rPr>
-          <w:lang w:val="zh_TW" w:bidi="zh_TW"/>
-        </w:rPr>
-        <w:t>將相同的資格應用於有志成為執事的婦女和/或執事的妻子。第</w:t>
-      </w:r>
-      <w:hyperlink r:id="rId85">
-        <w:r>
-          <w:rPr>
-            <w:lang w:val="zh_TW" w:bidi="zh_TW"/>
-          </w:rPr>
-          <w:rPr>
-            <w:color w:val="0000EE"/>
-            <w:u w:val="single"/>
-          </w:rPr>
-          <w:t>12節</w:t>
-        </w:r>
-      </w:hyperlink>
-      <w:r>
-        <w:rPr>
-          <w:lang w:val="zh_TW" w:bidi="zh_TW"/>
-        </w:rPr>
-        <w:t>繼續說明執事的資格。</w:t>
-      </w:r>
-    </w:p>
-    <w:p>
-      <w:pPr/>
-      <w:r>
-        <w:rPr>
-          <w:lang w:val="zh_TW" w:bidi="zh_TW"/>
-        </w:rPr>
-      </w:r>
-      <w:r>
-        <w:rPr>
-          <w:lang w:val="zh_TW" w:bidi="zh_TW"/>
-        </w:rPr>
-        <w:t>在第</w:t>
-      </w:r>
-      <w:hyperlink r:id="rId86">
-        <w:r>
-          <w:rPr>
-            <w:lang w:val="zh_TW" w:bidi="zh_TW"/>
-          </w:rPr>
-          <w:rPr>
-            <w:color w:val="0000EE"/>
-            <w:u w:val="single"/>
-          </w:rPr>
-          <w:t>四</w:t>
-        </w:r>
-      </w:hyperlink>
-      <w:r>
-        <w:rPr>
-          <w:lang w:val="zh_TW" w:bidi="zh_TW"/>
-        </w:rPr>
-        <w:t>章中，保羅敦促提摩太在教會中發揮他的領導作用，特別是在他與異端的關係上。一些諾斯底異端教導一種虛假的禁欲主義，禁止婚姻和某些食物。但神賜給我們這些東西是為了使用和享受，以榮耀神。提摩太的牧職責任是教導人神的真理，不要讓自己捲入異端無神和荒謬傳說的爭論中（</w:t>
-      </w:r>
-      <w:hyperlink r:id="rId87">
-        <w:r>
-          <w:rPr>
-            <w:lang w:val="zh_TW" w:bidi="zh_TW"/>
-          </w:rPr>
-          <w:rPr>
-            <w:color w:val="0000EE"/>
-            <w:u w:val="single"/>
-          </w:rPr>
-          <w:t>4:7</w:t>
-        </w:r>
-      </w:hyperlink>
-      <w:r>
-        <w:rPr>
-          <w:lang w:val="zh_TW" w:bidi="zh_TW"/>
-        </w:rPr>
-        <w:t>）。保羅敦促提摩太通過不斷的靈性操練來保持靈性健壯，這比鍛鍊身體更重要。</w:t>
-      </w:r>
-    </w:p>
-    <w:p>
-      <w:pPr/>
-      <w:r>
-        <w:rPr>
-          <w:lang w:val="zh_TW" w:bidi="zh_TW"/>
-        </w:rPr>
-      </w:r>
-      <w:r>
-        <w:rPr>
-          <w:lang w:val="zh_TW" w:bidi="zh_TW"/>
-        </w:rPr>
-        <w:t>保羅認識到提摩太是一個年輕人，一些年長的基督徒可能會因為他年輕而看輕他。提摩太應該更加努力以贏得他們的尊重——「在言語、行為、愛心、信心、清潔上，都作信徒的榜樣」（</w:t>
-      </w:r>
-      <w:hyperlink r:id="rId88">
-        <w:r>
-          <w:rPr>
-            <w:lang w:val="zh_TW" w:bidi="zh_TW"/>
-          </w:rPr>
-          <w:rPr>
-            <w:color w:val="0000EE"/>
-            <w:u w:val="single"/>
-          </w:rPr>
-          <w:t>4:12</w:t>
-        </w:r>
-      </w:hyperlink>
-      <w:r>
-        <w:rPr>
-          <w:lang w:val="zh_TW" w:bidi="zh_TW"/>
-        </w:rPr>
-        <w:t>）。因為神已經呼召提摩太，並且教會藉按手禮任命了他，提摩太應該努力履行這些崇高的責任。</w:t>
-      </w:r>
-    </w:p>
-    <w:p>
-      <w:pPr/>
-      <w:r>
-        <w:rPr>
-          <w:lang w:val="zh_TW" w:bidi="zh_TW"/>
-        </w:rPr>
-      </w:r>
-      <w:r>
-        <w:rPr>
-          <w:lang w:val="zh_TW" w:bidi="zh_TW"/>
-        </w:rPr>
-        <w:t>保羅給了提摩太一些實際的建議，告訴他一個年輕的傳道人應該如何處理教會中不同年齡和性別的群體。他應該像對待自己的父親一樣對待年長的男人，像對待自己的母親一樣對待年長的女人，像對待自己的兄弟一樣對待年輕的男人，像對待自己的姐妹一樣對待年輕的女人——並特別強調：「總要清清潔潔的」（</w:t>
-      </w:r>
-      <w:hyperlink r:id="rId89">
-        <w:r>
-          <w:rPr>
-            <w:lang w:val="zh_TW" w:bidi="zh_TW"/>
-          </w:rPr>
-          <w:rPr>
-            <w:color w:val="0000EE"/>
-            <w:u w:val="single"/>
-          </w:rPr>
-          <w:t>5:2</w:t>
-        </w:r>
-      </w:hyperlink>
-      <w:r>
-        <w:rPr>
-          <w:lang w:val="zh_TW" w:bidi="zh_TW"/>
-        </w:rPr>
-        <w:t>）。</w:t>
-      </w:r>
-    </w:p>
-    <w:p>
-      <w:pPr/>
-      <w:r>
-        <w:rPr>
-          <w:lang w:val="zh_TW" w:bidi="zh_TW"/>
-        </w:rPr>
-      </w:r>
-      <w:r>
-        <w:rPr>
-          <w:lang w:val="zh_TW" w:bidi="zh_TW"/>
-        </w:rPr>
-        <w:t>保羅還告訴提摩太如何處理寡婦的問題。在那個時候，極少婦女可以工作，且當時還沒有保險和社會保障，失去丈夫的婦女往往陷入絕望的境地。早期教會制定了一個寡婦名冊，以便能夠照顧她們的需要。年輕的寡婦應該被勸勉再婚，讓新的丈夫來支持她們。有能力的家庭應該認識到他們有責任照顧自己有需要的親人。教會因此有責任照顧那些沒有家人照顧的年長寡婦。教會在履行其慈善義務時，必須明智、公平，妥善分配有限的資源，以達到最大的益處。</w:t>
-      </w:r>
-    </w:p>
-    <w:p>
-      <w:pPr/>
-      <w:r>
-        <w:rPr>
-          <w:lang w:val="zh_TW" w:bidi="zh_TW"/>
-        </w:rPr>
-      </w:r>
-      <w:r>
-        <w:rPr>
-          <w:lang w:val="zh_TW" w:bidi="zh_TW"/>
-        </w:rPr>
-        <w:t>即使在早期教會，教會領袖也因其工作而獲得報酬。保羅說他們應該「當以為配受加倍的敬奉」（</w:t>
-      </w:r>
-      <w:hyperlink r:id="rId90">
-        <w:r>
-          <w:rPr>
-            <w:lang w:val="zh_TW" w:bidi="zh_TW"/>
-          </w:rPr>
-          <w:rPr>
-            <w:color w:val="0000EE"/>
-            <w:u w:val="single"/>
-          </w:rPr>
-          <w:t>5:17</w:t>
-        </w:r>
-      </w:hyperlink>
-      <w:r>
-        <w:rPr>
-          <w:lang w:val="zh_TW" w:bidi="zh_TW"/>
-        </w:rPr>
-        <w:t>）。教會的領袖不應該被選立得太快，他們的罪過也不應被忽視。即便是提摩太本人，也被警告要遠離罪惡。這處經文最後再次討論了教會領袖的罪（</w:t>
-      </w:r>
-      <w:hyperlink r:id="rId91">
-        <w:r>
-          <w:rPr>
-            <w:lang w:val="zh_TW" w:bidi="zh_TW"/>
-          </w:rPr>
-          <w:rPr>
-            <w:color w:val="0000EE"/>
-            <w:u w:val="single"/>
-          </w:rPr>
-          <w:t>24–25節</w:t>
-        </w:r>
-      </w:hyperlink>
-      <w:r>
-        <w:rPr>
-          <w:lang w:val="zh_TW" w:bidi="zh_TW"/>
-        </w:rPr>
-        <w:t>）。當一個人的罪行明顯時，罪人必須由教會懲戒。有時候，一個人的罪可能不被其他人發現，但神知道並會處理。相反，領袖們的許多善行也是如此。</w:t>
-      </w:r>
-    </w:p>
-    <w:p>
-      <w:pPr>
-        <w:pStyle w:val="Heading4"/>
-      </w:pPr>
-      <w:r>
-        <w:rPr>
-          <w:lang w:val="zh_TW" w:bidi="zh_TW"/>
-        </w:rPr>
-        <w:t>一些關於基督徒生活的實際教導（</w:t>
-      </w:r>
-      <w:hyperlink r:id="rId92">
-        <w:r>
-          <w:rPr>
-            <w:lang w:val="zh_TW" w:bidi="zh_TW"/>
-          </w:rPr>
-          <w:rPr>
-            <w:color w:val="0000EE"/>
-            <w:u w:val="single"/>
-          </w:rPr>
-          <w:t>6:1–21</w:t>
-        </w:r>
-      </w:hyperlink>
-      <w:r>
-        <w:rPr>
-          <w:lang w:val="zh_TW" w:bidi="zh_TW"/>
-        </w:rPr>
-        <w:t>）</w:t>
-      </w:r>
-    </w:p>
-    <w:p>
-      <w:pPr/>
-      <w:r>
-        <w:rPr>
-          <w:lang w:val="zh_TW" w:bidi="zh_TW"/>
-        </w:rPr>
-      </w:r>
-      <w:r>
-        <w:rPr>
-          <w:lang w:val="zh_TW" w:bidi="zh_TW"/>
-        </w:rPr>
-        <w:t>奴隸制度在當時是被普遍接受的制度。保羅教導基督徒奴隸要做忠實的奴隸，而基督徒主人也應該做良善的主人。在許多世紀後，基督教的原則最終會導致奴隸制度的終結，但在保羅的時代，無論是保羅還是其他人，都不可能發起一場廢除奴隸制的運動。</w:t>
-      </w:r>
-    </w:p>
-    <w:p>
-      <w:pPr/>
-      <w:r>
-        <w:rPr>
-          <w:lang w:val="zh_TW" w:bidi="zh_TW"/>
-        </w:rPr>
-      </w:r>
-      <w:r>
-        <w:rPr>
-          <w:lang w:val="zh_TW" w:bidi="zh_TW"/>
-        </w:rPr>
-        <w:t>保羅敦促提摩太遠離異端的教導，堅守傳揚福音的真理。</w:t>
-      </w:r>
-    </w:p>
-    <w:p>
-      <w:pPr/>
-      <w:r>
-        <w:rPr>
-          <w:lang w:val="zh_TW" w:bidi="zh_TW"/>
-        </w:rPr>
-      </w:r>
-      <w:r>
-        <w:rPr>
-          <w:lang w:val="zh_TW" w:bidi="zh_TW"/>
-        </w:rPr>
-        <w:t>有兩個部分（</w:t>
-      </w:r>
-      <w:hyperlink r:id="rId93">
-        <w:r>
-          <w:rPr>
-            <w:lang w:val="zh_TW" w:bidi="zh_TW"/>
-          </w:rPr>
-          <w:rPr>
-            <w:color w:val="0000EE"/>
-            <w:u w:val="single"/>
-          </w:rPr>
-          <w:t>6:6–10、17–19</w:t>
-        </w:r>
-      </w:hyperlink>
-      <w:r>
-        <w:rPr>
-          <w:lang w:val="zh_TW" w:bidi="zh_TW"/>
-        </w:rPr>
-        <w:t>）討論基督徒對財富的態度。在這裡，保羅緊密遵循耶穌的教導。金錢可能會成為人們心中的偶像，帶來各種罪惡，但它也可以用來事奉神，成為積存在天上的財寶。</w:t>
-      </w:r>
-    </w:p>
-    <w:p>
-      <w:pPr/>
-      <w:r>
-        <w:rPr>
-          <w:lang w:val="zh_TW" w:bidi="zh_TW"/>
-        </w:rPr>
-      </w:r>
-      <w:r>
-        <w:rPr>
-          <w:lang w:val="zh_TW" w:bidi="zh_TW"/>
-        </w:rPr>
-        <w:t>最後，保羅在另外兩個部分（</w:t>
-      </w:r>
-      <w:hyperlink r:id="rId94">
-        <w:r>
-          <w:rPr>
-            <w:lang w:val="zh_TW" w:bidi="zh_TW"/>
-          </w:rPr>
-          <w:rPr>
-            <w:color w:val="0000EE"/>
-            <w:u w:val="single"/>
-          </w:rPr>
-          <w:t>6:11–16，20–21</w:t>
-        </w:r>
-      </w:hyperlink>
-      <w:r>
-        <w:rPr>
-          <w:lang w:val="zh_TW" w:bidi="zh_TW"/>
-        </w:rPr>
-        <w:t>），鼓勵提摩太要竭盡全力，成為真正屬於神的人。他應該像神的士兵一樣打那美好的仗。這一生往往是艱難的，但提摩太應該將他的眼目定睛在榮耀基督的再來上。</w:t>
-      </w:r>
-    </w:p>
-    <w:p>
-      <w:pPr/>
-      <w:r>
-        <w:rPr>
-          <w:lang w:val="zh_TW" w:bidi="zh_TW"/>
-        </w:rPr>
-      </w:r>
-      <w:r>
-        <w:rPr>
-          <w:i/>
-          <w:lang w:val="zh_TW" w:bidi="zh_TW"/>
-        </w:rPr>
-        <w:t>另見</w:t>
-      </w:r>
-      <w:r>
-        <w:rPr>
-          <w:lang w:val="zh_TW" w:bidi="zh_TW"/>
-        </w:rPr>
-        <w:t xml:space="preserve"> </w:t>
-      </w:r>
-      <w:r>
-        <w:rPr>
-          <w:lang w:val="zh_TW" w:bidi="zh_TW"/>
-        </w:rPr>
-        <w:t>提摩太後書</w:t>
-      </w:r>
-      <w:r>
-        <w:rPr>
-          <w:lang w:val="zh_TW" w:bidi="zh_TW"/>
-        </w:rPr>
-        <w:t>；</w:t>
-      </w:r>
-      <w:r>
-        <w:rPr>
-          <w:lang w:val="zh_TW" w:bidi="zh_TW"/>
-        </w:rPr>
-        <w:t>提多書</w:t>
-      </w:r>
-      <w:r>
-        <w:rPr>
-          <w:lang w:val="zh_TW" w:bidi="zh_TW"/>
-        </w:rPr>
-        <w:t>。</w:t>
+        <w:t>，位於敘利亞南部和約旦北部。</w:t>
       </w:r>
       <w:r>
         <w:rPr>
@@ -5421,18 +2210,6 @@
   </w:num>
   <w:num w:numId="13" w16cid:durableId="592781308">
     <w:abstractNumId w:val="11"/>
-  </w:num>
-  <w:num w:numId="14">
-    <w:abstractNumId w:val="3"/>
-    <w:lvlOverride w:ilvl="0">
-      <w:startOverride w:val="1"/>
-    </w:lvlOverride>
-  </w:num>
-  <w:num w:numId="15">
-    <w:abstractNumId w:val="3"/>
-    <w:lvlOverride w:ilvl="0">
-      <w:startOverride w:val="1"/>
-    </w:lvlOverride>
   </w:num>
   <w:numIdMacAtCleanup w:val="10"/>
 </w:numbering>

--- a/zht/docx/155.content.docx
+++ b/zht/docx/155.content.docx
@@ -149,7 +149,7 @@
         <w:rPr>
           <w:lang w:val="zh_TW" w:bidi="zh_TW"/>
         </w:rPr>
-        <w:t>te</w:t>
+        <w:t>su</w:t>
       </w:r>
       <w:r>
         <w:rPr>
@@ -212,7 +212,7 @@
         <w:rPr>
           <w:lang w:val="zh_TW" w:bidi="zh_TW"/>
         </w:rPr>
-        <w:t>特拉可尼</w:t>
+        <w:t>蘇西人</w:t>
       </w:r>
       <w:r>
         <w:rPr>
@@ -231,7 +231,19 @@
         <w:rPr>
           <w:lang w:val="zh_TW" w:bidi="zh_TW"/>
         </w:rPr>
-        <w:t>這是約旦河以東五個羅馬的省之一。其它四個省位於約旦河東的省分別為：巴坦尼亞（Batanea）、高拉尼提斯（Gaulanitis）、奧拉尼提斯（Auranitis）和以土利亞（Iturea）。該地區可能包括高拉尼提斯、巴坦尼亞和奧拉尼提斯的部分區域，是希律的兄弟腓力所管轄的分封王領地的一部分（</w:t>
+        <w:t>這是當時被</w:t>
+      </w:r>
+      <w:r>
+        <w:rPr>
+          <w:lang w:val="zh_TW" w:bidi="zh_TW"/>
+        </w:rPr>
+        <w:t>基大老瑪</w:t>
+      </w:r>
+      <w:r>
+        <w:rPr>
+          <w:lang w:val="zh_TW" w:bidi="zh_TW"/>
+        </w:rPr>
+        <w:t>聯軍擊潰的王國之一（</w:t>
       </w:r>
       <w:hyperlink r:id="rId13">
         <w:r>
@@ -242,28 +254,14 @@
             <w:color w:val="0000EE"/>
             <w:u w:val="single"/>
           </w:rPr>
-          <w:t>路3:1</w:t>
+          <w:t>創14:5</w:t>
         </w:r>
       </w:hyperlink>
       <w:r>
         <w:rPr>
           <w:lang w:val="zh_TW" w:bidi="zh_TW"/>
         </w:rPr>
-        <w:t>）。特拉可尼是一片位於加利利海東北部的荒涼地帶。在亞蘭文中，它被稱為「亞珥歌伯（Argob）」，意思為「石堆」，這精確描述了當地崎嶇多石的地形。</w:t>
-      </w:r>
-    </w:p>
-    <w:p>
-      <w:pPr/>
-      <w:r>
-        <w:rPr>
-          <w:lang w:val="zh_TW" w:bidi="zh_TW"/>
-        </w:rPr>
-      </w:r>
-      <w:r>
-        <w:rPr>
-          <w:lang w:val="zh_TW" w:bidi="zh_TW"/>
-        </w:rPr>
-        <w:t>除了路加福音的記載之外，特拉可尼在歷史文獻中鮮少被提及。猶太歷史學家約瑟夫（Josephus）指出，亞蘭的兒子烏斯（參</w:t>
+        <w:t>），經文記載他們在含居住。由於基大老瑪大軍當時主要是沿著君王大道（King’s Highway）由北往南推進，因此蘇西人的所在地很可能是位於亞嫩河以北。考量到兩者在地理位置上的鄰近性，這些蘇西人或許就是</w:t>
       </w:r>
       <w:hyperlink r:id="rId14">
         <w:r>
@@ -274,41 +272,14 @@
             <w:color w:val="0000EE"/>
             <w:u w:val="single"/>
           </w:rPr>
-          <w:t>創10:23</w:t>
+          <w:t>申命記二章20節</w:t>
         </w:r>
       </w:hyperlink>
       <w:r>
         <w:rPr>
           <w:lang w:val="zh_TW" w:bidi="zh_TW"/>
         </w:rPr>
-        <w:t>）曾殖民此地。羅馬人在奧古斯都擊敗當地的強盜首領西納德勒斯（Zenodorus）後取得了特拉可尼的控制權。隨後，奧古斯都將這片土地交給大希律，條件是他必須鎮壓當地的土匪。在大希律去世後，他的兒子腓力繼承了這片土地，但很可能僅在名義上擁有控制權。</w:t>
-      </w:r>
-    </w:p>
-    <w:p>
-      <w:pPr/>
-      <w:r>
-        <w:rPr>
-          <w:lang w:val="zh_TW" w:bidi="zh_TW"/>
-        </w:rPr>
-      </w:r>
-      <w:r>
-        <w:rPr>
-          <w:lang w:val="zh_TW" w:bidi="zh_TW"/>
-        </w:rPr>
-        <w:t>今天，該地區被稱為</w:t>
-      </w:r>
-      <w:r>
-        <w:rPr>
-          <w:i/>
-          <w:lang w:val="zh_TW" w:bidi="zh_TW"/>
-        </w:rPr>
-        <w:t>列賈（el-Lejah）</w:t>
-      </w:r>
-      <w:r>
-        <w:rPr>
-          <w:lang w:val="zh_TW" w:bidi="zh_TW"/>
-        </w:rPr>
-        <w:t>，位於敘利亞南部和約旦北部。</w:t>
+        <w:t>中所提到的散送冥人。此外，這兩處經文在提及他們時，都將其與何利人、以米人和利乏音人等巨人族聯繫在一起。</w:t>
       </w:r>
       <w:r>
         <w:rPr>

--- a/zht/docx/155.content.docx
+++ b/zht/docx/155.content.docx
@@ -149,7 +149,7 @@
         <w:rPr>
           <w:lang w:val="zh_TW" w:bidi="zh_TW"/>
         </w:rPr>
-        <w:t>su</w:t>
+        <w:t>shui</w:t>
       </w:r>
       <w:r>
         <w:rPr>
@@ -212,7 +212,7 @@
         <w:rPr>
           <w:lang w:val="zh_TW" w:bidi="zh_TW"/>
         </w:rPr>
-        <w:t>蘇西人</w:t>
+        <w:t>水</w:t>
       </w:r>
       <w:r>
         <w:rPr>
@@ -231,19 +231,21 @@
         <w:rPr>
           <w:lang w:val="zh_TW" w:bidi="zh_TW"/>
         </w:rPr>
-        <w:t>這是當時被</w:t>
-      </w:r>
-      <w:r>
-        <w:rPr>
-          <w:lang w:val="zh_TW" w:bidi="zh_TW"/>
-        </w:rPr>
-        <w:t>基大老瑪</w:t>
-      </w:r>
-      <w:r>
-        <w:rPr>
-          <w:lang w:val="zh_TW" w:bidi="zh_TW"/>
-        </w:rPr>
-        <w:t>聯軍擊潰的王國之一（</w:t>
+        <w:t>生命的基本要素之一，覆蓋了地球表面的大部分，也是人體的主要組成部分。沒有水，生物只能存活幾天。</w:t>
+      </w:r>
+    </w:p>
+    <w:p>
+      <w:pPr/>
+      <w:r>
+        <w:rPr>
+          <w:lang w:val="zh_TW" w:bidi="zh_TW"/>
+        </w:rPr>
+      </w:r>
+      <w:r>
+        <w:rPr>
+          <w:lang w:val="zh_TW" w:bidi="zh_TW"/>
+        </w:rPr>
+        <w:t>在創世之初，水覆蓋了地球，然後神使旱地從水中顯出來（</w:t>
       </w:r>
       <w:hyperlink r:id="rId13">
         <w:r>
@@ -254,14 +256,14 @@
             <w:color w:val="0000EE"/>
             <w:u w:val="single"/>
           </w:rPr>
-          <w:t>創14:5</w:t>
-        </w:r>
-      </w:hyperlink>
-      <w:r>
-        <w:rPr>
-          <w:lang w:val="zh_TW" w:bidi="zh_TW"/>
-        </w:rPr>
-        <w:t>），經文記載他們在含居住。由於基大老瑪大軍當時主要是沿著君王大道（King’s Highway）由北往南推進，因此蘇西人的所在地很可能是位於亞嫩河以北。考量到兩者在地理位置上的鄰近性，這些蘇西人或許就是</w:t>
+          <w:t>創1:9–10</w:t>
+        </w:r>
+      </w:hyperlink>
+      <w:r>
+        <w:rPr>
+          <w:lang w:val="zh_TW" w:bidi="zh_TW"/>
+        </w:rPr>
+        <w:t>）。正如彼得所說：「憑神的命有了天，並從水而出、藉水而成的地」（</w:t>
       </w:r>
       <w:hyperlink r:id="rId14">
         <w:r>
@@ -272,14 +274,3522 @@
             <w:color w:val="0000EE"/>
             <w:u w:val="single"/>
           </w:rPr>
-          <w:t>申命記二章20節</w:t>
-        </w:r>
-      </w:hyperlink>
-      <w:r>
-        <w:rPr>
-          <w:lang w:val="zh_TW" w:bidi="zh_TW"/>
-        </w:rPr>
-        <w:t>中所提到的散送冥人。此外，這兩處經文在提及他們時，都將其與何利人、以米人和利乏音人等巨人族聯繫在一起。</w:t>
+          <w:t>彼後3:5</w:t>
+        </w:r>
+      </w:hyperlink>
+      <w:r>
+        <w:rPr>
+          <w:lang w:val="zh_TW" w:bidi="zh_TW"/>
+        </w:rPr>
+        <w:t>）。</w:t>
+      </w:r>
+    </w:p>
+    <w:p>
+      <w:pPr/>
+      <w:r>
+        <w:rPr>
+          <w:lang w:val="zh_TW" w:bidi="zh_TW"/>
+        </w:rPr>
+      </w:r>
+      <w:r>
+        <w:rPr>
+          <w:lang w:val="zh_TW" w:bidi="zh_TW"/>
+        </w:rPr>
+        <w:t>當神創造伊甸園時，祂造了一條河來滋潤園子，這條河分成四條河，其中兩條是幼發拉底河和底格里斯河，這兩條河至今仍滋養著美索不達米亞地區的農業（</w:t>
+      </w:r>
+      <w:hyperlink r:id="rId15">
+        <w:r>
+          <w:rPr>
+            <w:lang w:val="zh_TW" w:bidi="zh_TW"/>
+          </w:rPr>
+          <w:rPr>
+            <w:color w:val="0000EE"/>
+            <w:u w:val="single"/>
+          </w:rPr>
+          <w:t>創2:10–14</w:t>
+        </w:r>
+      </w:hyperlink>
+      <w:r>
+        <w:rPr>
+          <w:lang w:val="zh_TW" w:bidi="zh_TW"/>
+        </w:rPr>
+        <w:t>）。聖經記載，早期地球上沒有雨水，只有霧氣滋潤大地（</w:t>
+      </w:r>
+      <w:hyperlink r:id="rId16">
+        <w:r>
+          <w:rPr>
+            <w:lang w:val="zh_TW" w:bidi="zh_TW"/>
+          </w:rPr>
+          <w:rPr>
+            <w:color w:val="0000EE"/>
+            <w:u w:val="single"/>
+          </w:rPr>
+          <w:t>5–6</w:t>
+        </w:r>
+      </w:hyperlink>
+      <w:r>
+        <w:rPr>
+          <w:lang w:val="zh_TW" w:bidi="zh_TW"/>
+        </w:rPr>
+        <w:t>節）。在挪亞的時代，神用洪水（大量且迅猛的水流）毀滅了「當時的世界」（</w:t>
+      </w:r>
+      <w:hyperlink r:id="rId17">
+        <w:r>
+          <w:rPr>
+            <w:lang w:val="zh_TW" w:bidi="zh_TW"/>
+          </w:rPr>
+          <w:rPr>
+            <w:color w:val="0000EE"/>
+            <w:u w:val="single"/>
+          </w:rPr>
+          <w:t>彼後3:6</w:t>
+        </w:r>
+      </w:hyperlink>
+      <w:r>
+        <w:rPr>
+          <w:lang w:val="zh_TW" w:bidi="zh_TW"/>
+        </w:rPr>
+        <w:t>）。這是對世人邪惡的懲罰。</w:t>
+      </w:r>
+    </w:p>
+    <w:p>
+      <w:pPr/>
+      <w:r>
+        <w:rPr>
+          <w:lang w:val="zh_TW" w:bidi="zh_TW"/>
+        </w:rPr>
+      </w:r>
+      <w:r>
+        <w:rPr>
+          <w:lang w:val="zh_TW" w:bidi="zh_TW"/>
+        </w:rPr>
+        <w:t>在近東地區，水尤為重要。因為該地區降雨量有限。例如，埃及的開羅每年僅降雨二到四英寸（或5.1到10.2厘米），而阿斯旺（Aswan）的年均降雨量幾乎為零。埃及依賴尼羅河，該河的水源來自赤道的降雨。相比較之下，巴勒斯坦則「有山有谷、雨水滋潤」（</w:t>
+      </w:r>
+      <w:hyperlink r:id="rId18">
+        <w:r>
+          <w:rPr>
+            <w:lang w:val="zh_TW" w:bidi="zh_TW"/>
+          </w:rPr>
+          <w:rPr>
+            <w:color w:val="0000EE"/>
+            <w:u w:val="single"/>
+          </w:rPr>
+          <w:t>申11:10–11</w:t>
+        </w:r>
+      </w:hyperlink>
+      <w:r>
+        <w:rPr>
+          <w:lang w:val="zh_TW" w:bidi="zh_TW"/>
+        </w:rPr>
+        <w:t>）。</w:t>
+      </w:r>
+    </w:p>
+    <w:p>
+      <w:pPr/>
+      <w:r>
+        <w:rPr>
+          <w:lang w:val="zh_TW" w:bidi="zh_TW"/>
+        </w:rPr>
+      </w:r>
+      <w:r>
+        <w:rPr>
+          <w:lang w:val="zh_TW" w:bidi="zh_TW"/>
+        </w:rPr>
+        <w:t>水在聖經中有許多象徵性的用法。義人像一棵樹栽在溪水旁（</w:t>
+      </w:r>
+      <w:hyperlink r:id="rId19">
+        <w:r>
+          <w:rPr>
+            <w:lang w:val="zh_TW" w:bidi="zh_TW"/>
+          </w:rPr>
+          <w:rPr>
+            <w:color w:val="0000EE"/>
+            <w:u w:val="single"/>
+          </w:rPr>
+          <w:t>詩1:3</w:t>
+        </w:r>
+      </w:hyperlink>
+      <w:r>
+        <w:rPr>
+          <w:lang w:val="zh_TW" w:bidi="zh_TW"/>
+        </w:rPr>
+        <w:t>；</w:t>
+      </w:r>
+      <w:hyperlink r:id="rId20">
+        <w:r>
+          <w:rPr>
+            <w:lang w:val="zh_TW" w:bidi="zh_TW"/>
+          </w:rPr>
+          <w:rPr>
+            <w:color w:val="0000EE"/>
+            <w:u w:val="single"/>
+          </w:rPr>
+          <w:t>耶17:8</w:t>
+        </w:r>
+      </w:hyperlink>
+      <w:r>
+        <w:rPr>
+          <w:lang w:val="zh_TW" w:bidi="zh_TW"/>
+        </w:rPr>
+        <w:t>）。靈魂對神的渴慕就像對水的渴求：「我要切切地尋求你，在乾旱疲乏無水之地，我渴想你； 我的心切慕你」（</w:t>
+      </w:r>
+      <w:hyperlink r:id="rId21">
+        <w:r>
+          <w:rPr>
+            <w:lang w:val="zh_TW" w:bidi="zh_TW"/>
+          </w:rPr>
+          <w:rPr>
+            <w:color w:val="0000EE"/>
+            <w:u w:val="single"/>
+          </w:rPr>
+          <w:t>詩63:1</w:t>
+        </w:r>
+      </w:hyperlink>
+      <w:r>
+        <w:rPr>
+          <w:lang w:val="zh_TW" w:bidi="zh_TW"/>
+        </w:rPr>
+        <w:t>）；「我的心渴想你， 如乾旱之地盼雨一樣」（</w:t>
+      </w:r>
+      <w:hyperlink r:id="rId22">
+        <w:r>
+          <w:rPr>
+            <w:lang w:val="zh_TW" w:bidi="zh_TW"/>
+          </w:rPr>
+          <w:rPr>
+            <w:color w:val="0000EE"/>
+            <w:u w:val="single"/>
+          </w:rPr>
+          <w:t>143:6</w:t>
+        </w:r>
+      </w:hyperlink>
+      <w:r>
+        <w:rPr>
+          <w:lang w:val="zh_TW" w:bidi="zh_TW"/>
+        </w:rPr>
+        <w:t>）。</w:t>
+      </w:r>
+    </w:p>
+    <w:p>
+      <w:pPr/>
+      <w:r>
+        <w:rPr>
+          <w:lang w:val="zh_TW" w:bidi="zh_TW"/>
+        </w:rPr>
+      </w:r>
+      <w:r>
+        <w:rPr>
+          <w:lang w:val="zh_TW" w:bidi="zh_TW"/>
+        </w:rPr>
+        <w:t>耶穌滿足了這個需求，並宣告說：「人若渴了，可以到我這裡來喝。信我的人就如經上所說：『從他腹中要流出活水的江河來。』」（</w:t>
+      </w:r>
+      <w:hyperlink r:id="rId23">
+        <w:r>
+          <w:rPr>
+            <w:lang w:val="zh_TW" w:bidi="zh_TW"/>
+          </w:rPr>
+          <w:rPr>
+            <w:color w:val="0000EE"/>
+            <w:u w:val="single"/>
+          </w:rPr>
+          <w:t>約7:37–38</w:t>
+        </w:r>
+      </w:hyperlink>
+      <w:r>
+        <w:rPr>
+          <w:lang w:val="zh_TW" w:bidi="zh_TW"/>
+        </w:rPr>
+        <w:t>）。耶穌說：「人若喝我所賜的水就永遠不渴。我所賜的水要在他裡頭成為泉源，直湧到永生。」（</w:t>
+      </w:r>
+      <w:hyperlink r:id="rId24">
+        <w:r>
+          <w:rPr>
+            <w:lang w:val="zh_TW" w:bidi="zh_TW"/>
+          </w:rPr>
+          <w:rPr>
+            <w:color w:val="0000EE"/>
+            <w:u w:val="single"/>
+          </w:rPr>
+          <w:t>4:14</w:t>
+        </w:r>
+      </w:hyperlink>
+      <w:r>
+        <w:rPr>
+          <w:lang w:val="zh_TW" w:bidi="zh_TW"/>
+        </w:rPr>
+        <w:t>）。耶穌的靈，就是那滿足人類靈魂渴慕的靈水（</w:t>
+      </w:r>
+      <w:hyperlink r:id="rId25">
+        <w:r>
+          <w:rPr>
+            <w:lang w:val="zh_TW" w:bidi="zh_TW"/>
+          </w:rPr>
+          <w:rPr>
+            <w:color w:val="0000EE"/>
+            <w:u w:val="single"/>
+          </w:rPr>
+          <w:t>7:38–39</w:t>
+        </w:r>
+      </w:hyperlink>
+      <w:r>
+        <w:rPr>
+          <w:lang w:val="zh_TW" w:bidi="zh_TW"/>
+        </w:rPr>
+        <w:t>）。</w:t>
+      </w:r>
+    </w:p>
+    <w:p>
+      <w:pPr/>
+      <w:r>
+        <w:rPr>
+          <w:lang w:val="zh_TW" w:bidi="zh_TW"/>
+        </w:rPr>
+      </w:r>
+      <w:r>
+        <w:rPr>
+          <w:lang w:val="zh_TW" w:bidi="zh_TW"/>
+        </w:rPr>
+        <w:t>神的話語也被描繪為水，能使我們靈性得潔淨。主說教會的潔凈是「用水藉著道把教會洗淨」（</w:t>
+      </w:r>
+      <w:hyperlink r:id="rId26">
+        <w:r>
+          <w:rPr>
+            <w:lang w:val="zh_TW" w:bidi="zh_TW"/>
+          </w:rPr>
+          <w:rPr>
+            <w:color w:val="0000EE"/>
+            <w:u w:val="single"/>
+          </w:rPr>
+          <w:t>弗5:26</w:t>
+        </w:r>
+      </w:hyperlink>
+      <w:r>
+        <w:rPr>
+          <w:lang w:val="zh_TW" w:bidi="zh_TW"/>
+        </w:rPr>
+        <w:t>）。保羅說人得救是「藉著重生的洗和聖靈的更新」（</w:t>
+      </w:r>
+      <w:hyperlink r:id="rId27">
+        <w:r>
+          <w:rPr>
+            <w:lang w:val="zh_TW" w:bidi="zh_TW"/>
+          </w:rPr>
+          <w:rPr>
+            <w:color w:val="0000EE"/>
+            <w:u w:val="single"/>
+          </w:rPr>
+          <w:t>多3:5</w:t>
+        </w:r>
+      </w:hyperlink>
+      <w:r>
+        <w:rPr>
+          <w:lang w:val="zh_TW" w:bidi="zh_TW"/>
+        </w:rPr>
+        <w:t>）。</w:t>
+      </w:r>
+    </w:p>
+    <w:p>
+      <w:pPr/>
+      <w:r>
+        <w:rPr>
+          <w:lang w:val="zh_TW" w:bidi="zh_TW"/>
+        </w:rPr>
+      </w:r>
+      <w:r>
+        <w:rPr>
+          <w:lang w:val="zh_TW" w:bidi="zh_TW"/>
+        </w:rPr>
+        <w:t>在聖經的最後一章，主宣告：「我要將生命泉的水白白賜給那口渴的人喝」（</w:t>
+      </w:r>
+      <w:hyperlink r:id="rId28">
+        <w:r>
+          <w:rPr>
+            <w:lang w:val="zh_TW" w:bidi="zh_TW"/>
+          </w:rPr>
+          <w:rPr>
+            <w:color w:val="0000EE"/>
+            <w:u w:val="single"/>
+          </w:rPr>
+          <w:t>啟21:6</w:t>
+        </w:r>
+      </w:hyperlink>
+      <w:r>
+        <w:rPr>
+          <w:lang w:val="zh_TW" w:bidi="zh_TW"/>
+        </w:rPr>
+        <w:t>）。甚至在描述天上的新耶路撒冷時，也提到水——生命水的河：「天使又指示我在城內街道當中一道生命水的河，明亮如水晶，從神和羔羊的寶座流出來。」（</w:t>
+      </w:r>
+      <w:hyperlink r:id="rId29">
+        <w:r>
+          <w:rPr>
+            <w:lang w:val="zh_TW" w:bidi="zh_TW"/>
+          </w:rPr>
+          <w:rPr>
+            <w:color w:val="0000EE"/>
+            <w:u w:val="single"/>
+          </w:rPr>
+          <w:t>22:1–2</w:t>
+        </w:r>
+      </w:hyperlink>
+      <w:r>
+        <w:rPr>
+          <w:lang w:val="zh_TW" w:bidi="zh_TW"/>
+        </w:rPr>
+        <w:t>）。同樣，聖經的最後邀請說：「口渴的人也當來；願意的，都可以白白取生命的水喝」（</w:t>
+      </w:r>
+      <w:hyperlink r:id="rId30">
+        <w:r>
+          <w:rPr>
+            <w:lang w:val="zh_TW" w:bidi="zh_TW"/>
+          </w:rPr>
+          <w:rPr>
+            <w:color w:val="0000EE"/>
+            <w:u w:val="single"/>
+          </w:rPr>
+          <w:t>17</w:t>
+        </w:r>
+      </w:hyperlink>
+      <w:r>
+        <w:rPr>
+          <w:lang w:val="zh_TW" w:bidi="zh_TW"/>
+        </w:rPr>
+        <w:t>節）。</w:t>
+      </w:r>
+      <w:r>
+        <w:rPr>
+          <w:lang w:val="zh_TW" w:bidi="zh_TW"/>
+        </w:rPr>
+      </w:r>
+      <w:r>
+        <w:rPr>
+          <w:lang w:val="zh_TW" w:bidi="zh_TW"/>
+        </w:rPr>
+      </w:r>
+    </w:p>
+    <w:p>
+      <w:pPr/>
+      <w:r>
+        <w:rPr>
+          <w:lang w:val="zh_TW" w:bidi="zh_TW"/>
+        </w:rPr>
+      </w:r>
+    </w:p>
+    <w:p>
+      <w:pPr>
+        <w:pStyle w:val="Heading2"/>
+      </w:pPr>
+      <w:r>
+        <w:rPr>
+          <w:lang w:val="zh_TW" w:bidi="zh_TW"/>
+        </w:rPr>
+        <w:t>水瓶</w:t>
+      </w:r>
+      <w:r>
+        <w:rPr>
+          <w:lang w:val="zh_TW" w:bidi="zh_TW"/>
+        </w:rPr>
+      </w:r>
+    </w:p>
+    <w:p>
+      <w:pPr/>
+      <w:r>
+        <w:rPr>
+          <w:lang w:val="zh_TW" w:bidi="zh_TW"/>
+        </w:rPr>
+      </w:r>
+      <w:r>
+        <w:rPr>
+          <w:lang w:val="zh_TW" w:bidi="zh_TW"/>
+        </w:rPr>
+        <w:t>水瓶是用來盛裝並傾倒液體的器皿，也可稱為罈或壺，常用來裝水或酒。水瓶多以陶土製成，也有金屬製的。人們會把水瓶扛在肩上，或頂在頭上攜帶。在聖經時代，婦女常拿著水瓶到井旁打水（</w:t>
+      </w:r>
+      <w:hyperlink r:id="rId31">
+        <w:r>
+          <w:rPr>
+            <w:lang w:val="zh_TW" w:bidi="zh_TW"/>
+          </w:rPr>
+          <w:rPr>
+            <w:color w:val="0000EE"/>
+            <w:u w:val="single"/>
+          </w:rPr>
+          <w:t>創24:14–20</w:t>
+        </w:r>
+      </w:hyperlink>
+      <w:r>
+        <w:rPr>
+          <w:lang w:val="zh_TW" w:bidi="zh_TW"/>
+        </w:rPr>
+        <w:t>；</w:t>
+      </w:r>
+      <w:hyperlink r:id="rId32">
+        <w:r>
+          <w:rPr>
+            <w:lang w:val="zh_TW" w:bidi="zh_TW"/>
+          </w:rPr>
+          <w:rPr>
+            <w:color w:val="0000EE"/>
+            <w:u w:val="single"/>
+          </w:rPr>
+          <w:t>可14:13</w:t>
+        </w:r>
+      </w:hyperlink>
+      <w:r>
+        <w:rPr>
+          <w:lang w:val="zh_TW" w:bidi="zh_TW"/>
+        </w:rPr>
+        <w:t>）。</w:t>
+      </w:r>
+    </w:p>
+    <w:p>
+      <w:pPr/>
+      <w:r>
+        <w:rPr>
+          <w:lang w:val="zh_TW" w:bidi="zh_TW"/>
+        </w:rPr>
+      </w:r>
+      <w:r>
+        <w:rPr>
+          <w:i/>
+          <w:lang w:val="zh_TW" w:bidi="zh_TW"/>
+        </w:rPr>
+        <w:t xml:space="preserve">見 </w:t>
+      </w:r>
+      <w:r>
+        <w:rPr>
+          <w:lang w:val="zh_TW" w:bidi="zh_TW"/>
+        </w:rPr>
+        <w:t>陶器</w:t>
+      </w:r>
+      <w:r>
+        <w:rPr>
+          <w:lang w:val="zh_TW" w:bidi="zh_TW"/>
+        </w:rPr>
+        <w:t>。</w:t>
+      </w:r>
+      <w:r>
+        <w:rPr>
+          <w:lang w:val="zh_TW" w:bidi="zh_TW"/>
+        </w:rPr>
+      </w:r>
+      <w:r>
+        <w:rPr>
+          <w:lang w:val="zh_TW" w:bidi="zh_TW"/>
+        </w:rPr>
+      </w:r>
+    </w:p>
+    <w:p>
+      <w:pPr/>
+      <w:r>
+        <w:rPr>
+          <w:lang w:val="zh_TW" w:bidi="zh_TW"/>
+        </w:rPr>
+      </w:r>
+    </w:p>
+    <w:p>
+      <w:pPr>
+        <w:pStyle w:val="Heading2"/>
+      </w:pPr>
+      <w:r>
+        <w:rPr>
+          <w:lang w:val="zh_TW" w:bidi="zh_TW"/>
+        </w:rPr>
+        <w:t>水手</w:t>
+      </w:r>
+      <w:r>
+        <w:rPr>
+          <w:lang w:val="zh_TW" w:bidi="zh_TW"/>
+        </w:rPr>
+      </w:r>
+    </w:p>
+    <w:p>
+      <w:pPr/>
+      <w:r>
+        <w:rPr>
+          <w:lang w:val="zh_TW" w:bidi="zh_TW"/>
+        </w:rPr>
+      </w:r>
+      <w:r>
+        <w:rPr>
+          <w:lang w:val="zh_TW" w:bidi="zh_TW"/>
+        </w:rPr>
+        <w:t>指受過訓練，能夠駕駛船隻在海上航行的人。以色列人通常不從事航海活動，他們的水上活動主要局限於加利利海和約旦河。他們偶爾可能會接觸到大船（</w:t>
+      </w:r>
+      <w:hyperlink r:id="rId33">
+        <w:r>
+          <w:rPr>
+            <w:lang w:val="zh_TW" w:bidi="zh_TW"/>
+          </w:rPr>
+          <w:rPr>
+            <w:color w:val="0000EE"/>
+            <w:u w:val="single"/>
+          </w:rPr>
+          <w:t>創49:13</w:t>
+        </w:r>
+      </w:hyperlink>
+      <w:r>
+        <w:rPr>
+          <w:lang w:val="zh_TW" w:bidi="zh_TW"/>
+        </w:rPr>
+        <w:t>；</w:t>
+      </w:r>
+      <w:hyperlink r:id="rId34">
+        <w:r>
+          <w:rPr>
+            <w:lang w:val="zh_TW" w:bidi="zh_TW"/>
+          </w:rPr>
+          <w:rPr>
+            <w:color w:val="0000EE"/>
+            <w:u w:val="single"/>
+          </w:rPr>
+          <w:t>士5:17</w:t>
+        </w:r>
+      </w:hyperlink>
+      <w:r>
+        <w:rPr>
+          <w:lang w:val="zh_TW" w:bidi="zh_TW"/>
+        </w:rPr>
+        <w:t>）。所羅門在亞喀巴灣（Gulf of Aqaba）的以旬迦別擁有一支船隊（</w:t>
+      </w:r>
+      <w:hyperlink r:id="rId35">
+        <w:r>
+          <w:rPr>
+            <w:lang w:val="zh_TW" w:bidi="zh_TW"/>
+          </w:rPr>
+          <w:rPr>
+            <w:color w:val="0000EE"/>
+            <w:u w:val="single"/>
+          </w:rPr>
+          <w:t>王上9:26–28</w:t>
+        </w:r>
+      </w:hyperlink>
+      <w:r>
+        <w:rPr>
+          <w:lang w:val="zh_TW" w:bidi="zh_TW"/>
+        </w:rPr>
+        <w:t>；</w:t>
+      </w:r>
+      <w:hyperlink r:id="rId36">
+        <w:r>
+          <w:rPr>
+            <w:lang w:val="zh_TW" w:bidi="zh_TW"/>
+          </w:rPr>
+          <w:rPr>
+            <w:color w:val="0000EE"/>
+            <w:u w:val="single"/>
+          </w:rPr>
+          <w:t>代下8:17–18</w:t>
+        </w:r>
+      </w:hyperlink>
+      <w:r>
+        <w:rPr>
+          <w:lang w:val="zh_TW" w:bidi="zh_TW"/>
+        </w:rPr>
+        <w:t>，</w:t>
+      </w:r>
+      <w:hyperlink r:id="rId37">
+        <w:r>
+          <w:rPr>
+            <w:lang w:val="zh_TW" w:bidi="zh_TW"/>
+          </w:rPr>
+          <w:rPr>
+            <w:color w:val="0000EE"/>
+            <w:u w:val="single"/>
+          </w:rPr>
+          <w:t>9:21</w:t>
+        </w:r>
+      </w:hyperlink>
+      <w:r>
+        <w:rPr>
+          <w:lang w:val="zh_TW" w:bidi="zh_TW"/>
+        </w:rPr>
+        <w:t>）。約沙法也在以旬迦別擁有一支船隊（</w:t>
+      </w:r>
+      <w:hyperlink r:id="rId38">
+        <w:r>
+          <w:rPr>
+            <w:lang w:val="zh_TW" w:bidi="zh_TW"/>
+          </w:rPr>
+          <w:rPr>
+            <w:color w:val="0000EE"/>
+            <w:u w:val="single"/>
+          </w:rPr>
+          <w:t>王上22:48</w:t>
+        </w:r>
+      </w:hyperlink>
+      <w:r>
+        <w:rPr>
+          <w:lang w:val="zh_TW" w:bidi="zh_TW"/>
+        </w:rPr>
+        <w:t>；</w:t>
+      </w:r>
+      <w:hyperlink r:id="rId39">
+        <w:r>
+          <w:rPr>
+            <w:lang w:val="zh_TW" w:bidi="zh_TW"/>
+          </w:rPr>
+          <w:rPr>
+            <w:color w:val="0000EE"/>
+            <w:u w:val="single"/>
+          </w:rPr>
+          <w:t>代下20:35–37</w:t>
+        </w:r>
+      </w:hyperlink>
+      <w:r>
+        <w:rPr>
+          <w:lang w:val="zh_TW" w:bidi="zh_TW"/>
+        </w:rPr>
+        <w:t>）。</w:t>
+      </w:r>
+    </w:p>
+    <w:p>
+      <w:pPr/>
+      <w:r>
+        <w:rPr>
+          <w:lang w:val="zh_TW" w:bidi="zh_TW"/>
+        </w:rPr>
+      </w:r>
+      <w:r>
+        <w:rPr>
+          <w:lang w:val="zh_TW" w:bidi="zh_TW"/>
+        </w:rPr>
+        <w:t>新約多次提到船隻和水手——如加利利的眾多漁船（</w:t>
+      </w:r>
+      <w:hyperlink r:id="rId40">
+        <w:r>
+          <w:rPr>
+            <w:lang w:val="zh_TW" w:bidi="zh_TW"/>
+          </w:rPr>
+          <w:rPr>
+            <w:color w:val="0000EE"/>
+            <w:u w:val="single"/>
+          </w:rPr>
+          <w:t>太14:22</w:t>
+        </w:r>
+      </w:hyperlink>
+      <w:r>
+        <w:rPr>
+          <w:lang w:val="zh_TW" w:bidi="zh_TW"/>
+        </w:rPr>
+        <w:t>；</w:t>
+      </w:r>
+      <w:hyperlink r:id="rId41">
+        <w:r>
+          <w:rPr>
+            <w:lang w:val="zh_TW" w:bidi="zh_TW"/>
+          </w:rPr>
+          <w:rPr>
+            <w:color w:val="0000EE"/>
+            <w:u w:val="single"/>
+          </w:rPr>
+          <w:t>可1:19</w:t>
+        </w:r>
+      </w:hyperlink>
+      <w:r>
+        <w:rPr>
+          <w:lang w:val="zh_TW" w:bidi="zh_TW"/>
+        </w:rPr>
+        <w:t>，</w:t>
+      </w:r>
+      <w:hyperlink r:id="rId42">
+        <w:r>
+          <w:rPr>
+            <w:lang w:val="zh_TW" w:bidi="zh_TW"/>
+          </w:rPr>
+          <w:rPr>
+            <w:color w:val="0000EE"/>
+            <w:u w:val="single"/>
+          </w:rPr>
+          <w:t>3:9</w:t>
+        </w:r>
+      </w:hyperlink>
+      <w:r>
+        <w:rPr>
+          <w:lang w:val="zh_TW" w:bidi="zh_TW"/>
+        </w:rPr>
+        <w:t>；</w:t>
+      </w:r>
+      <w:hyperlink r:id="rId43">
+        <w:r>
+          <w:rPr>
+            <w:lang w:val="zh_TW" w:bidi="zh_TW"/>
+          </w:rPr>
+          <w:rPr>
+            <w:color w:val="0000EE"/>
+            <w:u w:val="single"/>
+          </w:rPr>
+          <w:t>路5:2</w:t>
+        </w:r>
+      </w:hyperlink>
+      <w:r>
+        <w:rPr>
+          <w:lang w:val="zh_TW" w:bidi="zh_TW"/>
+        </w:rPr>
+        <w:t>；</w:t>
+      </w:r>
+      <w:hyperlink r:id="rId44">
+        <w:r>
+          <w:rPr>
+            <w:lang w:val="zh_TW" w:bidi="zh_TW"/>
+          </w:rPr>
+          <w:rPr>
+            <w:color w:val="0000EE"/>
+            <w:u w:val="single"/>
+          </w:rPr>
+          <w:t>約6:19、22–24</w:t>
+        </w:r>
+      </w:hyperlink>
+      <w:r>
+        <w:rPr>
+          <w:lang w:val="zh_TW" w:bidi="zh_TW"/>
+        </w:rPr>
+        <w:t>，</w:t>
+      </w:r>
+      <w:hyperlink r:id="rId45">
+        <w:r>
+          <w:rPr>
+            <w:lang w:val="zh_TW" w:bidi="zh_TW"/>
+          </w:rPr>
+          <w:rPr>
+            <w:color w:val="0000EE"/>
+            <w:u w:val="single"/>
+          </w:rPr>
+          <w:t>21:8</w:t>
+        </w:r>
+      </w:hyperlink>
+      <w:r>
+        <w:rPr>
+          <w:lang w:val="zh_TW" w:bidi="zh_TW"/>
+        </w:rPr>
+        <w:t>），也有大船，如保羅前往羅馬所乘的大船（</w:t>
+      </w:r>
+      <w:hyperlink r:id="rId46">
+        <w:r>
+          <w:rPr>
+            <w:lang w:val="zh_TW" w:bidi="zh_TW"/>
+          </w:rPr>
+          <w:rPr>
+            <w:color w:val="0000EE"/>
+            <w:u w:val="single"/>
+          </w:rPr>
+          <w:t>徒27:6–44</w:t>
+        </w:r>
+      </w:hyperlink>
+      <w:r>
+        <w:rPr>
+          <w:lang w:val="zh_TW" w:bidi="zh_TW"/>
+        </w:rPr>
+        <w:t>）。</w:t>
+      </w:r>
+      <w:hyperlink r:id="rId47">
+        <w:r>
+          <w:rPr>
+            <w:lang w:val="zh_TW" w:bidi="zh_TW"/>
+          </w:rPr>
+          <w:rPr>
+            <w:color w:val="0000EE"/>
+            <w:u w:val="single"/>
+          </w:rPr>
+          <w:t>使徒行傳二十七章27、30節</w:t>
+        </w:r>
+      </w:hyperlink>
+      <w:r>
+        <w:rPr>
+          <w:lang w:val="zh_TW" w:bidi="zh_TW"/>
+        </w:rPr>
+        <w:t>中提到船員或水手。英文譯本中的mariner一詞指的是水手（</w:t>
+      </w:r>
+      <w:hyperlink r:id="rId48">
+        <w:r>
+          <w:rPr>
+            <w:lang w:val="zh_TW" w:bidi="zh_TW"/>
+          </w:rPr>
+          <w:rPr>
+            <w:color w:val="0000EE"/>
+            <w:u w:val="single"/>
+          </w:rPr>
+          <w:t>結27:9、27–29</w:t>
+        </w:r>
+      </w:hyperlink>
+      <w:r>
+        <w:rPr>
+          <w:lang w:val="zh_TW" w:bidi="zh_TW"/>
+        </w:rPr>
+        <w:t>；</w:t>
+      </w:r>
+      <w:hyperlink r:id="rId49">
+        <w:r>
+          <w:rPr>
+            <w:lang w:val="zh_TW" w:bidi="zh_TW"/>
+          </w:rPr>
+          <w:rPr>
+            <w:color w:val="0000EE"/>
+            <w:u w:val="single"/>
+          </w:rPr>
+          <w:t>拿1:5</w:t>
+        </w:r>
+      </w:hyperlink>
+      <w:r>
+        <w:rPr>
+          <w:lang w:val="zh_TW" w:bidi="zh_TW"/>
+        </w:rPr>
+        <w:t>）。</w:t>
+      </w:r>
+    </w:p>
+    <w:p>
+      <w:pPr/>
+      <w:r>
+        <w:rPr>
+          <w:lang w:val="zh_TW" w:bidi="zh_TW"/>
+        </w:rPr>
+      </w:r>
+      <w:r>
+        <w:rPr>
+          <w:i/>
+          <w:lang w:val="zh_TW" w:bidi="zh_TW"/>
+        </w:rPr>
+        <w:t>另見</w:t>
+      </w:r>
+      <w:r>
+        <w:rPr>
+          <w:lang w:val="zh_TW" w:bidi="zh_TW"/>
+        </w:rPr>
+        <w:t>旅行</w:t>
+      </w:r>
+      <w:r>
+        <w:rPr>
+          <w:lang w:val="zh_TW" w:bidi="zh_TW"/>
+        </w:rPr>
+        <w:t>。</w:t>
+      </w:r>
+      <w:r>
+        <w:rPr>
+          <w:lang w:val="zh_TW" w:bidi="zh_TW"/>
+        </w:rPr>
+      </w:r>
+      <w:r>
+        <w:rPr>
+          <w:lang w:val="zh_TW" w:bidi="zh_TW"/>
+        </w:rPr>
+      </w:r>
+    </w:p>
+    <w:p>
+      <w:pPr/>
+      <w:r>
+        <w:rPr>
+          <w:lang w:val="zh_TW" w:bidi="zh_TW"/>
+        </w:rPr>
+      </w:r>
+    </w:p>
+    <w:p>
+      <w:pPr>
+        <w:pStyle w:val="Heading2"/>
+      </w:pPr>
+      <w:r>
+        <w:rPr>
+          <w:lang w:val="zh_TW" w:bidi="zh_TW"/>
+        </w:rPr>
+        <w:t>稅吏</w:t>
+      </w:r>
+      <w:r>
+        <w:rPr>
+          <w:lang w:val="zh_TW" w:bidi="zh_TW"/>
+        </w:rPr>
+      </w:r>
+    </w:p>
+    <w:p>
+      <w:pPr/>
+      <w:r>
+        <w:rPr>
+          <w:lang w:val="zh_TW" w:bidi="zh_TW"/>
+        </w:rPr>
+      </w:r>
+      <w:r>
+        <w:rPr>
+          <w:lang w:val="zh_TW" w:bidi="zh_TW"/>
+        </w:rPr>
+        <w:t>負責為政府徵收稅款的人。在新約時期，羅馬政府徵收各種稅款，他們自己的官員負責其中一些工作，但也將部分任務委派給私人，包括猶太人和其他人，這些人必須向當局上交一筆約定的稅款。然而，許多不誠實的稅吏徵收的稅款遠超過人們需要繳納的數額，因此稅吏成為一個被人厭惡的群體，特別是那些欺騙猶太同胞的猶太稅吏。撒該就是一個猶太人，他是「稅吏長」，在耶利哥一帶積累了相當的財富（</w:t>
+      </w:r>
+      <w:hyperlink r:id="rId50">
+        <w:r>
+          <w:rPr>
+            <w:lang w:val="zh_TW" w:bidi="zh_TW"/>
+          </w:rPr>
+          <w:rPr>
+            <w:color w:val="0000EE"/>
+            <w:u w:val="single"/>
+          </w:rPr>
+          <w:t>路19:2–10</w:t>
+        </w:r>
+      </w:hyperlink>
+      <w:r>
+        <w:rPr>
+          <w:lang w:val="zh_TW" w:bidi="zh_TW"/>
+        </w:rPr>
+        <w:t>）。這樣的人被視為罪人，常與「稅吏並罪人」這句法聯繫起來（</w:t>
+      </w:r>
+      <w:hyperlink r:id="rId51">
+        <w:r>
+          <w:rPr>
+            <w:lang w:val="zh_TW" w:bidi="zh_TW"/>
+          </w:rPr>
+          <w:rPr>
+            <w:color w:val="0000EE"/>
+            <w:u w:val="single"/>
+          </w:rPr>
+          <w:t>太9:10–11</w:t>
+        </w:r>
+      </w:hyperlink>
+      <w:r>
+        <w:rPr>
+          <w:lang w:val="zh_TW" w:bidi="zh_TW"/>
+        </w:rPr>
+        <w:t>，</w:t>
+      </w:r>
+      <w:hyperlink r:id="rId52">
+        <w:r>
+          <w:rPr>
+            <w:lang w:val="zh_TW" w:bidi="zh_TW"/>
+          </w:rPr>
+          <w:rPr>
+            <w:color w:val="0000EE"/>
+            <w:u w:val="single"/>
+          </w:rPr>
+          <w:t>11:19</w:t>
+        </w:r>
+      </w:hyperlink>
+      <w:r>
+        <w:rPr>
+          <w:lang w:val="zh_TW" w:bidi="zh_TW"/>
+        </w:rPr>
+        <w:t>；</w:t>
+      </w:r>
+      <w:hyperlink r:id="rId53">
+        <w:r>
+          <w:rPr>
+            <w:lang w:val="zh_TW" w:bidi="zh_TW"/>
+          </w:rPr>
+          <w:rPr>
+            <w:color w:val="0000EE"/>
+            <w:u w:val="single"/>
+          </w:rPr>
+          <w:t>可2:15–16</w:t>
+        </w:r>
+      </w:hyperlink>
+      <w:r>
+        <w:rPr>
+          <w:lang w:val="zh_TW" w:bidi="zh_TW"/>
+        </w:rPr>
+        <w:t>；</w:t>
+      </w:r>
+      <w:hyperlink r:id="rId54">
+        <w:r>
+          <w:rPr>
+            <w:lang w:val="zh_TW" w:bidi="zh_TW"/>
+          </w:rPr>
+          <w:rPr>
+            <w:color w:val="0000EE"/>
+            <w:u w:val="single"/>
+          </w:rPr>
+          <w:t>路5:30</w:t>
+        </w:r>
+      </w:hyperlink>
+      <w:r>
+        <w:rPr>
+          <w:lang w:val="zh_TW" w:bidi="zh_TW"/>
+        </w:rPr>
+        <w:t>，</w:t>
+      </w:r>
+      <w:hyperlink r:id="rId50">
+        <w:r>
+          <w:rPr>
+            <w:lang w:val="zh_TW" w:bidi="zh_TW"/>
+          </w:rPr>
+          <w:rPr>
+            <w:color w:val="0000EE"/>
+            <w:u w:val="single"/>
+          </w:rPr>
+          <w:t>19:2–10</w:t>
+        </w:r>
+      </w:hyperlink>
+      <w:r>
+        <w:rPr>
+          <w:lang w:val="zh_TW" w:bidi="zh_TW"/>
+        </w:rPr>
+        <w:t>）。</w:t>
+      </w:r>
+      <w:r>
+        <w:rPr>
+          <w:lang w:val="zh_TW" w:bidi="zh_TW"/>
+        </w:rPr>
+      </w:r>
+      <w:r>
+        <w:rPr>
+          <w:lang w:val="zh_TW" w:bidi="zh_TW"/>
+        </w:rPr>
+      </w:r>
+    </w:p>
+    <w:p>
+      <w:pPr/>
+      <w:r>
+        <w:rPr>
+          <w:lang w:val="zh_TW" w:bidi="zh_TW"/>
+        </w:rPr>
+      </w:r>
+    </w:p>
+    <w:p>
+      <w:pPr>
+        <w:pStyle w:val="Heading2"/>
+      </w:pPr>
+      <w:r>
+        <w:rPr>
+          <w:lang w:val="zh_TW" w:bidi="zh_TW"/>
+        </w:rPr>
+        <w:t>稅收與課稅</w:t>
+      </w:r>
+      <w:r>
+        <w:rPr>
+          <w:lang w:val="zh_TW" w:bidi="zh_TW"/>
+        </w:rPr>
+      </w:r>
+    </w:p>
+    <w:p>
+      <w:pPr/>
+      <w:r>
+        <w:rPr>
+          <w:lang w:val="zh_TW" w:bidi="zh_TW"/>
+        </w:rPr>
+      </w:r>
+      <w:r>
+        <w:rPr>
+          <w:lang w:val="zh_TW" w:bidi="zh_TW"/>
+        </w:rPr>
+        <w:t>稅收是強大的國家向居住在其境內的人民徵收的金錢或物品</w:t>
+      </w:r>
+      <w:r>
+        <w:rPr>
+          <w:lang w:val="zh_TW" w:bidi="zh_TW"/>
+        </w:rPr>
+        <w:t>。</w:t>
+      </w:r>
+      <w:r>
+        <w:rPr>
+          <w:lang w:val="zh_TW" w:bidi="zh_TW"/>
+        </w:rPr>
+        <w:t>這</w:t>
+      </w:r>
+      <w:r>
+        <w:rPr>
+          <w:lang w:val="zh_TW" w:bidi="zh_TW"/>
+        </w:rPr>
+        <w:t>筆款項</w:t>
+      </w:r>
+      <w:r>
+        <w:rPr>
+          <w:lang w:val="zh_TW" w:bidi="zh_TW"/>
+        </w:rPr>
+        <w:t>也稱為貢品</w:t>
+      </w:r>
+      <w:r>
+        <w:rPr>
+          <w:lang w:val="zh_TW" w:bidi="zh_TW"/>
+        </w:rPr>
+        <w:t>，通常包括金、銀、</w:t>
+      </w:r>
+      <w:r>
+        <w:rPr>
+          <w:lang w:val="zh_TW" w:bidi="zh_TW"/>
+        </w:rPr>
+        <w:t>牲畜</w:t>
+      </w:r>
+      <w:r>
+        <w:rPr>
+          <w:lang w:val="zh_TW" w:bidi="zh_TW"/>
+        </w:rPr>
+        <w:t>、農作物和強制勞動。統治者和祭司</w:t>
+      </w:r>
+      <w:r>
+        <w:rPr>
+          <w:lang w:val="zh_TW" w:bidi="zh_TW"/>
+        </w:rPr>
+        <w:t>也會徵稅</w:t>
+      </w:r>
+      <w:r>
+        <w:rPr>
+          <w:lang w:val="zh_TW" w:bidi="zh_TW"/>
+        </w:rPr>
+        <w:t>以維持聖殿的運作。</w:t>
+      </w:r>
+    </w:p>
+    <w:p>
+      <w:pPr/>
+      <w:r>
+        <w:rPr>
+          <w:lang w:val="zh_TW" w:bidi="zh_TW"/>
+        </w:rPr>
+      </w:r>
+      <w:r>
+        <w:rPr>
+          <w:lang w:val="zh_TW" w:bidi="zh_TW"/>
+        </w:rPr>
+        <w:t>「貢品」</w:t>
+      </w:r>
+      <w:r>
+        <w:rPr>
+          <w:lang w:val="zh_TW" w:bidi="zh_TW"/>
+        </w:rPr>
+        <w:t>（譯註：和合本譯為服苦的僕人）一詞首次在</w:t>
+      </w:r>
+      <w:hyperlink r:id="rId55">
+        <w:r>
+          <w:rPr>
+            <w:lang w:val="zh_TW" w:bidi="zh_TW"/>
+          </w:rPr>
+          <w:rPr>
+            <w:color w:val="0000EE"/>
+            <w:u w:val="single"/>
+          </w:rPr>
+          <w:t>創世記四十九章15節</w:t>
+        </w:r>
+      </w:hyperlink>
+      <w:r>
+        <w:rPr>
+          <w:lang w:val="zh_TW" w:bidi="zh_TW"/>
+        </w:rPr>
+        <w:t>出現。在</w:t>
+      </w:r>
+      <w:hyperlink r:id="rId56">
+        <w:r>
+          <w:rPr>
+            <w:lang w:val="zh_TW" w:bidi="zh_TW"/>
+          </w:rPr>
+          <w:rPr>
+            <w:color w:val="0000EE"/>
+            <w:u w:val="single"/>
+          </w:rPr>
+          <w:t>民數記三十一章28節</w:t>
+        </w:r>
+      </w:hyperlink>
+      <w:r>
+        <w:rPr>
+          <w:lang w:val="zh_TW" w:bidi="zh_TW"/>
+        </w:rPr>
+        <w:t>中，</w:t>
+      </w:r>
+      <w:r>
+        <w:rPr>
+          <w:lang w:val="zh_TW" w:bidi="zh_TW"/>
+        </w:rPr>
+        <w:t>戰利品被分配，其中一部分作為貢品獻給祭司</w:t>
+      </w:r>
+      <w:r>
+        <w:rPr>
+          <w:lang w:val="zh_TW" w:bidi="zh_TW"/>
+        </w:rPr>
+        <w:t>。</w:t>
+      </w:r>
+      <w:r>
+        <w:rPr>
+          <w:lang w:val="zh_TW" w:bidi="zh_TW"/>
+        </w:rPr>
+        <w:t>最初，希伯來人</w:t>
+      </w:r>
+      <w:r>
+        <w:rPr>
+          <w:lang w:val="zh_TW" w:bidi="zh_TW"/>
+        </w:rPr>
+        <w:t>是自願</w:t>
+      </w:r>
+      <w:r>
+        <w:rPr>
+          <w:lang w:val="zh_TW" w:bidi="zh_TW"/>
+        </w:rPr>
+        <w:t>將聖殿的貢品奉獻給主的</w:t>
+      </w:r>
+      <w:r>
+        <w:rPr>
+          <w:lang w:val="zh_TW" w:bidi="zh_TW"/>
+        </w:rPr>
+        <w:t>（</w:t>
+      </w:r>
+      <w:hyperlink r:id="rId57">
+        <w:r>
+          <w:rPr>
+            <w:lang w:val="zh_TW" w:bidi="zh_TW"/>
+          </w:rPr>
+          <w:rPr>
+            <w:color w:val="0000EE"/>
+            <w:u w:val="single"/>
+          </w:rPr>
+          <w:t>申16:10</w:t>
+        </w:r>
+      </w:hyperlink>
+      <w:r>
+        <w:rPr>
+          <w:lang w:val="zh_TW" w:bidi="zh_TW"/>
+        </w:rPr>
+        <w:t>）。</w:t>
+      </w:r>
+      <w:r>
+        <w:rPr>
+          <w:lang w:val="zh_TW" w:bidi="zh_TW"/>
+        </w:rPr>
+        <w:t>後來，這成為一種強制的稅收</w:t>
+      </w:r>
+      <w:r>
+        <w:rPr>
+          <w:lang w:val="zh_TW" w:bidi="zh_TW"/>
+        </w:rPr>
+        <w:t>（</w:t>
+      </w:r>
+      <w:hyperlink r:id="rId58">
+        <w:r>
+          <w:rPr>
+            <w:lang w:val="zh_TW" w:bidi="zh_TW"/>
+          </w:rPr>
+          <w:rPr>
+            <w:color w:val="0000EE"/>
+            <w:u w:val="single"/>
+          </w:rPr>
+          <w:t>太17:24</w:t>
+        </w:r>
+      </w:hyperlink>
+      <w:r>
+        <w:rPr>
+          <w:lang w:val="zh_TW" w:bidi="zh_TW"/>
+        </w:rPr>
+        <w:t>）。</w:t>
+      </w:r>
+    </w:p>
+    <w:p>
+      <w:pPr>
+        <w:pStyle w:val="Heading3"/>
+      </w:pPr>
+      <w:r>
+        <w:rPr>
+          <w:lang w:val="zh_TW" w:bidi="zh_TW"/>
+        </w:rPr>
+        <w:t>古代世界的</w:t>
+      </w:r>
+      <w:r>
+        <w:rPr>
+          <w:lang w:val="zh_TW" w:bidi="zh_TW"/>
+        </w:rPr>
+        <w:t>稅收</w:t>
+      </w:r>
+    </w:p>
+    <w:p>
+      <w:pPr/>
+      <w:r>
+        <w:rPr>
+          <w:lang w:val="zh_TW" w:bidi="zh_TW"/>
+        </w:rPr>
+      </w:r>
+      <w:r>
+        <w:rPr>
+          <w:lang w:val="zh_TW" w:bidi="zh_TW"/>
+        </w:rPr>
+        <w:t>早在公元前2500年，</w:t>
+      </w:r>
+      <w:r>
+        <w:rPr>
+          <w:lang w:val="zh_TW" w:bidi="zh_TW"/>
+        </w:rPr>
+        <w:t>稅收已經影響了拉加什（</w:t>
+      </w:r>
+      <w:r>
+        <w:rPr>
+          <w:lang w:val="zh_TW" w:bidi="zh_TW"/>
+        </w:rPr>
+        <w:t>Lagash）這個城市</w:t>
+      </w:r>
+      <w:r>
+        <w:rPr>
+          <w:lang w:val="zh_TW" w:bidi="zh_TW"/>
+        </w:rPr>
+        <w:t>生活的各個方面</w:t>
+      </w:r>
+      <w:r>
+        <w:rPr>
+          <w:lang w:val="zh_TW" w:bidi="zh_TW"/>
+        </w:rPr>
+        <w:t>，包括</w:t>
+      </w:r>
+      <w:r>
+        <w:rPr>
+          <w:lang w:val="zh_TW" w:bidi="zh_TW"/>
+        </w:rPr>
+        <w:t>收入、婚姻、離婚和死亡</w:t>
+      </w:r>
+      <w:r>
+        <w:rPr>
+          <w:lang w:val="zh_TW" w:bidi="zh_TW"/>
+        </w:rPr>
+        <w:t>。蘇美人（Sumerians）相信土地屬於神和國王，因此他們須支付租金或稅款。</w:t>
+      </w:r>
+    </w:p>
+    <w:p>
+      <w:pPr>
+        <w:pStyle w:val="Heading4"/>
+      </w:pPr>
+      <w:r>
+        <w:rPr>
+          <w:lang w:val="zh_TW" w:bidi="zh_TW"/>
+        </w:rPr>
+        <w:t>古代以色列的</w:t>
+      </w:r>
+      <w:r>
+        <w:rPr>
+          <w:lang w:val="zh_TW" w:bidi="zh_TW"/>
+        </w:rPr>
+        <w:t>稅收</w:t>
+      </w:r>
+    </w:p>
+    <w:p>
+      <w:pPr/>
+      <w:r>
+        <w:rPr>
+          <w:lang w:val="zh_TW" w:bidi="zh_TW"/>
+        </w:rPr>
+      </w:r>
+      <w:r>
+        <w:rPr>
+          <w:lang w:val="zh_TW" w:bidi="zh_TW"/>
+        </w:rPr>
+        <w:t>在埃及，約瑟在七個豐年期間徵收了20%的穀物，來為接下來的七個荒年做準備（</w:t>
+      </w:r>
+      <w:hyperlink r:id="rId59">
+        <w:r>
+          <w:rPr>
+            <w:lang w:val="zh_TW" w:bidi="zh_TW"/>
+          </w:rPr>
+          <w:rPr>
+            <w:color w:val="0000EE"/>
+            <w:u w:val="single"/>
+          </w:rPr>
+          <w:t>創41:25–42:5</w:t>
+        </w:r>
+      </w:hyperlink>
+      <w:r>
+        <w:rPr>
+          <w:lang w:val="zh_TW" w:bidi="zh_TW"/>
+        </w:rPr>
+        <w:t>）。後來，在飢荒期間，人民將土地賣給法老，因此他擁有了埃及大部分的土地。從那時起，人民耕種土地，並從收成中給法老20%的稅（創47:13–26）。</w:t>
+      </w:r>
+    </w:p>
+    <w:p>
+      <w:pPr/>
+      <w:r>
+        <w:rPr>
+          <w:lang w:val="zh_TW" w:bidi="zh_TW"/>
+        </w:rPr>
+      </w:r>
+      <w:r>
+        <w:rPr>
+          <w:lang w:val="zh_TW" w:bidi="zh_TW"/>
+        </w:rPr>
+        <w:t>像大衛這樣用血汗換取江山的國王，</w:t>
+      </w:r>
+      <w:r>
+        <w:rPr>
+          <w:lang w:val="zh_TW" w:bidi="zh_TW"/>
+        </w:rPr>
+        <w:t>無需向自己的百姓徵稅就能保持國庫充盈</w:t>
+      </w:r>
+      <w:r>
+        <w:rPr>
+          <w:lang w:val="zh_TW" w:bidi="zh_TW"/>
+        </w:rPr>
+        <w:t>。被征服的民族，如迦南人，</w:t>
+      </w:r>
+      <w:r>
+        <w:rPr>
+          <w:lang w:val="zh_TW" w:bidi="zh_TW"/>
+        </w:rPr>
+        <w:t>會向國庫貢獻財富</w:t>
+      </w:r>
+      <w:r>
+        <w:rPr>
+          <w:lang w:val="zh_TW" w:bidi="zh_TW"/>
+        </w:rPr>
+        <w:t>（</w:t>
+      </w:r>
+      <w:hyperlink r:id="rId60">
+        <w:r>
+          <w:rPr>
+            <w:lang w:val="zh_TW" w:bidi="zh_TW"/>
+          </w:rPr>
+          <w:rPr>
+            <w:color w:val="0000EE"/>
+            <w:u w:val="single"/>
+          </w:rPr>
+          <w:t>撒下8:6–14</w:t>
+        </w:r>
+      </w:hyperlink>
+      <w:r>
+        <w:rPr>
+          <w:lang w:val="zh_TW" w:bidi="zh_TW"/>
+        </w:rPr>
+        <w:t>；</w:t>
+      </w:r>
+      <w:hyperlink r:id="rId61">
+        <w:r>
+          <w:rPr>
+            <w:lang w:val="zh_TW" w:bidi="zh_TW"/>
+          </w:rPr>
+          <w:rPr>
+            <w:color w:val="0000EE"/>
+            <w:u w:val="single"/>
+          </w:rPr>
+          <w:t>代上27:25–31</w:t>
+        </w:r>
+      </w:hyperlink>
+      <w:r>
+        <w:rPr>
+          <w:lang w:val="zh_TW" w:bidi="zh_TW"/>
+        </w:rPr>
+        <w:t>）。</w:t>
+      </w:r>
+      <w:r>
+        <w:rPr>
+          <w:lang w:val="zh_TW" w:bidi="zh_TW"/>
+        </w:rPr>
+        <w:t>這些財富包括</w:t>
+      </w:r>
+      <w:r>
+        <w:rPr>
+          <w:lang w:val="zh_TW" w:bidi="zh_TW"/>
+        </w:rPr>
+        <w:t>金、銀、銅、1,700 名騎兵和 20,000名步兵。此外，大衛和他的繼任者經常</w:t>
+      </w:r>
+      <w:r>
+        <w:rPr>
+          <w:lang w:val="zh_TW" w:bidi="zh_TW"/>
+        </w:rPr>
+        <w:t>強迫以色列境內的</w:t>
+      </w:r>
+      <w:r>
+        <w:rPr>
+          <w:lang w:val="zh_TW" w:bidi="zh_TW"/>
+        </w:rPr>
+        <w:t>外邦人</w:t>
+      </w:r>
+      <w:r>
+        <w:rPr>
+          <w:lang w:val="zh_TW" w:bidi="zh_TW"/>
+        </w:rPr>
+        <w:t>做苦工</w:t>
+      </w:r>
+      <w:r>
+        <w:rPr>
+          <w:lang w:val="zh_TW" w:bidi="zh_TW"/>
+        </w:rPr>
+        <w:t>（</w:t>
+      </w:r>
+      <w:hyperlink r:id="rId62">
+        <w:r>
+          <w:rPr>
+            <w:lang w:val="zh_TW" w:bidi="zh_TW"/>
+          </w:rPr>
+          <w:rPr>
+            <w:color w:val="0000EE"/>
+            <w:u w:val="single"/>
+          </w:rPr>
+          <w:t>撒下20:24</w:t>
+        </w:r>
+      </w:hyperlink>
+      <w:r>
+        <w:rPr>
+          <w:lang w:val="zh_TW" w:bidi="zh_TW"/>
+        </w:rPr>
+        <w:t>；王上</w:t>
+      </w:r>
+      <w:hyperlink r:id="rId63">
+        <w:r>
+          <w:rPr>
+            <w:lang w:val="zh_TW" w:bidi="zh_TW"/>
+          </w:rPr>
+          <w:rPr>
+            <w:color w:val="0000EE"/>
+            <w:u w:val="single"/>
+          </w:rPr>
+          <w:t>9:20–21</w:t>
+        </w:r>
+      </w:hyperlink>
+      <w:r>
+        <w:rPr>
+          <w:lang w:val="zh_TW" w:bidi="zh_TW"/>
+        </w:rPr>
+        <w:t>）。</w:t>
+      </w:r>
+    </w:p>
+    <w:p>
+      <w:pPr/>
+      <w:r>
+        <w:rPr>
+          <w:lang w:val="zh_TW" w:bidi="zh_TW"/>
+        </w:rPr>
+      </w:r>
+      <w:r>
+        <w:rPr>
+          <w:lang w:val="zh_TW" w:bidi="zh_TW"/>
+        </w:rPr>
+        <w:t>以色列可能最早在所羅門統治時期就開始徵稅</w:t>
+      </w:r>
+      <w:r>
+        <w:rPr>
+          <w:lang w:val="zh_TW" w:bidi="zh_TW"/>
+        </w:rPr>
+        <w:t>。在這段時間，收入來自貢品，而非戰利品。為了支持宮廷和大型建築工程，所羅門將以色列分為12個地區，每個地區都</w:t>
+      </w:r>
+      <w:r>
+        <w:rPr>
+          <w:lang w:val="zh_TW" w:bidi="zh_TW"/>
+        </w:rPr>
+        <w:t>派</w:t>
+      </w:r>
+      <w:r>
+        <w:rPr>
+          <w:lang w:val="zh_TW" w:bidi="zh_TW"/>
+        </w:rPr>
+        <w:t>一名</w:t>
+      </w:r>
+      <w:r>
+        <w:rPr>
+          <w:lang w:val="zh_TW" w:bidi="zh_TW"/>
+        </w:rPr>
+        <w:t>官吏。</w:t>
+      </w:r>
+      <w:r>
+        <w:rPr>
+          <w:lang w:val="zh_TW" w:bidi="zh_TW"/>
+        </w:rPr>
+        <w:t>而這些官吏每年為王家提供一個月的食物和其它支持（</w:t>
+      </w:r>
+      <w:hyperlink r:id="rId64">
+        <w:r>
+          <w:rPr>
+            <w:lang w:val="zh_TW" w:bidi="zh_TW"/>
+          </w:rPr>
+          <w:rPr>
+            <w:color w:val="0000EE"/>
+            <w:u w:val="single"/>
+          </w:rPr>
+          <w:t>王上4:7</w:t>
+        </w:r>
+      </w:hyperlink>
+      <w:r>
+        <w:rPr>
+          <w:lang w:val="zh_TW" w:bidi="zh_TW"/>
+        </w:rPr>
+        <w:t>）。</w:t>
+      </w:r>
+    </w:p>
+    <w:p>
+      <w:pPr/>
+      <w:r>
+        <w:rPr>
+          <w:lang w:val="zh_TW" w:bidi="zh_TW"/>
+        </w:rPr>
+      </w:r>
+      <w:r>
+        <w:rPr>
+          <w:lang w:val="zh_TW" w:bidi="zh_TW"/>
+        </w:rPr>
+        <w:t>所羅門還通過對經過他王國的商隊徵稅來獲得收入</w:t>
+      </w:r>
+      <w:r>
+        <w:rPr>
+          <w:lang w:val="zh_TW" w:bidi="zh_TW"/>
+        </w:rPr>
+        <w:t>。此外，外邦人和以色列人都被迫</w:t>
+      </w:r>
+      <w:r>
+        <w:rPr>
+          <w:lang w:val="zh_TW" w:bidi="zh_TW"/>
+        </w:rPr>
+        <w:t>參與大型項目</w:t>
+      </w:r>
+      <w:r>
+        <w:rPr>
+          <w:lang w:val="zh_TW" w:bidi="zh_TW"/>
+        </w:rPr>
+        <w:t>，</w:t>
+      </w:r>
+      <w:r>
+        <w:rPr>
+          <w:lang w:val="zh_TW" w:bidi="zh_TW"/>
+        </w:rPr>
+        <w:t>特別是</w:t>
+      </w:r>
+      <w:r>
+        <w:rPr>
+          <w:lang w:val="zh_TW" w:bidi="zh_TW"/>
+        </w:rPr>
+        <w:t>聖殿</w:t>
+      </w:r>
+      <w:r>
+        <w:rPr>
+          <w:lang w:val="zh_TW" w:bidi="zh_TW"/>
+        </w:rPr>
+        <w:t>的建設</w:t>
+      </w:r>
+      <w:r>
+        <w:rPr>
+          <w:lang w:val="zh_TW" w:bidi="zh_TW"/>
+        </w:rPr>
+        <w:t>（</w:t>
+      </w:r>
+      <w:hyperlink r:id="rId65">
+        <w:r>
+          <w:rPr>
+            <w:lang w:val="zh_TW" w:bidi="zh_TW"/>
+          </w:rPr>
+          <w:rPr>
+            <w:color w:val="0000EE"/>
+            <w:u w:val="single"/>
+          </w:rPr>
+          <w:t>王上5:13</w:t>
+        </w:r>
+      </w:hyperlink>
+      <w:r>
+        <w:rPr>
+          <w:lang w:val="zh_TW" w:bidi="zh_TW"/>
+        </w:rPr>
+        <w:t>，</w:t>
+      </w:r>
+      <w:hyperlink r:id="rId63">
+        <w:r>
+          <w:rPr>
+            <w:lang w:val="zh_TW" w:bidi="zh_TW"/>
+          </w:rPr>
+          <w:rPr>
+            <w:color w:val="0000EE"/>
+            <w:u w:val="single"/>
+          </w:rPr>
+          <w:t>9:20–21</w:t>
+        </w:r>
+      </w:hyperlink>
+      <w:r>
+        <w:rPr>
+          <w:lang w:val="zh_TW" w:bidi="zh_TW"/>
+        </w:rPr>
+        <w:t>；</w:t>
+      </w:r>
+      <w:hyperlink r:id="rId66">
+        <w:r>
+          <w:rPr>
+            <w:lang w:val="zh_TW" w:bidi="zh_TW"/>
+          </w:rPr>
+          <w:rPr>
+            <w:color w:val="0000EE"/>
+            <w:u w:val="single"/>
+          </w:rPr>
+          <w:t>代下8:7–8</w:t>
+        </w:r>
+      </w:hyperlink>
+      <w:r>
+        <w:rPr>
+          <w:lang w:val="zh_TW" w:bidi="zh_TW"/>
+        </w:rPr>
+        <w:t>）。考古學家從出土罐子的罐柄上，找到了印有希伯來文「歸於王」的印記。這些很可能是用來收集作為王室徵收部分貨物的大罐子（</w:t>
+      </w:r>
+      <w:hyperlink r:id="rId67">
+        <w:r>
+          <w:rPr>
+            <w:lang w:val="zh_TW" w:bidi="zh_TW"/>
+          </w:rPr>
+          <w:rPr>
+            <w:color w:val="0000EE"/>
+            <w:u w:val="single"/>
+          </w:rPr>
+          <w:t>代下2:10</w:t>
+        </w:r>
+      </w:hyperlink>
+      <w:r>
+        <w:rPr>
+          <w:lang w:val="zh_TW" w:bidi="zh_TW"/>
+        </w:rPr>
+        <w:t>）。</w:t>
+      </w:r>
+    </w:p>
+    <w:p>
+      <w:pPr/>
+      <w:r>
+        <w:rPr>
+          <w:lang w:val="zh_TW" w:bidi="zh_TW"/>
+        </w:rPr>
+      </w:r>
+      <w:r>
+        <w:rPr>
+          <w:lang w:val="zh_TW" w:bidi="zh_TW"/>
+        </w:rPr>
+        <w:t>約沙法成功地在國內向人民徵稅（</w:t>
+      </w:r>
+      <w:hyperlink r:id="rId68">
+        <w:r>
+          <w:rPr>
+            <w:lang w:val="zh_TW" w:bidi="zh_TW"/>
+          </w:rPr>
+          <w:rPr>
+            <w:color w:val="0000EE"/>
+            <w:u w:val="single"/>
+          </w:rPr>
+          <w:t>代下17:5</w:t>
+        </w:r>
+      </w:hyperlink>
+      <w:r>
+        <w:rPr>
+          <w:lang w:val="zh_TW" w:bidi="zh_TW"/>
+        </w:rPr>
+        <w:t>）。</w:t>
+      </w:r>
+      <w:r>
+        <w:rPr>
+          <w:lang w:val="zh_TW" w:bidi="zh_TW"/>
+        </w:rPr>
+        <w:t>他還繼續收取來自外國的貢品，</w:t>
+      </w:r>
+      <w:r>
+        <w:rPr>
+          <w:lang w:val="zh_TW" w:bidi="zh_TW"/>
+        </w:rPr>
+        <w:t>包括來自非利士人的金和銀，以及來自阿拉伯人的7,700隻公</w:t>
+      </w:r>
+      <w:r>
+        <w:rPr>
+          <w:lang w:val="zh_TW" w:bidi="zh_TW"/>
+        </w:rPr>
+        <w:t>綿</w:t>
+      </w:r>
+      <w:r>
+        <w:rPr>
+          <w:lang w:val="zh_TW" w:bidi="zh_TW"/>
+        </w:rPr>
+        <w:t>羊和7,700隻公山羊（</w:t>
+      </w:r>
+      <w:hyperlink r:id="rId69">
+        <w:r>
+          <w:rPr>
+            <w:lang w:val="zh_TW" w:bidi="zh_TW"/>
+          </w:rPr>
+          <w:rPr>
+            <w:color w:val="0000EE"/>
+            <w:u w:val="single"/>
+          </w:rPr>
+          <w:t>代下17:11–12</w:t>
+        </w:r>
+      </w:hyperlink>
+      <w:r>
+        <w:rPr>
+          <w:lang w:val="zh_TW" w:bidi="zh_TW"/>
+        </w:rPr>
+        <w:t>）。隨著鄰國日漸壯大，猶大開始進貢給外邦列國。亞述王西拿基立要求</w:t>
+      </w:r>
+      <w:r>
+        <w:rPr>
+          <w:lang w:val="zh_TW" w:bidi="zh_TW"/>
+        </w:rPr>
+        <w:t>銀子</w:t>
+      </w:r>
+      <w:r>
+        <w:rPr>
+          <w:lang w:val="zh_TW" w:bidi="zh_TW"/>
+        </w:rPr>
+        <w:t>300他連得和</w:t>
+      </w:r>
+      <w:r>
+        <w:rPr>
+          <w:lang w:val="zh_TW" w:bidi="zh_TW"/>
+        </w:rPr>
+        <w:t>金子</w:t>
+      </w:r>
+      <w:r>
+        <w:rPr>
+          <w:lang w:val="zh_TW" w:bidi="zh_TW"/>
+        </w:rPr>
+        <w:t>30他連得，甚至使猶大國要把聖殿的門上的金子</w:t>
+      </w:r>
+      <w:r>
+        <w:rPr>
+          <w:lang w:val="zh_TW" w:bidi="zh_TW"/>
+        </w:rPr>
+        <w:t>刮下來</w:t>
+      </w:r>
+      <w:r>
+        <w:rPr>
+          <w:lang w:val="zh_TW" w:bidi="zh_TW"/>
+        </w:rPr>
+        <w:t>（</w:t>
+      </w:r>
+      <w:hyperlink r:id="rId70">
+        <w:r>
+          <w:rPr>
+            <w:lang w:val="zh_TW" w:bidi="zh_TW"/>
+          </w:rPr>
+          <w:rPr>
+            <w:color w:val="0000EE"/>
+            <w:u w:val="single"/>
+          </w:rPr>
+          <w:t>王下18:14–16</w:t>
+        </w:r>
+      </w:hyperlink>
+      <w:r>
+        <w:rPr>
+          <w:lang w:val="zh_TW" w:bidi="zh_TW"/>
+        </w:rPr>
+        <w:t>）。後來，法老尼哥要求</w:t>
+      </w:r>
+      <w:r>
+        <w:rPr>
+          <w:lang w:val="zh_TW" w:bidi="zh_TW"/>
+        </w:rPr>
+        <w:t>猶大國</w:t>
+      </w:r>
+      <w:r>
+        <w:rPr>
+          <w:lang w:val="zh_TW" w:bidi="zh_TW"/>
+        </w:rPr>
+        <w:t>提供</w:t>
+      </w:r>
+      <w:r>
+        <w:rPr>
+          <w:lang w:val="zh_TW" w:bidi="zh_TW"/>
+        </w:rPr>
+        <w:t>銀子</w:t>
+      </w:r>
+      <w:r>
+        <w:rPr>
+          <w:lang w:val="zh_TW" w:bidi="zh_TW"/>
+        </w:rPr>
+        <w:t>100他連得和</w:t>
+      </w:r>
+      <w:r>
+        <w:rPr>
+          <w:lang w:val="zh_TW" w:bidi="zh_TW"/>
+        </w:rPr>
+        <w:t>金子</w:t>
+      </w:r>
+      <w:r>
+        <w:rPr>
+          <w:lang w:val="zh_TW" w:bidi="zh_TW"/>
+        </w:rPr>
+        <w:t>一他連得（</w:t>
+      </w:r>
+      <w:hyperlink r:id="rId71">
+        <w:r>
+          <w:rPr>
+            <w:lang w:val="zh_TW" w:bidi="zh_TW"/>
+          </w:rPr>
+          <w:rPr>
+            <w:color w:val="0000EE"/>
+            <w:u w:val="single"/>
+          </w:rPr>
+          <w:t>王下23:33</w:t>
+        </w:r>
+      </w:hyperlink>
+      <w:r>
+        <w:rPr>
+          <w:lang w:val="zh_TW" w:bidi="zh_TW"/>
+        </w:rPr>
+        <w:t>）。不久之後，尼布甲尼撒奪走了聖殿和王宮</w:t>
+      </w:r>
+      <w:r>
+        <w:rPr>
+          <w:lang w:val="zh_TW" w:bidi="zh_TW"/>
+        </w:rPr>
+        <w:t>中的</w:t>
+      </w:r>
+      <w:r>
+        <w:rPr>
+          <w:lang w:val="zh_TW" w:bidi="zh_TW"/>
+        </w:rPr>
+        <w:t>所有的</w:t>
+      </w:r>
+      <w:r>
+        <w:rPr>
+          <w:lang w:val="zh_TW" w:bidi="zh_TW"/>
+        </w:rPr>
+        <w:t>寶物</w:t>
+      </w:r>
+      <w:r>
+        <w:rPr>
+          <w:lang w:val="zh_TW" w:bidi="zh_TW"/>
+        </w:rPr>
+        <w:t>，又帶走了10,000名俘虜、</w:t>
+      </w:r>
+      <w:r>
+        <w:rPr>
+          <w:lang w:val="zh_TW" w:bidi="zh_TW"/>
+        </w:rPr>
+        <w:t>木匠</w:t>
+      </w:r>
+      <w:r>
+        <w:rPr>
+          <w:lang w:val="zh_TW" w:bidi="zh_TW"/>
+        </w:rPr>
+        <w:t>和鐵匠。除了</w:t>
+      </w:r>
+      <w:r>
+        <w:rPr>
+          <w:lang w:val="zh_TW" w:bidi="zh_TW"/>
+        </w:rPr>
+        <w:t>極貧窮的人</w:t>
+      </w:r>
+      <w:r>
+        <w:rPr>
+          <w:lang w:val="zh_TW" w:bidi="zh_TW"/>
+        </w:rPr>
+        <w:t>外，耶路撒冷幾乎無人居住（</w:t>
+      </w:r>
+      <w:hyperlink r:id="rId72">
+        <w:r>
+          <w:rPr>
+            <w:lang w:val="zh_TW" w:bidi="zh_TW"/>
+          </w:rPr>
+          <w:rPr>
+            <w:color w:val="0000EE"/>
+            <w:u w:val="single"/>
+          </w:rPr>
+          <w:t>王下24:13–16</w:t>
+        </w:r>
+      </w:hyperlink>
+      <w:r>
+        <w:rPr>
+          <w:lang w:val="zh_TW" w:bidi="zh_TW"/>
+        </w:rPr>
+        <w:t>）。</w:t>
+      </w:r>
+    </w:p>
+    <w:p>
+      <w:pPr>
+        <w:pStyle w:val="Heading4"/>
+      </w:pPr>
+      <w:r>
+        <w:rPr>
+          <w:lang w:val="zh_TW" w:bidi="zh_TW"/>
+        </w:rPr>
+        <w:t>外國的</w:t>
+      </w:r>
+      <w:r>
+        <w:rPr>
+          <w:lang w:val="zh_TW" w:bidi="zh_TW"/>
+        </w:rPr>
+        <w:t>課稅</w:t>
+      </w:r>
+    </w:p>
+    <w:p>
+      <w:pPr/>
+      <w:r>
+        <w:rPr>
+          <w:lang w:val="zh_TW" w:bidi="zh_TW"/>
+        </w:rPr>
+      </w:r>
+      <w:r>
+        <w:rPr>
+          <w:lang w:val="zh_TW" w:bidi="zh_TW"/>
+        </w:rPr>
+        <w:t>波斯人建立了一個固定的稅制。在這個制度中，總督（各省的巡撫）</w:t>
+      </w:r>
+      <w:r>
+        <w:rPr>
+          <w:lang w:val="zh_TW" w:bidi="zh_TW"/>
+        </w:rPr>
+        <w:t>需要</w:t>
+      </w:r>
+      <w:r>
+        <w:rPr>
+          <w:lang w:val="zh_TW" w:bidi="zh_TW"/>
+        </w:rPr>
+        <w:t>向皇家庫房支付固定的金額（</w:t>
+      </w:r>
+      <w:hyperlink r:id="rId73">
+        <w:r>
+          <w:rPr>
+            <w:lang w:val="zh_TW" w:bidi="zh_TW"/>
+          </w:rPr>
+          <w:rPr>
+            <w:color w:val="0000EE"/>
+            <w:u w:val="single"/>
+          </w:rPr>
+          <w:t>斯10:1</w:t>
+        </w:r>
+      </w:hyperlink>
+      <w:r>
+        <w:rPr>
+          <w:lang w:val="zh_TW" w:bidi="zh_TW"/>
+        </w:rPr>
+        <w:t>）。亞達薛西一世</w:t>
+      </w:r>
+      <w:r>
+        <w:rPr>
+          <w:lang w:val="zh_TW" w:bidi="zh_TW"/>
+        </w:rPr>
+        <w:t>豁免了</w:t>
+      </w:r>
+      <w:r>
+        <w:rPr>
+          <w:lang w:val="zh_TW" w:bidi="zh_TW"/>
+        </w:rPr>
+        <w:t>祭司、利未人和聖殿工人的稅務責任（</w:t>
+      </w:r>
+      <w:hyperlink r:id="rId74">
+        <w:r>
+          <w:rPr>
+            <w:lang w:val="zh_TW" w:bidi="zh_TW"/>
+          </w:rPr>
+          <w:rPr>
+            <w:color w:val="0000EE"/>
+            <w:u w:val="single"/>
+          </w:rPr>
+          <w:t>拉7:24</w:t>
+        </w:r>
+      </w:hyperlink>
+      <w:r>
+        <w:rPr>
+          <w:lang w:val="zh_TW" w:bidi="zh_TW"/>
+        </w:rPr>
+        <w:t>）。</w:t>
+      </w:r>
+      <w:r>
+        <w:rPr>
+          <w:lang w:val="zh_TW" w:bidi="zh_TW"/>
+        </w:rPr>
+        <w:t>此外，有些</w:t>
+      </w:r>
+      <w:r>
+        <w:rPr>
+          <w:lang w:val="zh_TW" w:bidi="zh_TW"/>
+        </w:rPr>
+        <w:t>巡撫（譯註：和合本譯作「省長」）向</w:t>
+      </w:r>
+      <w:r>
+        <w:rPr>
+          <w:lang w:val="zh_TW" w:bidi="zh_TW"/>
+        </w:rPr>
+        <w:t>百姓索要</w:t>
+      </w:r>
+      <w:r>
+        <w:rPr>
+          <w:lang w:val="zh_TW" w:bidi="zh_TW"/>
+        </w:rPr>
+        <w:t>額外的稅</w:t>
+      </w:r>
+      <w:r>
+        <w:rPr>
+          <w:lang w:val="zh_TW" w:bidi="zh_TW"/>
+        </w:rPr>
+        <w:t>收</w:t>
+      </w:r>
+      <w:r>
+        <w:rPr>
+          <w:lang w:val="zh_TW" w:bidi="zh_TW"/>
+        </w:rPr>
+        <w:t>，</w:t>
+      </w:r>
+      <w:r>
+        <w:rPr>
+          <w:lang w:val="zh_TW" w:bidi="zh_TW"/>
+        </w:rPr>
+        <w:t>用以供應其家庭的開支，</w:t>
+      </w:r>
+      <w:r>
+        <w:rPr>
+          <w:lang w:val="zh_TW" w:bidi="zh_TW"/>
+        </w:rPr>
+        <w:t>包括糧物、酒和</w:t>
+      </w:r>
+      <w:r>
+        <w:rPr>
+          <w:lang w:val="zh_TW" w:bidi="zh_TW"/>
+        </w:rPr>
+        <w:t>銀子</w:t>
+      </w:r>
+      <w:r>
+        <w:rPr>
+          <w:lang w:val="zh_TW" w:bidi="zh_TW"/>
+        </w:rPr>
+        <w:t>40舍客勒（</w:t>
+      </w:r>
+      <w:hyperlink r:id="rId75">
+        <w:r>
+          <w:rPr>
+            <w:lang w:val="zh_TW" w:bidi="zh_TW"/>
+          </w:rPr>
+          <w:rPr>
+            <w:color w:val="0000EE"/>
+            <w:u w:val="single"/>
+          </w:rPr>
+          <w:t>尼5:14–15</w:t>
+        </w:r>
+      </w:hyperlink>
+      <w:r>
+        <w:rPr>
+          <w:lang w:val="zh_TW" w:bidi="zh_TW"/>
+        </w:rPr>
+        <w:t>）。但作為巡撫，尼希米並沒有領取這筆食物津貼，因為他認為當時百姓的稅務負擔已經十分沉重。人們不得不以他們的田地、葡萄園和房屋作抵押借款，以支付「王的稅項」。這意味著如果他們無法償還貸款，就有失去財產的風險。大流士允許猶太人使用王室的稅金來重建聖殿（</w:t>
+      </w:r>
+      <w:hyperlink r:id="rId76">
+        <w:r>
+          <w:rPr>
+            <w:lang w:val="zh_TW" w:bidi="zh_TW"/>
+          </w:rPr>
+          <w:rPr>
+            <w:color w:val="0000EE"/>
+            <w:u w:val="single"/>
+          </w:rPr>
+          <w:t>拉6:7–10</w:t>
+        </w:r>
+      </w:hyperlink>
+      <w:r>
+        <w:rPr>
+          <w:lang w:val="zh_TW" w:bidi="zh_TW"/>
+        </w:rPr>
+        <w:t>）。</w:t>
+      </w:r>
+    </w:p>
+    <w:p>
+      <w:pPr/>
+      <w:r>
+        <w:rPr>
+          <w:lang w:val="zh_TW" w:bidi="zh_TW"/>
+        </w:rPr>
+      </w:r>
+      <w:r>
+        <w:rPr>
+          <w:lang w:val="zh_TW" w:bidi="zh_TW"/>
+        </w:rPr>
+        <w:t>在西流古（Seleucids）、托勒密（Ptolemies）和羅馬的時代，收稅方式有所改變。稅吏的職位被賣給出價最高的人，然後他們從人民身上榨取最高的稅金來建立個人財富。猶太人繳納什一稅以維修聖殿，並</w:t>
+      </w:r>
+      <w:r>
+        <w:rPr>
+          <w:lang w:val="zh_TW" w:bidi="zh_TW"/>
+        </w:rPr>
+        <w:t>繳納</w:t>
+      </w:r>
+      <w:r>
+        <w:rPr>
+          <w:lang w:val="zh_TW" w:bidi="zh_TW"/>
+        </w:rPr>
+        <w:t>高達三分之一的穀物和一半的水果的稅。此外，他們還</w:t>
+      </w:r>
+      <w:r>
+        <w:rPr>
+          <w:lang w:val="zh_TW" w:bidi="zh_TW"/>
+        </w:rPr>
+        <w:t>需要</w:t>
+      </w:r>
+      <w:r>
+        <w:rPr>
+          <w:lang w:val="zh_TW" w:bidi="zh_TW"/>
+        </w:rPr>
+        <w:t>支付</w:t>
+      </w:r>
+      <w:r>
+        <w:rPr>
+          <w:lang w:val="zh_TW" w:bidi="zh_TW"/>
+        </w:rPr>
+        <w:t>消費稅、銷售稅和人頭稅</w:t>
+      </w:r>
+      <w:r>
+        <w:rPr>
+          <w:lang w:val="zh_TW" w:bidi="zh_TW"/>
+        </w:rPr>
+        <w:t>。</w:t>
+      </w:r>
+    </w:p>
+    <w:p>
+      <w:pPr>
+        <w:pStyle w:val="Heading4"/>
+      </w:pPr>
+      <w:r>
+        <w:rPr>
+          <w:lang w:val="zh_TW" w:bidi="zh_TW"/>
+        </w:rPr>
+        <w:t>猶太法律中的稅收與實踐</w:t>
+      </w:r>
+    </w:p>
+    <w:p>
+      <w:pPr/>
+      <w:r>
+        <w:rPr>
+          <w:lang w:val="zh_TW" w:bidi="zh_TW"/>
+        </w:rPr>
+      </w:r>
+      <w:r>
+        <w:rPr>
+          <w:lang w:val="zh_TW" w:bidi="zh_TW"/>
+        </w:rPr>
+        <w:t>除了</w:t>
+      </w:r>
+      <w:r>
+        <w:rPr>
+          <w:lang w:val="zh_TW" w:bidi="zh_TW"/>
+        </w:rPr>
+        <w:t>外國的</w:t>
+      </w:r>
+      <w:r>
+        <w:rPr>
+          <w:lang w:val="zh_TW" w:bidi="zh_TW"/>
+        </w:rPr>
+        <w:t>稅外，</w:t>
+      </w:r>
+      <w:r>
+        <w:rPr>
+          <w:lang w:val="zh_TW" w:bidi="zh_TW"/>
+        </w:rPr>
+        <w:t>世界各地的猶太人，凡20歲以上的</w:t>
+      </w:r>
+      <w:r>
+        <w:rPr>
+          <w:lang w:val="zh_TW" w:bidi="zh_TW"/>
+        </w:rPr>
+        <w:t>（</w:t>
+      </w:r>
+      <w:hyperlink r:id="rId77">
+        <w:r>
+          <w:rPr>
+            <w:lang w:val="zh_TW" w:bidi="zh_TW"/>
+          </w:rPr>
+          <w:rPr>
+            <w:color w:val="0000EE"/>
+            <w:u w:val="single"/>
+          </w:rPr>
+          <w:t>出30:11–16</w:t>
+        </w:r>
+      </w:hyperlink>
+      <w:r>
+        <w:rPr>
+          <w:lang w:val="zh_TW" w:bidi="zh_TW"/>
+        </w:rPr>
+        <w:t>）</w:t>
+      </w:r>
+      <w:r>
+        <w:rPr>
+          <w:lang w:val="zh_TW" w:bidi="zh_TW"/>
+        </w:rPr>
+        <w:t>，每年都要支付半舍客勒來支持耶路撒冷的聖殿</w:t>
+      </w:r>
+      <w:r>
+        <w:rPr>
+          <w:lang w:val="zh_TW" w:bidi="zh_TW"/>
+        </w:rPr>
+        <w:t>（</w:t>
+      </w:r>
+      <w:hyperlink r:id="rId58">
+        <w:r>
+          <w:rPr>
+            <w:lang w:val="zh_TW" w:bidi="zh_TW"/>
+          </w:rPr>
+          <w:rPr>
+            <w:color w:val="0000EE"/>
+            <w:u w:val="single"/>
+          </w:rPr>
+          <w:t>太17:24</w:t>
+        </w:r>
+      </w:hyperlink>
+      <w:r>
+        <w:rPr>
+          <w:lang w:val="zh_TW" w:bidi="zh_TW"/>
+        </w:rPr>
+        <w:t>）。</w:t>
+      </w:r>
+      <w:r>
+        <w:rPr>
+          <w:lang w:val="zh_TW" w:bidi="zh_TW"/>
+        </w:rPr>
+        <w:t>即使在公元70年聖殿被毀後，這項傳統仍然持續</w:t>
+      </w:r>
+      <w:r>
+        <w:rPr>
+          <w:lang w:val="zh_TW" w:bidi="zh_TW"/>
+        </w:rPr>
+        <w:t>。耶穌</w:t>
+      </w:r>
+      <w:r>
+        <w:rPr>
+          <w:lang w:val="zh_TW" w:bidi="zh_TW"/>
+        </w:rPr>
+        <w:t>曾被問及關於這項稅收的問題</w:t>
+      </w:r>
+      <w:r>
+        <w:rPr>
+          <w:lang w:val="zh_TW" w:bidi="zh_TW"/>
+        </w:rPr>
+        <w:t>（</w:t>
+      </w:r>
+      <w:hyperlink r:id="rId78">
+        <w:r>
+          <w:rPr>
+            <w:lang w:val="zh_TW" w:bidi="zh_TW"/>
+          </w:rPr>
+          <w:rPr>
+            <w:color w:val="0000EE"/>
+            <w:u w:val="single"/>
+          </w:rPr>
+          <w:t>太17:25</w:t>
+        </w:r>
+      </w:hyperlink>
+      <w:r>
+        <w:rPr>
+          <w:lang w:val="zh_TW" w:bidi="zh_TW"/>
+        </w:rPr>
+        <w:t>），以及向羅馬繳稅</w:t>
+      </w:r>
+      <w:r>
+        <w:rPr>
+          <w:lang w:val="zh_TW" w:bidi="zh_TW"/>
+        </w:rPr>
+        <w:t>是否合法</w:t>
+      </w:r>
+      <w:r>
+        <w:rPr>
+          <w:lang w:val="zh_TW" w:bidi="zh_TW"/>
+        </w:rPr>
+        <w:t>（</w:t>
+      </w:r>
+      <w:hyperlink r:id="rId79">
+        <w:r>
+          <w:rPr>
+            <w:lang w:val="zh_TW" w:bidi="zh_TW"/>
+          </w:rPr>
+          <w:rPr>
+            <w:color w:val="0000EE"/>
+            <w:u w:val="single"/>
+          </w:rPr>
+          <w:t>太22:17</w:t>
+        </w:r>
+      </w:hyperlink>
+      <w:r>
+        <w:rPr>
+          <w:lang w:val="zh_TW" w:bidi="zh_TW"/>
+        </w:rPr>
+        <w:t>；</w:t>
+      </w:r>
+      <w:hyperlink r:id="rId80">
+        <w:r>
+          <w:rPr>
+            <w:lang w:val="zh_TW" w:bidi="zh_TW"/>
+          </w:rPr>
+          <w:rPr>
+            <w:color w:val="0000EE"/>
+            <w:u w:val="single"/>
+          </w:rPr>
+          <w:t>可12:14–15</w:t>
+        </w:r>
+      </w:hyperlink>
+      <w:r>
+        <w:rPr>
+          <w:lang w:val="zh_TW" w:bidi="zh_TW"/>
+        </w:rPr>
+        <w:t>；</w:t>
+      </w:r>
+      <w:hyperlink r:id="rId81">
+        <w:r>
+          <w:rPr>
+            <w:lang w:val="zh_TW" w:bidi="zh_TW"/>
+          </w:rPr>
+          <w:rPr>
+            <w:color w:val="0000EE"/>
+            <w:u w:val="single"/>
+          </w:rPr>
+          <w:t>路20:22</w:t>
+        </w:r>
+      </w:hyperlink>
+      <w:r>
+        <w:rPr>
+          <w:lang w:val="zh_TW" w:bidi="zh_TW"/>
+        </w:rPr>
+        <w:t>）。儘管耶穌</w:t>
+      </w:r>
+      <w:r>
+        <w:rPr>
+          <w:lang w:val="zh_TW" w:bidi="zh_TW"/>
+        </w:rPr>
+        <w:t>以著名的回答──</w:t>
+      </w:r>
+      <w:r>
+        <w:rPr>
+          <w:lang w:val="zh_TW" w:bidi="zh_TW"/>
+        </w:rPr>
+        <w:t>「</w:t>
+      </w:r>
+      <w:r>
+        <w:rPr>
+          <w:lang w:val="zh_TW" w:bidi="zh_TW"/>
+        </w:rPr>
+        <w:t>凱撒的物當歸給凱撒；神的物當歸給神</w:t>
+      </w:r>
+      <w:r>
+        <w:rPr>
+          <w:lang w:val="zh_TW" w:bidi="zh_TW"/>
+        </w:rPr>
+        <w:t>」 (</w:t>
+      </w:r>
+      <w:hyperlink r:id="rId82">
+        <w:r>
+          <w:rPr>
+            <w:lang w:val="zh_TW" w:bidi="zh_TW"/>
+          </w:rPr>
+          <w:rPr>
+            <w:color w:val="0000EE"/>
+            <w:u w:val="single"/>
+          </w:rPr>
+          <w:t>太22:21</w:t>
+        </w:r>
+      </w:hyperlink>
+      <w:r>
+        <w:rPr>
+          <w:lang w:val="zh_TW" w:bidi="zh_TW"/>
+        </w:rPr>
+        <w:t>；</w:t>
+      </w:r>
+      <w:hyperlink r:id="rId83">
+        <w:r>
+          <w:rPr>
+            <w:lang w:val="zh_TW" w:bidi="zh_TW"/>
+          </w:rPr>
+          <w:rPr>
+            <w:color w:val="0000EE"/>
+            <w:u w:val="single"/>
+          </w:rPr>
+          <w:t>可12:17</w:t>
+        </w:r>
+      </w:hyperlink>
+      <w:r>
+        <w:rPr>
+          <w:lang w:val="zh_TW" w:bidi="zh_TW"/>
+        </w:rPr>
+        <w:t>；</w:t>
+      </w:r>
+      <w:hyperlink r:id="rId84">
+        <w:r>
+          <w:rPr>
+            <w:lang w:val="zh_TW" w:bidi="zh_TW"/>
+          </w:rPr>
+          <w:rPr>
+            <w:color w:val="0000EE"/>
+            <w:u w:val="single"/>
+          </w:rPr>
+          <w:t xml:space="preserve">路 20:25) </w:t>
+        </w:r>
+      </w:hyperlink>
+      <w:r>
+        <w:rPr>
+          <w:lang w:val="zh_TW" w:bidi="zh_TW"/>
+        </w:rPr>
+        <w:t>──回應 ，但他仍在彼拉多面前被指控禁止納稅給凱撒（</w:t>
+      </w:r>
+      <w:hyperlink r:id="rId85">
+        <w:r>
+          <w:rPr>
+            <w:lang w:val="zh_TW" w:bidi="zh_TW"/>
+          </w:rPr>
+          <w:rPr>
+            <w:color w:val="0000EE"/>
+            <w:u w:val="single"/>
+          </w:rPr>
+          <w:t>路23:2</w:t>
+        </w:r>
+      </w:hyperlink>
+      <w:r>
+        <w:rPr>
+          <w:lang w:val="zh_TW" w:bidi="zh_TW"/>
+        </w:rPr>
+        <w:t>）。早期教會也支持將納稅視為公民義務（</w:t>
+      </w:r>
+      <w:hyperlink r:id="rId86">
+        <w:r>
+          <w:rPr>
+            <w:lang w:val="zh_TW" w:bidi="zh_TW"/>
+          </w:rPr>
+          <w:rPr>
+            <w:color w:val="0000EE"/>
+            <w:u w:val="single"/>
+          </w:rPr>
+          <w:t>羅13:5–7</w:t>
+        </w:r>
+      </w:hyperlink>
+      <w:r>
+        <w:rPr>
+          <w:lang w:val="zh_TW" w:bidi="zh_TW"/>
+        </w:rPr>
+        <w:t>）。</w:t>
+      </w:r>
+    </w:p>
+    <w:p>
+      <w:pPr/>
+      <w:r>
+        <w:rPr>
+          <w:lang w:val="zh_TW" w:bidi="zh_TW"/>
+        </w:rPr>
+      </w:r>
+      <w:r>
+        <w:rPr>
+          <w:i/>
+          <w:lang w:val="zh_TW" w:bidi="zh_TW"/>
+        </w:rPr>
+        <w:t>另見</w:t>
+      </w:r>
+      <w:r>
+        <w:rPr>
+          <w:lang w:val="zh_TW" w:bidi="zh_TW"/>
+        </w:rPr>
+        <w:t xml:space="preserve"> </w:t>
+      </w:r>
+      <w:r>
+        <w:rPr>
+          <w:lang w:val="zh_TW" w:bidi="zh_TW"/>
+        </w:rPr>
+        <w:t>金錢</w:t>
+      </w:r>
+      <w:r>
+        <w:rPr>
+          <w:lang w:val="zh_TW" w:bidi="zh_TW"/>
+        </w:rPr>
+        <w:t>、</w:t>
+      </w:r>
+      <w:r>
+        <w:rPr>
+          <w:lang w:val="zh_TW" w:bidi="zh_TW"/>
+        </w:rPr>
+        <w:t>銀行家，銀行業</w:t>
+      </w:r>
+      <w:r>
+        <w:rPr>
+          <w:lang w:val="zh_TW" w:bidi="zh_TW"/>
+        </w:rPr>
+        <w:t>、</w:t>
+      </w:r>
+      <w:r>
+        <w:rPr>
+          <w:lang w:val="zh_TW" w:bidi="zh_TW"/>
+        </w:rPr>
+        <w:t>稅吏</w:t>
+      </w:r>
+      <w:r>
+        <w:rPr>
+          <w:lang w:val="zh_TW" w:bidi="zh_TW"/>
+        </w:rPr>
+        <w:t>。</w:t>
+      </w:r>
+      <w:r>
+        <w:rPr>
+          <w:lang w:val="zh_TW" w:bidi="zh_TW"/>
+        </w:rPr>
+      </w:r>
+      <w:r>
+        <w:rPr>
+          <w:lang w:val="zh_TW" w:bidi="zh_TW"/>
+        </w:rPr>
+      </w:r>
+    </w:p>
+    <w:p>
+      <w:pPr/>
+      <w:r>
+        <w:rPr>
+          <w:lang w:val="zh_TW" w:bidi="zh_TW"/>
+        </w:rPr>
+      </w:r>
+    </w:p>
+    <w:p>
+      <w:pPr>
+        <w:pStyle w:val="Heading2"/>
+      </w:pPr>
+      <w:r>
+        <w:rPr>
+          <w:lang w:val="zh_TW" w:bidi="zh_TW"/>
+        </w:rPr>
+        <w:t>睡覺</w:t>
+      </w:r>
+      <w:r>
+        <w:rPr>
+          <w:lang w:val="zh_TW" w:bidi="zh_TW"/>
+        </w:rPr>
+      </w:r>
+    </w:p>
+    <w:p>
+      <w:pPr/>
+      <w:r>
+        <w:rPr>
+          <w:lang w:val="zh_TW" w:bidi="zh_TW"/>
+        </w:rPr>
+      </w:r>
+      <w:r>
+        <w:rPr>
+          <w:lang w:val="zh_TW" w:bidi="zh_TW"/>
+        </w:rPr>
+        <w:t>身心的自然休息狀態。在聖經中，睡覺可以有三個意義：</w:t>
+      </w:r>
+    </w:p>
+    <w:p>
+      <w:pPr>
+        <w:pStyle w:val="ListNumber"/>
+        <w:numPr>
+          <w:ilvl w:val="0"/>
+          <w:numId w:val="14"/>
+        </w:numPr>
+        <w:spacing w:line="240" w:lineRule="auto"/>
+        <w:ind w:left="720"/>
+      </w:pPr>
+      <w:r>
+        <w:rPr>
+          <w:lang w:val="zh_TW" w:bidi="zh_TW"/>
+        </w:rPr>
+      </w:r>
+      <w:r>
+        <w:rPr>
+          <w:lang w:val="zh_TW" w:bidi="zh_TW"/>
+        </w:rPr>
+        <w:t>身體的休息</w:t>
+      </w:r>
+    </w:p>
+    <w:p>
+      <w:pPr>
+        <w:pStyle w:val="ListNumber"/>
+        <w:spacing w:line="240" w:lineRule="auto"/>
+        <w:ind w:left="720"/>
+      </w:pPr>
+      <w:r>
+        <w:rPr>
+          <w:lang w:val="zh_TW" w:bidi="zh_TW"/>
+        </w:rPr>
+      </w:r>
+      <w:r>
+        <w:rPr>
+          <w:lang w:val="zh_TW" w:bidi="zh_TW"/>
+        </w:rPr>
+        <w:t>道德或屬靈上無所作為</w:t>
+      </w:r>
+    </w:p>
+    <w:p>
+      <w:pPr>
+        <w:pStyle w:val="ListNumber"/>
+        <w:spacing w:line="240" w:lineRule="auto"/>
+        <w:ind w:left="720"/>
+      </w:pPr>
+      <w:r>
+        <w:rPr>
+          <w:lang w:val="zh_TW" w:bidi="zh_TW"/>
+        </w:rPr>
+      </w:r>
+      <w:r>
+        <w:rPr>
+          <w:lang w:val="zh_TW" w:bidi="zh_TW"/>
+        </w:rPr>
+        <w:t>死亡</w:t>
+      </w:r>
+    </w:p>
+    <w:p>
+      <w:pPr>
+        <w:pStyle w:val="Heading3"/>
+      </w:pPr>
+      <w:r>
+        <w:rPr>
+          <w:lang w:val="zh_TW" w:bidi="zh_TW"/>
+        </w:rPr>
+        <w:t>睡覺作為身體的需求</w:t>
+      </w:r>
+    </w:p>
+    <w:p>
+      <w:pPr/>
+      <w:r>
+        <w:rPr>
+          <w:lang w:val="zh_TW" w:bidi="zh_TW"/>
+        </w:rPr>
+      </w:r>
+      <w:r>
+        <w:rPr>
+          <w:lang w:val="zh_TW" w:bidi="zh_TW"/>
+        </w:rPr>
+        <w:t>人類身體所需的睡眠，被視為神所賜予珍貴的禮物（</w:t>
+      </w:r>
+      <w:hyperlink r:id="rId87">
+        <w:r>
+          <w:rPr>
+            <w:lang w:val="zh_TW" w:bidi="zh_TW"/>
+          </w:rPr>
+          <w:rPr>
+            <w:color w:val="0000EE"/>
+            <w:u w:val="single"/>
+          </w:rPr>
+          <w:t>詩4:8</w:t>
+        </w:r>
+      </w:hyperlink>
+      <w:r>
+        <w:rPr>
+          <w:lang w:val="zh_TW" w:bidi="zh_TW"/>
+        </w:rPr>
+        <w:t>，</w:t>
+      </w:r>
+      <w:hyperlink r:id="rId88">
+        <w:r>
+          <w:rPr>
+            <w:lang w:val="zh_TW" w:bidi="zh_TW"/>
+          </w:rPr>
+          <w:rPr>
+            <w:color w:val="0000EE"/>
+            <w:u w:val="single"/>
+          </w:rPr>
+          <w:t>127:2</w:t>
+        </w:r>
+      </w:hyperlink>
+      <w:r>
+        <w:rPr>
+          <w:lang w:val="zh_TW" w:bidi="zh_TW"/>
+        </w:rPr>
+        <w:t>）。神可以選擇某人，使他失眠，以達成祂的目的（</w:t>
+      </w:r>
+      <w:hyperlink r:id="rId89">
+        <w:r>
+          <w:rPr>
+            <w:lang w:val="zh_TW" w:bidi="zh_TW"/>
+          </w:rPr>
+          <w:rPr>
+            <w:color w:val="0000EE"/>
+            <w:u w:val="single"/>
+          </w:rPr>
+          <w:t>斯6:1</w:t>
+        </w:r>
+      </w:hyperlink>
+      <w:r>
+        <w:rPr>
+          <w:lang w:val="zh_TW" w:bidi="zh_TW"/>
+        </w:rPr>
+        <w:t>；</w:t>
+      </w:r>
+      <w:hyperlink r:id="rId90">
+        <w:r>
+          <w:rPr>
+            <w:lang w:val="zh_TW" w:bidi="zh_TW"/>
+          </w:rPr>
+          <w:rPr>
+            <w:color w:val="0000EE"/>
+            <w:u w:val="single"/>
+          </w:rPr>
+          <w:t>但6:18</w:t>
+        </w:r>
+      </w:hyperlink>
+      <w:r>
+        <w:rPr>
+          <w:lang w:val="zh_TW" w:bidi="zh_TW"/>
+        </w:rPr>
+        <w:t>）。神也可能賜人沉睡（</w:t>
+      </w:r>
+      <w:hyperlink r:id="rId91">
+        <w:r>
+          <w:rPr>
+            <w:lang w:val="zh_TW" w:bidi="zh_TW"/>
+          </w:rPr>
+          <w:rPr>
+            <w:color w:val="0000EE"/>
+            <w:u w:val="single"/>
+          </w:rPr>
+          <w:t>創2:21</w:t>
+        </w:r>
+      </w:hyperlink>
+      <w:r>
+        <w:rPr>
+          <w:lang w:val="zh_TW" w:bidi="zh_TW"/>
+        </w:rPr>
+        <w:t>，</w:t>
+      </w:r>
+      <w:hyperlink r:id="rId92">
+        <w:r>
+          <w:rPr>
+            <w:lang w:val="zh_TW" w:bidi="zh_TW"/>
+          </w:rPr>
+          <w:rPr>
+            <w:color w:val="0000EE"/>
+            <w:u w:val="single"/>
+          </w:rPr>
+          <w:t>15:12</w:t>
+        </w:r>
+      </w:hyperlink>
+      <w:r>
+        <w:rPr>
+          <w:lang w:val="zh_TW" w:bidi="zh_TW"/>
+        </w:rPr>
+        <w:t>；</w:t>
+      </w:r>
+      <w:hyperlink r:id="rId93">
+        <w:r>
+          <w:rPr>
+            <w:lang w:val="zh_TW" w:bidi="zh_TW"/>
+          </w:rPr>
+          <w:rPr>
+            <w:color w:val="0000EE"/>
+            <w:u w:val="single"/>
+          </w:rPr>
+          <w:t>撒上26:12</w:t>
+        </w:r>
+      </w:hyperlink>
+      <w:r>
+        <w:rPr>
+          <w:lang w:val="zh_TW" w:bidi="zh_TW"/>
+        </w:rPr>
+        <w:t>）。人在睡覺時，神可能會在夢或異象中顯示祂的旨意（例如：</w:t>
+      </w:r>
+      <w:hyperlink r:id="rId94">
+        <w:r>
+          <w:rPr>
+            <w:lang w:val="zh_TW" w:bidi="zh_TW"/>
+          </w:rPr>
+          <w:rPr>
+            <w:color w:val="0000EE"/>
+            <w:u w:val="single"/>
+          </w:rPr>
+          <w:t>創28:11–16</w:t>
+        </w:r>
+      </w:hyperlink>
+      <w:r>
+        <w:rPr>
+          <w:lang w:val="zh_TW" w:bidi="zh_TW"/>
+        </w:rPr>
+        <w:t>；</w:t>
+      </w:r>
+      <w:hyperlink r:id="rId95">
+        <w:r>
+          <w:rPr>
+            <w:lang w:val="zh_TW" w:bidi="zh_TW"/>
+          </w:rPr>
+          <w:rPr>
+            <w:color w:val="0000EE"/>
+            <w:u w:val="single"/>
+          </w:rPr>
+          <w:t>伯4:13–17</w:t>
+        </w:r>
+      </w:hyperlink>
+      <w:r>
+        <w:rPr>
+          <w:lang w:val="zh_TW" w:bidi="zh_TW"/>
+        </w:rPr>
+        <w:t>；</w:t>
+      </w:r>
+      <w:hyperlink r:id="rId96">
+        <w:r>
+          <w:rPr>
+            <w:lang w:val="zh_TW" w:bidi="zh_TW"/>
+          </w:rPr>
+          <w:rPr>
+            <w:color w:val="0000EE"/>
+            <w:u w:val="single"/>
+          </w:rPr>
+          <w:t>太1:20–24</w:t>
+        </w:r>
+      </w:hyperlink>
+      <w:r>
+        <w:rPr>
+          <w:lang w:val="zh_TW" w:bidi="zh_TW"/>
+        </w:rPr>
+        <w:t>）。</w:t>
+      </w:r>
+    </w:p>
+    <w:p>
+      <w:pPr/>
+      <w:r>
+        <w:rPr>
+          <w:lang w:val="zh_TW" w:bidi="zh_TW"/>
+        </w:rPr>
+      </w:r>
+      <w:r>
+        <w:rPr>
+          <w:lang w:val="zh_TW" w:bidi="zh_TW"/>
+        </w:rPr>
+        <w:t>箴言警告，人若沉迷睡覺，會導致生命缺乏紀律。例如，有一則箴言說：「</w:t>
+      </w:r>
+      <w:r>
+        <w:rPr>
+          <w:lang w:val="zh_TW" w:bidi="zh_TW"/>
+        </w:rPr>
+        <w:t>不要貪睡，免致貧窮； 眼要睜開，你就吃飽。</w:t>
+      </w:r>
+      <w:r>
+        <w:rPr>
+          <w:lang w:val="zh_TW" w:bidi="zh_TW"/>
+        </w:rPr>
+        <w:t>」（</w:t>
+      </w:r>
+      <w:hyperlink r:id="rId97">
+        <w:r>
+          <w:rPr>
+            <w:lang w:val="zh_TW" w:bidi="zh_TW"/>
+          </w:rPr>
+          <w:rPr>
+            <w:color w:val="0000EE"/>
+            <w:u w:val="single"/>
+          </w:rPr>
+          <w:t>箴20:13</w:t>
+        </w:r>
+      </w:hyperlink>
+      <w:r>
+        <w:rPr>
+          <w:lang w:val="zh_TW" w:bidi="zh_TW"/>
+        </w:rPr>
+        <w:t>；另見</w:t>
+      </w:r>
+      <w:hyperlink r:id="rId98">
+        <w:r>
+          <w:rPr>
+            <w:lang w:val="zh_TW" w:bidi="zh_TW"/>
+          </w:rPr>
+          <w:rPr>
+            <w:color w:val="0000EE"/>
+            <w:u w:val="single"/>
+          </w:rPr>
+          <w:t>6:9–11</w:t>
+        </w:r>
+      </w:hyperlink>
+      <w:r>
+        <w:rPr>
+          <w:lang w:val="zh_TW" w:bidi="zh_TW"/>
+        </w:rPr>
+        <w:t>，</w:t>
+      </w:r>
+      <w:hyperlink r:id="rId99">
+        <w:r>
+          <w:rPr>
+            <w:lang w:val="zh_TW" w:bidi="zh_TW"/>
+          </w:rPr>
+          <w:rPr>
+            <w:color w:val="0000EE"/>
+            <w:u w:val="single"/>
+          </w:rPr>
+          <w:t>10:5</w:t>
+        </w:r>
+      </w:hyperlink>
+      <w:r>
+        <w:rPr>
+          <w:lang w:val="zh_TW" w:bidi="zh_TW"/>
+        </w:rPr>
+        <w:t>，</w:t>
+      </w:r>
+      <w:hyperlink r:id="rId100">
+        <w:r>
+          <w:rPr>
+            <w:lang w:val="zh_TW" w:bidi="zh_TW"/>
+          </w:rPr>
+          <w:rPr>
+            <w:color w:val="0000EE"/>
+            <w:u w:val="single"/>
+          </w:rPr>
+          <w:t>24:32–34</w:t>
+        </w:r>
+      </w:hyperlink>
+      <w:r>
+        <w:rPr>
+          <w:lang w:val="zh_TW" w:bidi="zh_TW"/>
+        </w:rPr>
+        <w:t>）。</w:t>
+      </w:r>
+    </w:p>
+    <w:p>
+      <w:pPr>
+        <w:pStyle w:val="Heading3"/>
+      </w:pPr>
+      <w:r>
+        <w:rPr>
+          <w:lang w:val="zh_TW" w:bidi="zh_TW"/>
+        </w:rPr>
+        <w:t>睡眠作為道德或屬靈的無所作為</w:t>
+      </w:r>
+    </w:p>
+    <w:p>
+      <w:pPr/>
+      <w:r>
+        <w:rPr>
+          <w:lang w:val="zh_TW" w:bidi="zh_TW"/>
+        </w:rPr>
+      </w:r>
+      <w:r>
+        <w:rPr>
+          <w:lang w:val="zh_TW" w:bidi="zh_TW"/>
+        </w:rPr>
+        <w:t>從象徵角度來說，睡眠用來表達懶惰、粗心和不活躍。</w:t>
+      </w:r>
+      <w:hyperlink r:id="rId101">
+        <w:r>
+          <w:rPr>
+            <w:lang w:val="zh_TW" w:bidi="zh_TW"/>
+          </w:rPr>
+          <w:rPr>
+            <w:color w:val="0000EE"/>
+            <w:u w:val="single"/>
+          </w:rPr>
+          <w:t>以賽亞書五十六章10節</w:t>
+        </w:r>
+      </w:hyperlink>
+      <w:r>
+        <w:rPr>
+          <w:lang w:val="zh_TW" w:bidi="zh_TW"/>
+        </w:rPr>
+        <w:t>提到未盡責成為領袖，帶領神子民的人：「</w:t>
+      </w:r>
+      <w:r>
+        <w:rPr>
+          <w:lang w:val="zh_TW" w:bidi="zh_TW"/>
+        </w:rPr>
+        <w:t>他看守的人是瞎眼的</w:t>
+      </w:r>
+      <w:r>
+        <w:rPr>
+          <w:lang w:val="zh_TW" w:bidi="zh_TW"/>
+        </w:rPr>
+        <w:t>......</w:t>
+      </w:r>
+      <w:r>
+        <w:rPr>
+          <w:lang w:val="zh_TW" w:bidi="zh_TW"/>
+        </w:rPr>
+        <w:t>但知做夢，躺臥，貪睡</w:t>
+      </w:r>
+      <w:r>
+        <w:rPr>
+          <w:lang w:val="zh_TW" w:bidi="zh_TW"/>
+        </w:rPr>
+        <w:t>」。在新約聖經中，主的僕人應保持警醒，以便他們的主人來時，不會發現他們在睡覺（</w:t>
+      </w:r>
+      <w:hyperlink r:id="rId102">
+        <w:r>
+          <w:rPr>
+            <w:lang w:val="zh_TW" w:bidi="zh_TW"/>
+          </w:rPr>
+          <w:rPr>
+            <w:color w:val="0000EE"/>
+            <w:u w:val="single"/>
+          </w:rPr>
+          <w:t>可13:35–37</w:t>
+        </w:r>
+      </w:hyperlink>
+      <w:r>
+        <w:rPr>
+          <w:lang w:val="zh_TW" w:bidi="zh_TW"/>
+        </w:rPr>
+        <w:t>；另見</w:t>
+      </w:r>
+      <w:hyperlink r:id="rId103">
+        <w:r>
+          <w:rPr>
+            <w:lang w:val="zh_TW" w:bidi="zh_TW"/>
+          </w:rPr>
+          <w:rPr>
+            <w:color w:val="0000EE"/>
+            <w:u w:val="single"/>
+          </w:rPr>
+          <w:t>太25:1–13</w:t>
+        </w:r>
+      </w:hyperlink>
+      <w:r>
+        <w:rPr>
+          <w:lang w:val="zh_TW" w:bidi="zh_TW"/>
+        </w:rPr>
+        <w:t>，</w:t>
+      </w:r>
+      <w:hyperlink r:id="rId104">
+        <w:r>
+          <w:rPr>
+            <w:lang w:val="zh_TW" w:bidi="zh_TW"/>
+          </w:rPr>
+          <w:rPr>
+            <w:color w:val="0000EE"/>
+            <w:u w:val="single"/>
+          </w:rPr>
+          <w:t>26:40–46</w:t>
+        </w:r>
+      </w:hyperlink>
+      <w:r>
+        <w:rPr>
+          <w:lang w:val="zh_TW" w:bidi="zh_TW"/>
+        </w:rPr>
+        <w:t>）。在新約聖經的書信中，保羅經常提醒信徒應在屬靈上警醒：</w:t>
+      </w:r>
+    </w:p>
+    <w:p>
+      <w:pPr>
+        <w:pStyle w:val="ListBullet"/>
+        <w:spacing w:line="240" w:lineRule="auto"/>
+        <w:ind w:left="720"/>
+      </w:pPr>
+      <w:r>
+        <w:rPr>
+          <w:lang w:val="zh_TW" w:bidi="zh_TW"/>
+        </w:rPr>
+      </w:r>
+      <w:r>
+        <w:rPr>
+          <w:lang w:val="zh_TW" w:bidi="zh_TW"/>
+        </w:rPr>
+        <w:t>「</w:t>
+      </w:r>
+      <w:r>
+        <w:rPr>
+          <w:lang w:val="zh_TW" w:bidi="zh_TW"/>
+        </w:rPr>
+        <w:t>你這睡着的人當醒過來， 從死裏復活！基督就要光照你了。</w:t>
+      </w:r>
+      <w:r>
+        <w:rPr>
+          <w:lang w:val="zh_TW" w:bidi="zh_TW"/>
+        </w:rPr>
+        <w:t>」（</w:t>
+      </w:r>
+      <w:hyperlink r:id="rId105">
+        <w:r>
+          <w:rPr>
+            <w:lang w:val="zh_TW" w:bidi="zh_TW"/>
+          </w:rPr>
+          <w:rPr>
+            <w:color w:val="0000EE"/>
+            <w:u w:val="single"/>
+          </w:rPr>
+          <w:t>弗5:14</w:t>
+        </w:r>
+      </w:hyperlink>
+      <w:r>
+        <w:rPr>
+          <w:lang w:val="zh_TW" w:bidi="zh_TW"/>
+        </w:rPr>
+        <w:t>）。</w:t>
+      </w:r>
+    </w:p>
+    <w:p>
+      <w:pPr>
+        <w:pStyle w:val="ListBullet"/>
+        <w:spacing w:line="240" w:lineRule="auto"/>
+        <w:ind w:left="720"/>
+      </w:pPr>
+      <w:r>
+        <w:rPr>
+          <w:lang w:val="zh_TW" w:bidi="zh_TW"/>
+        </w:rPr>
+      </w:r>
+      <w:r>
+        <w:rPr>
+          <w:lang w:val="zh_TW" w:bidi="zh_TW"/>
+        </w:rPr>
+        <w:t>「</w:t>
+      </w:r>
+      <w:r>
+        <w:rPr>
+          <w:lang w:val="zh_TW" w:bidi="zh_TW"/>
+        </w:rPr>
+        <w:t>所以，我們不要睡覺像別人一樣，總要警醒謹守。</w:t>
+      </w:r>
+      <w:r>
+        <w:rPr>
+          <w:lang w:val="zh_TW" w:bidi="zh_TW"/>
+        </w:rPr>
+        <w:t>」（</w:t>
+      </w:r>
+      <w:hyperlink r:id="rId106">
+        <w:r>
+          <w:rPr>
+            <w:lang w:val="zh_TW" w:bidi="zh_TW"/>
+          </w:rPr>
+          <w:rPr>
+            <w:color w:val="0000EE"/>
+            <w:u w:val="single"/>
+          </w:rPr>
+          <w:t>帖前5:6</w:t>
+        </w:r>
+      </w:hyperlink>
+      <w:r>
+        <w:rPr>
+          <w:lang w:val="zh_TW" w:bidi="zh_TW"/>
+        </w:rPr>
+        <w:t>）。</w:t>
+      </w:r>
+    </w:p>
+    <w:p>
+      <w:pPr>
+        <w:pStyle w:val="Heading3"/>
+      </w:pPr>
+      <w:r>
+        <w:rPr>
+          <w:lang w:val="zh_TW" w:bidi="zh_TW"/>
+        </w:rPr>
+        <w:t>睡眠如同死亡</w:t>
+      </w:r>
+    </w:p>
+    <w:p>
+      <w:pPr/>
+      <w:r>
+        <w:rPr>
+          <w:lang w:val="zh_TW" w:bidi="zh_TW"/>
+        </w:rPr>
+      </w:r>
+      <w:r>
+        <w:rPr>
+          <w:lang w:val="zh_TW" w:bidi="zh_TW"/>
+        </w:rPr>
+        <w:t>聖經經常將死亡比作睡眠。在舊約聖經中，當一個人去世時，通常說他與他的列祖同睡（例如</w:t>
+      </w:r>
+      <w:hyperlink r:id="rId107">
+        <w:r>
+          <w:rPr>
+            <w:lang w:val="zh_TW" w:bidi="zh_TW"/>
+          </w:rPr>
+          <w:rPr>
+            <w:color w:val="0000EE"/>
+            <w:u w:val="single"/>
+          </w:rPr>
+          <w:t>申31:16</w:t>
+        </w:r>
+      </w:hyperlink>
+      <w:r>
+        <w:rPr>
+          <w:lang w:val="zh_TW" w:bidi="zh_TW"/>
+        </w:rPr>
+        <w:t>；</w:t>
+      </w:r>
+      <w:hyperlink r:id="rId108">
+        <w:r>
+          <w:rPr>
+            <w:lang w:val="zh_TW" w:bidi="zh_TW"/>
+          </w:rPr>
+          <w:rPr>
+            <w:color w:val="0000EE"/>
+            <w:u w:val="single"/>
+          </w:rPr>
+          <w:t>撒下7:12</w:t>
+        </w:r>
+      </w:hyperlink>
+      <w:r>
+        <w:rPr>
+          <w:lang w:val="zh_TW" w:bidi="zh_TW"/>
+        </w:rPr>
+        <w:t>）。</w:t>
+      </w:r>
+    </w:p>
+    <w:p>
+      <w:pPr/>
+      <w:r>
+        <w:rPr>
+          <w:lang w:val="zh_TW" w:bidi="zh_TW"/>
+        </w:rPr>
+      </w:r>
+      <w:r>
+        <w:rPr>
+          <w:lang w:val="zh_TW" w:bidi="zh_TW"/>
+        </w:rPr>
+        <w:t>耶穌將死亡比作睡眠（</w:t>
+      </w:r>
+      <w:hyperlink r:id="rId109">
+        <w:r>
+          <w:rPr>
+            <w:lang w:val="zh_TW" w:bidi="zh_TW"/>
+          </w:rPr>
+          <w:rPr>
+            <w:color w:val="0000EE"/>
+            <w:u w:val="single"/>
+          </w:rPr>
+          <w:t>太9:24</w:t>
+        </w:r>
+      </w:hyperlink>
+      <w:r>
+        <w:rPr>
+          <w:lang w:val="zh_TW" w:bidi="zh_TW"/>
+        </w:rPr>
+        <w:t>；</w:t>
+      </w:r>
+      <w:hyperlink r:id="rId110">
+        <w:r>
+          <w:rPr>
+            <w:lang w:val="zh_TW" w:bidi="zh_TW"/>
+          </w:rPr>
+          <w:rPr>
+            <w:color w:val="0000EE"/>
+            <w:u w:val="single"/>
+          </w:rPr>
+          <w:t>約11:11</w:t>
+        </w:r>
+      </w:hyperlink>
+      <w:r>
+        <w:rPr>
+          <w:lang w:val="zh_TW" w:bidi="zh_TW"/>
+        </w:rPr>
+        <w:t>），使徒保羅也是如此（</w:t>
+      </w:r>
+      <w:hyperlink r:id="rId111">
+        <w:r>
+          <w:rPr>
+            <w:lang w:val="zh_TW" w:bidi="zh_TW"/>
+          </w:rPr>
+          <w:rPr>
+            <w:color w:val="0000EE"/>
+            <w:u w:val="single"/>
+          </w:rPr>
+          <w:t>林前11:30</w:t>
+        </w:r>
+      </w:hyperlink>
+      <w:r>
+        <w:rPr>
+          <w:lang w:val="zh_TW" w:bidi="zh_TW"/>
+        </w:rPr>
+        <w:t>，</w:t>
+      </w:r>
+      <w:hyperlink r:id="rId112">
+        <w:r>
+          <w:rPr>
+            <w:lang w:val="zh_TW" w:bidi="zh_TW"/>
+          </w:rPr>
+          <w:rPr>
+            <w:color w:val="0000EE"/>
+            <w:u w:val="single"/>
+          </w:rPr>
+          <w:t>15:20、51</w:t>
+        </w:r>
+      </w:hyperlink>
+      <w:r>
+        <w:rPr>
+          <w:lang w:val="zh_TW" w:bidi="zh_TW"/>
+        </w:rPr>
+        <w:t>；</w:t>
+      </w:r>
+      <w:hyperlink r:id="rId113">
+        <w:r>
+          <w:rPr>
+            <w:lang w:val="zh_TW" w:bidi="zh_TW"/>
+          </w:rPr>
+          <w:rPr>
+            <w:color w:val="0000EE"/>
+            <w:u w:val="single"/>
+          </w:rPr>
+          <w:t>帖前4:13–14</w:t>
+        </w:r>
+      </w:hyperlink>
+      <w:r>
+        <w:rPr>
+          <w:lang w:val="zh_TW" w:bidi="zh_TW"/>
+        </w:rPr>
+        <w:t>）。這些陳述中顯示了死亡的暫時性，因此它被稱為睡眠。甚至</w:t>
+      </w:r>
+      <w:hyperlink r:id="rId114">
+        <w:r>
+          <w:rPr>
+            <w:lang w:val="zh_TW" w:bidi="zh_TW"/>
+          </w:rPr>
+          <w:rPr>
+            <w:color w:val="0000EE"/>
+            <w:u w:val="single"/>
+          </w:rPr>
+          <w:t>但以理書十二章二節</w:t>
+        </w:r>
+      </w:hyperlink>
+      <w:r>
+        <w:rPr>
+          <w:lang w:val="zh_TW" w:bidi="zh_TW"/>
+        </w:rPr>
+        <w:t>也說死亡是睡眠，「</w:t>
+      </w:r>
+      <w:r>
+        <w:rPr>
+          <w:lang w:val="zh_TW" w:bidi="zh_TW"/>
+        </w:rPr>
+        <w:t>睡在塵埃中的，必有多人復醒。其中有得永生的，有受羞辱永遠被憎惡的。</w:t>
+      </w:r>
+      <w:r>
+        <w:rPr>
+          <w:lang w:val="zh_TW" w:bidi="zh_TW"/>
+        </w:rPr>
+        <w:t>」</w:t>
+      </w:r>
+    </w:p>
+    <w:p>
+      <w:pPr/>
+      <w:r>
+        <w:rPr>
+          <w:lang w:val="zh_TW" w:bidi="zh_TW"/>
+        </w:rPr>
+      </w:r>
+      <w:r>
+        <w:rPr>
+          <w:lang w:val="zh_TW" w:bidi="zh_TW"/>
+        </w:rPr>
+        <w:t>新約聖經中的其他段落更為具體，包括</w:t>
+      </w:r>
+      <w:hyperlink r:id="rId115">
+        <w:r>
+          <w:rPr>
+            <w:lang w:val="zh_TW" w:bidi="zh_TW"/>
+          </w:rPr>
+          <w:rPr>
+            <w:color w:val="0000EE"/>
+            <w:u w:val="single"/>
+          </w:rPr>
+          <w:t>路加福音二十三章43節</w:t>
+        </w:r>
+      </w:hyperlink>
+      <w:r>
+        <w:rPr>
+          <w:lang w:val="zh_TW" w:bidi="zh_TW"/>
+        </w:rPr>
+        <w:t>；</w:t>
+      </w:r>
+      <w:hyperlink r:id="rId116">
+        <w:r>
+          <w:rPr>
+            <w:lang w:val="zh_TW" w:bidi="zh_TW"/>
+          </w:rPr>
+          <w:rPr>
+            <w:color w:val="0000EE"/>
+            <w:u w:val="single"/>
+          </w:rPr>
+          <w:t>哥林多後書五章8節</w:t>
+        </w:r>
+      </w:hyperlink>
+      <w:r>
+        <w:rPr>
+          <w:lang w:val="zh_TW" w:bidi="zh_TW"/>
+        </w:rPr>
+        <w:t>；</w:t>
+      </w:r>
+      <w:hyperlink r:id="rId117">
+        <w:r>
+          <w:rPr>
+            <w:lang w:val="zh_TW" w:bidi="zh_TW"/>
+          </w:rPr>
+          <w:rPr>
+            <w:color w:val="0000EE"/>
+            <w:u w:val="single"/>
+          </w:rPr>
+          <w:t>腓利比書一章23節</w:t>
+        </w:r>
+      </w:hyperlink>
+      <w:r>
+        <w:rPr>
+          <w:lang w:val="zh_TW" w:bidi="zh_TW"/>
+        </w:rPr>
+        <w:t>和</w:t>
+      </w:r>
+      <w:hyperlink r:id="rId118">
+        <w:r>
+          <w:rPr>
+            <w:lang w:val="zh_TW" w:bidi="zh_TW"/>
+          </w:rPr>
+          <w:rPr>
+            <w:color w:val="0000EE"/>
+            <w:u w:val="single"/>
+          </w:rPr>
+          <w:t>帖撒羅尼迦前書五章13至14節</w:t>
+        </w:r>
+      </w:hyperlink>
+      <w:r>
+        <w:rPr>
+          <w:lang w:val="zh_TW" w:bidi="zh_TW"/>
+        </w:rPr>
+        <w:t>，其上下文的語境對我們理解聖經中死亡的意義，也十分重要。在上述路加福音的經文中，耶穌釘十字架時，曾對垂死的強盗說：「</w:t>
+      </w:r>
+      <w:r>
+        <w:rPr>
+          <w:lang w:val="zh_TW" w:bidi="zh_TW"/>
+        </w:rPr>
+        <w:t>今日你要同我在樂園裏了。</w:t>
+      </w:r>
+      <w:r>
+        <w:rPr>
+          <w:lang w:val="zh_TW" w:bidi="zh_TW"/>
+        </w:rPr>
+        <w:t>」在上述哥林多後書的例子中，保羅談到死亡對他來說是去「與主同住」。</w:t>
       </w:r>
       <w:r>
         <w:rPr>
@@ -2181,6 +5691,12 @@
   </w:num>
   <w:num w:numId="13" w16cid:durableId="592781308">
     <w:abstractNumId w:val="11"/>
+  </w:num>
+  <w:num w:numId="14">
+    <w:abstractNumId w:val="3"/>
+    <w:lvlOverride w:ilvl="0">
+      <w:startOverride w:val="1"/>
+    </w:lvlOverride>
   </w:num>
   <w:numIdMacAtCleanup w:val="10"/>
 </w:numbering>
